--- a/por/docx/37.content.docx
+++ b/por/docx/37.content.docx
@@ -11,6 +11,15 @@
         <w:pStyle w:val="Heading2"/>
       </w:pPr>
       <w:r>
+        <w:t>Resource: Notas de Estudo (Tyndale)</w:t>
+      </w:r>
+      <w:r/>
+    </w:p>
+    <w:p>
+      <w:pPr>
+        <w:pStyle w:val="Heading2"/>
+      </w:pPr>
+      <w:r>
         <w:t>License Information</w:t>
       </w:r>
       <w:r/>
@@ -21,7 +30,7 @@
         <w:rPr>
           <w:b/>
         </w:rPr>
-        <w:t>Study Notes (Tyndale)</w:t>
+        <w:t>Notas de Estudo (Tyndale)</w:t>
       </w:r>
       <w:r>
         <w:t xml:space="preserve"> (Portuguese) is based on</w:t>
@@ -74,7 +83,7 @@
         <w:pStyle w:val="Heading1"/>
       </w:pPr>
       <w:r>
-        <w:t>Study Notes (Tyndale)</w:t>
+        <w:t>Notas de Estudo (Tyndale)</w:t>
       </w:r>
     </w:p>
     <w:p>
@@ -83,6 +92,51 @@
           <w:headerReference w:type="even" r:id="rId8"/>
           <w:headerReference w:type="default" r:id="rId9"/>
           <w:footerReference w:type="default" r:id="rId10"/>
+          <w:footnotePr>
+            <w:numRestart w:val="eachSect"/>
+          </w:footnotePr>
+          <w:type w:val="continuous"/>
+          <w:pgSz w:w="12240" w:h="15840" w:code="1"/>
+          <w:pgMar w:top="1440" w:right="1440" w:bottom="1440" w:left="1440" w:header="504" w:footer="504" w:gutter="0"/>
+          <w:cols w:space="708"/>
+          <w:titlePg/>
+          <w:docGrid w:linePitch="360"/>
+        </w:sectPr>
+      </w:pPr>
+    </w:p>
+    <w:p>
+      <w:r/>
+    </w:p>
+    <w:p>
+      <w:pPr>
+        <w:pStyle w:val="Heading2"/>
+      </w:pPr>
+      <w:r>
+        <w:t>HAG</w:t>
+      </w:r>
+      <w:r/>
+    </w:p>
+    <w:p>
+      <w:r/>
+      <w:r>
+        <w:rPr>
+          <w:i/>
+        </w:rPr>
+        <w:t>Ageu 1.1, Ageu 1.1–15, Ageu 1.2, Ageu 1.4, Ageu 1.5, Ageu 1.6, Ageu 1.8, Ageu 1.9, Ageu 1.11, Ageu 1.12, Ageu 1.13, Ageu 1.14, Ageu 2.1, Ageu 2.1–9, Ageu 2.3, Ageu 2.4, Ageu 2.5, Ageu 2.6–7, Ageu 2.7, Ageu 2.9, Ageu 2.10–19, Ageu 2.11, Ageu 2.12, Ageu 2.13, Ageu 2.14, Ageu 2.15, Ageu 2.17, Ageu 2.18, Ageu 2.19, Ageu 2.20–23, Ageu 2.21, Ageu 2.22, Ageu 2.23</w:t>
+      </w:r>
+      <w:r/>
+    </w:p>
+    <w:p>
+      <w:r/>
+      <w:r>
+        <w:t xml:space="preserve"> </w:t>
+      </w:r>
+      <w:r/>
+      <w:r/>
+    </w:p>
+    <w:p>
+      <w:pPr>
+        <w:sectPr>
           <w:footnotePr>
             <w:numRestart w:val="eachSect"/>
           </w:footnotePr>

--- a/por/docx/37.content.docx
+++ b/por/docx/37.content.docx
@@ -4,49 +4,89 @@
   <w:body>
     <w:p/>
     <w:p>
-      <w:r/>
+      <w:pPr/>
+      <w:r>
+        <w:rPr>
+          <w:lang w:val="pt_PT" w:bidi="pt_PT"/>
+        </w:rPr>
+      </w:r>
     </w:p>
     <w:p>
       <w:pPr>
         <w:pStyle w:val="Heading2"/>
       </w:pPr>
       <w:r>
+        <w:rPr>
+          <w:lang w:val="pt_PT" w:bidi="pt_PT"/>
+        </w:rPr>
         <w:t>Resource: Notas de Estudo (Tyndale)</w:t>
       </w:r>
-      <w:r/>
+      <w:r>
+        <w:rPr>
+          <w:lang w:val="pt_PT" w:bidi="pt_PT"/>
+        </w:rPr>
+      </w:r>
     </w:p>
     <w:p>
       <w:pPr>
         <w:pStyle w:val="Heading2"/>
       </w:pPr>
       <w:r>
+        <w:rPr>
+          <w:lang w:val="pt_PT" w:bidi="pt_PT"/>
+        </w:rPr>
         <w:t>License Information</w:t>
       </w:r>
-      <w:r/>
-    </w:p>
-    <w:p>
-      <w:r/>
+      <w:r>
+        <w:rPr>
+          <w:lang w:val="pt_PT" w:bidi="pt_PT"/>
+        </w:rPr>
+      </w:r>
+    </w:p>
+    <w:p>
+      <w:pPr/>
+      <w:r>
+        <w:rPr>
+          <w:lang w:val="pt_PT" w:bidi="pt_PT"/>
+        </w:rPr>
+      </w:r>
       <w:r>
         <w:rPr>
           <w:b/>
+          <w:lang w:val="pt_PT" w:bidi="pt_PT"/>
         </w:rPr>
         <w:t>Notas de Estudo (Tyndale)</w:t>
       </w:r>
       <w:r>
+        <w:rPr>
+          <w:lang w:val="pt_PT" w:bidi="pt_PT"/>
+        </w:rPr>
         <w:t xml:space="preserve"> (Portuguese) is based on</w:t>
       </w:r>
       <w:r>
+        <w:rPr>
+          <w:lang w:val="pt_PT" w:bidi="pt_PT"/>
+        </w:rPr>
         <w:t xml:space="preserve">: </w:t>
       </w:r>
       <w:r>
+        <w:rPr>
+          <w:lang w:val="pt_PT" w:bidi="pt_PT"/>
+        </w:rPr>
         <w:t>Tyndale Open Study Notes</w:t>
       </w:r>
       <w:r>
+        <w:rPr>
+          <w:lang w:val="pt_PT" w:bidi="pt_PT"/>
+        </w:rPr>
         <w:t xml:space="preserve">, </w:t>
       </w:r>
       <w:hyperlink r:id="rId13">
         <w:r>
           <w:rPr>
+            <w:lang w:val="pt_PT" w:bidi="pt_PT"/>
+          </w:rPr>
+          <w:rPr>
             <w:color w:val="0000EE"/>
             <w:u w:val="single"/>
           </w:rPr>
@@ -54,11 +94,17 @@
         </w:r>
       </w:hyperlink>
       <w:r>
+        <w:rPr>
+          <w:lang w:val="pt_PT" w:bidi="pt_PT"/>
+        </w:rPr>
         <w:t xml:space="preserve">, 2019, which is licensed under a </w:t>
       </w:r>
       <w:hyperlink r:id="rId14">
         <w:r>
           <w:rPr>
+            <w:lang w:val="pt_PT" w:bidi="pt_PT"/>
+          </w:rPr>
+          <w:rPr>
             <w:color w:val="0000EE"/>
             <w:u w:val="single"/>
           </w:rPr>
@@ -66,23 +112,49 @@
         </w:r>
       </w:hyperlink>
       <w:r>
+        <w:rPr>
+          <w:lang w:val="pt_PT" w:bidi="pt_PT"/>
+        </w:rPr>
         <w:t>.</w:t>
       </w:r>
-      <w:r/>
-    </w:p>
-    <w:p>
-      <w:r/>
-      <w:r>
+      <w:r>
+        <w:rPr>
+          <w:lang w:val="pt_PT" w:bidi="pt_PT"/>
+        </w:rPr>
+      </w:r>
+    </w:p>
+    <w:p>
+      <w:pPr/>
+      <w:r>
+        <w:rPr>
+          <w:lang w:val="pt_PT" w:bidi="pt_PT"/>
+        </w:rPr>
+      </w:r>
+      <w:r>
+        <w:rPr>
+          <w:lang w:val="pt_PT" w:bidi="pt_PT"/>
+        </w:rPr>
         <w:t>This PDF version is provided under the same license.</w:t>
       </w:r>
-      <w:r/>
-      <w:r/>
+      <w:r>
+        <w:rPr>
+          <w:lang w:val="pt_PT" w:bidi="pt_PT"/>
+        </w:rPr>
+      </w:r>
+      <w:r>
+        <w:rPr>
+          <w:lang w:val="pt_PT" w:bidi="pt_PT"/>
+        </w:rPr>
+      </w:r>
     </w:p>
     <w:p>
       <w:pPr>
         <w:pStyle w:val="Heading1"/>
       </w:pPr>
       <w:r>
+        <w:rPr>
+          <w:lang w:val="pt_PT" w:bidi="pt_PT"/>
+        </w:rPr>
         <w:t>Notas de Estudo (Tyndale)</w:t>
       </w:r>
     </w:p>
@@ -105,34 +177,72 @@
       </w:pPr>
     </w:p>
     <w:p>
-      <w:r/>
+      <w:pPr/>
+      <w:r>
+        <w:rPr>
+          <w:lang w:val="pt_PT" w:bidi="pt_PT"/>
+        </w:rPr>
+      </w:r>
     </w:p>
     <w:p>
       <w:pPr>
         <w:pStyle w:val="Heading2"/>
       </w:pPr>
       <w:r>
+        <w:rPr>
+          <w:lang w:val="pt_PT" w:bidi="pt_PT"/>
+        </w:rPr>
         <w:t>HAG</w:t>
       </w:r>
-      <w:r/>
-    </w:p>
-    <w:p>
-      <w:r/>
+      <w:r>
+        <w:rPr>
+          <w:lang w:val="pt_PT" w:bidi="pt_PT"/>
+        </w:rPr>
+      </w:r>
+    </w:p>
+    <w:p>
+      <w:pPr/>
+      <w:r>
+        <w:rPr>
+          <w:lang w:val="pt_PT" w:bidi="pt_PT"/>
+        </w:rPr>
+      </w:r>
       <w:r>
         <w:rPr>
           <w:i/>
+          <w:lang w:val="pt_PT" w:bidi="pt_PT"/>
         </w:rPr>
         <w:t>Ageu 1.1, Ageu 1.1–15, Ageu 1.2, Ageu 1.4, Ageu 1.5, Ageu 1.6, Ageu 1.8, Ageu 1.9, Ageu 1.11, Ageu 1.12, Ageu 1.13, Ageu 1.14, Ageu 2.1, Ageu 2.1–9, Ageu 2.3, Ageu 2.4, Ageu 2.5, Ageu 2.6–7, Ageu 2.7, Ageu 2.9, Ageu 2.10–19, Ageu 2.11, Ageu 2.12, Ageu 2.13, Ageu 2.14, Ageu 2.15, Ageu 2.17, Ageu 2.18, Ageu 2.19, Ageu 2.20–23, Ageu 2.21, Ageu 2.22, Ageu 2.23</w:t>
       </w:r>
-      <w:r/>
-    </w:p>
-    <w:p>
-      <w:r/>
-      <w:r>
+      <w:r>
+        <w:rPr>
+          <w:lang w:val="pt_PT" w:bidi="pt_PT"/>
+        </w:rPr>
+      </w:r>
+    </w:p>
+    <w:p>
+      <w:pPr/>
+      <w:r>
+        <w:rPr>
+          <w:lang w:val="pt_PT" w:bidi="pt_PT"/>
+        </w:rPr>
+      </w:r>
+      <w:r>
+        <w:rPr>
+          <w:lang w:val="pt_PT" w:bidi="pt_PT"/>
+        </w:rPr>
         <w:t xml:space="preserve"> </w:t>
       </w:r>
-      <w:r/>
-      <w:r/>
+      <w:r>
+        <w:rPr>
+          <w:lang w:val="pt_PT" w:bidi="pt_PT"/>
+        </w:rPr>
+      </w:r>
+      <w:r>
+        <w:rPr>
+          <w:lang w:val="pt_PT" w:bidi="pt_PT"/>
+        </w:rPr>
+      </w:r>
     </w:p>
     <w:p>
       <w:pPr>
@@ -150,34 +260,61 @@
       </w:pPr>
     </w:p>
     <w:p>
-      <w:r/>
+      <w:pPr/>
+      <w:r>
+        <w:rPr>
+          <w:lang w:val="pt_PT" w:bidi="pt_PT"/>
+        </w:rPr>
+      </w:r>
     </w:p>
     <w:p>
       <w:pPr>
         <w:pStyle w:val="Heading2"/>
       </w:pPr>
       <w:r>
+        <w:rPr>
+          <w:lang w:val="pt_PT" w:bidi="pt_PT"/>
+        </w:rPr>
         <w:t>Ageu 1.1</w:t>
       </w:r>
-      <w:r/>
-    </w:p>
-    <w:p>
-      <w:r/>
-      <w:r>
+      <w:r>
+        <w:rPr>
+          <w:lang w:val="pt_PT" w:bidi="pt_PT"/>
+        </w:rPr>
+      </w:r>
+    </w:p>
+    <w:p>
+      <w:pPr/>
+      <w:r>
+        <w:rPr>
+          <w:lang w:val="pt_PT" w:bidi="pt_PT"/>
+        </w:rPr>
+      </w:r>
+      <w:r>
+        <w:rPr>
+          <w:lang w:val="pt_PT" w:bidi="pt_PT"/>
+        </w:rPr>
         <w:t>Esta declaração introdutória (</w:t>
       </w:r>
       <w:r>
         <w:rPr>
           <w:i/>
+          <w:lang w:val="pt_PT" w:bidi="pt_PT"/>
         </w:rPr>
         <w:t>superscrição</w:t>
       </w:r>
       <w:r>
+        <w:rPr>
+          <w:lang w:val="pt_PT" w:bidi="pt_PT"/>
+        </w:rPr>
         <w:t xml:space="preserve">) identifica o autor, o público, a data e a ocasião que motivou a profecia. • No segundo ano: O Rei Dario I (Histaspes) governou a Pérsia de 521 a 486 a.C., no início do Império Persa (539–331 a.C.). As mensagens de Ageu estão entre as profecias mais precisamente datadas do Antigo Testamento. • Profeta (hebraico nabi’) designa Ageu como um representante de Deus que fala com a autoridade de Deus, que o enviou. • Zorobabel liderou um grupo de hebreus de volta à Palestina após o exílio babilônico e foi o governador de Judá nomeado pelos persas na época do ministério de Ageu (veja </w:t>
       </w:r>
       <w:hyperlink r:id="rId15">
         <w:r>
           <w:rPr>
+            <w:lang w:val="pt_PT" w:bidi="pt_PT"/>
+          </w:rPr>
+          <w:rPr>
             <w:color w:val="0000EE"/>
             <w:u w:val="single"/>
           </w:rPr>
@@ -185,11 +322,17 @@
         </w:r>
       </w:hyperlink>
       <w:r>
+        <w:rPr>
+          <w:lang w:val="pt_PT" w:bidi="pt_PT"/>
+        </w:rPr>
         <w:t xml:space="preserve">; </w:t>
       </w:r>
       <w:hyperlink r:id="rId16">
         <w:r>
           <w:rPr>
+            <w:lang w:val="pt_PT" w:bidi="pt_PT"/>
+          </w:rPr>
+          <w:rPr>
             <w:color w:val="0000EE"/>
             <w:u w:val="single"/>
           </w:rPr>
@@ -197,11 +340,17 @@
         </w:r>
       </w:hyperlink>
       <w:r>
+        <w:rPr>
+          <w:lang w:val="pt_PT" w:bidi="pt_PT"/>
+        </w:rPr>
         <w:t xml:space="preserve">; </w:t>
       </w:r>
       <w:hyperlink r:id="rId17">
         <w:r>
           <w:rPr>
+            <w:lang w:val="pt_PT" w:bidi="pt_PT"/>
+          </w:rPr>
+          <w:rPr>
             <w:color w:val="0000EE"/>
             <w:u w:val="single"/>
           </w:rPr>
@@ -209,11 +358,17 @@
         </w:r>
       </w:hyperlink>
       <w:r>
+        <w:rPr>
+          <w:lang w:val="pt_PT" w:bidi="pt_PT"/>
+        </w:rPr>
         <w:t>). • Jesua era o sumo sacerdote naquela época. Sob sua supervisão, o altar foi reconstruído e o Segundo Templo foi dedicado (</w:t>
       </w:r>
       <w:hyperlink r:id="rId16">
         <w:r>
           <w:rPr>
+            <w:lang w:val="pt_PT" w:bidi="pt_PT"/>
+          </w:rPr>
+          <w:rPr>
             <w:color w:val="0000EE"/>
             <w:u w:val="single"/>
           </w:rPr>
@@ -221,11 +376,17 @@
         </w:r>
       </w:hyperlink>
       <w:r>
+        <w:rPr>
+          <w:lang w:val="pt_PT" w:bidi="pt_PT"/>
+        </w:rPr>
         <w:t xml:space="preserve">; </w:t>
       </w:r>
       <w:hyperlink r:id="rId18">
         <w:r>
           <w:rPr>
+            <w:lang w:val="pt_PT" w:bidi="pt_PT"/>
+          </w:rPr>
+          <w:rPr>
             <w:color w:val="0000EE"/>
             <w:u w:val="single"/>
           </w:rPr>
@@ -233,11 +394,17 @@
         </w:r>
       </w:hyperlink>
       <w:r>
+        <w:rPr>
+          <w:lang w:val="pt_PT" w:bidi="pt_PT"/>
+        </w:rPr>
         <w:t xml:space="preserve">; </w:t>
       </w:r>
       <w:hyperlink r:id="rId19">
         <w:r>
           <w:rPr>
+            <w:lang w:val="pt_PT" w:bidi="pt_PT"/>
+          </w:rPr>
+          <w:rPr>
             <w:color w:val="0000EE"/>
             <w:u w:val="single"/>
           </w:rPr>
@@ -245,51 +412,113 @@
         </w:r>
       </w:hyperlink>
       <w:r>
+        <w:rPr>
+          <w:lang w:val="pt_PT" w:bidi="pt_PT"/>
+        </w:rPr>
         <w:t>).</w:t>
       </w:r>
-      <w:r/>
-      <w:r/>
-    </w:p>
-    <w:p>
-      <w:r/>
+      <w:r>
+        <w:rPr>
+          <w:lang w:val="pt_PT" w:bidi="pt_PT"/>
+        </w:rPr>
+      </w:r>
+      <w:r>
+        <w:rPr>
+          <w:lang w:val="pt_PT" w:bidi="pt_PT"/>
+        </w:rPr>
+      </w:r>
+    </w:p>
+    <w:p>
+      <w:pPr/>
+      <w:r>
+        <w:rPr>
+          <w:lang w:val="pt_PT" w:bidi="pt_PT"/>
+        </w:rPr>
+      </w:r>
     </w:p>
     <w:p>
       <w:pPr>
         <w:pStyle w:val="Heading2"/>
       </w:pPr>
       <w:r>
+        <w:rPr>
+          <w:lang w:val="pt_PT" w:bidi="pt_PT"/>
+        </w:rPr>
         <w:t>Ageu 1.1–15</w:t>
       </w:r>
-      <w:r/>
-    </w:p>
-    <w:p>
-      <w:r/>
-      <w:r>
+      <w:r>
+        <w:rPr>
+          <w:lang w:val="pt_PT" w:bidi="pt_PT"/>
+        </w:rPr>
+      </w:r>
+    </w:p>
+    <w:p>
+      <w:pPr/>
+      <w:r>
+        <w:rPr>
+          <w:lang w:val="pt_PT" w:bidi="pt_PT"/>
+        </w:rPr>
+      </w:r>
+      <w:r>
+        <w:rPr>
+          <w:lang w:val="pt_PT" w:bidi="pt_PT"/>
+        </w:rPr>
         <w:t>A primeira mensagem convoca o povo de Jerusalém a se concentrar na restauração da adoração correta a Deus.</w:t>
       </w:r>
-      <w:r/>
-      <w:r/>
-    </w:p>
-    <w:p>
-      <w:r/>
+      <w:r>
+        <w:rPr>
+          <w:lang w:val="pt_PT" w:bidi="pt_PT"/>
+        </w:rPr>
+      </w:r>
+      <w:r>
+        <w:rPr>
+          <w:lang w:val="pt_PT" w:bidi="pt_PT"/>
+        </w:rPr>
+      </w:r>
+    </w:p>
+    <w:p>
+      <w:pPr/>
+      <w:r>
+        <w:rPr>
+          <w:lang w:val="pt_PT" w:bidi="pt_PT"/>
+        </w:rPr>
+      </w:r>
     </w:p>
     <w:p>
       <w:pPr>
         <w:pStyle w:val="Heading2"/>
       </w:pPr>
       <w:r>
+        <w:rPr>
+          <w:lang w:val="pt_PT" w:bidi="pt_PT"/>
+        </w:rPr>
         <w:t>Ageu 1.2</w:t>
       </w:r>
-      <w:r/>
-    </w:p>
-    <w:p>
-      <w:r/>
-      <w:r>
+      <w:r>
+        <w:rPr>
+          <w:lang w:val="pt_PT" w:bidi="pt_PT"/>
+        </w:rPr>
+      </w:r>
+    </w:p>
+    <w:p>
+      <w:pPr/>
+      <w:r>
+        <w:rPr>
+          <w:lang w:val="pt_PT" w:bidi="pt_PT"/>
+        </w:rPr>
+      </w:r>
+      <w:r>
+        <w:rPr>
+          <w:lang w:val="pt_PT" w:bidi="pt_PT"/>
+        </w:rPr>
         <w:t>Senhor Todo-Poderoso (ou Senhor dos Exércitos Celestiais, presente no texto original): A expressão favorita de Ageu e Zacarias para Deus destaca o poder invencível por trás da palavra de Deus. O Senhor pode convocar um número infinito de tropas celestiais para cumprir sua vontade a qualquer momento (</w:t>
       </w:r>
       <w:hyperlink r:id="rId20">
         <w:r>
           <w:rPr>
+            <w:lang w:val="pt_PT" w:bidi="pt_PT"/>
+          </w:rPr>
+          <w:rPr>
             <w:color w:val="0000EE"/>
             <w:u w:val="single"/>
           </w:rPr>
@@ -297,11 +526,17 @@
         </w:r>
       </w:hyperlink>
       <w:r>
+        <w:rPr>
+          <w:lang w:val="pt_PT" w:bidi="pt_PT"/>
+        </w:rPr>
         <w:t xml:space="preserve">; </w:t>
       </w:r>
       <w:hyperlink r:id="rId21">
         <w:r>
           <w:rPr>
+            <w:lang w:val="pt_PT" w:bidi="pt_PT"/>
+          </w:rPr>
+          <w:rPr>
             <w:color w:val="0000EE"/>
             <w:u w:val="single"/>
           </w:rPr>
@@ -309,11 +544,17 @@
         </w:r>
       </w:hyperlink>
       <w:r>
+        <w:rPr>
+          <w:lang w:val="pt_PT" w:bidi="pt_PT"/>
+        </w:rPr>
         <w:t>). Esse pensamento tinha a intenção de encorajar os judeus, que se sentiam impotentes e insignificantes. • Ainda não chegou o tempo: As colheitas ruins devido à seca e à peste tinham enfraquecido tanto a economia de Judá (</w:t>
       </w:r>
       <w:hyperlink r:id="rId22">
         <w:r>
           <w:rPr>
+            <w:lang w:val="pt_PT" w:bidi="pt_PT"/>
+          </w:rPr>
+          <w:rPr>
             <w:color w:val="0000EE"/>
             <w:u w:val="single"/>
           </w:rPr>
@@ -321,11 +562,17 @@
         </w:r>
       </w:hyperlink>
       <w:r>
+        <w:rPr>
+          <w:lang w:val="pt_PT" w:bidi="pt_PT"/>
+        </w:rPr>
         <w:t xml:space="preserve">, </w:t>
       </w:r>
       <w:hyperlink r:id="rId23">
         <w:r>
           <w:rPr>
+            <w:lang w:val="pt_PT" w:bidi="pt_PT"/>
+          </w:rPr>
+          <w:rPr>
             <w:color w:val="0000EE"/>
             <w:u w:val="single"/>
           </w:rPr>
@@ -333,11 +580,17 @@
         </w:r>
       </w:hyperlink>
       <w:r>
+        <w:rPr>
+          <w:lang w:val="pt_PT" w:bidi="pt_PT"/>
+        </w:rPr>
         <w:t>) que o povo achava que não podia se dar ao luxo de reconstruir o Templo. Ageu os convenceu de que não podiam se dar ao luxo de deixar o Templo em ruínas, pois Deus não os abençoaria e prosperaria se não reconstruíssem a casa do Senhor (</w:t>
       </w:r>
       <w:hyperlink r:id="rId24">
         <w:r>
           <w:rPr>
+            <w:lang w:val="pt_PT" w:bidi="pt_PT"/>
+          </w:rPr>
+          <w:rPr>
             <w:color w:val="0000EE"/>
             <w:u w:val="single"/>
           </w:rPr>
@@ -345,11 +598,17 @@
         </w:r>
       </w:hyperlink>
       <w:r>
+        <w:rPr>
+          <w:lang w:val="pt_PT" w:bidi="pt_PT"/>
+        </w:rPr>
         <w:t xml:space="preserve">, </w:t>
       </w:r>
       <w:hyperlink r:id="rId25">
         <w:r>
           <w:rPr>
+            <w:lang w:val="pt_PT" w:bidi="pt_PT"/>
+          </w:rPr>
+          <w:rPr>
             <w:color w:val="0000EE"/>
             <w:u w:val="single"/>
           </w:rPr>
@@ -357,31 +616,65 @@
         </w:r>
       </w:hyperlink>
       <w:r>
+        <w:rPr>
+          <w:lang w:val="pt_PT" w:bidi="pt_PT"/>
+        </w:rPr>
         <w:t>).</w:t>
       </w:r>
-      <w:r/>
-      <w:r/>
-    </w:p>
-    <w:p>
-      <w:r/>
+      <w:r>
+        <w:rPr>
+          <w:lang w:val="pt_PT" w:bidi="pt_PT"/>
+        </w:rPr>
+      </w:r>
+      <w:r>
+        <w:rPr>
+          <w:lang w:val="pt_PT" w:bidi="pt_PT"/>
+        </w:rPr>
+      </w:r>
+    </w:p>
+    <w:p>
+      <w:pPr/>
+      <w:r>
+        <w:rPr>
+          <w:lang w:val="pt_PT" w:bidi="pt_PT"/>
+        </w:rPr>
+      </w:r>
     </w:p>
     <w:p>
       <w:pPr>
         <w:pStyle w:val="Heading2"/>
       </w:pPr>
       <w:r>
+        <w:rPr>
+          <w:lang w:val="pt_PT" w:bidi="pt_PT"/>
+        </w:rPr>
         <w:t>Ageu 1.4</w:t>
       </w:r>
-      <w:r/>
-    </w:p>
-    <w:p>
-      <w:r/>
-      <w:r>
+      <w:r>
+        <w:rPr>
+          <w:lang w:val="pt_PT" w:bidi="pt_PT"/>
+        </w:rPr>
+      </w:r>
+    </w:p>
+    <w:p>
+      <w:pPr/>
+      <w:r>
+        <w:rPr>
+          <w:lang w:val="pt_PT" w:bidi="pt_PT"/>
+        </w:rPr>
+      </w:r>
+      <w:r>
+        <w:rPr>
+          <w:lang w:val="pt_PT" w:bidi="pt_PT"/>
+        </w:rPr>
         <w:t xml:space="preserve">Será que? Perguntas retóricas na literatura profética pedem concordância em vez de uma resposta (veja </w:t>
       </w:r>
       <w:hyperlink r:id="rId26">
         <w:r>
           <w:rPr>
+            <w:lang w:val="pt_PT" w:bidi="pt_PT"/>
+          </w:rPr>
+          <w:rPr>
             <w:color w:val="0000EE"/>
             <w:u w:val="single"/>
           </w:rPr>
@@ -389,67 +682,117 @@
         </w:r>
       </w:hyperlink>
       <w:r>
+        <w:rPr>
+          <w:lang w:val="pt_PT" w:bidi="pt_PT"/>
+        </w:rPr>
         <w:t xml:space="preserve">). O propósito desta pergunta é eliminar a oportunidade dos ouvintes de oferecerem desculpas em resposta à mensagem. • Casas luxuosas (ou </w:t>
       </w:r>
       <w:r>
         <w:rPr>
           <w:i/>
+          <w:lang w:val="pt_PT" w:bidi="pt_PT"/>
         </w:rPr>
         <w:t>cobertas, revestidas</w:t>
       </w:r>
       <w:r>
+        <w:rPr>
+          <w:lang w:val="pt_PT" w:bidi="pt_PT"/>
+        </w:rPr>
         <w:t xml:space="preserve">) do povo contrastavam com o Templo de Deus, que estava em ruínas (ou </w:t>
       </w:r>
       <w:r>
         <w:rPr>
           <w:i/>
+          <w:lang w:val="pt_PT" w:bidi="pt_PT"/>
         </w:rPr>
         <w:t>desolado</w:t>
       </w:r>
       <w:r>
+        <w:rPr>
+          <w:lang w:val="pt_PT" w:bidi="pt_PT"/>
+        </w:rPr>
         <w:t>) e, portanto, inutilizável.</w:t>
       </w:r>
-      <w:r/>
-      <w:r/>
-    </w:p>
-    <w:p>
-      <w:r/>
+      <w:r>
+        <w:rPr>
+          <w:lang w:val="pt_PT" w:bidi="pt_PT"/>
+        </w:rPr>
+      </w:r>
+      <w:r>
+        <w:rPr>
+          <w:lang w:val="pt_PT" w:bidi="pt_PT"/>
+        </w:rPr>
+      </w:r>
+    </w:p>
+    <w:p>
+      <w:pPr/>
+      <w:r>
+        <w:rPr>
+          <w:lang w:val="pt_PT" w:bidi="pt_PT"/>
+        </w:rPr>
+      </w:r>
     </w:p>
     <w:p>
       <w:pPr>
         <w:pStyle w:val="Heading2"/>
       </w:pPr>
       <w:r>
+        <w:rPr>
+          <w:lang w:val="pt_PT" w:bidi="pt_PT"/>
+        </w:rPr>
         <w:t>Ageu 1.5</w:t>
       </w:r>
-      <w:r/>
-    </w:p>
-    <w:p>
-      <w:r/>
-      <w:r>
+      <w:r>
+        <w:rPr>
+          <w:lang w:val="pt_PT" w:bidi="pt_PT"/>
+        </w:rPr>
+      </w:r>
+    </w:p>
+    <w:p>
+      <w:pPr/>
+      <w:r>
+        <w:rPr>
+          <w:lang w:val="pt_PT" w:bidi="pt_PT"/>
+        </w:rPr>
+      </w:r>
+      <w:r>
+        <w:rPr>
+          <w:lang w:val="pt_PT" w:bidi="pt_PT"/>
+        </w:rPr>
         <w:t xml:space="preserve">Pensem bem no que tem acontecido com vocês (literalmente </w:t>
       </w:r>
       <w:r>
         <w:rPr>
           <w:i/>
+          <w:lang w:val="pt_PT" w:bidi="pt_PT"/>
         </w:rPr>
         <w:t>Coloquem seus corações nessas questões</w:t>
       </w:r>
       <w:r>
+        <w:rPr>
+          <w:lang w:val="pt_PT" w:bidi="pt_PT"/>
+        </w:rPr>
         <w:t xml:space="preserve">): Para os hebreus, o </w:t>
       </w:r>
       <w:r>
         <w:rPr>
           <w:i/>
+          <w:lang w:val="pt_PT" w:bidi="pt_PT"/>
         </w:rPr>
         <w:t>coração</w:t>
       </w:r>
       <w:r>
+        <w:rPr>
+          <w:lang w:val="pt_PT" w:bidi="pt_PT"/>
+        </w:rPr>
         <w:t xml:space="preserve"> é o lugar onde o pensamento, o sentimento e a vontade ocorrem. Portanto, este comando (também </w:t>
       </w:r>
       <w:hyperlink r:id="rId27">
         <w:r>
           <w:rPr>
+            <w:lang w:val="pt_PT" w:bidi="pt_PT"/>
+          </w:rPr>
+          <w:rPr>
             <w:color w:val="0000EE"/>
             <w:u w:val="single"/>
           </w:rPr>
@@ -457,11 +800,17 @@
         </w:r>
       </w:hyperlink>
       <w:r>
+        <w:rPr>
+          <w:lang w:val="pt_PT" w:bidi="pt_PT"/>
+        </w:rPr>
         <w:t xml:space="preserve">; </w:t>
       </w:r>
       <w:hyperlink r:id="rId28">
         <w:r>
           <w:rPr>
+            <w:lang w:val="pt_PT" w:bidi="pt_PT"/>
+          </w:rPr>
+          <w:rPr>
             <w:color w:val="0000EE"/>
             <w:u w:val="single"/>
           </w:rPr>
@@ -469,11 +818,17 @@
         </w:r>
       </w:hyperlink>
       <w:r>
+        <w:rPr>
+          <w:lang w:val="pt_PT" w:bidi="pt_PT"/>
+        </w:rPr>
         <w:t xml:space="preserve">, </w:t>
       </w:r>
       <w:hyperlink r:id="rId29">
         <w:r>
           <w:rPr>
+            <w:lang w:val="pt_PT" w:bidi="pt_PT"/>
+          </w:rPr>
+          <w:rPr>
             <w:color w:val="0000EE"/>
             <w:u w:val="single"/>
           </w:rPr>
@@ -481,11 +836,17 @@
         </w:r>
       </w:hyperlink>
       <w:r>
+        <w:rPr>
+          <w:lang w:val="pt_PT" w:bidi="pt_PT"/>
+        </w:rPr>
         <w:t xml:space="preserve">) convoca o povo a pensar cuidadosamente e tirar as conclusões adequadas sobre a conexão entre o que está acontecendo com eles (seca e pobreza, </w:t>
       </w:r>
       <w:hyperlink r:id="rId22">
         <w:r>
           <w:rPr>
+            <w:lang w:val="pt_PT" w:bidi="pt_PT"/>
+          </w:rPr>
+          <w:rPr>
             <w:color w:val="0000EE"/>
             <w:u w:val="single"/>
           </w:rPr>
@@ -493,11 +854,17 @@
         </w:r>
       </w:hyperlink>
       <w:r>
+        <w:rPr>
+          <w:lang w:val="pt_PT" w:bidi="pt_PT"/>
+        </w:rPr>
         <w:t>) e sua falha em restaurar a adoração adequada ao Senhor (</w:t>
       </w:r>
       <w:hyperlink r:id="rId30">
         <w:r>
           <w:rPr>
+            <w:lang w:val="pt_PT" w:bidi="pt_PT"/>
+          </w:rPr>
+          <w:rPr>
             <w:color w:val="0000EE"/>
             <w:u w:val="single"/>
           </w:rPr>
@@ -505,60 +872,126 @@
         </w:r>
       </w:hyperlink>
       <w:r>
+        <w:rPr>
+          <w:lang w:val="pt_PT" w:bidi="pt_PT"/>
+        </w:rPr>
         <w:t>).</w:t>
       </w:r>
-      <w:r/>
-      <w:r/>
-    </w:p>
-    <w:p>
-      <w:r/>
+      <w:r>
+        <w:rPr>
+          <w:lang w:val="pt_PT" w:bidi="pt_PT"/>
+        </w:rPr>
+      </w:r>
+      <w:r>
+        <w:rPr>
+          <w:lang w:val="pt_PT" w:bidi="pt_PT"/>
+        </w:rPr>
+      </w:r>
+    </w:p>
+    <w:p>
+      <w:pPr/>
+      <w:r>
+        <w:rPr>
+          <w:lang w:val="pt_PT" w:bidi="pt_PT"/>
+        </w:rPr>
+      </w:r>
     </w:p>
     <w:p>
       <w:pPr>
         <w:pStyle w:val="Heading2"/>
       </w:pPr>
       <w:r>
+        <w:rPr>
+          <w:lang w:val="pt_PT" w:bidi="pt_PT"/>
+        </w:rPr>
         <w:t>Ageu 1.6</w:t>
       </w:r>
-      <w:r/>
-    </w:p>
-    <w:p>
-      <w:r/>
-      <w:r>
+      <w:r>
+        <w:rPr>
+          <w:lang w:val="pt_PT" w:bidi="pt_PT"/>
+        </w:rPr>
+      </w:r>
+    </w:p>
+    <w:p>
+      <w:pPr/>
+      <w:r>
+        <w:rPr>
+          <w:lang w:val="pt_PT" w:bidi="pt_PT"/>
+        </w:rPr>
+      </w:r>
+      <w:r>
+        <w:rPr>
+          <w:lang w:val="pt_PT" w:bidi="pt_PT"/>
+        </w:rPr>
         <w:t xml:space="preserve">comer... beber... vestir roupas: Cada uma dessas ações transmite uma ação contínua (ou seja, vocês continuam enchendo seus pratos... vocês continuam bebendo e bebendo... você vestem camada após camada de roupas), aumentando a sensação de futilidade. • o salário que o trabalhador recebe não dá para viver/ bolsos cheios de buracos (literalmente </w:t>
       </w:r>
       <w:r>
         <w:rPr>
           <w:i/>
+          <w:lang w:val="pt_PT" w:bidi="pt_PT"/>
         </w:rPr>
         <w:t>uma bolsa perfurada</w:t>
       </w:r>
       <w:r>
+        <w:rPr>
+          <w:lang w:val="pt_PT" w:bidi="pt_PT"/>
+        </w:rPr>
         <w:t>): A imagem retrata a perda de salários. Muitas famílias enfrentavam a pobreza apesar de seus trabalhos constantes.</w:t>
       </w:r>
-      <w:r/>
-      <w:r/>
-    </w:p>
-    <w:p>
-      <w:r/>
+      <w:r>
+        <w:rPr>
+          <w:lang w:val="pt_PT" w:bidi="pt_PT"/>
+        </w:rPr>
+      </w:r>
+      <w:r>
+        <w:rPr>
+          <w:lang w:val="pt_PT" w:bidi="pt_PT"/>
+        </w:rPr>
+      </w:r>
+    </w:p>
+    <w:p>
+      <w:pPr/>
+      <w:r>
+        <w:rPr>
+          <w:lang w:val="pt_PT" w:bidi="pt_PT"/>
+        </w:rPr>
+      </w:r>
     </w:p>
     <w:p>
       <w:pPr>
         <w:pStyle w:val="Heading2"/>
       </w:pPr>
       <w:r>
+        <w:rPr>
+          <w:lang w:val="pt_PT" w:bidi="pt_PT"/>
+        </w:rPr>
         <w:t>Ageu 1.8</w:t>
       </w:r>
-      <w:r/>
-    </w:p>
-    <w:p>
-      <w:r/>
-      <w:r>
+      <w:r>
+        <w:rPr>
+          <w:lang w:val="pt_PT" w:bidi="pt_PT"/>
+        </w:rPr>
+      </w:r>
+    </w:p>
+    <w:p>
+      <w:pPr/>
+      <w:r>
+        <w:rPr>
+          <w:lang w:val="pt_PT" w:bidi="pt_PT"/>
+        </w:rPr>
+      </w:r>
+      <w:r>
+        <w:rPr>
+          <w:lang w:val="pt_PT" w:bidi="pt_PT"/>
+        </w:rPr>
         <w:t>Agora, vão até as montanhas: Os bosques ao redor de Jerusalém eram insuficientes para atender às demandas do projeto do Templo. Esses suprimentos teriam sido importados do Líbano e da Síria ao norte. • O desafio de reconstruir minha casa destaca a importância da adoração na vida da comunidade e a necessidade de um santuário adequado para que a adoração ao Senhor ocorra de acordo com a lei. A terra experimentaria bênção e prosperidade quando o Templo do Senhor — sua morada — fosse reconstruído (</w:t>
       </w:r>
       <w:hyperlink r:id="rId31">
         <w:r>
           <w:rPr>
+            <w:lang w:val="pt_PT" w:bidi="pt_PT"/>
+          </w:rPr>
+          <w:rPr>
             <w:color w:val="0000EE"/>
             <w:u w:val="single"/>
           </w:rPr>
@@ -566,31 +999,65 @@
         </w:r>
       </w:hyperlink>
       <w:r>
+        <w:rPr>
+          <w:lang w:val="pt_PT" w:bidi="pt_PT"/>
+        </w:rPr>
         <w:t>).</w:t>
       </w:r>
-      <w:r/>
-      <w:r/>
-    </w:p>
-    <w:p>
-      <w:r/>
+      <w:r>
+        <w:rPr>
+          <w:lang w:val="pt_PT" w:bidi="pt_PT"/>
+        </w:rPr>
+      </w:r>
+      <w:r>
+        <w:rPr>
+          <w:lang w:val="pt_PT" w:bidi="pt_PT"/>
+        </w:rPr>
+      </w:r>
+    </w:p>
+    <w:p>
+      <w:pPr/>
+      <w:r>
+        <w:rPr>
+          <w:lang w:val="pt_PT" w:bidi="pt_PT"/>
+        </w:rPr>
+      </w:r>
     </w:p>
     <w:p>
       <w:pPr>
         <w:pStyle w:val="Heading2"/>
       </w:pPr>
       <w:r>
+        <w:rPr>
+          <w:lang w:val="pt_PT" w:bidi="pt_PT"/>
+        </w:rPr>
         <w:t>Ageu 1.9</w:t>
       </w:r>
-      <w:r/>
-    </w:p>
-    <w:p>
-      <w:r/>
-      <w:r>
+      <w:r>
+        <w:rPr>
+          <w:lang w:val="pt_PT" w:bidi="pt_PT"/>
+        </w:rPr>
+      </w:r>
+    </w:p>
+    <w:p>
+      <w:pPr/>
+      <w:r>
+        <w:rPr>
+          <w:lang w:val="pt_PT" w:bidi="pt_PT"/>
+        </w:rPr>
+      </w:r>
+      <w:r>
+        <w:rPr>
+          <w:lang w:val="pt_PT" w:bidi="pt_PT"/>
+        </w:rPr>
         <w:t>Eu soprei tudo para longe: O Senhor destruiu a colheita porque as prioridades do povo estavam erradas — eles pensavam apenas em si mesmos em vez de em Deus. • diz o Senhor Todo-Poderoso: A "fórmula Deus-como-orador", que muitas vezes encerra uma profecia (</w:t>
       </w:r>
       <w:hyperlink r:id="rId32">
         <w:r>
           <w:rPr>
+            <w:lang w:val="pt_PT" w:bidi="pt_PT"/>
+          </w:rPr>
+          <w:rPr>
             <w:color w:val="0000EE"/>
             <w:u w:val="single"/>
           </w:rPr>
@@ -598,11 +1065,17 @@
         </w:r>
       </w:hyperlink>
       <w:r>
+        <w:rPr>
+          <w:lang w:val="pt_PT" w:bidi="pt_PT"/>
+        </w:rPr>
         <w:t xml:space="preserve">; </w:t>
       </w:r>
       <w:hyperlink r:id="rId33">
         <w:r>
           <w:rPr>
+            <w:lang w:val="pt_PT" w:bidi="pt_PT"/>
+          </w:rPr>
+          <w:rPr>
             <w:color w:val="0000EE"/>
             <w:u w:val="single"/>
           </w:rPr>
@@ -610,11 +1083,17 @@
         </w:r>
       </w:hyperlink>
       <w:r>
+        <w:rPr>
+          <w:lang w:val="pt_PT" w:bidi="pt_PT"/>
+        </w:rPr>
         <w:t xml:space="preserve">, </w:t>
       </w:r>
       <w:hyperlink r:id="rId34">
         <w:r>
           <w:rPr>
+            <w:lang w:val="pt_PT" w:bidi="pt_PT"/>
+          </w:rPr>
+          <w:rPr>
             <w:color w:val="0000EE"/>
             <w:u w:val="single"/>
           </w:rPr>
@@ -622,11 +1101,17 @@
         </w:r>
       </w:hyperlink>
       <w:r>
+        <w:rPr>
+          <w:lang w:val="pt_PT" w:bidi="pt_PT"/>
+        </w:rPr>
         <w:t xml:space="preserve">, </w:t>
       </w:r>
       <w:hyperlink r:id="rId35">
         <w:r>
           <w:rPr>
+            <w:lang w:val="pt_PT" w:bidi="pt_PT"/>
+          </w:rPr>
+          <w:rPr>
             <w:color w:val="0000EE"/>
             <w:u w:val="single"/>
           </w:rPr>
@@ -634,31 +1119,65 @@
         </w:r>
       </w:hyperlink>
       <w:r>
+        <w:rPr>
+          <w:lang w:val="pt_PT" w:bidi="pt_PT"/>
+        </w:rPr>
         <w:t>), confirmou a mensagem de Ageu como a palavra certa de Deus.</w:t>
       </w:r>
-      <w:r/>
-      <w:r/>
-    </w:p>
-    <w:p>
-      <w:r/>
+      <w:r>
+        <w:rPr>
+          <w:lang w:val="pt_PT" w:bidi="pt_PT"/>
+        </w:rPr>
+      </w:r>
+      <w:r>
+        <w:rPr>
+          <w:lang w:val="pt_PT" w:bidi="pt_PT"/>
+        </w:rPr>
+      </w:r>
+    </w:p>
+    <w:p>
+      <w:pPr/>
+      <w:r>
+        <w:rPr>
+          <w:lang w:val="pt_PT" w:bidi="pt_PT"/>
+        </w:rPr>
+      </w:r>
     </w:p>
     <w:p>
       <w:pPr>
         <w:pStyle w:val="Heading2"/>
       </w:pPr>
       <w:r>
+        <w:rPr>
+          <w:lang w:val="pt_PT" w:bidi="pt_PT"/>
+        </w:rPr>
         <w:t>Ageu 1.11</w:t>
       </w:r>
-      <w:r/>
-    </w:p>
-    <w:p>
-      <w:r/>
-      <w:r>
+      <w:r>
+        <w:rPr>
+          <w:lang w:val="pt_PT" w:bidi="pt_PT"/>
+        </w:rPr>
+      </w:r>
+    </w:p>
+    <w:p>
+      <w:pPr/>
+      <w:r>
+        <w:rPr>
+          <w:lang w:val="pt_PT" w:bidi="pt_PT"/>
+        </w:rPr>
+      </w:r>
+      <w:r>
+        <w:rPr>
+          <w:lang w:val="pt_PT" w:bidi="pt_PT"/>
+        </w:rPr>
         <w:t>Eu fiz com que houvesse seca: O povo não reconheceu sua situação como um julgamento divino sobre suas prioridades equivocadas, então Ageu interpretou a situação à luz das maldições ligadas à aliança (</w:t>
       </w:r>
       <w:hyperlink r:id="rId36">
         <w:r>
           <w:rPr>
+            <w:lang w:val="pt_PT" w:bidi="pt_PT"/>
+          </w:rPr>
+          <w:rPr>
             <w:color w:val="0000EE"/>
             <w:u w:val="single"/>
           </w:rPr>
@@ -666,11 +1185,17 @@
         </w:r>
       </w:hyperlink>
       <w:r>
+        <w:rPr>
+          <w:lang w:val="pt_PT" w:bidi="pt_PT"/>
+        </w:rPr>
         <w:t xml:space="preserve">, especialmente vv. </w:t>
       </w:r>
       <w:hyperlink r:id="rId37">
         <w:r>
           <w:rPr>
+            <w:lang w:val="pt_PT" w:bidi="pt_PT"/>
+          </w:rPr>
+          <w:rPr>
             <w:color w:val="0000EE"/>
             <w:u w:val="single"/>
           </w:rPr>
@@ -678,11 +1203,17 @@
         </w:r>
       </w:hyperlink>
       <w:r>
+        <w:rPr>
+          <w:lang w:val="pt_PT" w:bidi="pt_PT"/>
+        </w:rPr>
         <w:t xml:space="preserve">, </w:t>
       </w:r>
       <w:hyperlink r:id="rId38">
         <w:r>
           <w:rPr>
+            <w:lang w:val="pt_PT" w:bidi="pt_PT"/>
+          </w:rPr>
+          <w:rPr>
             <w:color w:val="0000EE"/>
             <w:u w:val="single"/>
           </w:rPr>
@@ -690,11 +1221,17 @@
         </w:r>
       </w:hyperlink>
       <w:r>
+        <w:rPr>
+          <w:lang w:val="pt_PT" w:bidi="pt_PT"/>
+        </w:rPr>
         <w:t>). • Seca (hebraico khoreb) é um trocadilho com "ruínas" (</w:t>
       </w:r>
       <w:hyperlink r:id="rId24">
         <w:r>
           <w:rPr>
+            <w:lang w:val="pt_PT" w:bidi="pt_PT"/>
+          </w:rPr>
+          <w:rPr>
             <w:color w:val="0000EE"/>
             <w:u w:val="single"/>
           </w:rPr>
@@ -702,11 +1239,17 @@
         </w:r>
       </w:hyperlink>
       <w:r>
+        <w:rPr>
+          <w:lang w:val="pt_PT" w:bidi="pt_PT"/>
+        </w:rPr>
         <w:t xml:space="preserve">, </w:t>
       </w:r>
       <w:hyperlink r:id="rId39">
         <w:r>
           <w:rPr>
+            <w:lang w:val="pt_PT" w:bidi="pt_PT"/>
+          </w:rPr>
+          <w:rPr>
             <w:color w:val="0000EE"/>
             <w:u w:val="single"/>
           </w:rPr>
@@ -714,60 +1257,126 @@
         </w:r>
       </w:hyperlink>
       <w:r>
+        <w:rPr>
+          <w:lang w:val="pt_PT" w:bidi="pt_PT"/>
+        </w:rPr>
         <w:t>; hebraico khareb) — as experiências de Judá correspondiam à condição em que haviam deixado o Templo do Senhor.</w:t>
       </w:r>
-      <w:r/>
-      <w:r/>
-    </w:p>
-    <w:p>
-      <w:r/>
+      <w:r>
+        <w:rPr>
+          <w:lang w:val="pt_PT" w:bidi="pt_PT"/>
+        </w:rPr>
+      </w:r>
+      <w:r>
+        <w:rPr>
+          <w:lang w:val="pt_PT" w:bidi="pt_PT"/>
+        </w:rPr>
+      </w:r>
+    </w:p>
+    <w:p>
+      <w:pPr/>
+      <w:r>
+        <w:rPr>
+          <w:lang w:val="pt_PT" w:bidi="pt_PT"/>
+        </w:rPr>
+      </w:r>
     </w:p>
     <w:p>
       <w:pPr>
         <w:pStyle w:val="Heading2"/>
       </w:pPr>
       <w:r>
+        <w:rPr>
+          <w:lang w:val="pt_PT" w:bidi="pt_PT"/>
+        </w:rPr>
         <w:t>Ageu 1.12</w:t>
       </w:r>
-      <w:r/>
-    </w:p>
-    <w:p>
-      <w:r/>
-      <w:r>
+      <w:r>
+        <w:rPr>
+          <w:lang w:val="pt_PT" w:bidi="pt_PT"/>
+        </w:rPr>
+      </w:r>
+    </w:p>
+    <w:p>
+      <w:pPr/>
+      <w:r>
+        <w:rPr>
+          <w:lang w:val="pt_PT" w:bidi="pt_PT"/>
+        </w:rPr>
+      </w:r>
+      <w:r>
+        <w:rPr>
+          <w:lang w:val="pt_PT" w:bidi="pt_PT"/>
+        </w:rPr>
         <w:t>O remanescente refere-se às pessoas que retornaram da Babilônia. Todos estavam unidos no projeto de reconstrução. • todos os que haviam voltado do cativeiro na Babilônia temeram a Deus: Eles responderam com reverência e adoração, reorganizando suas prioridades ao colocar os valores espirituais acima da prosperidade material.</w:t>
       </w:r>
-      <w:r/>
-      <w:r/>
-    </w:p>
-    <w:p>
-      <w:r/>
+      <w:r>
+        <w:rPr>
+          <w:lang w:val="pt_PT" w:bidi="pt_PT"/>
+        </w:rPr>
+      </w:r>
+      <w:r>
+        <w:rPr>
+          <w:lang w:val="pt_PT" w:bidi="pt_PT"/>
+        </w:rPr>
+      </w:r>
+    </w:p>
+    <w:p>
+      <w:pPr/>
+      <w:r>
+        <w:rPr>
+          <w:lang w:val="pt_PT" w:bidi="pt_PT"/>
+        </w:rPr>
+      </w:r>
     </w:p>
     <w:p>
       <w:pPr>
         <w:pStyle w:val="Heading2"/>
       </w:pPr>
       <w:r>
+        <w:rPr>
+          <w:lang w:val="pt_PT" w:bidi="pt_PT"/>
+        </w:rPr>
         <w:t>Ageu 1.13</w:t>
       </w:r>
-      <w:r/>
-    </w:p>
-    <w:p>
-      <w:r/>
-      <w:r>
+      <w:r>
+        <w:rPr>
+          <w:lang w:val="pt_PT" w:bidi="pt_PT"/>
+        </w:rPr>
+      </w:r>
+    </w:p>
+    <w:p>
+      <w:pPr/>
+      <w:r>
+        <w:rPr>
+          <w:lang w:val="pt_PT" w:bidi="pt_PT"/>
+        </w:rPr>
+      </w:r>
+      <w:r>
+        <w:rPr>
+          <w:lang w:val="pt_PT" w:bidi="pt_PT"/>
+        </w:rPr>
         <w:t xml:space="preserve">O título incomum de Ageu como o mensageiro do Senhor (a mesma frase hebraica é frequentemente traduzida como </w:t>
       </w:r>
       <w:r>
         <w:rPr>
           <w:i/>
+          <w:lang w:val="pt_PT" w:bidi="pt_PT"/>
         </w:rPr>
         <w:t>anjo do</w:t>
       </w:r>
       <w:r>
+        <w:rPr>
+          <w:lang w:val="pt_PT" w:bidi="pt_PT"/>
+        </w:rPr>
         <w:t xml:space="preserve"> Senhor) confere uma autoridade distintiva a Ageu como agente do Senhor. • Eu estarei com vocês: Isso afirmava a aliança de Deus com o povo de Judá, sua presença pessoal e seu apoio no projeto de construção (</w:t>
       </w:r>
       <w:hyperlink r:id="rId40">
         <w:r>
           <w:rPr>
+            <w:lang w:val="pt_PT" w:bidi="pt_PT"/>
+          </w:rPr>
+          <w:rPr>
             <w:color w:val="0000EE"/>
             <w:u w:val="single"/>
           </w:rPr>
@@ -775,11 +1384,17 @@
         </w:r>
       </w:hyperlink>
       <w:r>
+        <w:rPr>
+          <w:lang w:val="pt_PT" w:bidi="pt_PT"/>
+        </w:rPr>
         <w:t xml:space="preserve">; veja </w:t>
       </w:r>
       <w:hyperlink r:id="rId41">
         <w:r>
           <w:rPr>
+            <w:lang w:val="pt_PT" w:bidi="pt_PT"/>
+          </w:rPr>
+          <w:rPr>
             <w:color w:val="0000EE"/>
             <w:u w:val="single"/>
           </w:rPr>
@@ -787,11 +1402,17 @@
         </w:r>
       </w:hyperlink>
       <w:r>
+        <w:rPr>
+          <w:lang w:val="pt_PT" w:bidi="pt_PT"/>
+        </w:rPr>
         <w:t xml:space="preserve">; </w:t>
       </w:r>
       <w:hyperlink r:id="rId42">
         <w:r>
           <w:rPr>
+            <w:lang w:val="pt_PT" w:bidi="pt_PT"/>
+          </w:rPr>
+          <w:rPr>
             <w:color w:val="0000EE"/>
             <w:u w:val="single"/>
           </w:rPr>
@@ -799,11 +1420,17 @@
         </w:r>
       </w:hyperlink>
       <w:r>
+        <w:rPr>
+          <w:lang w:val="pt_PT" w:bidi="pt_PT"/>
+        </w:rPr>
         <w:t xml:space="preserve">; </w:t>
       </w:r>
       <w:hyperlink r:id="rId43">
         <w:r>
           <w:rPr>
+            <w:lang w:val="pt_PT" w:bidi="pt_PT"/>
+          </w:rPr>
+          <w:rPr>
             <w:color w:val="0000EE"/>
             <w:u w:val="single"/>
           </w:rPr>
@@ -811,11 +1438,17 @@
         </w:r>
       </w:hyperlink>
       <w:r>
+        <w:rPr>
+          <w:lang w:val="pt_PT" w:bidi="pt_PT"/>
+        </w:rPr>
         <w:t xml:space="preserve">; </w:t>
       </w:r>
       <w:hyperlink r:id="rId44">
         <w:r>
           <w:rPr>
+            <w:lang w:val="pt_PT" w:bidi="pt_PT"/>
+          </w:rPr>
+          <w:rPr>
             <w:color w:val="0000EE"/>
             <w:u w:val="single"/>
           </w:rPr>
@@ -823,11 +1456,17 @@
         </w:r>
       </w:hyperlink>
       <w:r>
+        <w:rPr>
+          <w:lang w:val="pt_PT" w:bidi="pt_PT"/>
+        </w:rPr>
         <w:t xml:space="preserve">; </w:t>
       </w:r>
       <w:hyperlink r:id="rId45">
         <w:r>
           <w:rPr>
+            <w:lang w:val="pt_PT" w:bidi="pt_PT"/>
+          </w:rPr>
+          <w:rPr>
             <w:color w:val="0000EE"/>
             <w:u w:val="single"/>
           </w:rPr>
@@ -835,40 +1474,78 @@
         </w:r>
       </w:hyperlink>
       <w:r>
+        <w:rPr>
+          <w:lang w:val="pt_PT" w:bidi="pt_PT"/>
+        </w:rPr>
         <w:t>).</w:t>
       </w:r>
-      <w:r/>
-      <w:r/>
-    </w:p>
-    <w:p>
-      <w:r/>
+      <w:r>
+        <w:rPr>
+          <w:lang w:val="pt_PT" w:bidi="pt_PT"/>
+        </w:rPr>
+      </w:r>
+      <w:r>
+        <w:rPr>
+          <w:lang w:val="pt_PT" w:bidi="pt_PT"/>
+        </w:rPr>
+      </w:r>
+    </w:p>
+    <w:p>
+      <w:pPr/>
+      <w:r>
+        <w:rPr>
+          <w:lang w:val="pt_PT" w:bidi="pt_PT"/>
+        </w:rPr>
+      </w:r>
     </w:p>
     <w:p>
       <w:pPr>
         <w:pStyle w:val="Heading2"/>
       </w:pPr>
       <w:r>
+        <w:rPr>
+          <w:lang w:val="pt_PT" w:bidi="pt_PT"/>
+        </w:rPr>
         <w:t>Ageu 1.14</w:t>
       </w:r>
-      <w:r/>
-    </w:p>
-    <w:p>
-      <w:r/>
-      <w:r>
+      <w:r>
+        <w:rPr>
+          <w:lang w:val="pt_PT" w:bidi="pt_PT"/>
+        </w:rPr>
+      </w:r>
+    </w:p>
+    <w:p>
+      <w:pPr/>
+      <w:r>
+        <w:rPr>
+          <w:lang w:val="pt_PT" w:bidi="pt_PT"/>
+        </w:rPr>
+      </w:r>
+      <w:r>
+        <w:rPr>
+          <w:lang w:val="pt_PT" w:bidi="pt_PT"/>
+        </w:rPr>
         <w:t xml:space="preserve">O Senhor despertou o entusiasmo (literalmente </w:t>
       </w:r>
       <w:r>
         <w:rPr>
           <w:i/>
+          <w:lang w:val="pt_PT" w:bidi="pt_PT"/>
         </w:rPr>
         <w:t>agitou o espírito</w:t>
       </w:r>
       <w:r>
+        <w:rPr>
+          <w:lang w:val="pt_PT" w:bidi="pt_PT"/>
+        </w:rPr>
         <w:t xml:space="preserve">) do povo para cumprir seus propósitos (veja </w:t>
       </w:r>
       <w:hyperlink r:id="rId46">
         <w:r>
           <w:rPr>
+            <w:lang w:val="pt_PT" w:bidi="pt_PT"/>
+          </w:rPr>
+          <w:rPr>
             <w:color w:val="0000EE"/>
             <w:u w:val="single"/>
           </w:rPr>
@@ -876,11 +1553,17 @@
         </w:r>
       </w:hyperlink>
       <w:r>
+        <w:rPr>
+          <w:lang w:val="pt_PT" w:bidi="pt_PT"/>
+        </w:rPr>
         <w:t xml:space="preserve">; </w:t>
       </w:r>
       <w:hyperlink r:id="rId47">
         <w:r>
           <w:rPr>
+            <w:lang w:val="pt_PT" w:bidi="pt_PT"/>
+          </w:rPr>
+          <w:rPr>
             <w:color w:val="0000EE"/>
             <w:u w:val="single"/>
           </w:rPr>
@@ -888,11 +1571,17 @@
         </w:r>
       </w:hyperlink>
       <w:r>
+        <w:rPr>
+          <w:lang w:val="pt_PT" w:bidi="pt_PT"/>
+        </w:rPr>
         <w:t xml:space="preserve">; </w:t>
       </w:r>
       <w:hyperlink r:id="rId48">
         <w:r>
           <w:rPr>
+            <w:lang w:val="pt_PT" w:bidi="pt_PT"/>
+          </w:rPr>
+          <w:rPr>
             <w:color w:val="0000EE"/>
             <w:u w:val="single"/>
           </w:rPr>
@@ -900,11 +1589,17 @@
         </w:r>
       </w:hyperlink>
       <w:r>
+        <w:rPr>
+          <w:lang w:val="pt_PT" w:bidi="pt_PT"/>
+        </w:rPr>
         <w:t xml:space="preserve">; </w:t>
       </w:r>
       <w:hyperlink r:id="rId49">
         <w:r>
           <w:rPr>
+            <w:lang w:val="pt_PT" w:bidi="pt_PT"/>
+          </w:rPr>
+          <w:rPr>
             <w:color w:val="0000EE"/>
             <w:u w:val="single"/>
           </w:rPr>
@@ -912,11 +1607,17 @@
         </w:r>
       </w:hyperlink>
       <w:r>
+        <w:rPr>
+          <w:lang w:val="pt_PT" w:bidi="pt_PT"/>
+        </w:rPr>
         <w:t>,</w:t>
       </w:r>
       <w:hyperlink r:id="rId50">
         <w:r>
           <w:rPr>
+            <w:lang w:val="pt_PT" w:bidi="pt_PT"/>
+          </w:rPr>
+          <w:rPr>
             <w:color w:val="0000EE"/>
             <w:u w:val="single"/>
           </w:rPr>
@@ -924,31 +1625,65 @@
         </w:r>
       </w:hyperlink>
       <w:r>
+        <w:rPr>
+          <w:lang w:val="pt_PT" w:bidi="pt_PT"/>
+        </w:rPr>
         <w:t>). A verdadeira adoração a Deus incita o serviço sacrificial por parte do povo de Deus.</w:t>
       </w:r>
-      <w:r/>
-      <w:r/>
-    </w:p>
-    <w:p>
-      <w:r/>
+      <w:r>
+        <w:rPr>
+          <w:lang w:val="pt_PT" w:bidi="pt_PT"/>
+        </w:rPr>
+      </w:r>
+      <w:r>
+        <w:rPr>
+          <w:lang w:val="pt_PT" w:bidi="pt_PT"/>
+        </w:rPr>
+      </w:r>
+    </w:p>
+    <w:p>
+      <w:pPr/>
+      <w:r>
+        <w:rPr>
+          <w:lang w:val="pt_PT" w:bidi="pt_PT"/>
+        </w:rPr>
+      </w:r>
     </w:p>
     <w:p>
       <w:pPr>
         <w:pStyle w:val="Heading2"/>
       </w:pPr>
       <w:r>
+        <w:rPr>
+          <w:lang w:val="pt_PT" w:bidi="pt_PT"/>
+        </w:rPr>
         <w:t>Ageu 2.1</w:t>
       </w:r>
-      <w:r/>
-    </w:p>
-    <w:p>
-      <w:r/>
-      <w:r>
+      <w:r>
+        <w:rPr>
+          <w:lang w:val="pt_PT" w:bidi="pt_PT"/>
+        </w:rPr>
+      </w:r>
+    </w:p>
+    <w:p>
+      <w:pPr/>
+      <w:r>
+        <w:rPr>
+          <w:lang w:val="pt_PT" w:bidi="pt_PT"/>
+        </w:rPr>
+      </w:r>
+      <w:r>
+        <w:rPr>
+          <w:lang w:val="pt_PT" w:bidi="pt_PT"/>
+        </w:rPr>
         <w:t xml:space="preserve">Em 17 de outubro daquele mesmo ano: Este foi o último dia do Festival dos Tabernáculos, a celebração da colheita de verão (veja </w:t>
       </w:r>
       <w:hyperlink r:id="rId51">
         <w:r>
           <w:rPr>
+            <w:lang w:val="pt_PT" w:bidi="pt_PT"/>
+          </w:rPr>
+          <w:rPr>
             <w:color w:val="0000EE"/>
             <w:u w:val="single"/>
           </w:rPr>
@@ -956,11 +1691,17 @@
         </w:r>
       </w:hyperlink>
       <w:r>
+        <w:rPr>
+          <w:lang w:val="pt_PT" w:bidi="pt_PT"/>
+        </w:rPr>
         <w:t>). Centenas de anos antes, o Templo de Salomão havia sido dedicado durante este festival (</w:t>
       </w:r>
       <w:hyperlink r:id="rId52">
         <w:r>
           <w:rPr>
+            <w:lang w:val="pt_PT" w:bidi="pt_PT"/>
+          </w:rPr>
+          <w:rPr>
             <w:color w:val="0000EE"/>
             <w:u w:val="single"/>
           </w:rPr>
@@ -968,31 +1709,65 @@
         </w:r>
       </w:hyperlink>
       <w:r>
+        <w:rPr>
+          <w:lang w:val="pt_PT" w:bidi="pt_PT"/>
+        </w:rPr>
         <w:t>). A mensagem de Ageu foi planejada para oferecer ao povo esperança e encorajamento em meio ao seu sofrimento e desânimo atuais.</w:t>
       </w:r>
-      <w:r/>
-      <w:r/>
-    </w:p>
-    <w:p>
-      <w:r/>
+      <w:r>
+        <w:rPr>
+          <w:lang w:val="pt_PT" w:bidi="pt_PT"/>
+        </w:rPr>
+      </w:r>
+      <w:r>
+        <w:rPr>
+          <w:lang w:val="pt_PT" w:bidi="pt_PT"/>
+        </w:rPr>
+      </w:r>
+    </w:p>
+    <w:p>
+      <w:pPr/>
+      <w:r>
+        <w:rPr>
+          <w:lang w:val="pt_PT" w:bidi="pt_PT"/>
+        </w:rPr>
+      </w:r>
     </w:p>
     <w:p>
       <w:pPr>
         <w:pStyle w:val="Heading2"/>
       </w:pPr>
       <w:r>
+        <w:rPr>
+          <w:lang w:val="pt_PT" w:bidi="pt_PT"/>
+        </w:rPr>
         <w:t>Ageu 2.1–9</w:t>
       </w:r>
-      <w:r/>
-    </w:p>
-    <w:p>
-      <w:r/>
-      <w:r>
+      <w:r>
+        <w:rPr>
+          <w:lang w:val="pt_PT" w:bidi="pt_PT"/>
+        </w:rPr>
+      </w:r>
+    </w:p>
+    <w:p>
+      <w:pPr/>
+      <w:r>
+        <w:rPr>
+          <w:lang w:val="pt_PT" w:bidi="pt_PT"/>
+        </w:rPr>
+      </w:r>
+      <w:r>
+        <w:rPr>
+          <w:lang w:val="pt_PT" w:bidi="pt_PT"/>
+        </w:rPr>
         <w:t xml:space="preserve">A segunda mensagem de Ageu assegura à comunidade que Deus não esqueceu suas promessas, feitas por profetas anteriores, de abençoá-los e restaurá-los (Por exemplo, </w:t>
       </w:r>
       <w:hyperlink r:id="rId53">
         <w:r>
           <w:rPr>
+            <w:lang w:val="pt_PT" w:bidi="pt_PT"/>
+          </w:rPr>
+          <w:rPr>
             <w:color w:val="0000EE"/>
             <w:u w:val="single"/>
           </w:rPr>
@@ -1000,11 +1775,17 @@
         </w:r>
       </w:hyperlink>
       <w:r>
+        <w:rPr>
+          <w:lang w:val="pt_PT" w:bidi="pt_PT"/>
+        </w:rPr>
         <w:t xml:space="preserve">; </w:t>
       </w:r>
       <w:hyperlink r:id="rId54">
         <w:r>
           <w:rPr>
+            <w:lang w:val="pt_PT" w:bidi="pt_PT"/>
+          </w:rPr>
+          <w:rPr>
             <w:color w:val="0000EE"/>
             <w:u w:val="single"/>
           </w:rPr>
@@ -1012,11 +1793,17 @@
         </w:r>
       </w:hyperlink>
       <w:r>
+        <w:rPr>
+          <w:lang w:val="pt_PT" w:bidi="pt_PT"/>
+        </w:rPr>
         <w:t xml:space="preserve">; </w:t>
       </w:r>
       <w:hyperlink r:id="rId55">
         <w:r>
           <w:rPr>
+            <w:lang w:val="pt_PT" w:bidi="pt_PT"/>
+          </w:rPr>
+          <w:rPr>
             <w:color w:val="0000EE"/>
             <w:u w:val="single"/>
           </w:rPr>
@@ -1024,11 +1811,17 @@
         </w:r>
       </w:hyperlink>
       <w:r>
+        <w:rPr>
+          <w:lang w:val="pt_PT" w:bidi="pt_PT"/>
+        </w:rPr>
         <w:t xml:space="preserve">; </w:t>
       </w:r>
       <w:hyperlink r:id="rId56">
         <w:r>
           <w:rPr>
+            <w:lang w:val="pt_PT" w:bidi="pt_PT"/>
+          </w:rPr>
+          <w:rPr>
             <w:color w:val="0000EE"/>
             <w:u w:val="single"/>
           </w:rPr>
@@ -1036,11 +1829,17 @@
         </w:r>
       </w:hyperlink>
       <w:r>
+        <w:rPr>
+          <w:lang w:val="pt_PT" w:bidi="pt_PT"/>
+        </w:rPr>
         <w:t xml:space="preserve">; </w:t>
       </w:r>
       <w:hyperlink r:id="rId57">
         <w:r>
           <w:rPr>
+            <w:lang w:val="pt_PT" w:bidi="pt_PT"/>
+          </w:rPr>
+          <w:rPr>
             <w:color w:val="0000EE"/>
             <w:u w:val="single"/>
           </w:rPr>
@@ -1048,31 +1847,65 @@
         </w:r>
       </w:hyperlink>
       <w:r>
+        <w:rPr>
+          <w:lang w:val="pt_PT" w:bidi="pt_PT"/>
+        </w:rPr>
         <w:t>).</w:t>
       </w:r>
-      <w:r/>
-      <w:r/>
-    </w:p>
-    <w:p>
-      <w:r/>
+      <w:r>
+        <w:rPr>
+          <w:lang w:val="pt_PT" w:bidi="pt_PT"/>
+        </w:rPr>
+      </w:r>
+      <w:r>
+        <w:rPr>
+          <w:lang w:val="pt_PT" w:bidi="pt_PT"/>
+        </w:rPr>
+      </w:r>
+    </w:p>
+    <w:p>
+      <w:pPr/>
+      <w:r>
+        <w:rPr>
+          <w:lang w:val="pt_PT" w:bidi="pt_PT"/>
+        </w:rPr>
+      </w:r>
     </w:p>
     <w:p>
       <w:pPr>
         <w:pStyle w:val="Heading2"/>
       </w:pPr>
       <w:r>
+        <w:rPr>
+          <w:lang w:val="pt_PT" w:bidi="pt_PT"/>
+        </w:rPr>
         <w:t>Ageu 2.3</w:t>
       </w:r>
-      <w:r/>
-    </w:p>
-    <w:p>
-      <w:r/>
-      <w:r>
+      <w:r>
+        <w:rPr>
+          <w:lang w:val="pt_PT" w:bidi="pt_PT"/>
+        </w:rPr>
+      </w:r>
+    </w:p>
+    <w:p>
+      <w:pPr/>
+      <w:r>
+        <w:rPr>
+          <w:lang w:val="pt_PT" w:bidi="pt_PT"/>
+        </w:rPr>
+      </w:r>
+      <w:r>
+        <w:rPr>
+          <w:lang w:val="pt_PT" w:bidi="pt_PT"/>
+        </w:rPr>
         <w:t>O antigo esplendor pertencia ao Templo de Salomão (</w:t>
       </w:r>
       <w:hyperlink r:id="rId58">
         <w:r>
           <w:rPr>
+            <w:lang w:val="pt_PT" w:bidi="pt_PT"/>
+          </w:rPr>
+          <w:rPr>
             <w:color w:val="0000EE"/>
             <w:u w:val="single"/>
           </w:rPr>
@@ -1080,11 +1913,17 @@
         </w:r>
       </w:hyperlink>
       <w:r>
+        <w:rPr>
+          <w:lang w:val="pt_PT" w:bidi="pt_PT"/>
+        </w:rPr>
         <w:t>), que algumas das pessoas mais velhas de Judá haviam visto em sua juventude antes de irem para o exílio na Babilônia. Eles choraram quando viram a nova fundação estabelecida (</w:t>
       </w:r>
       <w:hyperlink r:id="rId59">
         <w:r>
           <w:rPr>
+            <w:lang w:val="pt_PT" w:bidi="pt_PT"/>
+          </w:rPr>
+          <w:rPr>
             <w:color w:val="0000EE"/>
             <w:u w:val="single"/>
           </w:rPr>
@@ -1092,31 +1931,65 @@
         </w:r>
       </w:hyperlink>
       <w:r>
+        <w:rPr>
+          <w:lang w:val="pt_PT" w:bidi="pt_PT"/>
+        </w:rPr>
         <w:t>), porque parecia insignificante em comparação.</w:t>
       </w:r>
-      <w:r/>
-      <w:r/>
-    </w:p>
-    <w:p>
-      <w:r/>
+      <w:r>
+        <w:rPr>
+          <w:lang w:val="pt_PT" w:bidi="pt_PT"/>
+        </w:rPr>
+      </w:r>
+      <w:r>
+        <w:rPr>
+          <w:lang w:val="pt_PT" w:bidi="pt_PT"/>
+        </w:rPr>
+      </w:r>
+    </w:p>
+    <w:p>
+      <w:pPr/>
+      <w:r>
+        <w:rPr>
+          <w:lang w:val="pt_PT" w:bidi="pt_PT"/>
+        </w:rPr>
+      </w:r>
     </w:p>
     <w:p>
       <w:pPr>
         <w:pStyle w:val="Heading2"/>
       </w:pPr>
       <w:r>
+        <w:rPr>
+          <w:lang w:val="pt_PT" w:bidi="pt_PT"/>
+        </w:rPr>
         <w:t>Ageu 2.4</w:t>
       </w:r>
-      <w:r/>
-    </w:p>
-    <w:p>
-      <w:r/>
-      <w:r>
+      <w:r>
+        <w:rPr>
+          <w:lang w:val="pt_PT" w:bidi="pt_PT"/>
+        </w:rPr>
+      </w:r>
+    </w:p>
+    <w:p>
+      <w:pPr/>
+      <w:r>
+        <w:rPr>
+          <w:lang w:val="pt_PT" w:bidi="pt_PT"/>
+        </w:rPr>
+      </w:r>
+      <w:r>
+        <w:rPr>
+          <w:lang w:val="pt_PT" w:bidi="pt_PT"/>
+        </w:rPr>
         <w:t xml:space="preserve">No entanto tenham coragem!: Isso marca uma mudança de repreensão e desafio para encorajamento e afirmação (cf. </w:t>
       </w:r>
       <w:hyperlink r:id="rId60">
         <w:r>
           <w:rPr>
+            <w:lang w:val="pt_PT" w:bidi="pt_PT"/>
+          </w:rPr>
+          <w:rPr>
             <w:color w:val="0000EE"/>
             <w:u w:val="single"/>
           </w:rPr>
@@ -1124,31 +1997,65 @@
         </w:r>
       </w:hyperlink>
       <w:r>
+        <w:rPr>
+          <w:lang w:val="pt_PT" w:bidi="pt_PT"/>
+        </w:rPr>
         <w:t>).</w:t>
       </w:r>
-      <w:r/>
-      <w:r/>
-    </w:p>
-    <w:p>
-      <w:r/>
+      <w:r>
+        <w:rPr>
+          <w:lang w:val="pt_PT" w:bidi="pt_PT"/>
+        </w:rPr>
+      </w:r>
+      <w:r>
+        <w:rPr>
+          <w:lang w:val="pt_PT" w:bidi="pt_PT"/>
+        </w:rPr>
+      </w:r>
+    </w:p>
+    <w:p>
+      <w:pPr/>
+      <w:r>
+        <w:rPr>
+          <w:lang w:val="pt_PT" w:bidi="pt_PT"/>
+        </w:rPr>
+      </w:r>
     </w:p>
     <w:p>
       <w:pPr>
         <w:pStyle w:val="Heading2"/>
       </w:pPr>
       <w:r>
+        <w:rPr>
+          <w:lang w:val="pt_PT" w:bidi="pt_PT"/>
+        </w:rPr>
         <w:t>Ageu 2.5</w:t>
       </w:r>
-      <w:r/>
-    </w:p>
-    <w:p>
-      <w:r/>
-      <w:r>
+      <w:r>
+        <w:rPr>
+          <w:lang w:val="pt_PT" w:bidi="pt_PT"/>
+        </w:rPr>
+      </w:r>
+    </w:p>
+    <w:p>
+      <w:pPr/>
+      <w:r>
+        <w:rPr>
+          <w:lang w:val="pt_PT" w:bidi="pt_PT"/>
+        </w:rPr>
+      </w:r>
+      <w:r>
+        <w:rPr>
+          <w:lang w:val="pt_PT" w:bidi="pt_PT"/>
+        </w:rPr>
         <w:t xml:space="preserve">Meu Espírito permanece entre vocês: Veja </w:t>
       </w:r>
       <w:hyperlink r:id="rId61">
         <w:r>
           <w:rPr>
+            <w:lang w:val="pt_PT" w:bidi="pt_PT"/>
+          </w:rPr>
+          <w:rPr>
             <w:color w:val="0000EE"/>
             <w:u w:val="single"/>
           </w:rPr>
@@ -1156,11 +2063,17 @@
         </w:r>
       </w:hyperlink>
       <w:r>
+        <w:rPr>
+          <w:lang w:val="pt_PT" w:bidi="pt_PT"/>
+        </w:rPr>
         <w:t xml:space="preserve">; </w:t>
       </w:r>
       <w:hyperlink r:id="rId62">
         <w:r>
           <w:rPr>
+            <w:lang w:val="pt_PT" w:bidi="pt_PT"/>
+          </w:rPr>
+          <w:rPr>
             <w:color w:val="0000EE"/>
             <w:u w:val="single"/>
           </w:rPr>
@@ -1168,11 +2081,17 @@
         </w:r>
       </w:hyperlink>
       <w:r>
+        <w:rPr>
+          <w:lang w:val="pt_PT" w:bidi="pt_PT"/>
+        </w:rPr>
         <w:t xml:space="preserve">; </w:t>
       </w:r>
       <w:hyperlink r:id="rId63">
         <w:r>
           <w:rPr>
+            <w:lang w:val="pt_PT" w:bidi="pt_PT"/>
+          </w:rPr>
+          <w:rPr>
             <w:color w:val="0000EE"/>
             <w:u w:val="single"/>
           </w:rPr>
@@ -1180,20 +2099,30 @@
         </w:r>
       </w:hyperlink>
       <w:r>
+        <w:rPr>
+          <w:lang w:val="pt_PT" w:bidi="pt_PT"/>
+        </w:rPr>
         <w:t xml:space="preserve">. • Conforme a aliança que fiz (literalmente </w:t>
       </w:r>
       <w:r>
         <w:rPr>
           <w:i/>
+          <w:lang w:val="pt_PT" w:bidi="pt_PT"/>
         </w:rPr>
         <w:t>a palavra que cortei com vocês</w:t>
       </w:r>
       <w:r>
+        <w:rPr>
+          <w:lang w:val="pt_PT" w:bidi="pt_PT"/>
+        </w:rPr>
         <w:t xml:space="preserve">): A frase “cortar uma aliança” é a expressão hebraica para fazer uma aliança (veja </w:t>
       </w:r>
       <w:hyperlink r:id="rId64">
         <w:r>
           <w:rPr>
+            <w:lang w:val="pt_PT" w:bidi="pt_PT"/>
+          </w:rPr>
+          <w:rPr>
             <w:color w:val="0000EE"/>
             <w:u w:val="single"/>
           </w:rPr>
@@ -1201,11 +2130,17 @@
         </w:r>
       </w:hyperlink>
       <w:r>
+        <w:rPr>
+          <w:lang w:val="pt_PT" w:bidi="pt_PT"/>
+        </w:rPr>
         <w:t xml:space="preserve">; </w:t>
       </w:r>
       <w:hyperlink r:id="rId65">
         <w:r>
           <w:rPr>
+            <w:lang w:val="pt_PT" w:bidi="pt_PT"/>
+          </w:rPr>
+          <w:rPr>
             <w:color w:val="0000EE"/>
             <w:u w:val="single"/>
           </w:rPr>
@@ -1213,11 +2148,17 @@
         </w:r>
       </w:hyperlink>
       <w:r>
+        <w:rPr>
+          <w:lang w:val="pt_PT" w:bidi="pt_PT"/>
+        </w:rPr>
         <w:t xml:space="preserve">). A expressão de Ageu, “cortar uma palavra,” é única no Antigo Testamento, usando uma linguagem que cria propositalmente uma conexão entre sua profecia e o relacionamento de aliança de Deus com seu povo. Ao fazer essa conexão, Ageu destacou a continuidade das ações de Deus ao resgatar seu povo, primeiro do Egito e depois da Babilônia (veja </w:t>
       </w:r>
       <w:hyperlink r:id="rId66">
         <w:r>
           <w:rPr>
+            <w:lang w:val="pt_PT" w:bidi="pt_PT"/>
+          </w:rPr>
+          <w:rPr>
             <w:color w:val="0000EE"/>
             <w:u w:val="single"/>
           </w:rPr>
@@ -1225,31 +2166,65 @@
         </w:r>
       </w:hyperlink>
       <w:r>
+        <w:rPr>
+          <w:lang w:val="pt_PT" w:bidi="pt_PT"/>
+        </w:rPr>
         <w:t>).</w:t>
       </w:r>
-      <w:r/>
-      <w:r/>
-    </w:p>
-    <w:p>
-      <w:r/>
+      <w:r>
+        <w:rPr>
+          <w:lang w:val="pt_PT" w:bidi="pt_PT"/>
+        </w:rPr>
+      </w:r>
+      <w:r>
+        <w:rPr>
+          <w:lang w:val="pt_PT" w:bidi="pt_PT"/>
+        </w:rPr>
+      </w:r>
+    </w:p>
+    <w:p>
+      <w:pPr/>
+      <w:r>
+        <w:rPr>
+          <w:lang w:val="pt_PT" w:bidi="pt_PT"/>
+        </w:rPr>
+      </w:r>
     </w:p>
     <w:p>
       <w:pPr>
         <w:pStyle w:val="Heading2"/>
       </w:pPr>
       <w:r>
+        <w:rPr>
+          <w:lang w:val="pt_PT" w:bidi="pt_PT"/>
+        </w:rPr>
         <w:t>Ageu 2.6–7</w:t>
       </w:r>
-      <w:r/>
-    </w:p>
-    <w:p>
-      <w:r/>
-      <w:r>
+      <w:r>
+        <w:rPr>
+          <w:lang w:val="pt_PT" w:bidi="pt_PT"/>
+        </w:rPr>
+      </w:r>
+    </w:p>
+    <w:p>
+      <w:pPr/>
+      <w:r>
+        <w:rPr>
+          <w:lang w:val="pt_PT" w:bidi="pt_PT"/>
+        </w:rPr>
+      </w:r>
+      <w:r>
+        <w:rPr>
+          <w:lang w:val="pt_PT" w:bidi="pt_PT"/>
+        </w:rPr>
         <w:t xml:space="preserve">Deus novamente abalará os céus e a terra no futuro dia do julgamento (veja </w:t>
       </w:r>
       <w:hyperlink r:id="rId67">
         <w:r>
           <w:rPr>
+            <w:lang w:val="pt_PT" w:bidi="pt_PT"/>
+          </w:rPr>
+          <w:rPr>
             <w:color w:val="0000EE"/>
             <w:u w:val="single"/>
           </w:rPr>
@@ -1257,11 +2232,17 @@
         </w:r>
       </w:hyperlink>
       <w:r>
+        <w:rPr>
+          <w:lang w:val="pt_PT" w:bidi="pt_PT"/>
+        </w:rPr>
         <w:t xml:space="preserve">; </w:t>
       </w:r>
       <w:hyperlink r:id="rId68">
         <w:r>
           <w:rPr>
+            <w:lang w:val="pt_PT" w:bidi="pt_PT"/>
+          </w:rPr>
+          <w:rPr>
             <w:color w:val="0000EE"/>
             <w:u w:val="single"/>
           </w:rPr>
@@ -1269,11 +2250,17 @@
         </w:r>
       </w:hyperlink>
       <w:r>
+        <w:rPr>
+          <w:lang w:val="pt_PT" w:bidi="pt_PT"/>
+        </w:rPr>
         <w:t>). O abalo anterior foi o julgamento sobre o Egito na época do êxodo (</w:t>
       </w:r>
       <w:hyperlink r:id="rId69">
         <w:r>
           <w:rPr>
+            <w:lang w:val="pt_PT" w:bidi="pt_PT"/>
+          </w:rPr>
+          <w:rPr>
             <w:color w:val="0000EE"/>
             <w:u w:val="single"/>
           </w:rPr>
@@ -1281,11 +2268,17 @@
         </w:r>
       </w:hyperlink>
       <w:r>
+        <w:rPr>
+          <w:lang w:val="pt_PT" w:bidi="pt_PT"/>
+        </w:rPr>
         <w:t xml:space="preserve">; </w:t>
       </w:r>
       <w:hyperlink r:id="rId70">
         <w:r>
           <w:rPr>
+            <w:lang w:val="pt_PT" w:bidi="pt_PT"/>
+          </w:rPr>
+          <w:rPr>
             <w:color w:val="0000EE"/>
             <w:u w:val="single"/>
           </w:rPr>
@@ -1293,11 +2286,17 @@
         </w:r>
       </w:hyperlink>
       <w:r>
+        <w:rPr>
+          <w:lang w:val="pt_PT" w:bidi="pt_PT"/>
+        </w:rPr>
         <w:t>). O Novo Testamento relaciona em breve ao retorno de Jesus Cristo (</w:t>
       </w:r>
       <w:hyperlink r:id="rId71">
         <w:r>
           <w:rPr>
+            <w:lang w:val="pt_PT" w:bidi="pt_PT"/>
+          </w:rPr>
+          <w:rPr>
             <w:color w:val="0000EE"/>
             <w:u w:val="single"/>
           </w:rPr>
@@ -1305,11 +2304,17 @@
         </w:r>
       </w:hyperlink>
       <w:r>
+        <w:rPr>
+          <w:lang w:val="pt_PT" w:bidi="pt_PT"/>
+        </w:rPr>
         <w:t xml:space="preserve">). Ageu provavelmente viu o julgamento final de Deus prefigurado em eventos que ocorreriam após seu tempo (por exemplo, a queda da Pérsia para a Grécia, a queda da Grécia para Roma; veja </w:t>
       </w:r>
       <w:hyperlink r:id="rId72">
         <w:r>
           <w:rPr>
+            <w:lang w:val="pt_PT" w:bidi="pt_PT"/>
+          </w:rPr>
+          <w:rPr>
             <w:color w:val="0000EE"/>
             <w:u w:val="single"/>
           </w:rPr>
@@ -1317,51 +2322,113 @@
         </w:r>
       </w:hyperlink>
       <w:r>
+        <w:rPr>
+          <w:lang w:val="pt_PT" w:bidi="pt_PT"/>
+        </w:rPr>
         <w:t>).</w:t>
       </w:r>
-      <w:r/>
-      <w:r/>
-    </w:p>
-    <w:p>
-      <w:r/>
+      <w:r>
+        <w:rPr>
+          <w:lang w:val="pt_PT" w:bidi="pt_PT"/>
+        </w:rPr>
+      </w:r>
+      <w:r>
+        <w:rPr>
+          <w:lang w:val="pt_PT" w:bidi="pt_PT"/>
+        </w:rPr>
+      </w:r>
+    </w:p>
+    <w:p>
+      <w:pPr/>
+      <w:r>
+        <w:rPr>
+          <w:lang w:val="pt_PT" w:bidi="pt_PT"/>
+        </w:rPr>
+      </w:r>
     </w:p>
     <w:p>
       <w:pPr>
         <w:pStyle w:val="Heading2"/>
       </w:pPr>
       <w:r>
+        <w:rPr>
+          <w:lang w:val="pt_PT" w:bidi="pt_PT"/>
+        </w:rPr>
         <w:t>Ageu 2.7</w:t>
       </w:r>
-      <w:r/>
-    </w:p>
-    <w:p>
-      <w:r/>
-      <w:r>
+      <w:r>
+        <w:rPr>
+          <w:lang w:val="pt_PT" w:bidi="pt_PT"/>
+        </w:rPr>
+      </w:r>
+    </w:p>
+    <w:p>
+      <w:pPr/>
+      <w:r>
+        <w:rPr>
+          <w:lang w:val="pt_PT" w:bidi="pt_PT"/>
+        </w:rPr>
+      </w:r>
+      <w:r>
+        <w:rPr>
+          <w:lang w:val="pt_PT" w:bidi="pt_PT"/>
+        </w:rPr>
         <w:t>Riquezas... serão trazidas ao Templo por todas as nações como tributo e homenagem ao Deus de Israel.</w:t>
       </w:r>
-      <w:r/>
-      <w:r/>
-    </w:p>
-    <w:p>
-      <w:r/>
+      <w:r>
+        <w:rPr>
+          <w:lang w:val="pt_PT" w:bidi="pt_PT"/>
+        </w:rPr>
+      </w:r>
+      <w:r>
+        <w:rPr>
+          <w:lang w:val="pt_PT" w:bidi="pt_PT"/>
+        </w:rPr>
+      </w:r>
+    </w:p>
+    <w:p>
+      <w:pPr/>
+      <w:r>
+        <w:rPr>
+          <w:lang w:val="pt_PT" w:bidi="pt_PT"/>
+        </w:rPr>
+      </w:r>
     </w:p>
     <w:p>
       <w:pPr>
         <w:pStyle w:val="Heading2"/>
       </w:pPr>
       <w:r>
+        <w:rPr>
+          <w:lang w:val="pt_PT" w:bidi="pt_PT"/>
+        </w:rPr>
         <w:t>Ageu 2.9</w:t>
       </w:r>
-      <w:r/>
-    </w:p>
-    <w:p>
-      <w:r/>
-      <w:r>
+      <w:r>
+        <w:rPr>
+          <w:lang w:val="pt_PT" w:bidi="pt_PT"/>
+        </w:rPr>
+      </w:r>
+    </w:p>
+    <w:p>
+      <w:pPr/>
+      <w:r>
+        <w:rPr>
+          <w:lang w:val="pt_PT" w:bidi="pt_PT"/>
+        </w:rPr>
+      </w:r>
+      <w:r>
+        <w:rPr>
+          <w:lang w:val="pt_PT" w:bidi="pt_PT"/>
+        </w:rPr>
         <w:t xml:space="preserve">prosperidade e paz: Ageu pode estar se referindo à vinda do Messias ao seu Templo (veja </w:t>
       </w:r>
       <w:hyperlink r:id="rId73">
         <w:r>
           <w:rPr>
+            <w:lang w:val="pt_PT" w:bidi="pt_PT"/>
+          </w:rPr>
+          <w:rPr>
             <w:color w:val="0000EE"/>
             <w:u w:val="single"/>
           </w:rPr>
@@ -1369,11 +2436,17 @@
         </w:r>
       </w:hyperlink>
       <w:r>
+        <w:rPr>
+          <w:lang w:val="pt_PT" w:bidi="pt_PT"/>
+        </w:rPr>
         <w:t>). Jesus foi apresentado no Templo do Senhor como um bebê (</w:t>
       </w:r>
       <w:hyperlink r:id="rId74">
         <w:r>
           <w:rPr>
+            <w:lang w:val="pt_PT" w:bidi="pt_PT"/>
+          </w:rPr>
+          <w:rPr>
             <w:color w:val="0000EE"/>
             <w:u w:val="single"/>
           </w:rPr>
@@ -1381,11 +2454,17 @@
         </w:r>
       </w:hyperlink>
       <w:r>
+        <w:rPr>
+          <w:lang w:val="pt_PT" w:bidi="pt_PT"/>
+        </w:rPr>
         <w:t>), e ele ensinou lá como adulto (</w:t>
       </w:r>
       <w:hyperlink r:id="rId75">
         <w:r>
           <w:rPr>
+            <w:lang w:val="pt_PT" w:bidi="pt_PT"/>
+          </w:rPr>
+          <w:rPr>
             <w:color w:val="0000EE"/>
             <w:u w:val="single"/>
           </w:rPr>
@@ -1393,11 +2472,17 @@
         </w:r>
       </w:hyperlink>
       <w:r>
+        <w:rPr>
+          <w:lang w:val="pt_PT" w:bidi="pt_PT"/>
+        </w:rPr>
         <w:t>). Jesus, a Palavra humana de Deus, é maior que o Templo (</w:t>
       </w:r>
       <w:hyperlink r:id="rId76">
         <w:r>
           <w:rPr>
+            <w:lang w:val="pt_PT" w:bidi="pt_PT"/>
+          </w:rPr>
+          <w:rPr>
             <w:color w:val="0000EE"/>
             <w:u w:val="single"/>
           </w:rPr>
@@ -1405,11 +2490,17 @@
         </w:r>
       </w:hyperlink>
       <w:r>
+        <w:rPr>
+          <w:lang w:val="pt_PT" w:bidi="pt_PT"/>
+        </w:rPr>
         <w:t xml:space="preserve">; veja </w:t>
       </w:r>
       <w:hyperlink r:id="rId77">
         <w:r>
           <w:rPr>
+            <w:lang w:val="pt_PT" w:bidi="pt_PT"/>
+          </w:rPr>
+          <w:rPr>
             <w:color w:val="0000EE"/>
             <w:u w:val="single"/>
           </w:rPr>
@@ -1417,11 +2508,17 @@
         </w:r>
       </w:hyperlink>
       <w:r>
+        <w:rPr>
+          <w:lang w:val="pt_PT" w:bidi="pt_PT"/>
+        </w:rPr>
         <w:t xml:space="preserve">). Embora tenha sido reconhecido por apenas alguns, a presença de Jesus no Templo superou em muito a glória no Tabernáculo no tempo de Moisés e no Templo de Salomão (cp. </w:t>
       </w:r>
       <w:hyperlink r:id="rId78">
         <w:r>
           <w:rPr>
+            <w:lang w:val="pt_PT" w:bidi="pt_PT"/>
+          </w:rPr>
+          <w:rPr>
             <w:color w:val="0000EE"/>
             <w:u w:val="single"/>
           </w:rPr>
@@ -1429,11 +2526,17 @@
         </w:r>
       </w:hyperlink>
       <w:r>
+        <w:rPr>
+          <w:lang w:val="pt_PT" w:bidi="pt_PT"/>
+        </w:rPr>
         <w:t>). • paz ao meu povo: A bênção sacerdotal (</w:t>
       </w:r>
       <w:hyperlink r:id="rId79">
         <w:r>
           <w:rPr>
+            <w:lang w:val="pt_PT" w:bidi="pt_PT"/>
+          </w:rPr>
+          <w:rPr>
             <w:color w:val="0000EE"/>
             <w:u w:val="single"/>
           </w:rPr>
@@ -1441,11 +2544,17 @@
         </w:r>
       </w:hyperlink>
       <w:r>
+        <w:rPr>
+          <w:lang w:val="pt_PT" w:bidi="pt_PT"/>
+        </w:rPr>
         <w:t>) era pronunciada como parte da liturgia do Templo. Nos últimos dias, Deus faria uma aliança de paz com Israel (</w:t>
       </w:r>
       <w:hyperlink r:id="rId80">
         <w:r>
           <w:rPr>
+            <w:lang w:val="pt_PT" w:bidi="pt_PT"/>
+          </w:rPr>
+          <w:rPr>
             <w:color w:val="0000EE"/>
             <w:u w:val="single"/>
           </w:rPr>
@@ -1453,11 +2562,17 @@
         </w:r>
       </w:hyperlink>
       <w:r>
+        <w:rPr>
+          <w:lang w:val="pt_PT" w:bidi="pt_PT"/>
+        </w:rPr>
         <w:t xml:space="preserve">; </w:t>
       </w:r>
       <w:hyperlink r:id="rId81">
         <w:r>
           <w:rPr>
+            <w:lang w:val="pt_PT" w:bidi="pt_PT"/>
+          </w:rPr>
+          <w:rPr>
             <w:color w:val="0000EE"/>
             <w:u w:val="single"/>
           </w:rPr>
@@ -1465,40 +2580,78 @@
         </w:r>
       </w:hyperlink>
       <w:r>
+        <w:rPr>
+          <w:lang w:val="pt_PT" w:bidi="pt_PT"/>
+        </w:rPr>
         <w:t xml:space="preserve">). O bom resultado da reconstrução do Templo era uma garantia dessa futura </w:t>
       </w:r>
       <w:r>
         <w:rPr>
           <w:i/>
+          <w:lang w:val="pt_PT" w:bidi="pt_PT"/>
         </w:rPr>
         <w:t>paz</w:t>
       </w:r>
       <w:r>
+        <w:rPr>
+          <w:lang w:val="pt_PT" w:bidi="pt_PT"/>
+        </w:rPr>
         <w:t>.</w:t>
       </w:r>
-      <w:r/>
-      <w:r/>
-    </w:p>
-    <w:p>
-      <w:r/>
+      <w:r>
+        <w:rPr>
+          <w:lang w:val="pt_PT" w:bidi="pt_PT"/>
+        </w:rPr>
+      </w:r>
+      <w:r>
+        <w:rPr>
+          <w:lang w:val="pt_PT" w:bidi="pt_PT"/>
+        </w:rPr>
+      </w:r>
+    </w:p>
+    <w:p>
+      <w:pPr/>
+      <w:r>
+        <w:rPr>
+          <w:lang w:val="pt_PT" w:bidi="pt_PT"/>
+        </w:rPr>
+      </w:r>
     </w:p>
     <w:p>
       <w:pPr>
         <w:pStyle w:val="Heading2"/>
       </w:pPr>
       <w:r>
+        <w:rPr>
+          <w:lang w:val="pt_PT" w:bidi="pt_PT"/>
+        </w:rPr>
         <w:t>Ageu 2.10–19</w:t>
       </w:r>
-      <w:r/>
-    </w:p>
-    <w:p>
-      <w:r/>
-      <w:r>
+      <w:r>
+        <w:rPr>
+          <w:lang w:val="pt_PT" w:bidi="pt_PT"/>
+        </w:rPr>
+      </w:r>
+    </w:p>
+    <w:p>
+      <w:pPr/>
+      <w:r>
+        <w:rPr>
+          <w:lang w:val="pt_PT" w:bidi="pt_PT"/>
+        </w:rPr>
+      </w:r>
+      <w:r>
+        <w:rPr>
+          <w:lang w:val="pt_PT" w:bidi="pt_PT"/>
+        </w:rPr>
         <w:t>O tema da terceira mensagem são as instruções da lei sobre pureza ritual. Essas instruções ainda estavam em vigor. Deus espera que seu povo seja santo, assim como Ele é santo (</w:t>
       </w:r>
       <w:hyperlink r:id="rId82">
         <w:r>
           <w:rPr>
+            <w:lang w:val="pt_PT" w:bidi="pt_PT"/>
+          </w:rPr>
+          <w:rPr>
             <w:color w:val="0000EE"/>
             <w:u w:val="single"/>
           </w:rPr>
@@ -1506,31 +2659,65 @@
         </w:r>
       </w:hyperlink>
       <w:r>
+        <w:rPr>
+          <w:lang w:val="pt_PT" w:bidi="pt_PT"/>
+        </w:rPr>
         <w:t>).</w:t>
       </w:r>
-      <w:r/>
-      <w:r/>
-    </w:p>
-    <w:p>
-      <w:r/>
+      <w:r>
+        <w:rPr>
+          <w:lang w:val="pt_PT" w:bidi="pt_PT"/>
+        </w:rPr>
+      </w:r>
+      <w:r>
+        <w:rPr>
+          <w:lang w:val="pt_PT" w:bidi="pt_PT"/>
+        </w:rPr>
+      </w:r>
+    </w:p>
+    <w:p>
+      <w:pPr/>
+      <w:r>
+        <w:rPr>
+          <w:lang w:val="pt_PT" w:bidi="pt_PT"/>
+        </w:rPr>
+      </w:r>
     </w:p>
     <w:p>
       <w:pPr>
         <w:pStyle w:val="Heading2"/>
       </w:pPr>
       <w:r>
+        <w:rPr>
+          <w:lang w:val="pt_PT" w:bidi="pt_PT"/>
+        </w:rPr>
         <w:t>Ageu 2.11</w:t>
       </w:r>
-      <w:r/>
-    </w:p>
-    <w:p>
-      <w:r/>
-      <w:r>
+      <w:r>
+        <w:rPr>
+          <w:lang w:val="pt_PT" w:bidi="pt_PT"/>
+        </w:rPr>
+      </w:r>
+    </w:p>
+    <w:p>
+      <w:pPr/>
+      <w:r>
+        <w:rPr>
+          <w:lang w:val="pt_PT" w:bidi="pt_PT"/>
+        </w:rPr>
+      </w:r>
+      <w:r>
+        <w:rPr>
+          <w:lang w:val="pt_PT" w:bidi="pt_PT"/>
+        </w:rPr>
         <w:t>Vá falar com os sacerdotes: O trabalho dos sacerdotes era ensinar e interpretar a lei (</w:t>
       </w:r>
       <w:hyperlink r:id="rId83">
         <w:r>
           <w:rPr>
+            <w:lang w:val="pt_PT" w:bidi="pt_PT"/>
+          </w:rPr>
+          <w:rPr>
             <w:color w:val="0000EE"/>
             <w:u w:val="single"/>
           </w:rPr>
@@ -1538,11 +2725,17 @@
         </w:r>
       </w:hyperlink>
       <w:r>
+        <w:rPr>
+          <w:lang w:val="pt_PT" w:bidi="pt_PT"/>
+        </w:rPr>
         <w:t xml:space="preserve">; </w:t>
       </w:r>
       <w:hyperlink r:id="rId84">
         <w:r>
           <w:rPr>
+            <w:lang w:val="pt_PT" w:bidi="pt_PT"/>
+          </w:rPr>
+          <w:rPr>
             <w:color w:val="0000EE"/>
             <w:u w:val="single"/>
           </w:rPr>
@@ -1550,37 +2743,77 @@
         </w:r>
       </w:hyperlink>
       <w:r>
+        <w:rPr>
+          <w:lang w:val="pt_PT" w:bidi="pt_PT"/>
+        </w:rPr>
         <w:t>), então a mensagem sobre pureza cerimonial era direcionada a eles.</w:t>
       </w:r>
-      <w:r/>
-      <w:r/>
-    </w:p>
-    <w:p>
-      <w:r/>
+      <w:r>
+        <w:rPr>
+          <w:lang w:val="pt_PT" w:bidi="pt_PT"/>
+        </w:rPr>
+      </w:r>
+      <w:r>
+        <w:rPr>
+          <w:lang w:val="pt_PT" w:bidi="pt_PT"/>
+        </w:rPr>
+      </w:r>
+    </w:p>
+    <w:p>
+      <w:pPr/>
+      <w:r>
+        <w:rPr>
+          <w:lang w:val="pt_PT" w:bidi="pt_PT"/>
+        </w:rPr>
+      </w:r>
     </w:p>
     <w:p>
       <w:pPr>
         <w:pStyle w:val="Heading2"/>
       </w:pPr>
       <w:r>
+        <w:rPr>
+          <w:lang w:val="pt_PT" w:bidi="pt_PT"/>
+        </w:rPr>
         <w:t>Ageu 2.12</w:t>
       </w:r>
-      <w:r/>
-    </w:p>
-    <w:p>
-      <w:r/>
-      <w:r>
+      <w:r>
+        <w:rPr>
+          <w:lang w:val="pt_PT" w:bidi="pt_PT"/>
+        </w:rPr>
+      </w:r>
+    </w:p>
+    <w:p>
+      <w:pPr/>
+      <w:r>
+        <w:rPr>
+          <w:lang w:val="pt_PT" w:bidi="pt_PT"/>
+        </w:rPr>
+      </w:r>
+      <w:r>
+        <w:rPr>
+          <w:lang w:val="pt_PT" w:bidi="pt_PT"/>
+        </w:rPr>
         <w:t>estas coisas também ficarão puras? Esta pergunta refere-se à carne de um sacrifício sagrado e à maneira como a pureza e a impureza cerimonial poderiam ser transferidas (veja a nota temática “</w:t>
       </w:r>
       <w:r>
+        <w:rPr>
+          <w:lang w:val="pt_PT" w:bidi="pt_PT"/>
+        </w:rPr>
         <w:t>Puro, impuro e sagrado</w:t>
       </w:r>
       <w:r>
+        <w:rPr>
+          <w:lang w:val="pt_PT" w:bidi="pt_PT"/>
+        </w:rPr>
         <w:t xml:space="preserve">”). Levando na dobra da sua capa um pedaço da carne — a carne separada e preparada para a oferta — tornava a veste de alguém sagrada (cp. </w:t>
       </w:r>
       <w:hyperlink r:id="rId85">
         <w:r>
           <w:rPr>
+            <w:lang w:val="pt_PT" w:bidi="pt_PT"/>
+          </w:rPr>
+          <w:rPr>
             <w:color w:val="0000EE"/>
             <w:u w:val="single"/>
           </w:rPr>
@@ -1588,31 +2821,65 @@
         </w:r>
       </w:hyperlink>
       <w:r>
+        <w:rPr>
+          <w:lang w:val="pt_PT" w:bidi="pt_PT"/>
+        </w:rPr>
         <w:t>). Esta santidade, no entanto, não poderia ser transmitida a um terceiro objeto.</w:t>
       </w:r>
-      <w:r/>
-      <w:r/>
-    </w:p>
-    <w:p>
-      <w:r/>
+      <w:r>
+        <w:rPr>
+          <w:lang w:val="pt_PT" w:bidi="pt_PT"/>
+        </w:rPr>
+      </w:r>
+      <w:r>
+        <w:rPr>
+          <w:lang w:val="pt_PT" w:bidi="pt_PT"/>
+        </w:rPr>
+      </w:r>
+    </w:p>
+    <w:p>
+      <w:pPr/>
+      <w:r>
+        <w:rPr>
+          <w:lang w:val="pt_PT" w:bidi="pt_PT"/>
+        </w:rPr>
+      </w:r>
     </w:p>
     <w:p>
       <w:pPr>
         <w:pStyle w:val="Heading2"/>
       </w:pPr>
       <w:r>
+        <w:rPr>
+          <w:lang w:val="pt_PT" w:bidi="pt_PT"/>
+        </w:rPr>
         <w:t>Ageu 2.13</w:t>
       </w:r>
-      <w:r/>
-    </w:p>
-    <w:p>
-      <w:r/>
-      <w:r>
+      <w:r>
+        <w:rPr>
+          <w:lang w:val="pt_PT" w:bidi="pt_PT"/>
+        </w:rPr>
+      </w:r>
+    </w:p>
+    <w:p>
+      <w:pPr/>
+      <w:r>
+        <w:rPr>
+          <w:lang w:val="pt_PT" w:bidi="pt_PT"/>
+        </w:rPr>
+      </w:r>
+      <w:r>
+        <w:rPr>
+          <w:lang w:val="pt_PT" w:bidi="pt_PT"/>
+        </w:rPr>
         <w:t xml:space="preserve">A impureza cerimonial é transmitida muito mais facilmente do que a pureza cerimonial. Qualquer pessoa que tocasse um cadáver tornava-se contaminada e, portanto, impura. Qualquer coisa tocada por uma pessoa cerimonialmente impura também era considerada impura (veja </w:t>
       </w:r>
       <w:hyperlink r:id="rId86">
         <w:r>
           <w:rPr>
+            <w:lang w:val="pt_PT" w:bidi="pt_PT"/>
+          </w:rPr>
+          <w:rPr>
             <w:color w:val="0000EE"/>
             <w:u w:val="single"/>
           </w:rPr>
@@ -1620,11 +2887,17 @@
         </w:r>
       </w:hyperlink>
       <w:r>
+        <w:rPr>
+          <w:lang w:val="pt_PT" w:bidi="pt_PT"/>
+        </w:rPr>
         <w:t xml:space="preserve">, </w:t>
       </w:r>
       <w:hyperlink r:id="rId87">
         <w:r>
           <w:rPr>
+            <w:lang w:val="pt_PT" w:bidi="pt_PT"/>
+          </w:rPr>
+          <w:rPr>
             <w:color w:val="0000EE"/>
             <w:u w:val="single"/>
           </w:rPr>
@@ -1632,11 +2905,17 @@
         </w:r>
       </w:hyperlink>
       <w:r>
+        <w:rPr>
+          <w:lang w:val="pt_PT" w:bidi="pt_PT"/>
+        </w:rPr>
         <w:t xml:space="preserve">). Ageu aplica isso em </w:t>
       </w:r>
       <w:hyperlink r:id="rId88">
         <w:r>
           <w:rPr>
+            <w:lang w:val="pt_PT" w:bidi="pt_PT"/>
+          </w:rPr>
+          <w:rPr>
             <w:color w:val="0000EE"/>
             <w:u w:val="single"/>
           </w:rPr>
@@ -1644,57 +2923,125 @@
         </w:r>
       </w:hyperlink>
       <w:r>
+        <w:rPr>
+          <w:lang w:val="pt_PT" w:bidi="pt_PT"/>
+        </w:rPr>
         <w:t>.</w:t>
       </w:r>
-      <w:r/>
-      <w:r/>
-    </w:p>
-    <w:p>
-      <w:r/>
+      <w:r>
+        <w:rPr>
+          <w:lang w:val="pt_PT" w:bidi="pt_PT"/>
+        </w:rPr>
+      </w:r>
+      <w:r>
+        <w:rPr>
+          <w:lang w:val="pt_PT" w:bidi="pt_PT"/>
+        </w:rPr>
+      </w:r>
+    </w:p>
+    <w:p>
+      <w:pPr/>
+      <w:r>
+        <w:rPr>
+          <w:lang w:val="pt_PT" w:bidi="pt_PT"/>
+        </w:rPr>
+      </w:r>
     </w:p>
     <w:p>
       <w:pPr>
         <w:pStyle w:val="Heading2"/>
       </w:pPr>
       <w:r>
+        <w:rPr>
+          <w:lang w:val="pt_PT" w:bidi="pt_PT"/>
+        </w:rPr>
         <w:t>Ageu 2.14</w:t>
       </w:r>
-      <w:r/>
-    </w:p>
-    <w:p>
-      <w:r/>
-      <w:r>
+      <w:r>
+        <w:rPr>
+          <w:lang w:val="pt_PT" w:bidi="pt_PT"/>
+        </w:rPr>
+      </w:r>
+    </w:p>
+    <w:p>
+      <w:pPr/>
+      <w:r>
+        <w:rPr>
+          <w:lang w:val="pt_PT" w:bidi="pt_PT"/>
+        </w:rPr>
+      </w:r>
+      <w:r>
+        <w:rPr>
+          <w:lang w:val="pt_PT" w:bidi="pt_PT"/>
+        </w:rPr>
         <w:t>É exatamente isso o que acontece com esse povo: simplesmente retornar do exílio para a terra que Deus prometeu a Israel não tornou o povo de Judá santo. Eles ainda estavam impuros, pois não estavam obedecendo às instruções da aliança de Deus com eles. Seu trabalho e até mesmo sua adoração estavam contaminados pela impureza; as ruínas do Templo do Senhor simbolizavam a desobediência do povo. A reconstrução do Templo era um sinal tangível de corações transformados e de uma obediência renovada à aliança de Deus.</w:t>
       </w:r>
-      <w:r/>
-      <w:r/>
-    </w:p>
-    <w:p>
-      <w:r/>
+      <w:r>
+        <w:rPr>
+          <w:lang w:val="pt_PT" w:bidi="pt_PT"/>
+        </w:rPr>
+      </w:r>
+      <w:r>
+        <w:rPr>
+          <w:lang w:val="pt_PT" w:bidi="pt_PT"/>
+        </w:rPr>
+      </w:r>
+    </w:p>
+    <w:p>
+      <w:pPr/>
+      <w:r>
+        <w:rPr>
+          <w:lang w:val="pt_PT" w:bidi="pt_PT"/>
+        </w:rPr>
+      </w:r>
     </w:p>
     <w:p>
       <w:pPr>
         <w:pStyle w:val="Heading2"/>
       </w:pPr>
       <w:r>
+        <w:rPr>
+          <w:lang w:val="pt_PT" w:bidi="pt_PT"/>
+        </w:rPr>
         <w:t>Ageu 2.15</w:t>
       </w:r>
-      <w:r/>
-    </w:p>
-    <w:p>
-      <w:r/>
-      <w:r>
+      <w:r>
+        <w:rPr>
+          <w:lang w:val="pt_PT" w:bidi="pt_PT"/>
+        </w:rPr>
+      </w:r>
+    </w:p>
+    <w:p>
+      <w:pPr/>
+      <w:r>
+        <w:rPr>
+          <w:lang w:val="pt_PT" w:bidi="pt_PT"/>
+        </w:rPr>
+      </w:r>
+      <w:r>
+        <w:rPr>
+          <w:lang w:val="pt_PT" w:bidi="pt_PT"/>
+        </w:rPr>
         <w:t xml:space="preserve">Tudo o que aconteceu desde aquele dia (veja </w:t>
       </w:r>
       <w:r>
+        <w:rPr>
+          <w:lang w:val="pt_PT" w:bidi="pt_PT"/>
+        </w:rPr>
         <w:t>nota de estudo em 1.5</w:t>
       </w:r>
       <w:r>
+        <w:rPr>
+          <w:lang w:val="pt_PT" w:bidi="pt_PT"/>
+        </w:rPr>
         <w:t>): A bênção divina, seja espiritual ou material, depende da obediência do povo de Deus (</w:t>
       </w:r>
       <w:hyperlink r:id="rId89">
         <w:r>
           <w:rPr>
+            <w:lang w:val="pt_PT" w:bidi="pt_PT"/>
+          </w:rPr>
+          <w:rPr>
             <w:color w:val="0000EE"/>
             <w:u w:val="single"/>
           </w:rPr>
@@ -1702,11 +3049,17 @@
         </w:r>
       </w:hyperlink>
       <w:r>
+        <w:rPr>
+          <w:lang w:val="pt_PT" w:bidi="pt_PT"/>
+        </w:rPr>
         <w:t xml:space="preserve">). Ageu chamou o povo a continuar na autoexaminação que leva ao arrependimento e no temor do Senhor que sua primeira mensagem iniciou (veja </w:t>
       </w:r>
       <w:hyperlink r:id="rId27">
         <w:r>
           <w:rPr>
+            <w:lang w:val="pt_PT" w:bidi="pt_PT"/>
+          </w:rPr>
+          <w:rPr>
             <w:color w:val="0000EE"/>
             <w:u w:val="single"/>
           </w:rPr>
@@ -1714,11 +3067,17 @@
         </w:r>
       </w:hyperlink>
       <w:r>
+        <w:rPr>
+          <w:lang w:val="pt_PT" w:bidi="pt_PT"/>
+        </w:rPr>
         <w:t xml:space="preserve">, </w:t>
       </w:r>
       <w:hyperlink r:id="rId90">
         <w:r>
           <w:rPr>
+            <w:lang w:val="pt_PT" w:bidi="pt_PT"/>
+          </w:rPr>
+          <w:rPr>
             <w:color w:val="0000EE"/>
             <w:u w:val="single"/>
           </w:rPr>
@@ -1726,31 +3085,65 @@
         </w:r>
       </w:hyperlink>
       <w:r>
+        <w:rPr>
+          <w:lang w:val="pt_PT" w:bidi="pt_PT"/>
+        </w:rPr>
         <w:t>).</w:t>
       </w:r>
-      <w:r/>
-      <w:r/>
-    </w:p>
-    <w:p>
-      <w:r/>
+      <w:r>
+        <w:rPr>
+          <w:lang w:val="pt_PT" w:bidi="pt_PT"/>
+        </w:rPr>
+      </w:r>
+      <w:r>
+        <w:rPr>
+          <w:lang w:val="pt_PT" w:bidi="pt_PT"/>
+        </w:rPr>
+      </w:r>
+    </w:p>
+    <w:p>
+      <w:pPr/>
+      <w:r>
+        <w:rPr>
+          <w:lang w:val="pt_PT" w:bidi="pt_PT"/>
+        </w:rPr>
+      </w:r>
     </w:p>
     <w:p>
       <w:pPr>
         <w:pStyle w:val="Heading2"/>
       </w:pPr>
       <w:r>
+        <w:rPr>
+          <w:lang w:val="pt_PT" w:bidi="pt_PT"/>
+        </w:rPr>
         <w:t>Ageu 2.17</w:t>
       </w:r>
-      <w:r/>
-    </w:p>
-    <w:p>
-      <w:r/>
-      <w:r>
+      <w:r>
+        <w:rPr>
+          <w:lang w:val="pt_PT" w:bidi="pt_PT"/>
+        </w:rPr>
+      </w:r>
+    </w:p>
+    <w:p>
+      <w:pPr/>
+      <w:r>
+        <w:rPr>
+          <w:lang w:val="pt_PT" w:bidi="pt_PT"/>
+        </w:rPr>
+      </w:r>
+      <w:r>
+        <w:rPr>
+          <w:lang w:val="pt_PT" w:bidi="pt_PT"/>
+        </w:rPr>
         <w:t>Retorno frequentemente significa arrependimento. • vocês não voltaram para mim: O povo hebreu foi teimoso e rebelde desde o tempo de Moisés (</w:t>
       </w:r>
       <w:hyperlink r:id="rId91">
         <w:r>
           <w:rPr>
+            <w:lang w:val="pt_PT" w:bidi="pt_PT"/>
+          </w:rPr>
+          <w:rPr>
             <w:color w:val="0000EE"/>
             <w:u w:val="single"/>
           </w:rPr>
@@ -1758,11 +3151,17 @@
         </w:r>
       </w:hyperlink>
       <w:r>
+        <w:rPr>
+          <w:lang w:val="pt_PT" w:bidi="pt_PT"/>
+        </w:rPr>
         <w:t>) até o tempo de Jesus (</w:t>
       </w:r>
       <w:hyperlink r:id="rId92">
         <w:r>
           <w:rPr>
+            <w:lang w:val="pt_PT" w:bidi="pt_PT"/>
+          </w:rPr>
+          <w:rPr>
             <w:color w:val="0000EE"/>
             <w:u w:val="single"/>
           </w:rPr>
@@ -1770,11 +3169,17 @@
         </w:r>
       </w:hyperlink>
       <w:r>
+        <w:rPr>
+          <w:lang w:val="pt_PT" w:bidi="pt_PT"/>
+        </w:rPr>
         <w:t xml:space="preserve">). • com ventos muito quentes, com pragas nas plantas e com chuvas de pedra: O que aconteceu foi resultado da desobediência à aliança de Deus (veja </w:t>
       </w:r>
       <w:hyperlink r:id="rId93">
         <w:r>
           <w:rPr>
+            <w:lang w:val="pt_PT" w:bidi="pt_PT"/>
+          </w:rPr>
+          <w:rPr>
             <w:color w:val="0000EE"/>
             <w:u w:val="single"/>
           </w:rPr>
@@ -1782,49 +3187,91 @@
         </w:r>
       </w:hyperlink>
       <w:r>
+        <w:rPr>
+          <w:lang w:val="pt_PT" w:bidi="pt_PT"/>
+        </w:rPr>
         <w:t>).</w:t>
       </w:r>
-      <w:r/>
-      <w:r/>
-    </w:p>
-    <w:p>
-      <w:r/>
+      <w:r>
+        <w:rPr>
+          <w:lang w:val="pt_PT" w:bidi="pt_PT"/>
+        </w:rPr>
+      </w:r>
+      <w:r>
+        <w:rPr>
+          <w:lang w:val="pt_PT" w:bidi="pt_PT"/>
+        </w:rPr>
+      </w:r>
+    </w:p>
+    <w:p>
+      <w:pPr/>
+      <w:r>
+        <w:rPr>
+          <w:lang w:val="pt_PT" w:bidi="pt_PT"/>
+        </w:rPr>
+      </w:r>
     </w:p>
     <w:p>
       <w:pPr>
         <w:pStyle w:val="Heading2"/>
       </w:pPr>
       <w:r>
+        <w:rPr>
+          <w:lang w:val="pt_PT" w:bidi="pt_PT"/>
+        </w:rPr>
         <w:t>Ageu 2.18</w:t>
       </w:r>
-      <w:r/>
-    </w:p>
-    <w:p>
-      <w:r/>
-      <w:r>
+      <w:r>
+        <w:rPr>
+          <w:lang w:val="pt_PT" w:bidi="pt_PT"/>
+        </w:rPr>
+      </w:r>
+    </w:p>
+    <w:p>
+      <w:pPr/>
+      <w:r>
+        <w:rPr>
+          <w:lang w:val="pt_PT" w:bidi="pt_PT"/>
+        </w:rPr>
+      </w:r>
+      <w:r>
+        <w:rPr>
+          <w:lang w:val="pt_PT" w:bidi="pt_PT"/>
+        </w:rPr>
         <w:t xml:space="preserve">No dia vinte e quatro do nono mês: Ou </w:t>
       </w:r>
       <w:r>
         <w:rPr>
           <w:i/>
+          <w:lang w:val="pt_PT" w:bidi="pt_PT"/>
         </w:rPr>
         <w:t>Neste décimo oitavo dia de dezembro, pense no dia;</w:t>
       </w:r>
       <w:r>
+        <w:rPr>
+          <w:lang w:val="pt_PT" w:bidi="pt_PT"/>
+        </w:rPr>
         <w:t xml:space="preserve"> literalmente </w:t>
       </w:r>
       <w:r>
         <w:rPr>
           <w:i/>
+          <w:lang w:val="pt_PT" w:bidi="pt_PT"/>
         </w:rPr>
         <w:t>Pense neste dia em diante, neste vigésimo quarto dia do nono mês.</w:t>
       </w:r>
       <w:r>
+        <w:rPr>
+          <w:lang w:val="pt_PT" w:bidi="pt_PT"/>
+        </w:rPr>
         <w:t xml:space="preserve"> Alguns acreditam que a frase “este dia” refere-se à data da limpeza inicial dos escombros do local do Templo e à obtenção de materiais de construção (21 de setembro de 520 a.C.; veja </w:t>
       </w:r>
       <w:hyperlink r:id="rId94">
         <w:r>
           <w:rPr>
+            <w:lang w:val="pt_PT" w:bidi="pt_PT"/>
+          </w:rPr>
+          <w:rPr>
             <w:color w:val="0000EE"/>
             <w:u w:val="single"/>
           </w:rPr>
@@ -1832,31 +3279,65 @@
         </w:r>
       </w:hyperlink>
       <w:r>
+        <w:rPr>
+          <w:lang w:val="pt_PT" w:bidi="pt_PT"/>
+        </w:rPr>
         <w:t>).</w:t>
       </w:r>
-      <w:r/>
-      <w:r/>
-    </w:p>
-    <w:p>
-      <w:r/>
+      <w:r>
+        <w:rPr>
+          <w:lang w:val="pt_PT" w:bidi="pt_PT"/>
+        </w:rPr>
+      </w:r>
+      <w:r>
+        <w:rPr>
+          <w:lang w:val="pt_PT" w:bidi="pt_PT"/>
+        </w:rPr>
+      </w:r>
+    </w:p>
+    <w:p>
+      <w:pPr/>
+      <w:r>
+        <w:rPr>
+          <w:lang w:val="pt_PT" w:bidi="pt_PT"/>
+        </w:rPr>
+      </w:r>
     </w:p>
     <w:p>
       <w:pPr>
         <w:pStyle w:val="Heading2"/>
       </w:pPr>
       <w:r>
+        <w:rPr>
+          <w:lang w:val="pt_PT" w:bidi="pt_PT"/>
+        </w:rPr>
         <w:t>Ageu 2.19</w:t>
       </w:r>
-      <w:r/>
-    </w:p>
-    <w:p>
-      <w:r/>
-      <w:r>
+      <w:r>
+        <w:rPr>
+          <w:lang w:val="pt_PT" w:bidi="pt_PT"/>
+        </w:rPr>
+      </w:r>
+    </w:p>
+    <w:p>
+      <w:pPr/>
+      <w:r>
+        <w:rPr>
+          <w:lang w:val="pt_PT" w:bidi="pt_PT"/>
+        </w:rPr>
+      </w:r>
+      <w:r>
+        <w:rPr>
+          <w:lang w:val="pt_PT" w:bidi="pt_PT"/>
+        </w:rPr>
         <w:t xml:space="preserve">Estou fazendo uma promessa agora enquanto a semente ainda está no celeiro: A promessa de uma colheita abundante destaca a fidelidade de Deus ao seu povo da aliança. O Templo ainda não estava completo, mas Deus prometia estender suas bênçãos imediatamente. • De hoje em diante eu os abençoarei: Deus foi gracioso ao responder prontamente aos esforços de seu povo em direção à renovação espiritual e obediência (veja </w:t>
       </w:r>
       <w:hyperlink r:id="rId95">
         <w:r>
           <w:rPr>
+            <w:lang w:val="pt_PT" w:bidi="pt_PT"/>
+          </w:rPr>
+          <w:rPr>
             <w:color w:val="0000EE"/>
             <w:u w:val="single"/>
           </w:rPr>
@@ -1864,31 +3345,65 @@
         </w:r>
       </w:hyperlink>
       <w:r>
+        <w:rPr>
+          <w:lang w:val="pt_PT" w:bidi="pt_PT"/>
+        </w:rPr>
         <w:t>).</w:t>
       </w:r>
-      <w:r/>
-      <w:r/>
-    </w:p>
-    <w:p>
-      <w:r/>
+      <w:r>
+        <w:rPr>
+          <w:lang w:val="pt_PT" w:bidi="pt_PT"/>
+        </w:rPr>
+      </w:r>
+      <w:r>
+        <w:rPr>
+          <w:lang w:val="pt_PT" w:bidi="pt_PT"/>
+        </w:rPr>
+      </w:r>
+    </w:p>
+    <w:p>
+      <w:pPr/>
+      <w:r>
+        <w:rPr>
+          <w:lang w:val="pt_PT" w:bidi="pt_PT"/>
+        </w:rPr>
+      </w:r>
     </w:p>
     <w:p>
       <w:pPr>
         <w:pStyle w:val="Heading2"/>
       </w:pPr>
       <w:r>
+        <w:rPr>
+          <w:lang w:val="pt_PT" w:bidi="pt_PT"/>
+        </w:rPr>
         <w:t>Ageu 2.20–23</w:t>
       </w:r>
-      <w:r/>
-    </w:p>
-    <w:p>
-      <w:r/>
-      <w:r>
+      <w:r>
+        <w:rPr>
+          <w:lang w:val="pt_PT" w:bidi="pt_PT"/>
+        </w:rPr>
+      </w:r>
+    </w:p>
+    <w:p>
+      <w:pPr/>
+      <w:r>
+        <w:rPr>
+          <w:lang w:val="pt_PT" w:bidi="pt_PT"/>
+        </w:rPr>
+      </w:r>
+      <w:r>
+        <w:rPr>
+          <w:lang w:val="pt_PT" w:bidi="pt_PT"/>
+        </w:rPr>
         <w:t xml:space="preserve">A mensagem final de Ageu é possivelmente a mais importante; ela restabelece a proeminência do descendente de Davi na vida religiosa e política de Israel. A dinastia de Davi foi essencial para restaurar o povo hebreu após o exílio babilônico (veja </w:t>
       </w:r>
       <w:hyperlink r:id="rId96">
         <w:r>
           <w:rPr>
+            <w:lang w:val="pt_PT" w:bidi="pt_PT"/>
+          </w:rPr>
+          <w:rPr>
             <w:color w:val="0000EE"/>
             <w:u w:val="single"/>
           </w:rPr>
@@ -1896,11 +3411,17 @@
         </w:r>
       </w:hyperlink>
       <w:r>
+        <w:rPr>
+          <w:lang w:val="pt_PT" w:bidi="pt_PT"/>
+        </w:rPr>
         <w:t xml:space="preserve">; </w:t>
       </w:r>
       <w:hyperlink r:id="rId97">
         <w:r>
           <w:rPr>
+            <w:lang w:val="pt_PT" w:bidi="pt_PT"/>
+          </w:rPr>
+          <w:rPr>
             <w:color w:val="0000EE"/>
             <w:u w:val="single"/>
           </w:rPr>
@@ -1908,11 +3429,17 @@
         </w:r>
       </w:hyperlink>
       <w:r>
+        <w:rPr>
+          <w:lang w:val="pt_PT" w:bidi="pt_PT"/>
+        </w:rPr>
         <w:t>). Deus havia amaldiçoado o descendente de Davi, o Rei Jeoaquim, na época do Exílio (</w:t>
       </w:r>
       <w:hyperlink r:id="rId98">
         <w:r>
           <w:rPr>
+            <w:lang w:val="pt_PT" w:bidi="pt_PT"/>
+          </w:rPr>
+          <w:rPr>
             <w:color w:val="0000EE"/>
             <w:u w:val="single"/>
           </w:rPr>
@@ -1920,11 +3447,17 @@
         </w:r>
       </w:hyperlink>
       <w:r>
+        <w:rPr>
+          <w:lang w:val="pt_PT" w:bidi="pt_PT"/>
+        </w:rPr>
         <w:t xml:space="preserve">), mas a última mensagem de Ageu reverte essa maldição e reinstaura a aliança com Davi (veja </w:t>
       </w:r>
       <w:hyperlink r:id="rId99">
         <w:r>
           <w:rPr>
+            <w:lang w:val="pt_PT" w:bidi="pt_PT"/>
+          </w:rPr>
+          <w:rPr>
             <w:color w:val="0000EE"/>
             <w:u w:val="single"/>
           </w:rPr>
@@ -1932,40 +3465,78 @@
         </w:r>
       </w:hyperlink>
       <w:r>
+        <w:rPr>
+          <w:lang w:val="pt_PT" w:bidi="pt_PT"/>
+        </w:rPr>
         <w:t>) como o meio pelo qual Deus cumprirá suas promessas de abençoar e restaurar Israel.</w:t>
       </w:r>
-      <w:r/>
-      <w:r/>
-    </w:p>
-    <w:p>
-      <w:r/>
+      <w:r>
+        <w:rPr>
+          <w:lang w:val="pt_PT" w:bidi="pt_PT"/>
+        </w:rPr>
+      </w:r>
+      <w:r>
+        <w:rPr>
+          <w:lang w:val="pt_PT" w:bidi="pt_PT"/>
+        </w:rPr>
+      </w:r>
+    </w:p>
+    <w:p>
+      <w:pPr/>
+      <w:r>
+        <w:rPr>
+          <w:lang w:val="pt_PT" w:bidi="pt_PT"/>
+        </w:rPr>
+      </w:r>
     </w:p>
     <w:p>
       <w:pPr>
         <w:pStyle w:val="Heading2"/>
       </w:pPr>
       <w:r>
+        <w:rPr>
+          <w:lang w:val="pt_PT" w:bidi="pt_PT"/>
+        </w:rPr>
         <w:t>Ageu 2.21</w:t>
       </w:r>
-      <w:r/>
-    </w:p>
-    <w:p>
-      <w:r/>
-      <w:r>
+      <w:r>
+        <w:rPr>
+          <w:lang w:val="pt_PT" w:bidi="pt_PT"/>
+        </w:rPr>
+      </w:r>
+    </w:p>
+    <w:p>
+      <w:pPr/>
+      <w:r>
+        <w:rPr>
+          <w:lang w:val="pt_PT" w:bidi="pt_PT"/>
+        </w:rPr>
+      </w:r>
+      <w:r>
+        <w:rPr>
+          <w:lang w:val="pt_PT" w:bidi="pt_PT"/>
+        </w:rPr>
         <w:t>Zorobabel, o governador</w:t>
       </w:r>
       <w:r>
         <w:rPr>
           <w:i/>
+          <w:lang w:val="pt_PT" w:bidi="pt_PT"/>
         </w:rPr>
         <w:t>,</w:t>
       </w:r>
       <w:r>
+        <w:rPr>
+          <w:lang w:val="pt_PT" w:bidi="pt_PT"/>
+        </w:rPr>
         <w:t xml:space="preserve"> era um descendente de Davi através de Jeoaquim (</w:t>
       </w:r>
       <w:hyperlink r:id="rId100">
         <w:r>
           <w:rPr>
+            <w:lang w:val="pt_PT" w:bidi="pt_PT"/>
+          </w:rPr>
+          <w:rPr>
             <w:color w:val="0000EE"/>
             <w:u w:val="single"/>
           </w:rPr>
@@ -1973,11 +3544,17 @@
         </w:r>
       </w:hyperlink>
       <w:r>
+        <w:rPr>
+          <w:lang w:val="pt_PT" w:bidi="pt_PT"/>
+        </w:rPr>
         <w:t>). A afirmação de Ageu assim anula a maldição sobre Jeoaquim (</w:t>
       </w:r>
       <w:hyperlink r:id="rId98">
         <w:r>
           <w:rPr>
+            <w:lang w:val="pt_PT" w:bidi="pt_PT"/>
+          </w:rPr>
+          <w:rPr>
             <w:color w:val="0000EE"/>
             <w:u w:val="single"/>
           </w:rPr>
@@ -1985,31 +3562,65 @@
         </w:r>
       </w:hyperlink>
       <w:r>
+        <w:rPr>
+          <w:lang w:val="pt_PT" w:bidi="pt_PT"/>
+        </w:rPr>
         <w:t>). No entanto, Zorobabel desaparece abruptamente do registro bíblico. Ele possivelmente foi deposto como governador da Judeia ou até mesmo executado pelo Rei Dario, que estava tentando controlar seu recém-adquirido império. As expectativas atribuídas a Zorobabel, e seu status como descendente de Davi, podem tê-lo tornado uma ameaça política para Dario.</w:t>
       </w:r>
-      <w:r/>
-      <w:r/>
-    </w:p>
-    <w:p>
-      <w:r/>
+      <w:r>
+        <w:rPr>
+          <w:lang w:val="pt_PT" w:bidi="pt_PT"/>
+        </w:rPr>
+      </w:r>
+      <w:r>
+        <w:rPr>
+          <w:lang w:val="pt_PT" w:bidi="pt_PT"/>
+        </w:rPr>
+      </w:r>
+    </w:p>
+    <w:p>
+      <w:pPr/>
+      <w:r>
+        <w:rPr>
+          <w:lang w:val="pt_PT" w:bidi="pt_PT"/>
+        </w:rPr>
+      </w:r>
     </w:p>
     <w:p>
       <w:pPr>
         <w:pStyle w:val="Heading2"/>
       </w:pPr>
       <w:r>
+        <w:rPr>
+          <w:lang w:val="pt_PT" w:bidi="pt_PT"/>
+        </w:rPr>
         <w:t>Ageu 2.22</w:t>
       </w:r>
-      <w:r/>
-    </w:p>
-    <w:p>
-      <w:r/>
-      <w:r>
+      <w:r>
+        <w:rPr>
+          <w:lang w:val="pt_PT" w:bidi="pt_PT"/>
+        </w:rPr>
+      </w:r>
+    </w:p>
+    <w:p>
+      <w:pPr/>
+      <w:r>
+        <w:rPr>
+          <w:lang w:val="pt_PT" w:bidi="pt_PT"/>
+        </w:rPr>
+      </w:r>
+      <w:r>
+        <w:rPr>
+          <w:lang w:val="pt_PT" w:bidi="pt_PT"/>
+        </w:rPr>
         <w:t xml:space="preserve">Vou destruir os carros de guerra e os que andam neles, e os cavalos também morrerão; os cavaleiros matarão uns aos outros: A linguagem do profeta lembraria Israel de sua libertação do exército egípcio (veja </w:t>
       </w:r>
       <w:hyperlink r:id="rId101">
         <w:r>
           <w:rPr>
+            <w:lang w:val="pt_PT" w:bidi="pt_PT"/>
+          </w:rPr>
+          <w:rPr>
             <w:color w:val="0000EE"/>
             <w:u w:val="single"/>
           </w:rPr>
@@ -2017,46 +3628,90 @@
         </w:r>
       </w:hyperlink>
       <w:r>
+        <w:rPr>
+          <w:lang w:val="pt_PT" w:bidi="pt_PT"/>
+        </w:rPr>
         <w:t>). A ambiguidade da ameaça do julgamento de Deus torna incerto se Ageu está se referindo a eventos no futuro distante ou a algo mais imediato envolvendo o Império Persa (por exemplo, as guerras greco-persas durante os reinados de Dario I e Xerxes ou a posterior Guerra do Peloponeso).</w:t>
       </w:r>
-      <w:r/>
-      <w:r/>
-    </w:p>
-    <w:p>
-      <w:r/>
+      <w:r>
+        <w:rPr>
+          <w:lang w:val="pt_PT" w:bidi="pt_PT"/>
+        </w:rPr>
+      </w:r>
+      <w:r>
+        <w:rPr>
+          <w:lang w:val="pt_PT" w:bidi="pt_PT"/>
+        </w:rPr>
+      </w:r>
+    </w:p>
+    <w:p>
+      <w:pPr/>
+      <w:r>
+        <w:rPr>
+          <w:lang w:val="pt_PT" w:bidi="pt_PT"/>
+        </w:rPr>
+      </w:r>
     </w:p>
     <w:p>
       <w:pPr>
         <w:pStyle w:val="Heading2"/>
       </w:pPr>
       <w:r>
+        <w:rPr>
+          <w:lang w:val="pt_PT" w:bidi="pt_PT"/>
+        </w:rPr>
         <w:t>Ageu 2.23</w:t>
       </w:r>
-      <w:r/>
-    </w:p>
-    <w:p>
-      <w:r/>
-      <w:r>
+      <w:r>
+        <w:rPr>
+          <w:lang w:val="pt_PT" w:bidi="pt_PT"/>
+        </w:rPr>
+      </w:r>
+    </w:p>
+    <w:p>
+      <w:pPr/>
+      <w:r>
+        <w:rPr>
+          <w:lang w:val="pt_PT" w:bidi="pt_PT"/>
+        </w:rPr>
+      </w:r>
+      <w:r>
+        <w:rPr>
+          <w:lang w:val="pt_PT" w:bidi="pt_PT"/>
+        </w:rPr>
         <w:t xml:space="preserve">O anel de sinete era um símbolo de realeza. Uma pedra gravada em um anel de dedo de ouro ou prata era usada para selar ou endossar documentos oficiais. A imagem no texto original enfatiza a autoridade divina investida em Zorobabel e assegura ao povo o envolvimento contínuo de Deus no processo político (apesar das falhas dos monarcas hebreus). A designação de Zorobabel como o </w:t>
       </w:r>
       <w:r>
         <w:rPr>
           <w:i/>
+          <w:lang w:val="pt_PT" w:bidi="pt_PT"/>
         </w:rPr>
         <w:t>selo</w:t>
       </w:r>
       <w:r>
+        <w:rPr>
+          <w:lang w:val="pt_PT" w:bidi="pt_PT"/>
+        </w:rPr>
         <w:t xml:space="preserve"> do Senhor sem dúvida reacendeu as expectativas para o Messias, já que Zorobabel era descendente do Rei Davi. No entanto, a declaração aponta, em última análise, além de Zorobabel (veja </w:t>
       </w:r>
       <w:r>
+        <w:rPr>
+          <w:lang w:val="pt_PT" w:bidi="pt_PT"/>
+        </w:rPr>
         <w:t>nota de estudo em 2.21</w:t>
       </w:r>
       <w:r>
+        <w:rPr>
+          <w:lang w:val="pt_PT" w:bidi="pt_PT"/>
+        </w:rPr>
         <w:t xml:space="preserve">) para um de seus descendentes (veja </w:t>
       </w:r>
       <w:hyperlink r:id="rId102">
         <w:r>
           <w:rPr>
+            <w:lang w:val="pt_PT" w:bidi="pt_PT"/>
+          </w:rPr>
+          <w:rPr>
             <w:color w:val="0000EE"/>
             <w:u w:val="single"/>
           </w:rPr>
@@ -2064,11 +3719,17 @@
         </w:r>
       </w:hyperlink>
       <w:r>
+        <w:rPr>
+          <w:lang w:val="pt_PT" w:bidi="pt_PT"/>
+        </w:rPr>
         <w:t xml:space="preserve">; </w:t>
       </w:r>
       <w:hyperlink r:id="rId103">
         <w:r>
           <w:rPr>
+            <w:lang w:val="pt_PT" w:bidi="pt_PT"/>
+          </w:rPr>
+          <w:rPr>
             <w:color w:val="0000EE"/>
             <w:u w:val="single"/>
           </w:rPr>
@@ -2076,11 +3737,17 @@
         </w:r>
       </w:hyperlink>
       <w:r>
+        <w:rPr>
+          <w:lang w:val="pt_PT" w:bidi="pt_PT"/>
+        </w:rPr>
         <w:t xml:space="preserve">; </w:t>
       </w:r>
       <w:hyperlink r:id="rId104">
         <w:r>
           <w:rPr>
+            <w:lang w:val="pt_PT" w:bidi="pt_PT"/>
+          </w:rPr>
+          <w:rPr>
             <w:color w:val="0000EE"/>
             <w:u w:val="single"/>
           </w:rPr>
@@ -2088,10 +3755,21 @@
         </w:r>
       </w:hyperlink>
       <w:r>
+        <w:rPr>
+          <w:lang w:val="pt_PT" w:bidi="pt_PT"/>
+        </w:rPr>
         <w:t>).</w:t>
       </w:r>
-      <w:r/>
-      <w:r/>
+      <w:r>
+        <w:rPr>
+          <w:lang w:val="pt_PT" w:bidi="pt_PT"/>
+        </w:rPr>
+      </w:r>
+      <w:r>
+        <w:rPr>
+          <w:lang w:val="pt_PT" w:bidi="pt_PT"/>
+        </w:rPr>
+      </w:r>
     </w:p>
     <w:sectPr>
       <w:footnotePr>
@@ -3993,7 +5671,7 @@
     <w:rPrDefault>
       <w:rPr>
         <w:rFonts w:ascii="Times New Roman" w:eastAsia="Times New Roman" w:hAnsi="Times New Roman" w:cs="Times New Roman"/>
-        <w:lang w:val="en-US" w:eastAsia="en-US" w:bidi="ar-SA"/>
+        <w:lang w:val="pt_PT" w:eastAsia="en-US" w:bidi="ar-SA"/>
       </w:rPr>
     </w:rPrDefault>
     <w:pPrDefault/>

--- a/por/docx/37.content.docx
+++ b/por/docx/37.content.docx
@@ -28,22 +28,6 @@
       </w:r>
     </w:p>
     <w:p>
-      <w:pPr>
-        <w:pStyle w:val="Heading2"/>
-      </w:pPr>
-      <w:r>
-        <w:rPr>
-          <w:lang w:val="pt_PT" w:bidi="pt_PT"/>
-        </w:rPr>
-        <w:t>License Information</w:t>
-      </w:r>
-      <w:r>
-        <w:rPr>
-          <w:lang w:val="pt_PT" w:bidi="pt_PT"/>
-        </w:rPr>
-      </w:r>
-    </w:p>
-    <w:p>
       <w:pPr/>
       <w:r>
         <w:rPr>
@@ -55,19 +39,21 @@
           <w:b/>
           <w:lang w:val="pt_PT" w:bidi="pt_PT"/>
         </w:rPr>
-        <w:t>Notas de Estudo (Tyndale)</w:t>
-      </w:r>
-      <w:r>
-        <w:rPr>
-          <w:lang w:val="pt_PT" w:bidi="pt_PT"/>
-        </w:rPr>
-        <w:t xml:space="preserve"> (Portuguese) is based on</w:t>
-      </w:r>
-      <w:r>
-        <w:rPr>
-          <w:lang w:val="pt_PT" w:bidi="pt_PT"/>
-        </w:rPr>
-        <w:t xml:space="preserve">: </w:t>
+        <w:t>Aquifer Open Study Notes</w:t>
+      </w:r>
+    </w:p>
+    <w:p>
+      <w:pPr/>
+      <w:r>
+        <w:rPr>
+          <w:lang w:val="pt_PT" w:bidi="pt_PT"/>
+        </w:rPr>
+      </w:r>
+      <w:r>
+        <w:rPr>
+          <w:lang w:val="pt_PT" w:bidi="pt_PT"/>
+        </w:rPr>
+        <w:t xml:space="preserve">This work is an adaptation of </w:t>
       </w:r>
       <w:r>
         <w:rPr>
@@ -79,48 +65,19 @@
         <w:rPr>
           <w:lang w:val="pt_PT" w:bidi="pt_PT"/>
         </w:rPr>
-        <w:t xml:space="preserve">, </w:t>
-      </w:r>
-      <w:hyperlink r:id="rId13">
-        <w:r>
-          <w:rPr>
-            <w:lang w:val="pt_PT" w:bidi="pt_PT"/>
-          </w:rPr>
-          <w:rPr>
-            <w:color w:val="0000EE"/>
-            <w:u w:val="single"/>
-          </w:rPr>
-          <w:t>Tyndale House Publishers</w:t>
-        </w:r>
-      </w:hyperlink>
-      <w:r>
-        <w:rPr>
-          <w:lang w:val="pt_PT" w:bidi="pt_PT"/>
-        </w:rPr>
-        <w:t xml:space="preserve">, 2019, which is licensed under a </w:t>
-      </w:r>
-      <w:hyperlink r:id="rId14">
-        <w:r>
-          <w:rPr>
-            <w:lang w:val="pt_PT" w:bidi="pt_PT"/>
-          </w:rPr>
-          <w:rPr>
-            <w:color w:val="0000EE"/>
-            <w:u w:val="single"/>
-          </w:rPr>
-          <w:t>CC BY-SA 4.0 license</w:t>
-        </w:r>
-      </w:hyperlink>
-      <w:r>
-        <w:rPr>
-          <w:lang w:val="pt_PT" w:bidi="pt_PT"/>
-        </w:rPr>
-        <w:t>.</w:t>
-      </w:r>
-      <w:r>
-        <w:rPr>
-          <w:lang w:val="pt_PT" w:bidi="pt_PT"/>
-        </w:rPr>
+        <w:t xml:space="preserve"> © 2023 Tyndale House Publishers, licensed under the CC BY-SA 4.0 license. The adaptation, </w:t>
+      </w:r>
+      <w:r>
+        <w:rPr>
+          <w:lang w:val="pt_PT" w:bidi="pt_PT"/>
+        </w:rPr>
+        <w:t>Aquifer Open Study Notes</w:t>
+      </w:r>
+      <w:r>
+        <w:rPr>
+          <w:lang w:val="pt_PT" w:bidi="pt_PT"/>
+        </w:rPr>
+        <w:t>, was created by Mission Mutual and is also licensed under CC BY-SA 4.0.</w:t>
       </w:r>
     </w:p>
     <w:p>
@@ -134,7 +91,7 @@
         <w:rPr>
           <w:lang w:val="pt_PT" w:bidi="pt_PT"/>
         </w:rPr>
-        <w:t>This PDF version is provided under the same license.</w:t>
+        <w:t>This resource has been adapted into multiple languages, including English, Tok Pisin, Arabic (عربي), French (Français), Hindi (हिंदी), Indonesian (Bahasa Indonesia), Portuguese (Português), Russian (Русский), Spanish (Español), Swahili (Kiswahili), and Simplified Chinese (简体中文).</w:t>
       </w:r>
       <w:r>
         <w:rPr>
@@ -309,6 +266,42 @@
         </w:rPr>
         <w:t xml:space="preserve">) identifica o autor, o público, a data e a ocasião que motivou a profecia. • No segundo ano: O Rei Dario I (Histaspes) governou a Pérsia de 521 a 486 a.C., no início do Império Persa (539–331 a.C.). As mensagens de Ageu estão entre as profecias mais precisamente datadas do Antigo Testamento. • Profeta (hebraico nabi’) designa Ageu como um representante de Deus que fala com a autoridade de Deus, que o enviou. • Zorobabel liderou um grupo de hebreus de volta à Palestina após o exílio babilônico e foi o governador de Judá nomeado pelos persas na época do ministério de Ageu (veja </w:t>
       </w:r>
+      <w:hyperlink r:id="rId13">
+        <w:r>
+          <w:rPr>
+            <w:lang w:val="pt_PT" w:bidi="pt_PT"/>
+          </w:rPr>
+          <w:rPr>
+            <w:color w:val="0000EE"/>
+            <w:u w:val="single"/>
+          </w:rPr>
+          <w:t>Ed 2.1–2</w:t>
+        </w:r>
+      </w:hyperlink>
+      <w:r>
+        <w:rPr>
+          <w:lang w:val="pt_PT" w:bidi="pt_PT"/>
+        </w:rPr>
+        <w:t xml:space="preserve">; </w:t>
+      </w:r>
+      <w:hyperlink r:id="rId14">
+        <w:r>
+          <w:rPr>
+            <w:lang w:val="pt_PT" w:bidi="pt_PT"/>
+          </w:rPr>
+          <w:rPr>
+            <w:color w:val="0000EE"/>
+            <w:u w:val="single"/>
+          </w:rPr>
+          <w:t>3.2</w:t>
+        </w:r>
+      </w:hyperlink>
+      <w:r>
+        <w:rPr>
+          <w:lang w:val="pt_PT" w:bidi="pt_PT"/>
+        </w:rPr>
+        <w:t xml:space="preserve">; </w:t>
+      </w:r>
       <w:hyperlink r:id="rId15">
         <w:r>
           <w:rPr>
@@ -318,7 +311,25 @@
             <w:color w:val="0000EE"/>
             <w:u w:val="single"/>
           </w:rPr>
-          <w:t>Ed 2.1–2</w:t>
+          <w:t>Ne 7.7</w:t>
+        </w:r>
+      </w:hyperlink>
+      <w:r>
+        <w:rPr>
+          <w:lang w:val="pt_PT" w:bidi="pt_PT"/>
+        </w:rPr>
+        <w:t>). • Jesua era o sumo sacerdote naquela época. Sob sua supervisão, o altar foi reconstruído e o Segundo Templo foi dedicado (</w:t>
+      </w:r>
+      <w:hyperlink r:id="rId14">
+        <w:r>
+          <w:rPr>
+            <w:lang w:val="pt_PT" w:bidi="pt_PT"/>
+          </w:rPr>
+          <w:rPr>
+            <w:color w:val="0000EE"/>
+            <w:u w:val="single"/>
+          </w:rPr>
+          <w:t>Ed 3.2</w:t>
         </w:r>
       </w:hyperlink>
       <w:r>
@@ -336,7 +347,7 @@
             <w:color w:val="0000EE"/>
             <w:u w:val="single"/>
           </w:rPr>
-          <w:t>3.2</w:t>
+          <w:t>5.2</w:t>
         </w:r>
       </w:hyperlink>
       <w:r>
@@ -354,25 +365,121 @@
             <w:color w:val="0000EE"/>
             <w:u w:val="single"/>
           </w:rPr>
-          <w:t>Ne 7.7</w:t>
-        </w:r>
-      </w:hyperlink>
-      <w:r>
-        <w:rPr>
-          <w:lang w:val="pt_PT" w:bidi="pt_PT"/>
-        </w:rPr>
-        <w:t>). • Jesua era o sumo sacerdote naquela época. Sob sua supervisão, o altar foi reconstruído e o Segundo Templo foi dedicado (</w:t>
-      </w:r>
-      <w:hyperlink r:id="rId16">
-        <w:r>
-          <w:rPr>
-            <w:lang w:val="pt_PT" w:bidi="pt_PT"/>
-          </w:rPr>
-          <w:rPr>
-            <w:color w:val="0000EE"/>
-            <w:u w:val="single"/>
-          </w:rPr>
-          <w:t>Ed 3.2</w:t>
+          <w:t>6.15</w:t>
+        </w:r>
+      </w:hyperlink>
+      <w:r>
+        <w:rPr>
+          <w:lang w:val="pt_PT" w:bidi="pt_PT"/>
+        </w:rPr>
+        <w:t>).</w:t>
+      </w:r>
+      <w:r>
+        <w:rPr>
+          <w:lang w:val="pt_PT" w:bidi="pt_PT"/>
+        </w:rPr>
+      </w:r>
+      <w:r>
+        <w:rPr>
+          <w:lang w:val="pt_PT" w:bidi="pt_PT"/>
+        </w:rPr>
+      </w:r>
+    </w:p>
+    <w:p>
+      <w:pPr/>
+      <w:r>
+        <w:rPr>
+          <w:lang w:val="pt_PT" w:bidi="pt_PT"/>
+        </w:rPr>
+      </w:r>
+    </w:p>
+    <w:p>
+      <w:pPr>
+        <w:pStyle w:val="Heading2"/>
+      </w:pPr>
+      <w:r>
+        <w:rPr>
+          <w:lang w:val="pt_PT" w:bidi="pt_PT"/>
+        </w:rPr>
+        <w:t>Ageu 1.1–15</w:t>
+      </w:r>
+      <w:r>
+        <w:rPr>
+          <w:lang w:val="pt_PT" w:bidi="pt_PT"/>
+        </w:rPr>
+      </w:r>
+    </w:p>
+    <w:p>
+      <w:pPr/>
+      <w:r>
+        <w:rPr>
+          <w:lang w:val="pt_PT" w:bidi="pt_PT"/>
+        </w:rPr>
+      </w:r>
+      <w:r>
+        <w:rPr>
+          <w:lang w:val="pt_PT" w:bidi="pt_PT"/>
+        </w:rPr>
+        <w:t>A primeira mensagem convoca o povo de Jerusalém a se concentrar na restauração da adoração correta a Deus.</w:t>
+      </w:r>
+      <w:r>
+        <w:rPr>
+          <w:lang w:val="pt_PT" w:bidi="pt_PT"/>
+        </w:rPr>
+      </w:r>
+      <w:r>
+        <w:rPr>
+          <w:lang w:val="pt_PT" w:bidi="pt_PT"/>
+        </w:rPr>
+      </w:r>
+    </w:p>
+    <w:p>
+      <w:pPr/>
+      <w:r>
+        <w:rPr>
+          <w:lang w:val="pt_PT" w:bidi="pt_PT"/>
+        </w:rPr>
+      </w:r>
+    </w:p>
+    <w:p>
+      <w:pPr>
+        <w:pStyle w:val="Heading2"/>
+      </w:pPr>
+      <w:r>
+        <w:rPr>
+          <w:lang w:val="pt_PT" w:bidi="pt_PT"/>
+        </w:rPr>
+        <w:t>Ageu 1.2</w:t>
+      </w:r>
+      <w:r>
+        <w:rPr>
+          <w:lang w:val="pt_PT" w:bidi="pt_PT"/>
+        </w:rPr>
+      </w:r>
+    </w:p>
+    <w:p>
+      <w:pPr/>
+      <w:r>
+        <w:rPr>
+          <w:lang w:val="pt_PT" w:bidi="pt_PT"/>
+        </w:rPr>
+      </w:r>
+      <w:r>
+        <w:rPr>
+          <w:lang w:val="pt_PT" w:bidi="pt_PT"/>
+        </w:rPr>
+        <w:t>Senhor Todo-Poderoso (ou Senhor dos Exércitos Celestiais, presente no texto original): A expressão favorita de Ageu e Zacarias para Deus destaca o poder invencível por trás da palavra de Deus. O Senhor pode convocar um número infinito de tropas celestiais para cumprir sua vontade a qualquer momento (</w:t>
+      </w:r>
+      <w:hyperlink r:id="rId18">
+        <w:r>
+          <w:rPr>
+            <w:lang w:val="pt_PT" w:bidi="pt_PT"/>
+          </w:rPr>
+          <w:rPr>
+            <w:color w:val="0000EE"/>
+            <w:u w:val="single"/>
+          </w:rPr>
+          <w:t>2Rs 6.17</w:t>
         </w:r>
       </w:hyperlink>
       <w:r>
@@ -381,16 +488,272 @@
         </w:rPr>
         <w:t xml:space="preserve">; </w:t>
       </w:r>
-      <w:hyperlink r:id="rId18">
-        <w:r>
-          <w:rPr>
-            <w:lang w:val="pt_PT" w:bidi="pt_PT"/>
-          </w:rPr>
-          <w:rPr>
-            <w:color w:val="0000EE"/>
-            <w:u w:val="single"/>
-          </w:rPr>
-          <w:t>5.2</w:t>
+      <w:hyperlink r:id="rId19">
+        <w:r>
+          <w:rPr>
+            <w:lang w:val="pt_PT" w:bidi="pt_PT"/>
+          </w:rPr>
+          <w:rPr>
+            <w:color w:val="0000EE"/>
+            <w:u w:val="single"/>
+          </w:rPr>
+          <w:t>Mt 26.53</w:t>
+        </w:r>
+      </w:hyperlink>
+      <w:r>
+        <w:rPr>
+          <w:lang w:val="pt_PT" w:bidi="pt_PT"/>
+        </w:rPr>
+        <w:t>). Esse pensamento tinha a intenção de encorajar os judeus, que se sentiam impotentes e insignificantes. • Ainda não chegou o tempo: As colheitas ruins devido à seca e à peste tinham enfraquecido tanto a economia de Judá (</w:t>
+      </w:r>
+      <w:hyperlink r:id="rId20">
+        <w:r>
+          <w:rPr>
+            <w:lang w:val="pt_PT" w:bidi="pt_PT"/>
+          </w:rPr>
+          <w:rPr>
+            <w:color w:val="0000EE"/>
+            <w:u w:val="single"/>
+          </w:rPr>
+          <w:t>Ag 1.6</w:t>
+        </w:r>
+      </w:hyperlink>
+      <w:r>
+        <w:rPr>
+          <w:lang w:val="pt_PT" w:bidi="pt_PT"/>
+        </w:rPr>
+        <w:t xml:space="preserve">, </w:t>
+      </w:r>
+      <w:hyperlink r:id="rId21">
+        <w:r>
+          <w:rPr>
+            <w:lang w:val="pt_PT" w:bidi="pt_PT"/>
+          </w:rPr>
+          <w:rPr>
+            <w:color w:val="0000EE"/>
+            <w:u w:val="single"/>
+          </w:rPr>
+          <w:t>9–11</w:t>
+        </w:r>
+      </w:hyperlink>
+      <w:r>
+        <w:rPr>
+          <w:lang w:val="pt_PT" w:bidi="pt_PT"/>
+        </w:rPr>
+        <w:t>) que o povo achava que não podia se dar ao luxo de reconstruir o Templo. Ageu os convenceu de que não podiam se dar ao luxo de deixar o Templo em ruínas, pois Deus não os abençoaria e prosperaria se não reconstruíssem a casa do Senhor (</w:t>
+      </w:r>
+      <w:hyperlink r:id="rId22">
+        <w:r>
+          <w:rPr>
+            <w:lang w:val="pt_PT" w:bidi="pt_PT"/>
+          </w:rPr>
+          <w:rPr>
+            <w:color w:val="0000EE"/>
+            <w:u w:val="single"/>
+          </w:rPr>
+          <w:t>1.4</w:t>
+        </w:r>
+      </w:hyperlink>
+      <w:r>
+        <w:rPr>
+          <w:lang w:val="pt_PT" w:bidi="pt_PT"/>
+        </w:rPr>
+        <w:t xml:space="preserve">, </w:t>
+      </w:r>
+      <w:hyperlink r:id="rId23">
+        <w:r>
+          <w:rPr>
+            <w:lang w:val="pt_PT" w:bidi="pt_PT"/>
+          </w:rPr>
+          <w:rPr>
+            <w:color w:val="0000EE"/>
+            <w:u w:val="single"/>
+          </w:rPr>
+          <w:t>7–8</w:t>
+        </w:r>
+      </w:hyperlink>
+      <w:r>
+        <w:rPr>
+          <w:lang w:val="pt_PT" w:bidi="pt_PT"/>
+        </w:rPr>
+        <w:t>).</w:t>
+      </w:r>
+      <w:r>
+        <w:rPr>
+          <w:lang w:val="pt_PT" w:bidi="pt_PT"/>
+        </w:rPr>
+      </w:r>
+      <w:r>
+        <w:rPr>
+          <w:lang w:val="pt_PT" w:bidi="pt_PT"/>
+        </w:rPr>
+      </w:r>
+    </w:p>
+    <w:p>
+      <w:pPr/>
+      <w:r>
+        <w:rPr>
+          <w:lang w:val="pt_PT" w:bidi="pt_PT"/>
+        </w:rPr>
+      </w:r>
+    </w:p>
+    <w:p>
+      <w:pPr>
+        <w:pStyle w:val="Heading2"/>
+      </w:pPr>
+      <w:r>
+        <w:rPr>
+          <w:lang w:val="pt_PT" w:bidi="pt_PT"/>
+        </w:rPr>
+        <w:t>Ageu 1.4</w:t>
+      </w:r>
+      <w:r>
+        <w:rPr>
+          <w:lang w:val="pt_PT" w:bidi="pt_PT"/>
+        </w:rPr>
+      </w:r>
+    </w:p>
+    <w:p>
+      <w:pPr/>
+      <w:r>
+        <w:rPr>
+          <w:lang w:val="pt_PT" w:bidi="pt_PT"/>
+        </w:rPr>
+      </w:r>
+      <w:r>
+        <w:rPr>
+          <w:lang w:val="pt_PT" w:bidi="pt_PT"/>
+        </w:rPr>
+        <w:t xml:space="preserve">Será que? Perguntas retóricas na literatura profética pedem concordância em vez de uma resposta (veja </w:t>
+      </w:r>
+      <w:hyperlink r:id="rId24">
+        <w:r>
+          <w:rPr>
+            <w:lang w:val="pt_PT" w:bidi="pt_PT"/>
+          </w:rPr>
+          <w:rPr>
+            <w:color w:val="0000EE"/>
+            <w:u w:val="single"/>
+          </w:rPr>
+          <w:t>2.3</w:t>
+        </w:r>
+      </w:hyperlink>
+      <w:r>
+        <w:rPr>
+          <w:lang w:val="pt_PT" w:bidi="pt_PT"/>
+        </w:rPr>
+        <w:t xml:space="preserve">). O propósito desta pergunta é eliminar a oportunidade dos ouvintes de oferecerem desculpas em resposta à mensagem. • Casas luxuosas (ou </w:t>
+      </w:r>
+      <w:r>
+        <w:rPr>
+          <w:i/>
+          <w:lang w:val="pt_PT" w:bidi="pt_PT"/>
+        </w:rPr>
+        <w:t>cobertas, revestidas</w:t>
+      </w:r>
+      <w:r>
+        <w:rPr>
+          <w:lang w:val="pt_PT" w:bidi="pt_PT"/>
+        </w:rPr>
+        <w:t xml:space="preserve">) do povo contrastavam com o Templo de Deus, que estava em ruínas (ou </w:t>
+      </w:r>
+      <w:r>
+        <w:rPr>
+          <w:i/>
+          <w:lang w:val="pt_PT" w:bidi="pt_PT"/>
+        </w:rPr>
+        <w:t>desolado</w:t>
+      </w:r>
+      <w:r>
+        <w:rPr>
+          <w:lang w:val="pt_PT" w:bidi="pt_PT"/>
+        </w:rPr>
+        <w:t>) e, portanto, inutilizável.</w:t>
+      </w:r>
+      <w:r>
+        <w:rPr>
+          <w:lang w:val="pt_PT" w:bidi="pt_PT"/>
+        </w:rPr>
+      </w:r>
+      <w:r>
+        <w:rPr>
+          <w:lang w:val="pt_PT" w:bidi="pt_PT"/>
+        </w:rPr>
+      </w:r>
+    </w:p>
+    <w:p>
+      <w:pPr/>
+      <w:r>
+        <w:rPr>
+          <w:lang w:val="pt_PT" w:bidi="pt_PT"/>
+        </w:rPr>
+      </w:r>
+    </w:p>
+    <w:p>
+      <w:pPr>
+        <w:pStyle w:val="Heading2"/>
+      </w:pPr>
+      <w:r>
+        <w:rPr>
+          <w:lang w:val="pt_PT" w:bidi="pt_PT"/>
+        </w:rPr>
+        <w:t>Ageu 1.5</w:t>
+      </w:r>
+      <w:r>
+        <w:rPr>
+          <w:lang w:val="pt_PT" w:bidi="pt_PT"/>
+        </w:rPr>
+      </w:r>
+    </w:p>
+    <w:p>
+      <w:pPr/>
+      <w:r>
+        <w:rPr>
+          <w:lang w:val="pt_PT" w:bidi="pt_PT"/>
+        </w:rPr>
+      </w:r>
+      <w:r>
+        <w:rPr>
+          <w:lang w:val="pt_PT" w:bidi="pt_PT"/>
+        </w:rPr>
+        <w:t xml:space="preserve">Pensem bem no que tem acontecido com vocês (literalmente </w:t>
+      </w:r>
+      <w:r>
+        <w:rPr>
+          <w:i/>
+          <w:lang w:val="pt_PT" w:bidi="pt_PT"/>
+        </w:rPr>
+        <w:t>Coloquem seus corações nessas questões</w:t>
+      </w:r>
+      <w:r>
+        <w:rPr>
+          <w:lang w:val="pt_PT" w:bidi="pt_PT"/>
+        </w:rPr>
+        <w:t xml:space="preserve">): Para os hebreus, o </w:t>
+      </w:r>
+      <w:r>
+        <w:rPr>
+          <w:i/>
+          <w:lang w:val="pt_PT" w:bidi="pt_PT"/>
+        </w:rPr>
+        <w:t>coração</w:t>
+      </w:r>
+      <w:r>
+        <w:rPr>
+          <w:lang w:val="pt_PT" w:bidi="pt_PT"/>
+        </w:rPr>
+        <w:t xml:space="preserve"> é o lugar onde o pensamento, o sentimento e a vontade ocorrem. Portanto, este comando (também </w:t>
+      </w:r>
+      <w:hyperlink r:id="rId25">
+        <w:r>
+          <w:rPr>
+            <w:lang w:val="pt_PT" w:bidi="pt_PT"/>
+          </w:rPr>
+          <w:rPr>
+            <w:color w:val="0000EE"/>
+            <w:u w:val="single"/>
+          </w:rPr>
+          <w:t>1.7</w:t>
         </w:r>
       </w:hyperlink>
       <w:r>
@@ -399,16 +762,70 @@
         </w:rPr>
         <w:t xml:space="preserve">; </w:t>
       </w:r>
-      <w:hyperlink r:id="rId19">
-        <w:r>
-          <w:rPr>
-            <w:lang w:val="pt_PT" w:bidi="pt_PT"/>
-          </w:rPr>
-          <w:rPr>
-            <w:color w:val="0000EE"/>
-            <w:u w:val="single"/>
-          </w:rPr>
-          <w:t>6.15</w:t>
+      <w:hyperlink r:id="rId26">
+        <w:r>
+          <w:rPr>
+            <w:lang w:val="pt_PT" w:bidi="pt_PT"/>
+          </w:rPr>
+          <w:rPr>
+            <w:color w:val="0000EE"/>
+            <w:u w:val="single"/>
+          </w:rPr>
+          <w:t>2.15</w:t>
+        </w:r>
+      </w:hyperlink>
+      <w:r>
+        <w:rPr>
+          <w:lang w:val="pt_PT" w:bidi="pt_PT"/>
+        </w:rPr>
+        <w:t xml:space="preserve">, </w:t>
+      </w:r>
+      <w:hyperlink r:id="rId27">
+        <w:r>
+          <w:rPr>
+            <w:lang w:val="pt_PT" w:bidi="pt_PT"/>
+          </w:rPr>
+          <w:rPr>
+            <w:color w:val="0000EE"/>
+            <w:u w:val="single"/>
+          </w:rPr>
+          <w:t>18</w:t>
+        </w:r>
+      </w:hyperlink>
+      <w:r>
+        <w:rPr>
+          <w:lang w:val="pt_PT" w:bidi="pt_PT"/>
+        </w:rPr>
+        <w:t xml:space="preserve">) convoca o povo a pensar cuidadosamente e tirar as conclusões adequadas sobre a conexão entre o que está acontecendo com eles (seca e pobreza, </w:t>
+      </w:r>
+      <w:hyperlink r:id="rId20">
+        <w:r>
+          <w:rPr>
+            <w:lang w:val="pt_PT" w:bidi="pt_PT"/>
+          </w:rPr>
+          <w:rPr>
+            <w:color w:val="0000EE"/>
+            <w:u w:val="single"/>
+          </w:rPr>
+          <w:t>1.6</w:t>
+        </w:r>
+      </w:hyperlink>
+      <w:r>
+        <w:rPr>
+          <w:lang w:val="pt_PT" w:bidi="pt_PT"/>
+        </w:rPr>
+        <w:t>) e sua falha em restaurar a adoração adequada ao Senhor (</w:t>
+      </w:r>
+      <w:hyperlink r:id="rId28">
+        <w:r>
+          <w:rPr>
+            <w:lang w:val="pt_PT" w:bidi="pt_PT"/>
+          </w:rPr>
+          <w:rPr>
+            <w:color w:val="0000EE"/>
+            <w:u w:val="single"/>
+          </w:rPr>
+          <w:t>1.8–9</w:t>
         </w:r>
       </w:hyperlink>
       <w:r>
@@ -444,7 +861,7 @@
         <w:rPr>
           <w:lang w:val="pt_PT" w:bidi="pt_PT"/>
         </w:rPr>
-        <w:t>Ageu 1.1–15</w:t>
+        <w:t>Ageu 1.6</w:t>
       </w:r>
       <w:r>
         <w:rPr>
@@ -463,7 +880,20 @@
         <w:rPr>
           <w:lang w:val="pt_PT" w:bidi="pt_PT"/>
         </w:rPr>
-        <w:t>A primeira mensagem convoca o povo de Jerusalém a se concentrar na restauração da adoração correta a Deus.</w:t>
+        <w:t xml:space="preserve">comer... beber... vestir roupas: Cada uma dessas ações transmite uma ação contínua (ou seja, vocês continuam enchendo seus pratos... vocês continuam bebendo e bebendo... você vestem camada após camada de roupas), aumentando a sensação de futilidade. • o salário que o trabalhador recebe não dá para viver/ bolsos cheios de buracos (literalmente </w:t>
+      </w:r>
+      <w:r>
+        <w:rPr>
+          <w:i/>
+          <w:lang w:val="pt_PT" w:bidi="pt_PT"/>
+        </w:rPr>
+        <w:t>uma bolsa perfurada</w:t>
+      </w:r>
+      <w:r>
+        <w:rPr>
+          <w:lang w:val="pt_PT" w:bidi="pt_PT"/>
+        </w:rPr>
+        <w:t>): A imagem retrata a perda de salários. Muitas famílias enfrentavam a pobreza apesar de seus trabalhos constantes.</w:t>
       </w:r>
       <w:r>
         <w:rPr>
@@ -492,7 +922,7 @@
         <w:rPr>
           <w:lang w:val="pt_PT" w:bidi="pt_PT"/>
         </w:rPr>
-        <w:t>Ageu 1.2</w:t>
+        <w:t>Ageu 1.8</w:t>
       </w:r>
       <w:r>
         <w:rPr>
@@ -511,18 +941,84 @@
         <w:rPr>
           <w:lang w:val="pt_PT" w:bidi="pt_PT"/>
         </w:rPr>
-        <w:t>Senhor Todo-Poderoso (ou Senhor dos Exércitos Celestiais, presente no texto original): A expressão favorita de Ageu e Zacarias para Deus destaca o poder invencível por trás da palavra de Deus. O Senhor pode convocar um número infinito de tropas celestiais para cumprir sua vontade a qualquer momento (</w:t>
-      </w:r>
-      <w:hyperlink r:id="rId20">
-        <w:r>
-          <w:rPr>
-            <w:lang w:val="pt_PT" w:bidi="pt_PT"/>
-          </w:rPr>
-          <w:rPr>
-            <w:color w:val="0000EE"/>
-            <w:u w:val="single"/>
-          </w:rPr>
-          <w:t>2Rs 6.17</w:t>
+        <w:t>Agora, vão até as montanhas: Os bosques ao redor de Jerusalém eram insuficientes para atender às demandas do projeto do Templo. Esses suprimentos teriam sido importados do Líbano e da Síria ao norte. • O desafio de reconstruir minha casa destaca a importância da adoração na vida da comunidade e a necessidade de um santuário adequado para que a adoração ao Senhor ocorra de acordo com a lei. A terra experimentaria bênção e prosperidade quando o Templo do Senhor — sua morada — fosse reconstruído (</w:t>
+      </w:r>
+      <w:hyperlink r:id="rId29">
+        <w:r>
+          <w:rPr>
+            <w:lang w:val="pt_PT" w:bidi="pt_PT"/>
+          </w:rPr>
+          <w:rPr>
+            <w:color w:val="0000EE"/>
+            <w:u w:val="single"/>
+          </w:rPr>
+          <w:t>2.4</w:t>
+        </w:r>
+      </w:hyperlink>
+      <w:r>
+        <w:rPr>
+          <w:lang w:val="pt_PT" w:bidi="pt_PT"/>
+        </w:rPr>
+        <w:t>).</w:t>
+      </w:r>
+      <w:r>
+        <w:rPr>
+          <w:lang w:val="pt_PT" w:bidi="pt_PT"/>
+        </w:rPr>
+      </w:r>
+      <w:r>
+        <w:rPr>
+          <w:lang w:val="pt_PT" w:bidi="pt_PT"/>
+        </w:rPr>
+      </w:r>
+    </w:p>
+    <w:p>
+      <w:pPr/>
+      <w:r>
+        <w:rPr>
+          <w:lang w:val="pt_PT" w:bidi="pt_PT"/>
+        </w:rPr>
+      </w:r>
+    </w:p>
+    <w:p>
+      <w:pPr>
+        <w:pStyle w:val="Heading2"/>
+      </w:pPr>
+      <w:r>
+        <w:rPr>
+          <w:lang w:val="pt_PT" w:bidi="pt_PT"/>
+        </w:rPr>
+        <w:t>Ageu 1.9</w:t>
+      </w:r>
+      <w:r>
+        <w:rPr>
+          <w:lang w:val="pt_PT" w:bidi="pt_PT"/>
+        </w:rPr>
+      </w:r>
+    </w:p>
+    <w:p>
+      <w:pPr/>
+      <w:r>
+        <w:rPr>
+          <w:lang w:val="pt_PT" w:bidi="pt_PT"/>
+        </w:rPr>
+      </w:r>
+      <w:r>
+        <w:rPr>
+          <w:lang w:val="pt_PT" w:bidi="pt_PT"/>
+        </w:rPr>
+        <w:t>Eu soprei tudo para longe: O Senhor destruiu a colheita porque as prioridades do povo estavam erradas — eles pensavam apenas em si mesmos em vez de em Deus. • diz o Senhor Todo-Poderoso: A "fórmula Deus-como-orador", que muitas vezes encerra uma profecia (</w:t>
+      </w:r>
+      <w:hyperlink r:id="rId30">
+        <w:r>
+          <w:rPr>
+            <w:lang w:val="pt_PT" w:bidi="pt_PT"/>
+          </w:rPr>
+          <w:rPr>
+            <w:color w:val="0000EE"/>
+            <w:u w:val="single"/>
+          </w:rPr>
+          <w:t>1.13</w:t>
         </w:r>
       </w:hyperlink>
       <w:r>
@@ -531,23 +1027,161 @@
         </w:rPr>
         <w:t xml:space="preserve">; </w:t>
       </w:r>
-      <w:hyperlink r:id="rId21">
-        <w:r>
-          <w:rPr>
-            <w:lang w:val="pt_PT" w:bidi="pt_PT"/>
-          </w:rPr>
-          <w:rPr>
-            <w:color w:val="0000EE"/>
-            <w:u w:val="single"/>
-          </w:rPr>
-          <w:t>Mt 26.53</w:t>
-        </w:r>
-      </w:hyperlink>
-      <w:r>
-        <w:rPr>
-          <w:lang w:val="pt_PT" w:bidi="pt_PT"/>
-        </w:rPr>
-        <w:t>). Esse pensamento tinha a intenção de encorajar os judeus, que se sentiam impotentes e insignificantes. • Ainda não chegou o tempo: As colheitas ruins devido à seca e à peste tinham enfraquecido tanto a economia de Judá (</w:t>
+      <w:hyperlink r:id="rId31">
+        <w:r>
+          <w:rPr>
+            <w:lang w:val="pt_PT" w:bidi="pt_PT"/>
+          </w:rPr>
+          <w:rPr>
+            <w:color w:val="0000EE"/>
+            <w:u w:val="single"/>
+          </w:rPr>
+          <w:t>2.8</w:t>
+        </w:r>
+      </w:hyperlink>
+      <w:r>
+        <w:rPr>
+          <w:lang w:val="pt_PT" w:bidi="pt_PT"/>
+        </w:rPr>
+        <w:t xml:space="preserve">, </w:t>
+      </w:r>
+      <w:hyperlink r:id="rId32">
+        <w:r>
+          <w:rPr>
+            <w:lang w:val="pt_PT" w:bidi="pt_PT"/>
+          </w:rPr>
+          <w:rPr>
+            <w:color w:val="0000EE"/>
+            <w:u w:val="single"/>
+          </w:rPr>
+          <w:t>17</w:t>
+        </w:r>
+      </w:hyperlink>
+      <w:r>
+        <w:rPr>
+          <w:lang w:val="pt_PT" w:bidi="pt_PT"/>
+        </w:rPr>
+        <w:t xml:space="preserve">, </w:t>
+      </w:r>
+      <w:hyperlink r:id="rId33">
+        <w:r>
+          <w:rPr>
+            <w:lang w:val="pt_PT" w:bidi="pt_PT"/>
+          </w:rPr>
+          <w:rPr>
+            <w:color w:val="0000EE"/>
+            <w:u w:val="single"/>
+          </w:rPr>
+          <w:t>23</w:t>
+        </w:r>
+      </w:hyperlink>
+      <w:r>
+        <w:rPr>
+          <w:lang w:val="pt_PT" w:bidi="pt_PT"/>
+        </w:rPr>
+        <w:t>), confirmou a mensagem de Ageu como a palavra certa de Deus.</w:t>
+      </w:r>
+      <w:r>
+        <w:rPr>
+          <w:lang w:val="pt_PT" w:bidi="pt_PT"/>
+        </w:rPr>
+      </w:r>
+      <w:r>
+        <w:rPr>
+          <w:lang w:val="pt_PT" w:bidi="pt_PT"/>
+        </w:rPr>
+      </w:r>
+    </w:p>
+    <w:p>
+      <w:pPr/>
+      <w:r>
+        <w:rPr>
+          <w:lang w:val="pt_PT" w:bidi="pt_PT"/>
+        </w:rPr>
+      </w:r>
+    </w:p>
+    <w:p>
+      <w:pPr>
+        <w:pStyle w:val="Heading2"/>
+      </w:pPr>
+      <w:r>
+        <w:rPr>
+          <w:lang w:val="pt_PT" w:bidi="pt_PT"/>
+        </w:rPr>
+        <w:t>Ageu 1.11</w:t>
+      </w:r>
+      <w:r>
+        <w:rPr>
+          <w:lang w:val="pt_PT" w:bidi="pt_PT"/>
+        </w:rPr>
+      </w:r>
+    </w:p>
+    <w:p>
+      <w:pPr/>
+      <w:r>
+        <w:rPr>
+          <w:lang w:val="pt_PT" w:bidi="pt_PT"/>
+        </w:rPr>
+      </w:r>
+      <w:r>
+        <w:rPr>
+          <w:lang w:val="pt_PT" w:bidi="pt_PT"/>
+        </w:rPr>
+        <w:t>Eu fiz com que houvesse seca: O povo não reconheceu sua situação como um julgamento divino sobre suas prioridades equivocadas, então Ageu interpretou a situação à luz das maldições ligadas à aliança (</w:t>
+      </w:r>
+      <w:hyperlink r:id="rId34">
+        <w:r>
+          <w:rPr>
+            <w:lang w:val="pt_PT" w:bidi="pt_PT"/>
+          </w:rPr>
+          <w:rPr>
+            <w:color w:val="0000EE"/>
+            <w:u w:val="single"/>
+          </w:rPr>
+          <w:t>Dt 28.15–68</w:t>
+        </w:r>
+      </w:hyperlink>
+      <w:r>
+        <w:rPr>
+          <w:lang w:val="pt_PT" w:bidi="pt_PT"/>
+        </w:rPr>
+        <w:t xml:space="preserve">, especialmente vv. </w:t>
+      </w:r>
+      <w:hyperlink r:id="rId35">
+        <w:r>
+          <w:rPr>
+            <w:lang w:val="pt_PT" w:bidi="pt_PT"/>
+          </w:rPr>
+          <w:rPr>
+            <w:color w:val="0000EE"/>
+            <w:u w:val="single"/>
+          </w:rPr>
+          <w:t>22–24</w:t>
+        </w:r>
+      </w:hyperlink>
+      <w:r>
+        <w:rPr>
+          <w:lang w:val="pt_PT" w:bidi="pt_PT"/>
+        </w:rPr>
+        <w:t xml:space="preserve">, </w:t>
+      </w:r>
+      <w:hyperlink r:id="rId36">
+        <w:r>
+          <w:rPr>
+            <w:lang w:val="pt_PT" w:bidi="pt_PT"/>
+          </w:rPr>
+          <w:rPr>
+            <w:color w:val="0000EE"/>
+            <w:u w:val="single"/>
+          </w:rPr>
+          <w:t>38–40</w:t>
+        </w:r>
+      </w:hyperlink>
+      <w:r>
+        <w:rPr>
+          <w:lang w:val="pt_PT" w:bidi="pt_PT"/>
+        </w:rPr>
+        <w:t>). • Seca (hebraico khoreb) é um trocadilho com "ruínas" (</w:t>
       </w:r>
       <w:hyperlink r:id="rId22">
         <w:r>
@@ -558,7 +1192,7 @@
             <w:color w:val="0000EE"/>
             <w:u w:val="single"/>
           </w:rPr>
-          <w:t>Ag 1.6</w:t>
+          <w:t>Ag 1.4</w:t>
         </w:r>
       </w:hyperlink>
       <w:r>
@@ -567,34 +1201,1646 @@
         </w:rPr>
         <w:t xml:space="preserve">, </w:t>
       </w:r>
-      <w:hyperlink r:id="rId23">
-        <w:r>
-          <w:rPr>
-            <w:lang w:val="pt_PT" w:bidi="pt_PT"/>
-          </w:rPr>
-          <w:rPr>
-            <w:color w:val="0000EE"/>
-            <w:u w:val="single"/>
-          </w:rPr>
-          <w:t>9–11</w:t>
-        </w:r>
-      </w:hyperlink>
-      <w:r>
-        <w:rPr>
-          <w:lang w:val="pt_PT" w:bidi="pt_PT"/>
-        </w:rPr>
-        <w:t>) que o povo achava que não podia se dar ao luxo de reconstruir o Templo. Ageu os convenceu de que não podiam se dar ao luxo de deixar o Templo em ruínas, pois Deus não os abençoaria e prosperaria se não reconstruíssem a casa do Senhor (</w:t>
-      </w:r>
-      <w:hyperlink r:id="rId24">
-        <w:r>
-          <w:rPr>
-            <w:lang w:val="pt_PT" w:bidi="pt_PT"/>
-          </w:rPr>
-          <w:rPr>
-            <w:color w:val="0000EE"/>
-            <w:u w:val="single"/>
-          </w:rPr>
-          <w:t>1.4</w:t>
+      <w:hyperlink r:id="rId37">
+        <w:r>
+          <w:rPr>
+            <w:lang w:val="pt_PT" w:bidi="pt_PT"/>
+          </w:rPr>
+          <w:rPr>
+            <w:color w:val="0000EE"/>
+            <w:u w:val="single"/>
+          </w:rPr>
+          <w:t>9</w:t>
+        </w:r>
+      </w:hyperlink>
+      <w:r>
+        <w:rPr>
+          <w:lang w:val="pt_PT" w:bidi="pt_PT"/>
+        </w:rPr>
+        <w:t>; hebraico khareb) — as experiências de Judá correspondiam à condição em que haviam deixado o Templo do Senhor.</w:t>
+      </w:r>
+      <w:r>
+        <w:rPr>
+          <w:lang w:val="pt_PT" w:bidi="pt_PT"/>
+        </w:rPr>
+      </w:r>
+      <w:r>
+        <w:rPr>
+          <w:lang w:val="pt_PT" w:bidi="pt_PT"/>
+        </w:rPr>
+      </w:r>
+    </w:p>
+    <w:p>
+      <w:pPr/>
+      <w:r>
+        <w:rPr>
+          <w:lang w:val="pt_PT" w:bidi="pt_PT"/>
+        </w:rPr>
+      </w:r>
+    </w:p>
+    <w:p>
+      <w:pPr>
+        <w:pStyle w:val="Heading2"/>
+      </w:pPr>
+      <w:r>
+        <w:rPr>
+          <w:lang w:val="pt_PT" w:bidi="pt_PT"/>
+        </w:rPr>
+        <w:t>Ageu 1.12</w:t>
+      </w:r>
+      <w:r>
+        <w:rPr>
+          <w:lang w:val="pt_PT" w:bidi="pt_PT"/>
+        </w:rPr>
+      </w:r>
+    </w:p>
+    <w:p>
+      <w:pPr/>
+      <w:r>
+        <w:rPr>
+          <w:lang w:val="pt_PT" w:bidi="pt_PT"/>
+        </w:rPr>
+      </w:r>
+      <w:r>
+        <w:rPr>
+          <w:lang w:val="pt_PT" w:bidi="pt_PT"/>
+        </w:rPr>
+        <w:t>O remanescente refere-se às pessoas que retornaram da Babilônia. Todos estavam unidos no projeto de reconstrução. • todos os que haviam voltado do cativeiro na Babilônia temeram a Deus: Eles responderam com reverência e adoração, reorganizando suas prioridades ao colocar os valores espirituais acima da prosperidade material.</w:t>
+      </w:r>
+      <w:r>
+        <w:rPr>
+          <w:lang w:val="pt_PT" w:bidi="pt_PT"/>
+        </w:rPr>
+      </w:r>
+      <w:r>
+        <w:rPr>
+          <w:lang w:val="pt_PT" w:bidi="pt_PT"/>
+        </w:rPr>
+      </w:r>
+    </w:p>
+    <w:p>
+      <w:pPr/>
+      <w:r>
+        <w:rPr>
+          <w:lang w:val="pt_PT" w:bidi="pt_PT"/>
+        </w:rPr>
+      </w:r>
+    </w:p>
+    <w:p>
+      <w:pPr>
+        <w:pStyle w:val="Heading2"/>
+      </w:pPr>
+      <w:r>
+        <w:rPr>
+          <w:lang w:val="pt_PT" w:bidi="pt_PT"/>
+        </w:rPr>
+        <w:t>Ageu 1.13</w:t>
+      </w:r>
+      <w:r>
+        <w:rPr>
+          <w:lang w:val="pt_PT" w:bidi="pt_PT"/>
+        </w:rPr>
+      </w:r>
+    </w:p>
+    <w:p>
+      <w:pPr/>
+      <w:r>
+        <w:rPr>
+          <w:lang w:val="pt_PT" w:bidi="pt_PT"/>
+        </w:rPr>
+      </w:r>
+      <w:r>
+        <w:rPr>
+          <w:lang w:val="pt_PT" w:bidi="pt_PT"/>
+        </w:rPr>
+        <w:t xml:space="preserve">O título incomum de Ageu como o mensageiro do Senhor (a mesma frase hebraica é frequentemente traduzida como </w:t>
+      </w:r>
+      <w:r>
+        <w:rPr>
+          <w:i/>
+          <w:lang w:val="pt_PT" w:bidi="pt_PT"/>
+        </w:rPr>
+        <w:t>anjo do</w:t>
+      </w:r>
+      <w:r>
+        <w:rPr>
+          <w:lang w:val="pt_PT" w:bidi="pt_PT"/>
+        </w:rPr>
+        <w:t xml:space="preserve"> Senhor) confere uma autoridade distintiva a Ageu como agente do Senhor. • Eu estarei com vocês: Isso afirmava a aliança de Deus com o povo de Judá, sua presença pessoal e seu apoio no projeto de construção (</w:t>
+      </w:r>
+      <w:hyperlink r:id="rId38">
+        <w:r>
+          <w:rPr>
+            <w:lang w:val="pt_PT" w:bidi="pt_PT"/>
+          </w:rPr>
+          <w:rPr>
+            <w:color w:val="0000EE"/>
+            <w:u w:val="single"/>
+          </w:rPr>
+          <w:t>2.4–5</w:t>
+        </w:r>
+      </w:hyperlink>
+      <w:r>
+        <w:rPr>
+          <w:lang w:val="pt_PT" w:bidi="pt_PT"/>
+        </w:rPr>
+        <w:t xml:space="preserve">; veja </w:t>
+      </w:r>
+      <w:hyperlink r:id="rId39">
+        <w:r>
+          <w:rPr>
+            <w:lang w:val="pt_PT" w:bidi="pt_PT"/>
+          </w:rPr>
+          <w:rPr>
+            <w:color w:val="0000EE"/>
+            <w:u w:val="single"/>
+          </w:rPr>
+          <w:t>Gn 26.3</w:t>
+        </w:r>
+      </w:hyperlink>
+      <w:r>
+        <w:rPr>
+          <w:lang w:val="pt_PT" w:bidi="pt_PT"/>
+        </w:rPr>
+        <w:t xml:space="preserve">; </w:t>
+      </w:r>
+      <w:hyperlink r:id="rId40">
+        <w:r>
+          <w:rPr>
+            <w:lang w:val="pt_PT" w:bidi="pt_PT"/>
+          </w:rPr>
+          <w:rPr>
+            <w:color w:val="0000EE"/>
+            <w:u w:val="single"/>
+          </w:rPr>
+          <w:t>Êx 3.12</w:t>
+        </w:r>
+      </w:hyperlink>
+      <w:r>
+        <w:rPr>
+          <w:lang w:val="pt_PT" w:bidi="pt_PT"/>
+        </w:rPr>
+        <w:t xml:space="preserve">; </w:t>
+      </w:r>
+      <w:hyperlink r:id="rId41">
+        <w:r>
+          <w:rPr>
+            <w:lang w:val="pt_PT" w:bidi="pt_PT"/>
+          </w:rPr>
+          <w:rPr>
+            <w:color w:val="0000EE"/>
+            <w:u w:val="single"/>
+          </w:rPr>
+          <w:t>Is 41.10</w:t>
+        </w:r>
+      </w:hyperlink>
+      <w:r>
+        <w:rPr>
+          <w:lang w:val="pt_PT" w:bidi="pt_PT"/>
+        </w:rPr>
+        <w:t xml:space="preserve">; </w:t>
+      </w:r>
+      <w:hyperlink r:id="rId42">
+        <w:r>
+          <w:rPr>
+            <w:lang w:val="pt_PT" w:bidi="pt_PT"/>
+          </w:rPr>
+          <w:rPr>
+            <w:color w:val="0000EE"/>
+            <w:u w:val="single"/>
+          </w:rPr>
+          <w:t>43.5</w:t>
+        </w:r>
+      </w:hyperlink>
+      <w:r>
+        <w:rPr>
+          <w:lang w:val="pt_PT" w:bidi="pt_PT"/>
+        </w:rPr>
+        <w:t xml:space="preserve">; </w:t>
+      </w:r>
+      <w:hyperlink r:id="rId43">
+        <w:r>
+          <w:rPr>
+            <w:lang w:val="pt_PT" w:bidi="pt_PT"/>
+          </w:rPr>
+          <w:rPr>
+            <w:color w:val="0000EE"/>
+            <w:u w:val="single"/>
+          </w:rPr>
+          <w:t>Jr 30.11</w:t>
+        </w:r>
+      </w:hyperlink>
+      <w:r>
+        <w:rPr>
+          <w:lang w:val="pt_PT" w:bidi="pt_PT"/>
+        </w:rPr>
+        <w:t>).</w:t>
+      </w:r>
+      <w:r>
+        <w:rPr>
+          <w:lang w:val="pt_PT" w:bidi="pt_PT"/>
+        </w:rPr>
+      </w:r>
+      <w:r>
+        <w:rPr>
+          <w:lang w:val="pt_PT" w:bidi="pt_PT"/>
+        </w:rPr>
+      </w:r>
+    </w:p>
+    <w:p>
+      <w:pPr/>
+      <w:r>
+        <w:rPr>
+          <w:lang w:val="pt_PT" w:bidi="pt_PT"/>
+        </w:rPr>
+      </w:r>
+    </w:p>
+    <w:p>
+      <w:pPr>
+        <w:pStyle w:val="Heading2"/>
+      </w:pPr>
+      <w:r>
+        <w:rPr>
+          <w:lang w:val="pt_PT" w:bidi="pt_PT"/>
+        </w:rPr>
+        <w:t>Ageu 1.14</w:t>
+      </w:r>
+      <w:r>
+        <w:rPr>
+          <w:lang w:val="pt_PT" w:bidi="pt_PT"/>
+        </w:rPr>
+      </w:r>
+    </w:p>
+    <w:p>
+      <w:pPr/>
+      <w:r>
+        <w:rPr>
+          <w:lang w:val="pt_PT" w:bidi="pt_PT"/>
+        </w:rPr>
+      </w:r>
+      <w:r>
+        <w:rPr>
+          <w:lang w:val="pt_PT" w:bidi="pt_PT"/>
+        </w:rPr>
+        <w:t xml:space="preserve">O Senhor despertou o entusiasmo (literalmente </w:t>
+      </w:r>
+      <w:r>
+        <w:rPr>
+          <w:i/>
+          <w:lang w:val="pt_PT" w:bidi="pt_PT"/>
+        </w:rPr>
+        <w:t>agitou o espírito</w:t>
+      </w:r>
+      <w:r>
+        <w:rPr>
+          <w:lang w:val="pt_PT" w:bidi="pt_PT"/>
+        </w:rPr>
+        <w:t xml:space="preserve">) do povo para cumprir seus propósitos (veja </w:t>
+      </w:r>
+      <w:hyperlink r:id="rId44">
+        <w:r>
+          <w:rPr>
+            <w:lang w:val="pt_PT" w:bidi="pt_PT"/>
+          </w:rPr>
+          <w:rPr>
+            <w:color w:val="0000EE"/>
+            <w:u w:val="single"/>
+          </w:rPr>
+          <w:t>Ed 1.1</w:t>
+        </w:r>
+      </w:hyperlink>
+      <w:r>
+        <w:rPr>
+          <w:lang w:val="pt_PT" w:bidi="pt_PT"/>
+        </w:rPr>
+        <w:t xml:space="preserve">; </w:t>
+      </w:r>
+      <w:hyperlink r:id="rId45">
+        <w:r>
+          <w:rPr>
+            <w:lang w:val="pt_PT" w:bidi="pt_PT"/>
+          </w:rPr>
+          <w:rPr>
+            <w:color w:val="0000EE"/>
+            <w:u w:val="single"/>
+          </w:rPr>
+          <w:t>Is 13.17</w:t>
+        </w:r>
+      </w:hyperlink>
+      <w:r>
+        <w:rPr>
+          <w:lang w:val="pt_PT" w:bidi="pt_PT"/>
+        </w:rPr>
+        <w:t xml:space="preserve">; </w:t>
+      </w:r>
+      <w:hyperlink r:id="rId46">
+        <w:r>
+          <w:rPr>
+            <w:lang w:val="pt_PT" w:bidi="pt_PT"/>
+          </w:rPr>
+          <w:rPr>
+            <w:color w:val="0000EE"/>
+            <w:u w:val="single"/>
+          </w:rPr>
+          <w:t>41.25</w:t>
+        </w:r>
+      </w:hyperlink>
+      <w:r>
+        <w:rPr>
+          <w:lang w:val="pt_PT" w:bidi="pt_PT"/>
+        </w:rPr>
+        <w:t xml:space="preserve">; </w:t>
+      </w:r>
+      <w:hyperlink r:id="rId47">
+        <w:r>
+          <w:rPr>
+            <w:lang w:val="pt_PT" w:bidi="pt_PT"/>
+          </w:rPr>
+          <w:rPr>
+            <w:color w:val="0000EE"/>
+            <w:u w:val="single"/>
+          </w:rPr>
+          <w:t>Jr 51.1</w:t>
+        </w:r>
+      </w:hyperlink>
+      <w:r>
+        <w:rPr>
+          <w:lang w:val="pt_PT" w:bidi="pt_PT"/>
+        </w:rPr>
+        <w:t>,</w:t>
+      </w:r>
+      <w:hyperlink r:id="rId48">
+        <w:r>
+          <w:rPr>
+            <w:lang w:val="pt_PT" w:bidi="pt_PT"/>
+          </w:rPr>
+          <w:rPr>
+            <w:color w:val="0000EE"/>
+            <w:u w:val="single"/>
+          </w:rPr>
+          <w:t>11</w:t>
+        </w:r>
+      </w:hyperlink>
+      <w:r>
+        <w:rPr>
+          <w:lang w:val="pt_PT" w:bidi="pt_PT"/>
+        </w:rPr>
+        <w:t>). A verdadeira adoração a Deus incita o serviço sacrificial por parte do povo de Deus.</w:t>
+      </w:r>
+      <w:r>
+        <w:rPr>
+          <w:lang w:val="pt_PT" w:bidi="pt_PT"/>
+        </w:rPr>
+      </w:r>
+      <w:r>
+        <w:rPr>
+          <w:lang w:val="pt_PT" w:bidi="pt_PT"/>
+        </w:rPr>
+      </w:r>
+    </w:p>
+    <w:p>
+      <w:pPr/>
+      <w:r>
+        <w:rPr>
+          <w:lang w:val="pt_PT" w:bidi="pt_PT"/>
+        </w:rPr>
+      </w:r>
+    </w:p>
+    <w:p>
+      <w:pPr>
+        <w:pStyle w:val="Heading2"/>
+      </w:pPr>
+      <w:r>
+        <w:rPr>
+          <w:lang w:val="pt_PT" w:bidi="pt_PT"/>
+        </w:rPr>
+        <w:t>Ageu 2.1</w:t>
+      </w:r>
+      <w:r>
+        <w:rPr>
+          <w:lang w:val="pt_PT" w:bidi="pt_PT"/>
+        </w:rPr>
+      </w:r>
+    </w:p>
+    <w:p>
+      <w:pPr/>
+      <w:r>
+        <w:rPr>
+          <w:lang w:val="pt_PT" w:bidi="pt_PT"/>
+        </w:rPr>
+      </w:r>
+      <w:r>
+        <w:rPr>
+          <w:lang w:val="pt_PT" w:bidi="pt_PT"/>
+        </w:rPr>
+        <w:t xml:space="preserve">Em 17 de outubro daquele mesmo ano: Este foi o último dia do Festival dos Tabernáculos, a celebração da colheita de verão (veja </w:t>
+      </w:r>
+      <w:hyperlink r:id="rId49">
+        <w:r>
+          <w:rPr>
+            <w:lang w:val="pt_PT" w:bidi="pt_PT"/>
+          </w:rPr>
+          <w:rPr>
+            <w:color w:val="0000EE"/>
+            <w:u w:val="single"/>
+          </w:rPr>
+          <w:t>Lv 23.34–43</w:t>
+        </w:r>
+      </w:hyperlink>
+      <w:r>
+        <w:rPr>
+          <w:lang w:val="pt_PT" w:bidi="pt_PT"/>
+        </w:rPr>
+        <w:t>). Centenas de anos antes, o Templo de Salomão havia sido dedicado durante este festival (</w:t>
+      </w:r>
+      <w:hyperlink r:id="rId50">
+        <w:r>
+          <w:rPr>
+            <w:lang w:val="pt_PT" w:bidi="pt_PT"/>
+          </w:rPr>
+          <w:rPr>
+            <w:color w:val="0000EE"/>
+            <w:u w:val="single"/>
+          </w:rPr>
+          <w:t>1Rs 8.2</w:t>
+        </w:r>
+      </w:hyperlink>
+      <w:r>
+        <w:rPr>
+          <w:lang w:val="pt_PT" w:bidi="pt_PT"/>
+        </w:rPr>
+        <w:t>). A mensagem de Ageu foi planejada para oferecer ao povo esperança e encorajamento em meio ao seu sofrimento e desânimo atuais.</w:t>
+      </w:r>
+      <w:r>
+        <w:rPr>
+          <w:lang w:val="pt_PT" w:bidi="pt_PT"/>
+        </w:rPr>
+      </w:r>
+      <w:r>
+        <w:rPr>
+          <w:lang w:val="pt_PT" w:bidi="pt_PT"/>
+        </w:rPr>
+      </w:r>
+    </w:p>
+    <w:p>
+      <w:pPr/>
+      <w:r>
+        <w:rPr>
+          <w:lang w:val="pt_PT" w:bidi="pt_PT"/>
+        </w:rPr>
+      </w:r>
+    </w:p>
+    <w:p>
+      <w:pPr>
+        <w:pStyle w:val="Heading2"/>
+      </w:pPr>
+      <w:r>
+        <w:rPr>
+          <w:lang w:val="pt_PT" w:bidi="pt_PT"/>
+        </w:rPr>
+        <w:t>Ageu 2.1–9</w:t>
+      </w:r>
+      <w:r>
+        <w:rPr>
+          <w:lang w:val="pt_PT" w:bidi="pt_PT"/>
+        </w:rPr>
+      </w:r>
+    </w:p>
+    <w:p>
+      <w:pPr/>
+      <w:r>
+        <w:rPr>
+          <w:lang w:val="pt_PT" w:bidi="pt_PT"/>
+        </w:rPr>
+      </w:r>
+      <w:r>
+        <w:rPr>
+          <w:lang w:val="pt_PT" w:bidi="pt_PT"/>
+        </w:rPr>
+        <w:t xml:space="preserve">A segunda mensagem de Ageu assegura à comunidade que Deus não esqueceu suas promessas, feitas por profetas anteriores, de abençoá-los e restaurá-los (Por exemplo, </w:t>
+      </w:r>
+      <w:hyperlink r:id="rId51">
+        <w:r>
+          <w:rPr>
+            <w:lang w:val="pt_PT" w:bidi="pt_PT"/>
+          </w:rPr>
+          <w:rPr>
+            <w:color w:val="0000EE"/>
+            <w:u w:val="single"/>
+          </w:rPr>
+          <w:t>Is 35</w:t>
+        </w:r>
+      </w:hyperlink>
+      <w:r>
+        <w:rPr>
+          <w:lang w:val="pt_PT" w:bidi="pt_PT"/>
+        </w:rPr>
+        <w:t xml:space="preserve">; </w:t>
+      </w:r>
+      <w:hyperlink r:id="rId52">
+        <w:r>
+          <w:rPr>
+            <w:lang w:val="pt_PT" w:bidi="pt_PT"/>
+          </w:rPr>
+          <w:rPr>
+            <w:color w:val="0000EE"/>
+            <w:u w:val="single"/>
+          </w:rPr>
+          <w:t>40.1–11</w:t>
+        </w:r>
+      </w:hyperlink>
+      <w:r>
+        <w:rPr>
+          <w:lang w:val="pt_PT" w:bidi="pt_PT"/>
+        </w:rPr>
+        <w:t xml:space="preserve">; </w:t>
+      </w:r>
+      <w:hyperlink r:id="rId53">
+        <w:r>
+          <w:rPr>
+            <w:lang w:val="pt_PT" w:bidi="pt_PT"/>
+          </w:rPr>
+          <w:rPr>
+            <w:color w:val="0000EE"/>
+            <w:u w:val="single"/>
+          </w:rPr>
+          <w:t>52.1–12</w:t>
+        </w:r>
+      </w:hyperlink>
+      <w:r>
+        <w:rPr>
+          <w:lang w:val="pt_PT" w:bidi="pt_PT"/>
+        </w:rPr>
+        <w:t xml:space="preserve">; </w:t>
+      </w:r>
+      <w:hyperlink r:id="rId54">
+        <w:r>
+          <w:rPr>
+            <w:lang w:val="pt_PT" w:bidi="pt_PT"/>
+          </w:rPr>
+          <w:rPr>
+            <w:color w:val="0000EE"/>
+            <w:u w:val="single"/>
+          </w:rPr>
+          <w:t>Jr 32.36–44</w:t>
+        </w:r>
+      </w:hyperlink>
+      <w:r>
+        <w:rPr>
+          <w:lang w:val="pt_PT" w:bidi="pt_PT"/>
+        </w:rPr>
+        <w:t xml:space="preserve">; </w:t>
+      </w:r>
+      <w:hyperlink r:id="rId55">
+        <w:r>
+          <w:rPr>
+            <w:lang w:val="pt_PT" w:bidi="pt_PT"/>
+          </w:rPr>
+          <w:rPr>
+            <w:color w:val="0000EE"/>
+            <w:u w:val="single"/>
+          </w:rPr>
+          <w:t>33.6–26</w:t>
+        </w:r>
+      </w:hyperlink>
+      <w:r>
+        <w:rPr>
+          <w:lang w:val="pt_PT" w:bidi="pt_PT"/>
+        </w:rPr>
+        <w:t>).</w:t>
+      </w:r>
+      <w:r>
+        <w:rPr>
+          <w:lang w:val="pt_PT" w:bidi="pt_PT"/>
+        </w:rPr>
+      </w:r>
+      <w:r>
+        <w:rPr>
+          <w:lang w:val="pt_PT" w:bidi="pt_PT"/>
+        </w:rPr>
+      </w:r>
+    </w:p>
+    <w:p>
+      <w:pPr/>
+      <w:r>
+        <w:rPr>
+          <w:lang w:val="pt_PT" w:bidi="pt_PT"/>
+        </w:rPr>
+      </w:r>
+    </w:p>
+    <w:p>
+      <w:pPr>
+        <w:pStyle w:val="Heading2"/>
+      </w:pPr>
+      <w:r>
+        <w:rPr>
+          <w:lang w:val="pt_PT" w:bidi="pt_PT"/>
+        </w:rPr>
+        <w:t>Ageu 2.3</w:t>
+      </w:r>
+      <w:r>
+        <w:rPr>
+          <w:lang w:val="pt_PT" w:bidi="pt_PT"/>
+        </w:rPr>
+      </w:r>
+    </w:p>
+    <w:p>
+      <w:pPr/>
+      <w:r>
+        <w:rPr>
+          <w:lang w:val="pt_PT" w:bidi="pt_PT"/>
+        </w:rPr>
+      </w:r>
+      <w:r>
+        <w:rPr>
+          <w:lang w:val="pt_PT" w:bidi="pt_PT"/>
+        </w:rPr>
+        <w:t>O antigo esplendor pertencia ao Templo de Salomão (</w:t>
+      </w:r>
+      <w:hyperlink r:id="rId56">
+        <w:r>
+          <w:rPr>
+            <w:lang w:val="pt_PT" w:bidi="pt_PT"/>
+          </w:rPr>
+          <w:rPr>
+            <w:color w:val="0000EE"/>
+            <w:u w:val="single"/>
+          </w:rPr>
+          <w:t>1Rs 6.38</w:t>
+        </w:r>
+      </w:hyperlink>
+      <w:r>
+        <w:rPr>
+          <w:lang w:val="pt_PT" w:bidi="pt_PT"/>
+        </w:rPr>
+        <w:t>), que algumas das pessoas mais velhas de Judá haviam visto em sua juventude antes de irem para o exílio na Babilônia. Eles choraram quando viram a nova fundação estabelecida (</w:t>
+      </w:r>
+      <w:hyperlink r:id="rId57">
+        <w:r>
+          <w:rPr>
+            <w:lang w:val="pt_PT" w:bidi="pt_PT"/>
+          </w:rPr>
+          <w:rPr>
+            <w:color w:val="0000EE"/>
+            <w:u w:val="single"/>
+          </w:rPr>
+          <w:t>Ed 3.12–13</w:t>
+        </w:r>
+      </w:hyperlink>
+      <w:r>
+        <w:rPr>
+          <w:lang w:val="pt_PT" w:bidi="pt_PT"/>
+        </w:rPr>
+        <w:t>), porque parecia insignificante em comparação.</w:t>
+      </w:r>
+      <w:r>
+        <w:rPr>
+          <w:lang w:val="pt_PT" w:bidi="pt_PT"/>
+        </w:rPr>
+      </w:r>
+      <w:r>
+        <w:rPr>
+          <w:lang w:val="pt_PT" w:bidi="pt_PT"/>
+        </w:rPr>
+      </w:r>
+    </w:p>
+    <w:p>
+      <w:pPr/>
+      <w:r>
+        <w:rPr>
+          <w:lang w:val="pt_PT" w:bidi="pt_PT"/>
+        </w:rPr>
+      </w:r>
+    </w:p>
+    <w:p>
+      <w:pPr>
+        <w:pStyle w:val="Heading2"/>
+      </w:pPr>
+      <w:r>
+        <w:rPr>
+          <w:lang w:val="pt_PT" w:bidi="pt_PT"/>
+        </w:rPr>
+        <w:t>Ageu 2.4</w:t>
+      </w:r>
+      <w:r>
+        <w:rPr>
+          <w:lang w:val="pt_PT" w:bidi="pt_PT"/>
+        </w:rPr>
+      </w:r>
+    </w:p>
+    <w:p>
+      <w:pPr/>
+      <w:r>
+        <w:rPr>
+          <w:lang w:val="pt_PT" w:bidi="pt_PT"/>
+        </w:rPr>
+      </w:r>
+      <w:r>
+        <w:rPr>
+          <w:lang w:val="pt_PT" w:bidi="pt_PT"/>
+        </w:rPr>
+        <w:t xml:space="preserve">No entanto tenham coragem!: Isso marca uma mudança de repreensão e desafio para encorajamento e afirmação (cf. </w:t>
+      </w:r>
+      <w:hyperlink r:id="rId58">
+        <w:r>
+          <w:rPr>
+            <w:lang w:val="pt_PT" w:bidi="pt_PT"/>
+          </w:rPr>
+          <w:rPr>
+            <w:color w:val="0000EE"/>
+            <w:u w:val="single"/>
+          </w:rPr>
+          <w:t>Js 1.6–7</w:t>
+        </w:r>
+      </w:hyperlink>
+      <w:r>
+        <w:rPr>
+          <w:lang w:val="pt_PT" w:bidi="pt_PT"/>
+        </w:rPr>
+        <w:t>).</w:t>
+      </w:r>
+      <w:r>
+        <w:rPr>
+          <w:lang w:val="pt_PT" w:bidi="pt_PT"/>
+        </w:rPr>
+      </w:r>
+      <w:r>
+        <w:rPr>
+          <w:lang w:val="pt_PT" w:bidi="pt_PT"/>
+        </w:rPr>
+      </w:r>
+    </w:p>
+    <w:p>
+      <w:pPr/>
+      <w:r>
+        <w:rPr>
+          <w:lang w:val="pt_PT" w:bidi="pt_PT"/>
+        </w:rPr>
+      </w:r>
+    </w:p>
+    <w:p>
+      <w:pPr>
+        <w:pStyle w:val="Heading2"/>
+      </w:pPr>
+      <w:r>
+        <w:rPr>
+          <w:lang w:val="pt_PT" w:bidi="pt_PT"/>
+        </w:rPr>
+        <w:t>Ageu 2.5</w:t>
+      </w:r>
+      <w:r>
+        <w:rPr>
+          <w:lang w:val="pt_PT" w:bidi="pt_PT"/>
+        </w:rPr>
+      </w:r>
+    </w:p>
+    <w:p>
+      <w:pPr/>
+      <w:r>
+        <w:rPr>
+          <w:lang w:val="pt_PT" w:bidi="pt_PT"/>
+        </w:rPr>
+      </w:r>
+      <w:r>
+        <w:rPr>
+          <w:lang w:val="pt_PT" w:bidi="pt_PT"/>
+        </w:rPr>
+        <w:t xml:space="preserve">Meu Espírito permanece entre vocês: Veja </w:t>
+      </w:r>
+      <w:hyperlink r:id="rId59">
+        <w:r>
+          <w:rPr>
+            <w:lang w:val="pt_PT" w:bidi="pt_PT"/>
+          </w:rPr>
+          <w:rPr>
+            <w:color w:val="0000EE"/>
+            <w:u w:val="single"/>
+          </w:rPr>
+          <w:t>Êxodo 29.46</w:t>
+        </w:r>
+      </w:hyperlink>
+      <w:r>
+        <w:rPr>
+          <w:lang w:val="pt_PT" w:bidi="pt_PT"/>
+        </w:rPr>
+        <w:t xml:space="preserve">; </w:t>
+      </w:r>
+      <w:hyperlink r:id="rId60">
+        <w:r>
+          <w:rPr>
+            <w:lang w:val="pt_PT" w:bidi="pt_PT"/>
+          </w:rPr>
+          <w:rPr>
+            <w:color w:val="0000EE"/>
+            <w:u w:val="single"/>
+          </w:rPr>
+          <w:t>Isaías 63.11</w:t>
+        </w:r>
+      </w:hyperlink>
+      <w:r>
+        <w:rPr>
+          <w:lang w:val="pt_PT" w:bidi="pt_PT"/>
+        </w:rPr>
+        <w:t xml:space="preserve">; </w:t>
+      </w:r>
+      <w:hyperlink r:id="rId61">
+        <w:r>
+          <w:rPr>
+            <w:lang w:val="pt_PT" w:bidi="pt_PT"/>
+          </w:rPr>
+          <w:rPr>
+            <w:color w:val="0000EE"/>
+            <w:u w:val="single"/>
+          </w:rPr>
+          <w:t>Ezequiel 36.26–27</w:t>
+        </w:r>
+      </w:hyperlink>
+      <w:r>
+        <w:rPr>
+          <w:lang w:val="pt_PT" w:bidi="pt_PT"/>
+        </w:rPr>
+        <w:t xml:space="preserve">. • Conforme a aliança que fiz (literalmente </w:t>
+      </w:r>
+      <w:r>
+        <w:rPr>
+          <w:i/>
+          <w:lang w:val="pt_PT" w:bidi="pt_PT"/>
+        </w:rPr>
+        <w:t>a palavra que cortei com vocês</w:t>
+      </w:r>
+      <w:r>
+        <w:rPr>
+          <w:lang w:val="pt_PT" w:bidi="pt_PT"/>
+        </w:rPr>
+        <w:t xml:space="preserve">): A frase “cortar uma aliança” é a expressão hebraica para fazer uma aliança (veja </w:t>
+      </w:r>
+      <w:hyperlink r:id="rId62">
+        <w:r>
+          <w:rPr>
+            <w:lang w:val="pt_PT" w:bidi="pt_PT"/>
+          </w:rPr>
+          <w:rPr>
+            <w:color w:val="0000EE"/>
+            <w:u w:val="single"/>
+          </w:rPr>
+          <w:t>Gn 15.18</w:t>
+        </w:r>
+      </w:hyperlink>
+      <w:r>
+        <w:rPr>
+          <w:lang w:val="pt_PT" w:bidi="pt_PT"/>
+        </w:rPr>
+        <w:t xml:space="preserve">; </w:t>
+      </w:r>
+      <w:hyperlink r:id="rId63">
+        <w:r>
+          <w:rPr>
+            <w:lang w:val="pt_PT" w:bidi="pt_PT"/>
+          </w:rPr>
+          <w:rPr>
+            <w:color w:val="0000EE"/>
+            <w:u w:val="single"/>
+          </w:rPr>
+          <w:t>Êx 34.27</w:t>
+        </w:r>
+      </w:hyperlink>
+      <w:r>
+        <w:rPr>
+          <w:lang w:val="pt_PT" w:bidi="pt_PT"/>
+        </w:rPr>
+        <w:t xml:space="preserve">). A expressão de Ageu, “cortar uma palavra,” é única no Antigo Testamento, usando uma linguagem que cria propositalmente uma conexão entre sua profecia e o relacionamento de aliança de Deus com seu povo. Ao fazer essa conexão, Ageu destacou a continuidade das ações de Deus ao resgatar seu povo, primeiro do Egito e depois da Babilônia (veja </w:t>
+      </w:r>
+      <w:hyperlink r:id="rId64">
+        <w:r>
+          <w:rPr>
+            <w:lang w:val="pt_PT" w:bidi="pt_PT"/>
+          </w:rPr>
+          <w:rPr>
+            <w:color w:val="0000EE"/>
+            <w:u w:val="single"/>
+          </w:rPr>
+          <w:t>Ez 20.33–38</w:t>
+        </w:r>
+      </w:hyperlink>
+      <w:r>
+        <w:rPr>
+          <w:lang w:val="pt_PT" w:bidi="pt_PT"/>
+        </w:rPr>
+        <w:t>).</w:t>
+      </w:r>
+      <w:r>
+        <w:rPr>
+          <w:lang w:val="pt_PT" w:bidi="pt_PT"/>
+        </w:rPr>
+      </w:r>
+      <w:r>
+        <w:rPr>
+          <w:lang w:val="pt_PT" w:bidi="pt_PT"/>
+        </w:rPr>
+      </w:r>
+    </w:p>
+    <w:p>
+      <w:pPr/>
+      <w:r>
+        <w:rPr>
+          <w:lang w:val="pt_PT" w:bidi="pt_PT"/>
+        </w:rPr>
+      </w:r>
+    </w:p>
+    <w:p>
+      <w:pPr>
+        <w:pStyle w:val="Heading2"/>
+      </w:pPr>
+      <w:r>
+        <w:rPr>
+          <w:lang w:val="pt_PT" w:bidi="pt_PT"/>
+        </w:rPr>
+        <w:t>Ageu 2.6–7</w:t>
+      </w:r>
+      <w:r>
+        <w:rPr>
+          <w:lang w:val="pt_PT" w:bidi="pt_PT"/>
+        </w:rPr>
+      </w:r>
+    </w:p>
+    <w:p>
+      <w:pPr/>
+      <w:r>
+        <w:rPr>
+          <w:lang w:val="pt_PT" w:bidi="pt_PT"/>
+        </w:rPr>
+      </w:r>
+      <w:r>
+        <w:rPr>
+          <w:lang w:val="pt_PT" w:bidi="pt_PT"/>
+        </w:rPr>
+        <w:t xml:space="preserve">Deus novamente abalará os céus e a terra no futuro dia do julgamento (veja </w:t>
+      </w:r>
+      <w:hyperlink r:id="rId65">
+        <w:r>
+          <w:rPr>
+            <w:lang w:val="pt_PT" w:bidi="pt_PT"/>
+          </w:rPr>
+          <w:rPr>
+            <w:color w:val="0000EE"/>
+            <w:u w:val="single"/>
+          </w:rPr>
+          <w:t>Is 2.19–21</w:t>
+        </w:r>
+      </w:hyperlink>
+      <w:r>
+        <w:rPr>
+          <w:lang w:val="pt_PT" w:bidi="pt_PT"/>
+        </w:rPr>
+        <w:t xml:space="preserve">; </w:t>
+      </w:r>
+      <w:hyperlink r:id="rId66">
+        <w:r>
+          <w:rPr>
+            <w:lang w:val="pt_PT" w:bidi="pt_PT"/>
+          </w:rPr>
+          <w:rPr>
+            <w:color w:val="0000EE"/>
+            <w:u w:val="single"/>
+          </w:rPr>
+          <w:t>30.28</w:t>
+        </w:r>
+      </w:hyperlink>
+      <w:r>
+        <w:rPr>
+          <w:lang w:val="pt_PT" w:bidi="pt_PT"/>
+        </w:rPr>
+        <w:t>). O abalo anterior foi o julgamento sobre o Egito na época do êxodo (</w:t>
+      </w:r>
+      <w:hyperlink r:id="rId67">
+        <w:r>
+          <w:rPr>
+            <w:lang w:val="pt_PT" w:bidi="pt_PT"/>
+          </w:rPr>
+          <w:rPr>
+            <w:color w:val="0000EE"/>
+            <w:u w:val="single"/>
+          </w:rPr>
+          <w:t>Ag 2.21–22</w:t>
+        </w:r>
+      </w:hyperlink>
+      <w:r>
+        <w:rPr>
+          <w:lang w:val="pt_PT" w:bidi="pt_PT"/>
+        </w:rPr>
+        <w:t xml:space="preserve">; </w:t>
+      </w:r>
+      <w:hyperlink r:id="rId68">
+        <w:r>
+          <w:rPr>
+            <w:lang w:val="pt_PT" w:bidi="pt_PT"/>
+          </w:rPr>
+          <w:rPr>
+            <w:color w:val="0000EE"/>
+            <w:u w:val="single"/>
+          </w:rPr>
+          <w:t>Êx 14.31</w:t>
+        </w:r>
+      </w:hyperlink>
+      <w:r>
+        <w:rPr>
+          <w:lang w:val="pt_PT" w:bidi="pt_PT"/>
+        </w:rPr>
+        <w:t>). O Novo Testamento relaciona em breve ao retorno de Jesus Cristo (</w:t>
+      </w:r>
+      <w:hyperlink r:id="rId69">
+        <w:r>
+          <w:rPr>
+            <w:lang w:val="pt_PT" w:bidi="pt_PT"/>
+          </w:rPr>
+          <w:rPr>
+            <w:color w:val="0000EE"/>
+            <w:u w:val="single"/>
+          </w:rPr>
+          <w:t>Hb 12.26–27</w:t>
+        </w:r>
+      </w:hyperlink>
+      <w:r>
+        <w:rPr>
+          <w:lang w:val="pt_PT" w:bidi="pt_PT"/>
+        </w:rPr>
+        <w:t xml:space="preserve">). Ageu provavelmente viu o julgamento final de Deus prefigurado em eventos que ocorreriam após seu tempo (por exemplo, a queda da Pérsia para a Grécia, a queda da Grécia para Roma; veja </w:t>
+      </w:r>
+      <w:hyperlink r:id="rId70">
+        <w:r>
+          <w:rPr>
+            <w:lang w:val="pt_PT" w:bidi="pt_PT"/>
+          </w:rPr>
+          <w:rPr>
+            <w:color w:val="0000EE"/>
+            <w:u w:val="single"/>
+          </w:rPr>
+          <w:t>Dn 2.39–45</w:t>
+        </w:r>
+      </w:hyperlink>
+      <w:r>
+        <w:rPr>
+          <w:lang w:val="pt_PT" w:bidi="pt_PT"/>
+        </w:rPr>
+        <w:t>).</w:t>
+      </w:r>
+      <w:r>
+        <w:rPr>
+          <w:lang w:val="pt_PT" w:bidi="pt_PT"/>
+        </w:rPr>
+      </w:r>
+      <w:r>
+        <w:rPr>
+          <w:lang w:val="pt_PT" w:bidi="pt_PT"/>
+        </w:rPr>
+      </w:r>
+    </w:p>
+    <w:p>
+      <w:pPr/>
+      <w:r>
+        <w:rPr>
+          <w:lang w:val="pt_PT" w:bidi="pt_PT"/>
+        </w:rPr>
+      </w:r>
+    </w:p>
+    <w:p>
+      <w:pPr>
+        <w:pStyle w:val="Heading2"/>
+      </w:pPr>
+      <w:r>
+        <w:rPr>
+          <w:lang w:val="pt_PT" w:bidi="pt_PT"/>
+        </w:rPr>
+        <w:t>Ageu 2.7</w:t>
+      </w:r>
+      <w:r>
+        <w:rPr>
+          <w:lang w:val="pt_PT" w:bidi="pt_PT"/>
+        </w:rPr>
+      </w:r>
+    </w:p>
+    <w:p>
+      <w:pPr/>
+      <w:r>
+        <w:rPr>
+          <w:lang w:val="pt_PT" w:bidi="pt_PT"/>
+        </w:rPr>
+      </w:r>
+      <w:r>
+        <w:rPr>
+          <w:lang w:val="pt_PT" w:bidi="pt_PT"/>
+        </w:rPr>
+        <w:t>Riquezas... serão trazidas ao Templo por todas as nações como tributo e homenagem ao Deus de Israel.</w:t>
+      </w:r>
+      <w:r>
+        <w:rPr>
+          <w:lang w:val="pt_PT" w:bidi="pt_PT"/>
+        </w:rPr>
+      </w:r>
+      <w:r>
+        <w:rPr>
+          <w:lang w:val="pt_PT" w:bidi="pt_PT"/>
+        </w:rPr>
+      </w:r>
+    </w:p>
+    <w:p>
+      <w:pPr/>
+      <w:r>
+        <w:rPr>
+          <w:lang w:val="pt_PT" w:bidi="pt_PT"/>
+        </w:rPr>
+      </w:r>
+    </w:p>
+    <w:p>
+      <w:pPr>
+        <w:pStyle w:val="Heading2"/>
+      </w:pPr>
+      <w:r>
+        <w:rPr>
+          <w:lang w:val="pt_PT" w:bidi="pt_PT"/>
+        </w:rPr>
+        <w:t>Ageu 2.9</w:t>
+      </w:r>
+      <w:r>
+        <w:rPr>
+          <w:lang w:val="pt_PT" w:bidi="pt_PT"/>
+        </w:rPr>
+      </w:r>
+    </w:p>
+    <w:p>
+      <w:pPr/>
+      <w:r>
+        <w:rPr>
+          <w:lang w:val="pt_PT" w:bidi="pt_PT"/>
+        </w:rPr>
+      </w:r>
+      <w:r>
+        <w:rPr>
+          <w:lang w:val="pt_PT" w:bidi="pt_PT"/>
+        </w:rPr>
+        <w:t xml:space="preserve">prosperidade e paz: Ageu pode estar se referindo à vinda do Messias ao seu Templo (veja </w:t>
+      </w:r>
+      <w:hyperlink r:id="rId71">
+        <w:r>
+          <w:rPr>
+            <w:lang w:val="pt_PT" w:bidi="pt_PT"/>
+          </w:rPr>
+          <w:rPr>
+            <w:color w:val="0000EE"/>
+            <w:u w:val="single"/>
+          </w:rPr>
+          <w:t>Ml 3.1</w:t>
+        </w:r>
+      </w:hyperlink>
+      <w:r>
+        <w:rPr>
+          <w:lang w:val="pt_PT" w:bidi="pt_PT"/>
+        </w:rPr>
+        <w:t>). Jesus foi apresentado no Templo do Senhor como um bebê (</w:t>
+      </w:r>
+      <w:hyperlink r:id="rId72">
+        <w:r>
+          <w:rPr>
+            <w:lang w:val="pt_PT" w:bidi="pt_PT"/>
+          </w:rPr>
+          <w:rPr>
+            <w:color w:val="0000EE"/>
+            <w:u w:val="single"/>
+          </w:rPr>
+          <w:t>Lc 2.22</w:t>
+        </w:r>
+      </w:hyperlink>
+      <w:r>
+        <w:rPr>
+          <w:lang w:val="pt_PT" w:bidi="pt_PT"/>
+        </w:rPr>
+        <w:t>), e ele ensinou lá como adulto (</w:t>
+      </w:r>
+      <w:hyperlink r:id="rId73">
+        <w:r>
+          <w:rPr>
+            <w:lang w:val="pt_PT" w:bidi="pt_PT"/>
+          </w:rPr>
+          <w:rPr>
+            <w:color w:val="0000EE"/>
+            <w:u w:val="single"/>
+          </w:rPr>
+          <w:t>Lc 19.45–47</w:t>
+        </w:r>
+      </w:hyperlink>
+      <w:r>
+        <w:rPr>
+          <w:lang w:val="pt_PT" w:bidi="pt_PT"/>
+        </w:rPr>
+        <w:t>). Jesus, a Palavra humana de Deus, é maior que o Templo (</w:t>
+      </w:r>
+      <w:hyperlink r:id="rId74">
+        <w:r>
+          <w:rPr>
+            <w:lang w:val="pt_PT" w:bidi="pt_PT"/>
+          </w:rPr>
+          <w:rPr>
+            <w:color w:val="0000EE"/>
+            <w:u w:val="single"/>
+          </w:rPr>
+          <w:t>Mt 12.6</w:t>
+        </w:r>
+      </w:hyperlink>
+      <w:r>
+        <w:rPr>
+          <w:lang w:val="pt_PT" w:bidi="pt_PT"/>
+        </w:rPr>
+        <w:t xml:space="preserve">; veja </w:t>
+      </w:r>
+      <w:hyperlink r:id="rId75">
+        <w:r>
+          <w:rPr>
+            <w:lang w:val="pt_PT" w:bidi="pt_PT"/>
+          </w:rPr>
+          <w:rPr>
+            <w:color w:val="0000EE"/>
+            <w:u w:val="single"/>
+          </w:rPr>
+          <w:t>Jo 2.13–22</w:t>
+        </w:r>
+      </w:hyperlink>
+      <w:r>
+        <w:rPr>
+          <w:lang w:val="pt_PT" w:bidi="pt_PT"/>
+        </w:rPr>
+        <w:t xml:space="preserve">). Embora tenha sido reconhecido por apenas alguns, a presença de Jesus no Templo superou em muito a glória no Tabernáculo no tempo de Moisés e no Templo de Salomão (cp. </w:t>
+      </w:r>
+      <w:hyperlink r:id="rId76">
+        <w:r>
+          <w:rPr>
+            <w:lang w:val="pt_PT" w:bidi="pt_PT"/>
+          </w:rPr>
+          <w:rPr>
+            <w:color w:val="0000EE"/>
+            <w:u w:val="single"/>
+          </w:rPr>
+          <w:t>Lc 2.29–32</w:t>
+        </w:r>
+      </w:hyperlink>
+      <w:r>
+        <w:rPr>
+          <w:lang w:val="pt_PT" w:bidi="pt_PT"/>
+        </w:rPr>
+        <w:t>). • paz ao meu povo: A bênção sacerdotal (</w:t>
+      </w:r>
+      <w:hyperlink r:id="rId77">
+        <w:r>
+          <w:rPr>
+            <w:lang w:val="pt_PT" w:bidi="pt_PT"/>
+          </w:rPr>
+          <w:rPr>
+            <w:color w:val="0000EE"/>
+            <w:u w:val="single"/>
+          </w:rPr>
+          <w:t>Nm 6.24–26</w:t>
+        </w:r>
+      </w:hyperlink>
+      <w:r>
+        <w:rPr>
+          <w:lang w:val="pt_PT" w:bidi="pt_PT"/>
+        </w:rPr>
+        <w:t>) era pronunciada como parte da liturgia do Templo. Nos últimos dias, Deus faria uma aliança de paz com Israel (</w:t>
+      </w:r>
+      <w:hyperlink r:id="rId78">
+        <w:r>
+          <w:rPr>
+            <w:lang w:val="pt_PT" w:bidi="pt_PT"/>
+          </w:rPr>
+          <w:rPr>
+            <w:color w:val="0000EE"/>
+            <w:u w:val="single"/>
+          </w:rPr>
+          <w:t>Ez 34.25</w:t>
+        </w:r>
+      </w:hyperlink>
+      <w:r>
+        <w:rPr>
+          <w:lang w:val="pt_PT" w:bidi="pt_PT"/>
+        </w:rPr>
+        <w:t xml:space="preserve">; </w:t>
+      </w:r>
+      <w:hyperlink r:id="rId79">
+        <w:r>
+          <w:rPr>
+            <w:lang w:val="pt_PT" w:bidi="pt_PT"/>
+          </w:rPr>
+          <w:rPr>
+            <w:color w:val="0000EE"/>
+            <w:u w:val="single"/>
+          </w:rPr>
+          <w:t>37.26</w:t>
+        </w:r>
+      </w:hyperlink>
+      <w:r>
+        <w:rPr>
+          <w:lang w:val="pt_PT" w:bidi="pt_PT"/>
+        </w:rPr>
+        <w:t xml:space="preserve">). O bom resultado da reconstrução do Templo era uma garantia dessa futura </w:t>
+      </w:r>
+      <w:r>
+        <w:rPr>
+          <w:i/>
+          <w:lang w:val="pt_PT" w:bidi="pt_PT"/>
+        </w:rPr>
+        <w:t>paz</w:t>
+      </w:r>
+      <w:r>
+        <w:rPr>
+          <w:lang w:val="pt_PT" w:bidi="pt_PT"/>
+        </w:rPr>
+        <w:t>.</w:t>
+      </w:r>
+      <w:r>
+        <w:rPr>
+          <w:lang w:val="pt_PT" w:bidi="pt_PT"/>
+        </w:rPr>
+      </w:r>
+      <w:r>
+        <w:rPr>
+          <w:lang w:val="pt_PT" w:bidi="pt_PT"/>
+        </w:rPr>
+      </w:r>
+    </w:p>
+    <w:p>
+      <w:pPr/>
+      <w:r>
+        <w:rPr>
+          <w:lang w:val="pt_PT" w:bidi="pt_PT"/>
+        </w:rPr>
+      </w:r>
+    </w:p>
+    <w:p>
+      <w:pPr>
+        <w:pStyle w:val="Heading2"/>
+      </w:pPr>
+      <w:r>
+        <w:rPr>
+          <w:lang w:val="pt_PT" w:bidi="pt_PT"/>
+        </w:rPr>
+        <w:t>Ageu 2.10–19</w:t>
+      </w:r>
+      <w:r>
+        <w:rPr>
+          <w:lang w:val="pt_PT" w:bidi="pt_PT"/>
+        </w:rPr>
+      </w:r>
+    </w:p>
+    <w:p>
+      <w:pPr/>
+      <w:r>
+        <w:rPr>
+          <w:lang w:val="pt_PT" w:bidi="pt_PT"/>
+        </w:rPr>
+      </w:r>
+      <w:r>
+        <w:rPr>
+          <w:lang w:val="pt_PT" w:bidi="pt_PT"/>
+        </w:rPr>
+        <w:t>O tema da terceira mensagem são as instruções da lei sobre pureza ritual. Essas instruções ainda estavam em vigor. Deus espera que seu povo seja santo, assim como Ele é santo (</w:t>
+      </w:r>
+      <w:hyperlink r:id="rId80">
+        <w:r>
+          <w:rPr>
+            <w:lang w:val="pt_PT" w:bidi="pt_PT"/>
+          </w:rPr>
+          <w:rPr>
+            <w:color w:val="0000EE"/>
+            <w:u w:val="single"/>
+          </w:rPr>
+          <w:t>Lv 11.44–45</w:t>
+        </w:r>
+      </w:hyperlink>
+      <w:r>
+        <w:rPr>
+          <w:lang w:val="pt_PT" w:bidi="pt_PT"/>
+        </w:rPr>
+        <w:t>).</w:t>
+      </w:r>
+      <w:r>
+        <w:rPr>
+          <w:lang w:val="pt_PT" w:bidi="pt_PT"/>
+        </w:rPr>
+      </w:r>
+      <w:r>
+        <w:rPr>
+          <w:lang w:val="pt_PT" w:bidi="pt_PT"/>
+        </w:rPr>
+      </w:r>
+    </w:p>
+    <w:p>
+      <w:pPr/>
+      <w:r>
+        <w:rPr>
+          <w:lang w:val="pt_PT" w:bidi="pt_PT"/>
+        </w:rPr>
+      </w:r>
+    </w:p>
+    <w:p>
+      <w:pPr>
+        <w:pStyle w:val="Heading2"/>
+      </w:pPr>
+      <w:r>
+        <w:rPr>
+          <w:lang w:val="pt_PT" w:bidi="pt_PT"/>
+        </w:rPr>
+        <w:t>Ageu 2.11</w:t>
+      </w:r>
+      <w:r>
+        <w:rPr>
+          <w:lang w:val="pt_PT" w:bidi="pt_PT"/>
+        </w:rPr>
+      </w:r>
+    </w:p>
+    <w:p>
+      <w:pPr/>
+      <w:r>
+        <w:rPr>
+          <w:lang w:val="pt_PT" w:bidi="pt_PT"/>
+        </w:rPr>
+      </w:r>
+      <w:r>
+        <w:rPr>
+          <w:lang w:val="pt_PT" w:bidi="pt_PT"/>
+        </w:rPr>
+        <w:t>Vá falar com os sacerdotes: O trabalho dos sacerdotes era ensinar e interpretar a lei (</w:t>
+      </w:r>
+      <w:hyperlink r:id="rId81">
+        <w:r>
+          <w:rPr>
+            <w:lang w:val="pt_PT" w:bidi="pt_PT"/>
+          </w:rPr>
+          <w:rPr>
+            <w:color w:val="0000EE"/>
+            <w:u w:val="single"/>
+          </w:rPr>
+          <w:t>Dt 33.10</w:t>
+        </w:r>
+      </w:hyperlink>
+      <w:r>
+        <w:rPr>
+          <w:lang w:val="pt_PT" w:bidi="pt_PT"/>
+        </w:rPr>
+        <w:t xml:space="preserve">; </w:t>
+      </w:r>
+      <w:hyperlink r:id="rId82">
+        <w:r>
+          <w:rPr>
+            <w:lang w:val="pt_PT" w:bidi="pt_PT"/>
+          </w:rPr>
+          <w:rPr>
+            <w:color w:val="0000EE"/>
+            <w:u w:val="single"/>
+          </w:rPr>
+          <w:t>Ml 2.7–9</w:t>
+        </w:r>
+      </w:hyperlink>
+      <w:r>
+        <w:rPr>
+          <w:lang w:val="pt_PT" w:bidi="pt_PT"/>
+        </w:rPr>
+        <w:t>), então a mensagem sobre pureza cerimonial era direcionada a eles.</w:t>
+      </w:r>
+      <w:r>
+        <w:rPr>
+          <w:lang w:val="pt_PT" w:bidi="pt_PT"/>
+        </w:rPr>
+      </w:r>
+      <w:r>
+        <w:rPr>
+          <w:lang w:val="pt_PT" w:bidi="pt_PT"/>
+        </w:rPr>
+      </w:r>
+    </w:p>
+    <w:p>
+      <w:pPr/>
+      <w:r>
+        <w:rPr>
+          <w:lang w:val="pt_PT" w:bidi="pt_PT"/>
+        </w:rPr>
+      </w:r>
+    </w:p>
+    <w:p>
+      <w:pPr>
+        <w:pStyle w:val="Heading2"/>
+      </w:pPr>
+      <w:r>
+        <w:rPr>
+          <w:lang w:val="pt_PT" w:bidi="pt_PT"/>
+        </w:rPr>
+        <w:t>Ageu 2.12</w:t>
+      </w:r>
+      <w:r>
+        <w:rPr>
+          <w:lang w:val="pt_PT" w:bidi="pt_PT"/>
+        </w:rPr>
+      </w:r>
+    </w:p>
+    <w:p>
+      <w:pPr/>
+      <w:r>
+        <w:rPr>
+          <w:lang w:val="pt_PT" w:bidi="pt_PT"/>
+        </w:rPr>
+      </w:r>
+      <w:r>
+        <w:rPr>
+          <w:lang w:val="pt_PT" w:bidi="pt_PT"/>
+        </w:rPr>
+        <w:t>estas coisas também ficarão puras? Esta pergunta refere-se à carne de um sacrifício sagrado e à maneira como a pureza e a impureza cerimonial poderiam ser transferidas (veja a nota temática “</w:t>
+      </w:r>
+      <w:r>
+        <w:rPr>
+          <w:lang w:val="pt_PT" w:bidi="pt_PT"/>
+        </w:rPr>
+        <w:t>Puro, impuro e sagrado</w:t>
+      </w:r>
+      <w:r>
+        <w:rPr>
+          <w:lang w:val="pt_PT" w:bidi="pt_PT"/>
+        </w:rPr>
+        <w:t xml:space="preserve">”). Levando na dobra da sua capa um pedaço da carne — a carne separada e preparada para a oferta — tornava a veste de alguém sagrada (cp. </w:t>
+      </w:r>
+      <w:hyperlink r:id="rId83">
+        <w:r>
+          <w:rPr>
+            <w:lang w:val="pt_PT" w:bidi="pt_PT"/>
+          </w:rPr>
+          <w:rPr>
+            <w:color w:val="0000EE"/>
+            <w:u w:val="single"/>
+          </w:rPr>
+          <w:t>Lv 6.18</w:t>
+        </w:r>
+      </w:hyperlink>
+      <w:r>
+        <w:rPr>
+          <w:lang w:val="pt_PT" w:bidi="pt_PT"/>
+        </w:rPr>
+        <w:t>). Esta santidade, no entanto, não poderia ser transmitida a um terceiro objeto.</w:t>
+      </w:r>
+      <w:r>
+        <w:rPr>
+          <w:lang w:val="pt_PT" w:bidi="pt_PT"/>
+        </w:rPr>
+      </w:r>
+      <w:r>
+        <w:rPr>
+          <w:lang w:val="pt_PT" w:bidi="pt_PT"/>
+        </w:rPr>
+      </w:r>
+    </w:p>
+    <w:p>
+      <w:pPr/>
+      <w:r>
+        <w:rPr>
+          <w:lang w:val="pt_PT" w:bidi="pt_PT"/>
+        </w:rPr>
+      </w:r>
+    </w:p>
+    <w:p>
+      <w:pPr>
+        <w:pStyle w:val="Heading2"/>
+      </w:pPr>
+      <w:r>
+        <w:rPr>
+          <w:lang w:val="pt_PT" w:bidi="pt_PT"/>
+        </w:rPr>
+        <w:t>Ageu 2.13</w:t>
+      </w:r>
+      <w:r>
+        <w:rPr>
+          <w:lang w:val="pt_PT" w:bidi="pt_PT"/>
+        </w:rPr>
+      </w:r>
+    </w:p>
+    <w:p>
+      <w:pPr/>
+      <w:r>
+        <w:rPr>
+          <w:lang w:val="pt_PT" w:bidi="pt_PT"/>
+        </w:rPr>
+      </w:r>
+      <w:r>
+        <w:rPr>
+          <w:lang w:val="pt_PT" w:bidi="pt_PT"/>
+        </w:rPr>
+        <w:t xml:space="preserve">A impureza cerimonial é transmitida muito mais facilmente do que a pureza cerimonial. Qualquer pessoa que tocasse um cadáver tornava-se contaminada e, portanto, impura. Qualquer coisa tocada por uma pessoa cerimonialmente impura também era considerada impura (veja </w:t>
+      </w:r>
+      <w:hyperlink r:id="rId84">
+        <w:r>
+          <w:rPr>
+            <w:lang w:val="pt_PT" w:bidi="pt_PT"/>
+          </w:rPr>
+          <w:rPr>
+            <w:color w:val="0000EE"/>
+            <w:u w:val="single"/>
+          </w:rPr>
+          <w:t>Nm 19.11–13</w:t>
         </w:r>
       </w:hyperlink>
       <w:r>
@@ -603,6 +2849,168 @@
         </w:rPr>
         <w:t xml:space="preserve">, </w:t>
       </w:r>
+      <w:hyperlink r:id="rId85">
+        <w:r>
+          <w:rPr>
+            <w:lang w:val="pt_PT" w:bidi="pt_PT"/>
+          </w:rPr>
+          <w:rPr>
+            <w:color w:val="0000EE"/>
+            <w:u w:val="single"/>
+          </w:rPr>
+          <w:t>22</w:t>
+        </w:r>
+      </w:hyperlink>
+      <w:r>
+        <w:rPr>
+          <w:lang w:val="pt_PT" w:bidi="pt_PT"/>
+        </w:rPr>
+        <w:t xml:space="preserve">). Ageu aplica isso em </w:t>
+      </w:r>
+      <w:hyperlink r:id="rId86">
+        <w:r>
+          <w:rPr>
+            <w:lang w:val="pt_PT" w:bidi="pt_PT"/>
+          </w:rPr>
+          <w:rPr>
+            <w:color w:val="0000EE"/>
+            <w:u w:val="single"/>
+          </w:rPr>
+          <w:t>Ageu 2.14</w:t>
+        </w:r>
+      </w:hyperlink>
+      <w:r>
+        <w:rPr>
+          <w:lang w:val="pt_PT" w:bidi="pt_PT"/>
+        </w:rPr>
+        <w:t>.</w:t>
+      </w:r>
+      <w:r>
+        <w:rPr>
+          <w:lang w:val="pt_PT" w:bidi="pt_PT"/>
+        </w:rPr>
+      </w:r>
+      <w:r>
+        <w:rPr>
+          <w:lang w:val="pt_PT" w:bidi="pt_PT"/>
+        </w:rPr>
+      </w:r>
+    </w:p>
+    <w:p>
+      <w:pPr/>
+      <w:r>
+        <w:rPr>
+          <w:lang w:val="pt_PT" w:bidi="pt_PT"/>
+        </w:rPr>
+      </w:r>
+    </w:p>
+    <w:p>
+      <w:pPr>
+        <w:pStyle w:val="Heading2"/>
+      </w:pPr>
+      <w:r>
+        <w:rPr>
+          <w:lang w:val="pt_PT" w:bidi="pt_PT"/>
+        </w:rPr>
+        <w:t>Ageu 2.14</w:t>
+      </w:r>
+      <w:r>
+        <w:rPr>
+          <w:lang w:val="pt_PT" w:bidi="pt_PT"/>
+        </w:rPr>
+      </w:r>
+    </w:p>
+    <w:p>
+      <w:pPr/>
+      <w:r>
+        <w:rPr>
+          <w:lang w:val="pt_PT" w:bidi="pt_PT"/>
+        </w:rPr>
+      </w:r>
+      <w:r>
+        <w:rPr>
+          <w:lang w:val="pt_PT" w:bidi="pt_PT"/>
+        </w:rPr>
+        <w:t>É exatamente isso o que acontece com esse povo: simplesmente retornar do exílio para a terra que Deus prometeu a Israel não tornou o povo de Judá santo. Eles ainda estavam impuros, pois não estavam obedecendo às instruções da aliança de Deus com eles. Seu trabalho e até mesmo sua adoração estavam contaminados pela impureza; as ruínas do Templo do Senhor simbolizavam a desobediência do povo. A reconstrução do Templo era um sinal tangível de corações transformados e de uma obediência renovada à aliança de Deus.</w:t>
+      </w:r>
+      <w:r>
+        <w:rPr>
+          <w:lang w:val="pt_PT" w:bidi="pt_PT"/>
+        </w:rPr>
+      </w:r>
+      <w:r>
+        <w:rPr>
+          <w:lang w:val="pt_PT" w:bidi="pt_PT"/>
+        </w:rPr>
+      </w:r>
+    </w:p>
+    <w:p>
+      <w:pPr/>
+      <w:r>
+        <w:rPr>
+          <w:lang w:val="pt_PT" w:bidi="pt_PT"/>
+        </w:rPr>
+      </w:r>
+    </w:p>
+    <w:p>
+      <w:pPr>
+        <w:pStyle w:val="Heading2"/>
+      </w:pPr>
+      <w:r>
+        <w:rPr>
+          <w:lang w:val="pt_PT" w:bidi="pt_PT"/>
+        </w:rPr>
+        <w:t>Ageu 2.15</w:t>
+      </w:r>
+      <w:r>
+        <w:rPr>
+          <w:lang w:val="pt_PT" w:bidi="pt_PT"/>
+        </w:rPr>
+      </w:r>
+    </w:p>
+    <w:p>
+      <w:pPr/>
+      <w:r>
+        <w:rPr>
+          <w:lang w:val="pt_PT" w:bidi="pt_PT"/>
+        </w:rPr>
+      </w:r>
+      <w:r>
+        <w:rPr>
+          <w:lang w:val="pt_PT" w:bidi="pt_PT"/>
+        </w:rPr>
+        <w:t xml:space="preserve">Tudo o que aconteceu desde aquele dia (veja </w:t>
+      </w:r>
+      <w:r>
+        <w:rPr>
+          <w:lang w:val="pt_PT" w:bidi="pt_PT"/>
+        </w:rPr>
+        <w:t>nota de estudo em 1.5</w:t>
+      </w:r>
+      <w:r>
+        <w:rPr>
+          <w:lang w:val="pt_PT" w:bidi="pt_PT"/>
+        </w:rPr>
+        <w:t>): A bênção divina, seja espiritual ou material, depende da obediência do povo de Deus (</w:t>
+      </w:r>
+      <w:hyperlink r:id="rId87">
+        <w:r>
+          <w:rPr>
+            <w:lang w:val="pt_PT" w:bidi="pt_PT"/>
+          </w:rPr>
+          <w:rPr>
+            <w:color w:val="0000EE"/>
+            <w:u w:val="single"/>
+          </w:rPr>
+          <w:t>Dt 30.6–10</w:t>
+        </w:r>
+      </w:hyperlink>
+      <w:r>
+        <w:rPr>
+          <w:lang w:val="pt_PT" w:bidi="pt_PT"/>
+        </w:rPr>
+        <w:t xml:space="preserve">). Ageu chamou o povo a continuar na autoexaminação que leva ao arrependimento e no temor do Senhor que sua primeira mensagem iniciou (veja </w:t>
+      </w:r>
       <w:hyperlink r:id="rId25">
         <w:r>
           <w:rPr>
@@ -612,7 +3020,25 @@
             <w:color w:val="0000EE"/>
             <w:u w:val="single"/>
           </w:rPr>
-          <w:t>7–8</w:t>
+          <w:t>Ag 1.7</w:t>
+        </w:r>
+      </w:hyperlink>
+      <w:r>
+        <w:rPr>
+          <w:lang w:val="pt_PT" w:bidi="pt_PT"/>
+        </w:rPr>
+        <w:t xml:space="preserve">, </w:t>
+      </w:r>
+      <w:hyperlink r:id="rId88">
+        <w:r>
+          <w:rPr>
+            <w:lang w:val="pt_PT" w:bidi="pt_PT"/>
+          </w:rPr>
+          <w:rPr>
+            <w:color w:val="0000EE"/>
+            <w:u w:val="single"/>
+          </w:rPr>
+          <w:t>12</w:t>
         </w:r>
       </w:hyperlink>
       <w:r>
@@ -648,7 +3074,7 @@
         <w:rPr>
           <w:lang w:val="pt_PT" w:bidi="pt_PT"/>
         </w:rPr>
-        <w:t>Ageu 1.4</w:t>
+        <w:t>Ageu 2.17</w:t>
       </w:r>
       <w:r>
         <w:rPr>
@@ -667,51 +3093,153 @@
         <w:rPr>
           <w:lang w:val="pt_PT" w:bidi="pt_PT"/>
         </w:rPr>
-        <w:t xml:space="preserve">Será que? Perguntas retóricas na literatura profética pedem concordância em vez de uma resposta (veja </w:t>
-      </w:r>
-      <w:hyperlink r:id="rId26">
-        <w:r>
-          <w:rPr>
-            <w:lang w:val="pt_PT" w:bidi="pt_PT"/>
-          </w:rPr>
-          <w:rPr>
-            <w:color w:val="0000EE"/>
-            <w:u w:val="single"/>
-          </w:rPr>
-          <w:t>2.3</w:t>
-        </w:r>
-      </w:hyperlink>
-      <w:r>
-        <w:rPr>
-          <w:lang w:val="pt_PT" w:bidi="pt_PT"/>
-        </w:rPr>
-        <w:t xml:space="preserve">). O propósito desta pergunta é eliminar a oportunidade dos ouvintes de oferecerem desculpas em resposta à mensagem. • Casas luxuosas (ou </w:t>
+        <w:t>Retorno frequentemente significa arrependimento. • vocês não voltaram para mim: O povo hebreu foi teimoso e rebelde desde o tempo de Moisés (</w:t>
+      </w:r>
+      <w:hyperlink r:id="rId89">
+        <w:r>
+          <w:rPr>
+            <w:lang w:val="pt_PT" w:bidi="pt_PT"/>
+          </w:rPr>
+          <w:rPr>
+            <w:color w:val="0000EE"/>
+            <w:u w:val="single"/>
+          </w:rPr>
+          <w:t>Dt 31.27</w:t>
+        </w:r>
+      </w:hyperlink>
+      <w:r>
+        <w:rPr>
+          <w:lang w:val="pt_PT" w:bidi="pt_PT"/>
+        </w:rPr>
+        <w:t>) até o tempo de Jesus (</w:t>
+      </w:r>
+      <w:hyperlink r:id="rId90">
+        <w:r>
+          <w:rPr>
+            <w:lang w:val="pt_PT" w:bidi="pt_PT"/>
+          </w:rPr>
+          <w:rPr>
+            <w:color w:val="0000EE"/>
+            <w:u w:val="single"/>
+          </w:rPr>
+          <w:t>Mt 17.17</w:t>
+        </w:r>
+      </w:hyperlink>
+      <w:r>
+        <w:rPr>
+          <w:lang w:val="pt_PT" w:bidi="pt_PT"/>
+        </w:rPr>
+        <w:t xml:space="preserve">). • com ventos muito quentes, com pragas nas plantas e com chuvas de pedra: O que aconteceu foi resultado da desobediência à aliança de Deus (veja </w:t>
+      </w:r>
+      <w:hyperlink r:id="rId91">
+        <w:r>
+          <w:rPr>
+            <w:lang w:val="pt_PT" w:bidi="pt_PT"/>
+          </w:rPr>
+          <w:rPr>
+            <w:color w:val="0000EE"/>
+            <w:u w:val="single"/>
+          </w:rPr>
+          <w:t>Dt 28.22</w:t>
+        </w:r>
+      </w:hyperlink>
+      <w:r>
+        <w:rPr>
+          <w:lang w:val="pt_PT" w:bidi="pt_PT"/>
+        </w:rPr>
+        <w:t>).</w:t>
+      </w:r>
+      <w:r>
+        <w:rPr>
+          <w:lang w:val="pt_PT" w:bidi="pt_PT"/>
+        </w:rPr>
+      </w:r>
+      <w:r>
+        <w:rPr>
+          <w:lang w:val="pt_PT" w:bidi="pt_PT"/>
+        </w:rPr>
+      </w:r>
+    </w:p>
+    <w:p>
+      <w:pPr/>
+      <w:r>
+        <w:rPr>
+          <w:lang w:val="pt_PT" w:bidi="pt_PT"/>
+        </w:rPr>
+      </w:r>
+    </w:p>
+    <w:p>
+      <w:pPr>
+        <w:pStyle w:val="Heading2"/>
+      </w:pPr>
+      <w:r>
+        <w:rPr>
+          <w:lang w:val="pt_PT" w:bidi="pt_PT"/>
+        </w:rPr>
+        <w:t>Ageu 2.18</w:t>
+      </w:r>
+      <w:r>
+        <w:rPr>
+          <w:lang w:val="pt_PT" w:bidi="pt_PT"/>
+        </w:rPr>
+      </w:r>
+    </w:p>
+    <w:p>
+      <w:pPr/>
+      <w:r>
+        <w:rPr>
+          <w:lang w:val="pt_PT" w:bidi="pt_PT"/>
+        </w:rPr>
+      </w:r>
+      <w:r>
+        <w:rPr>
+          <w:lang w:val="pt_PT" w:bidi="pt_PT"/>
+        </w:rPr>
+        <w:t xml:space="preserve">No dia vinte e quatro do nono mês: Ou </w:t>
       </w:r>
       <w:r>
         <w:rPr>
           <w:i/>
           <w:lang w:val="pt_PT" w:bidi="pt_PT"/>
         </w:rPr>
-        <w:t>cobertas, revestidas</w:t>
-      </w:r>
-      <w:r>
-        <w:rPr>
-          <w:lang w:val="pt_PT" w:bidi="pt_PT"/>
-        </w:rPr>
-        <w:t xml:space="preserve">) do povo contrastavam com o Templo de Deus, que estava em ruínas (ou </w:t>
+        <w:t>Neste décimo oitavo dia de dezembro, pense no dia;</w:t>
+      </w:r>
+      <w:r>
+        <w:rPr>
+          <w:lang w:val="pt_PT" w:bidi="pt_PT"/>
+        </w:rPr>
+        <w:t xml:space="preserve"> literalmente </w:t>
       </w:r>
       <w:r>
         <w:rPr>
           <w:i/>
           <w:lang w:val="pt_PT" w:bidi="pt_PT"/>
         </w:rPr>
-        <w:t>desolado</w:t>
-      </w:r>
-      <w:r>
-        <w:rPr>
-          <w:lang w:val="pt_PT" w:bidi="pt_PT"/>
-        </w:rPr>
-        <w:t>) e, portanto, inutilizável.</w:t>
+        <w:t>Pense neste dia em diante, neste vigésimo quarto dia do nono mês.</w:t>
+      </w:r>
+      <w:r>
+        <w:rPr>
+          <w:lang w:val="pt_PT" w:bidi="pt_PT"/>
+        </w:rPr>
+        <w:t xml:space="preserve"> Alguns acreditam que a frase “este dia” refere-se à data da limpeza inicial dos escombros do local do Templo e à obtenção de materiais de construção (21 de setembro de 520 a.C.; veja </w:t>
+      </w:r>
+      <w:hyperlink r:id="rId92">
+        <w:r>
+          <w:rPr>
+            <w:lang w:val="pt_PT" w:bidi="pt_PT"/>
+          </w:rPr>
+          <w:rPr>
+            <w:color w:val="0000EE"/>
+            <w:u w:val="single"/>
+          </w:rPr>
+          <w:t>1.14–15</w:t>
+        </w:r>
+      </w:hyperlink>
+      <w:r>
+        <w:rPr>
+          <w:lang w:val="pt_PT" w:bidi="pt_PT"/>
+        </w:rPr>
+        <w:t>).</w:t>
       </w:r>
       <w:r>
         <w:rPr>
@@ -740,7 +3268,7 @@
         <w:rPr>
           <w:lang w:val="pt_PT" w:bidi="pt_PT"/>
         </w:rPr>
-        <w:t>Ageu 1.5</w:t>
+        <w:t>Ageu 2.19</w:t>
       </w:r>
       <w:r>
         <w:rPr>
@@ -759,44 +3287,392 @@
         <w:rPr>
           <w:lang w:val="pt_PT" w:bidi="pt_PT"/>
         </w:rPr>
-        <w:t xml:space="preserve">Pensem bem no que tem acontecido com vocês (literalmente </w:t>
+        <w:t xml:space="preserve">Estou fazendo uma promessa agora enquanto a semente ainda está no celeiro: A promessa de uma colheita abundante destaca a fidelidade de Deus ao seu povo da aliança. O Templo ainda não estava completo, mas Deus prometia estender suas bênçãos imediatamente. • De hoje em diante eu os abençoarei: Deus foi gracioso ao responder prontamente aos esforços de seu povo em direção à renovação espiritual e obediência (veja </w:t>
+      </w:r>
+      <w:hyperlink r:id="rId93">
+        <w:r>
+          <w:rPr>
+            <w:lang w:val="pt_PT" w:bidi="pt_PT"/>
+          </w:rPr>
+          <w:rPr>
+            <w:color w:val="0000EE"/>
+            <w:u w:val="single"/>
+          </w:rPr>
+          <w:t>Sl 111.4–5</w:t>
+        </w:r>
+      </w:hyperlink>
+      <w:r>
+        <w:rPr>
+          <w:lang w:val="pt_PT" w:bidi="pt_PT"/>
+        </w:rPr>
+        <w:t>).</w:t>
+      </w:r>
+      <w:r>
+        <w:rPr>
+          <w:lang w:val="pt_PT" w:bidi="pt_PT"/>
+        </w:rPr>
+      </w:r>
+      <w:r>
+        <w:rPr>
+          <w:lang w:val="pt_PT" w:bidi="pt_PT"/>
+        </w:rPr>
+      </w:r>
+    </w:p>
+    <w:p>
+      <w:pPr/>
+      <w:r>
+        <w:rPr>
+          <w:lang w:val="pt_PT" w:bidi="pt_PT"/>
+        </w:rPr>
+      </w:r>
+    </w:p>
+    <w:p>
+      <w:pPr>
+        <w:pStyle w:val="Heading2"/>
+      </w:pPr>
+      <w:r>
+        <w:rPr>
+          <w:lang w:val="pt_PT" w:bidi="pt_PT"/>
+        </w:rPr>
+        <w:t>Ageu 2.20–23</w:t>
+      </w:r>
+      <w:r>
+        <w:rPr>
+          <w:lang w:val="pt_PT" w:bidi="pt_PT"/>
+        </w:rPr>
+      </w:r>
+    </w:p>
+    <w:p>
+      <w:pPr/>
+      <w:r>
+        <w:rPr>
+          <w:lang w:val="pt_PT" w:bidi="pt_PT"/>
+        </w:rPr>
+      </w:r>
+      <w:r>
+        <w:rPr>
+          <w:lang w:val="pt_PT" w:bidi="pt_PT"/>
+        </w:rPr>
+        <w:t xml:space="preserve">A mensagem final de Ageu é possivelmente a mais importante; ela restabelece a proeminência do descendente de Davi na vida religiosa e política de Israel. A dinastia de Davi foi essencial para restaurar o povo hebreu após o exílio babilônico (veja </w:t>
+      </w:r>
+      <w:hyperlink r:id="rId94">
+        <w:r>
+          <w:rPr>
+            <w:lang w:val="pt_PT" w:bidi="pt_PT"/>
+          </w:rPr>
+          <w:rPr>
+            <w:color w:val="0000EE"/>
+            <w:u w:val="single"/>
+          </w:rPr>
+          <w:t>Jr 23.5</w:t>
+        </w:r>
+      </w:hyperlink>
+      <w:r>
+        <w:rPr>
+          <w:lang w:val="pt_PT" w:bidi="pt_PT"/>
+        </w:rPr>
+        <w:t xml:space="preserve">; </w:t>
+      </w:r>
+      <w:hyperlink r:id="rId95">
+        <w:r>
+          <w:rPr>
+            <w:lang w:val="pt_PT" w:bidi="pt_PT"/>
+          </w:rPr>
+          <w:rPr>
+            <w:color w:val="0000EE"/>
+            <w:u w:val="single"/>
+          </w:rPr>
+          <w:t>Ez 37.24</w:t>
+        </w:r>
+      </w:hyperlink>
+      <w:r>
+        <w:rPr>
+          <w:lang w:val="pt_PT" w:bidi="pt_PT"/>
+        </w:rPr>
+        <w:t>). Deus havia amaldiçoado o descendente de Davi, o Rei Jeoaquim, na época do Exílio (</w:t>
+      </w:r>
+      <w:hyperlink r:id="rId96">
+        <w:r>
+          <w:rPr>
+            <w:lang w:val="pt_PT" w:bidi="pt_PT"/>
+          </w:rPr>
+          <w:rPr>
+            <w:color w:val="0000EE"/>
+            <w:u w:val="single"/>
+          </w:rPr>
+          <w:t>Jr 22.24–30</w:t>
+        </w:r>
+      </w:hyperlink>
+      <w:r>
+        <w:rPr>
+          <w:lang w:val="pt_PT" w:bidi="pt_PT"/>
+        </w:rPr>
+        <w:t xml:space="preserve">), mas a última mensagem de Ageu reverte essa maldição e reinstaura a aliança com Davi (veja </w:t>
+      </w:r>
+      <w:hyperlink r:id="rId97">
+        <w:r>
+          <w:rPr>
+            <w:lang w:val="pt_PT" w:bidi="pt_PT"/>
+          </w:rPr>
+          <w:rPr>
+            <w:color w:val="0000EE"/>
+            <w:u w:val="single"/>
+          </w:rPr>
+          <w:t>2Sm 7.4–17</w:t>
+        </w:r>
+      </w:hyperlink>
+      <w:r>
+        <w:rPr>
+          <w:lang w:val="pt_PT" w:bidi="pt_PT"/>
+        </w:rPr>
+        <w:t>) como o meio pelo qual Deus cumprirá suas promessas de abençoar e restaurar Israel.</w:t>
+      </w:r>
+      <w:r>
+        <w:rPr>
+          <w:lang w:val="pt_PT" w:bidi="pt_PT"/>
+        </w:rPr>
+      </w:r>
+      <w:r>
+        <w:rPr>
+          <w:lang w:val="pt_PT" w:bidi="pt_PT"/>
+        </w:rPr>
+      </w:r>
+    </w:p>
+    <w:p>
+      <w:pPr/>
+      <w:r>
+        <w:rPr>
+          <w:lang w:val="pt_PT" w:bidi="pt_PT"/>
+        </w:rPr>
+      </w:r>
+    </w:p>
+    <w:p>
+      <w:pPr>
+        <w:pStyle w:val="Heading2"/>
+      </w:pPr>
+      <w:r>
+        <w:rPr>
+          <w:lang w:val="pt_PT" w:bidi="pt_PT"/>
+        </w:rPr>
+        <w:t>Ageu 2.21</w:t>
+      </w:r>
+      <w:r>
+        <w:rPr>
+          <w:lang w:val="pt_PT" w:bidi="pt_PT"/>
+        </w:rPr>
+      </w:r>
+    </w:p>
+    <w:p>
+      <w:pPr/>
+      <w:r>
+        <w:rPr>
+          <w:lang w:val="pt_PT" w:bidi="pt_PT"/>
+        </w:rPr>
+      </w:r>
+      <w:r>
+        <w:rPr>
+          <w:lang w:val="pt_PT" w:bidi="pt_PT"/>
+        </w:rPr>
+        <w:t>Zorobabel, o governador</w:t>
       </w:r>
       <w:r>
         <w:rPr>
           <w:i/>
           <w:lang w:val="pt_PT" w:bidi="pt_PT"/>
         </w:rPr>
-        <w:t>Coloquem seus corações nessas questões</w:t>
-      </w:r>
-      <w:r>
-        <w:rPr>
-          <w:lang w:val="pt_PT" w:bidi="pt_PT"/>
-        </w:rPr>
-        <w:t xml:space="preserve">): Para os hebreus, o </w:t>
+        <w:t>,</w:t>
+      </w:r>
+      <w:r>
+        <w:rPr>
+          <w:lang w:val="pt_PT" w:bidi="pt_PT"/>
+        </w:rPr>
+        <w:t xml:space="preserve"> era um descendente de Davi através de Jeoaquim (</w:t>
+      </w:r>
+      <w:hyperlink r:id="rId98">
+        <w:r>
+          <w:rPr>
+            <w:lang w:val="pt_PT" w:bidi="pt_PT"/>
+          </w:rPr>
+          <w:rPr>
+            <w:color w:val="0000EE"/>
+            <w:u w:val="single"/>
+          </w:rPr>
+          <w:t>1Cr 3.19</w:t>
+        </w:r>
+      </w:hyperlink>
+      <w:r>
+        <w:rPr>
+          <w:lang w:val="pt_PT" w:bidi="pt_PT"/>
+        </w:rPr>
+        <w:t>). A afirmação de Ageu assim anula a maldição sobre Jeoaquim (</w:t>
+      </w:r>
+      <w:hyperlink r:id="rId96">
+        <w:r>
+          <w:rPr>
+            <w:lang w:val="pt_PT" w:bidi="pt_PT"/>
+          </w:rPr>
+          <w:rPr>
+            <w:color w:val="0000EE"/>
+            <w:u w:val="single"/>
+          </w:rPr>
+          <w:t>Jr 22.24–30</w:t>
+        </w:r>
+      </w:hyperlink>
+      <w:r>
+        <w:rPr>
+          <w:lang w:val="pt_PT" w:bidi="pt_PT"/>
+        </w:rPr>
+        <w:t>). No entanto, Zorobabel desaparece abruptamente do registro bíblico. Ele possivelmente foi deposto como governador da Judeia ou até mesmo executado pelo Rei Dario, que estava tentando controlar seu recém-adquirido império. As expectativas atribuídas a Zorobabel, e seu status como descendente de Davi, podem tê-lo tornado uma ameaça política para Dario.</w:t>
+      </w:r>
+      <w:r>
+        <w:rPr>
+          <w:lang w:val="pt_PT" w:bidi="pt_PT"/>
+        </w:rPr>
+      </w:r>
+      <w:r>
+        <w:rPr>
+          <w:lang w:val="pt_PT" w:bidi="pt_PT"/>
+        </w:rPr>
+      </w:r>
+    </w:p>
+    <w:p>
+      <w:pPr/>
+      <w:r>
+        <w:rPr>
+          <w:lang w:val="pt_PT" w:bidi="pt_PT"/>
+        </w:rPr>
+      </w:r>
+    </w:p>
+    <w:p>
+      <w:pPr>
+        <w:pStyle w:val="Heading2"/>
+      </w:pPr>
+      <w:r>
+        <w:rPr>
+          <w:lang w:val="pt_PT" w:bidi="pt_PT"/>
+        </w:rPr>
+        <w:t>Ageu 2.22</w:t>
+      </w:r>
+      <w:r>
+        <w:rPr>
+          <w:lang w:val="pt_PT" w:bidi="pt_PT"/>
+        </w:rPr>
+      </w:r>
+    </w:p>
+    <w:p>
+      <w:pPr/>
+      <w:r>
+        <w:rPr>
+          <w:lang w:val="pt_PT" w:bidi="pt_PT"/>
+        </w:rPr>
+      </w:r>
+      <w:r>
+        <w:rPr>
+          <w:lang w:val="pt_PT" w:bidi="pt_PT"/>
+        </w:rPr>
+        <w:t xml:space="preserve">Vou destruir os carros de guerra e os que andam neles, e os cavalos também morrerão; os cavaleiros matarão uns aos outros: A linguagem do profeta lembraria Israel de sua libertação do exército egípcio (veja </w:t>
+      </w:r>
+      <w:hyperlink r:id="rId99">
+        <w:r>
+          <w:rPr>
+            <w:lang w:val="pt_PT" w:bidi="pt_PT"/>
+          </w:rPr>
+          <w:rPr>
+            <w:color w:val="0000EE"/>
+            <w:u w:val="single"/>
+          </w:rPr>
+          <w:t>Êx 15.1–21</w:t>
+        </w:r>
+      </w:hyperlink>
+      <w:r>
+        <w:rPr>
+          <w:lang w:val="pt_PT" w:bidi="pt_PT"/>
+        </w:rPr>
+        <w:t>). A ambiguidade da ameaça do julgamento de Deus torna incerto se Ageu está se referindo a eventos no futuro distante ou a algo mais imediato envolvendo o Império Persa (por exemplo, as guerras greco-persas durante os reinados de Dario I e Xerxes ou a posterior Guerra do Peloponeso).</w:t>
+      </w:r>
+      <w:r>
+        <w:rPr>
+          <w:lang w:val="pt_PT" w:bidi="pt_PT"/>
+        </w:rPr>
+      </w:r>
+      <w:r>
+        <w:rPr>
+          <w:lang w:val="pt_PT" w:bidi="pt_PT"/>
+        </w:rPr>
+      </w:r>
+    </w:p>
+    <w:p>
+      <w:pPr/>
+      <w:r>
+        <w:rPr>
+          <w:lang w:val="pt_PT" w:bidi="pt_PT"/>
+        </w:rPr>
+      </w:r>
+    </w:p>
+    <w:p>
+      <w:pPr>
+        <w:pStyle w:val="Heading2"/>
+      </w:pPr>
+      <w:r>
+        <w:rPr>
+          <w:lang w:val="pt_PT" w:bidi="pt_PT"/>
+        </w:rPr>
+        <w:t>Ageu 2.23</w:t>
+      </w:r>
+      <w:r>
+        <w:rPr>
+          <w:lang w:val="pt_PT" w:bidi="pt_PT"/>
+        </w:rPr>
+      </w:r>
+    </w:p>
+    <w:p>
+      <w:pPr/>
+      <w:r>
+        <w:rPr>
+          <w:lang w:val="pt_PT" w:bidi="pt_PT"/>
+        </w:rPr>
+      </w:r>
+      <w:r>
+        <w:rPr>
+          <w:lang w:val="pt_PT" w:bidi="pt_PT"/>
+        </w:rPr>
+        <w:t xml:space="preserve">O anel de sinete era um símbolo de realeza. Uma pedra gravada em um anel de dedo de ouro ou prata era usada para selar ou endossar documentos oficiais. A imagem no texto original enfatiza a autoridade divina investida em Zorobabel e assegura ao povo o envolvimento contínuo de Deus no processo político (apesar das falhas dos monarcas hebreus). A designação de Zorobabel como o </w:t>
       </w:r>
       <w:r>
         <w:rPr>
           <w:i/>
           <w:lang w:val="pt_PT" w:bidi="pt_PT"/>
         </w:rPr>
-        <w:t>coração</w:t>
-      </w:r>
-      <w:r>
-        <w:rPr>
-          <w:lang w:val="pt_PT" w:bidi="pt_PT"/>
-        </w:rPr>
-        <w:t xml:space="preserve"> é o lugar onde o pensamento, o sentimento e a vontade ocorrem. Portanto, este comando (também </w:t>
-      </w:r>
-      <w:hyperlink r:id="rId27">
-        <w:r>
-          <w:rPr>
-            <w:lang w:val="pt_PT" w:bidi="pt_PT"/>
-          </w:rPr>
-          <w:rPr>
-            <w:color w:val="0000EE"/>
-            <w:u w:val="single"/>
-          </w:rPr>
-          <w:t>1.7</w:t>
+        <w:t>selo</w:t>
+      </w:r>
+      <w:r>
+        <w:rPr>
+          <w:lang w:val="pt_PT" w:bidi="pt_PT"/>
+        </w:rPr>
+        <w:t xml:space="preserve"> do Senhor sem dúvida reacendeu as expectativas para o Messias, já que Zorobabel era descendente do Rei Davi. No entanto, a declaração aponta, em última análise, além de Zorobabel (veja </w:t>
+      </w:r>
+      <w:r>
+        <w:rPr>
+          <w:lang w:val="pt_PT" w:bidi="pt_PT"/>
+        </w:rPr>
+        <w:t>nota de estudo em 2.21</w:t>
+      </w:r>
+      <w:r>
+        <w:rPr>
+          <w:lang w:val="pt_PT" w:bidi="pt_PT"/>
+        </w:rPr>
+        <w:t xml:space="preserve">) para um de seus descendentes (veja </w:t>
+      </w:r>
+      <w:hyperlink r:id="rId100">
+        <w:r>
+          <w:rPr>
+            <w:lang w:val="pt_PT" w:bidi="pt_PT"/>
+          </w:rPr>
+          <w:rPr>
+            <w:color w:val="0000EE"/>
+            <w:u w:val="single"/>
+          </w:rPr>
+          <w:t>Mt 1.12</w:t>
         </w:r>
       </w:hyperlink>
       <w:r>
@@ -805,263 +3681,16 @@
         </w:rPr>
         <w:t xml:space="preserve">; </w:t>
       </w:r>
-      <w:hyperlink r:id="rId28">
-        <w:r>
-          <w:rPr>
-            <w:lang w:val="pt_PT" w:bidi="pt_PT"/>
-          </w:rPr>
-          <w:rPr>
-            <w:color w:val="0000EE"/>
-            <w:u w:val="single"/>
-          </w:rPr>
-          <w:t>2.15</w:t>
-        </w:r>
-      </w:hyperlink>
-      <w:r>
-        <w:rPr>
-          <w:lang w:val="pt_PT" w:bidi="pt_PT"/>
-        </w:rPr>
-        <w:t xml:space="preserve">, </w:t>
-      </w:r>
-      <w:hyperlink r:id="rId29">
-        <w:r>
-          <w:rPr>
-            <w:lang w:val="pt_PT" w:bidi="pt_PT"/>
-          </w:rPr>
-          <w:rPr>
-            <w:color w:val="0000EE"/>
-            <w:u w:val="single"/>
-          </w:rPr>
-          <w:t>18</w:t>
-        </w:r>
-      </w:hyperlink>
-      <w:r>
-        <w:rPr>
-          <w:lang w:val="pt_PT" w:bidi="pt_PT"/>
-        </w:rPr>
-        <w:t xml:space="preserve">) convoca o povo a pensar cuidadosamente e tirar as conclusões adequadas sobre a conexão entre o que está acontecendo com eles (seca e pobreza, </w:t>
-      </w:r>
-      <w:hyperlink r:id="rId22">
-        <w:r>
-          <w:rPr>
-            <w:lang w:val="pt_PT" w:bidi="pt_PT"/>
-          </w:rPr>
-          <w:rPr>
-            <w:color w:val="0000EE"/>
-            <w:u w:val="single"/>
-          </w:rPr>
-          <w:t>1.6</w:t>
-        </w:r>
-      </w:hyperlink>
-      <w:r>
-        <w:rPr>
-          <w:lang w:val="pt_PT" w:bidi="pt_PT"/>
-        </w:rPr>
-        <w:t>) e sua falha em restaurar a adoração adequada ao Senhor (</w:t>
-      </w:r>
-      <w:hyperlink r:id="rId30">
-        <w:r>
-          <w:rPr>
-            <w:lang w:val="pt_PT" w:bidi="pt_PT"/>
-          </w:rPr>
-          <w:rPr>
-            <w:color w:val="0000EE"/>
-            <w:u w:val="single"/>
-          </w:rPr>
-          <w:t>1.8–9</w:t>
-        </w:r>
-      </w:hyperlink>
-      <w:r>
-        <w:rPr>
-          <w:lang w:val="pt_PT" w:bidi="pt_PT"/>
-        </w:rPr>
-        <w:t>).</w:t>
-      </w:r>
-      <w:r>
-        <w:rPr>
-          <w:lang w:val="pt_PT" w:bidi="pt_PT"/>
-        </w:rPr>
-      </w:r>
-      <w:r>
-        <w:rPr>
-          <w:lang w:val="pt_PT" w:bidi="pt_PT"/>
-        </w:rPr>
-      </w:r>
-    </w:p>
-    <w:p>
-      <w:pPr/>
-      <w:r>
-        <w:rPr>
-          <w:lang w:val="pt_PT" w:bidi="pt_PT"/>
-        </w:rPr>
-      </w:r>
-    </w:p>
-    <w:p>
-      <w:pPr>
-        <w:pStyle w:val="Heading2"/>
-      </w:pPr>
-      <w:r>
-        <w:rPr>
-          <w:lang w:val="pt_PT" w:bidi="pt_PT"/>
-        </w:rPr>
-        <w:t>Ageu 1.6</w:t>
-      </w:r>
-      <w:r>
-        <w:rPr>
-          <w:lang w:val="pt_PT" w:bidi="pt_PT"/>
-        </w:rPr>
-      </w:r>
-    </w:p>
-    <w:p>
-      <w:pPr/>
-      <w:r>
-        <w:rPr>
-          <w:lang w:val="pt_PT" w:bidi="pt_PT"/>
-        </w:rPr>
-      </w:r>
-      <w:r>
-        <w:rPr>
-          <w:lang w:val="pt_PT" w:bidi="pt_PT"/>
-        </w:rPr>
-        <w:t xml:space="preserve">comer... beber... vestir roupas: Cada uma dessas ações transmite uma ação contínua (ou seja, vocês continuam enchendo seus pratos... vocês continuam bebendo e bebendo... você vestem camada após camada de roupas), aumentando a sensação de futilidade. • o salário que o trabalhador recebe não dá para viver/ bolsos cheios de buracos (literalmente </w:t>
-      </w:r>
-      <w:r>
-        <w:rPr>
-          <w:i/>
-          <w:lang w:val="pt_PT" w:bidi="pt_PT"/>
-        </w:rPr>
-        <w:t>uma bolsa perfurada</w:t>
-      </w:r>
-      <w:r>
-        <w:rPr>
-          <w:lang w:val="pt_PT" w:bidi="pt_PT"/>
-        </w:rPr>
-        <w:t>): A imagem retrata a perda de salários. Muitas famílias enfrentavam a pobreza apesar de seus trabalhos constantes.</w:t>
-      </w:r>
-      <w:r>
-        <w:rPr>
-          <w:lang w:val="pt_PT" w:bidi="pt_PT"/>
-        </w:rPr>
-      </w:r>
-      <w:r>
-        <w:rPr>
-          <w:lang w:val="pt_PT" w:bidi="pt_PT"/>
-        </w:rPr>
-      </w:r>
-    </w:p>
-    <w:p>
-      <w:pPr/>
-      <w:r>
-        <w:rPr>
-          <w:lang w:val="pt_PT" w:bidi="pt_PT"/>
-        </w:rPr>
-      </w:r>
-    </w:p>
-    <w:p>
-      <w:pPr>
-        <w:pStyle w:val="Heading2"/>
-      </w:pPr>
-      <w:r>
-        <w:rPr>
-          <w:lang w:val="pt_PT" w:bidi="pt_PT"/>
-        </w:rPr>
-        <w:t>Ageu 1.8</w:t>
-      </w:r>
-      <w:r>
-        <w:rPr>
-          <w:lang w:val="pt_PT" w:bidi="pt_PT"/>
-        </w:rPr>
-      </w:r>
-    </w:p>
-    <w:p>
-      <w:pPr/>
-      <w:r>
-        <w:rPr>
-          <w:lang w:val="pt_PT" w:bidi="pt_PT"/>
-        </w:rPr>
-      </w:r>
-      <w:r>
-        <w:rPr>
-          <w:lang w:val="pt_PT" w:bidi="pt_PT"/>
-        </w:rPr>
-        <w:t>Agora, vão até as montanhas: Os bosques ao redor de Jerusalém eram insuficientes para atender às demandas do projeto do Templo. Esses suprimentos teriam sido importados do Líbano e da Síria ao norte. • O desafio de reconstruir minha casa destaca a importância da adoração na vida da comunidade e a necessidade de um santuário adequado para que a adoração ao Senhor ocorra de acordo com a lei. A terra experimentaria bênção e prosperidade quando o Templo do Senhor — sua morada — fosse reconstruído (</w:t>
-      </w:r>
-      <w:hyperlink r:id="rId31">
-        <w:r>
-          <w:rPr>
-            <w:lang w:val="pt_PT" w:bidi="pt_PT"/>
-          </w:rPr>
-          <w:rPr>
-            <w:color w:val="0000EE"/>
-            <w:u w:val="single"/>
-          </w:rPr>
-          <w:t>2.4</w:t>
-        </w:r>
-      </w:hyperlink>
-      <w:r>
-        <w:rPr>
-          <w:lang w:val="pt_PT" w:bidi="pt_PT"/>
-        </w:rPr>
-        <w:t>).</w:t>
-      </w:r>
-      <w:r>
-        <w:rPr>
-          <w:lang w:val="pt_PT" w:bidi="pt_PT"/>
-        </w:rPr>
-      </w:r>
-      <w:r>
-        <w:rPr>
-          <w:lang w:val="pt_PT" w:bidi="pt_PT"/>
-        </w:rPr>
-      </w:r>
-    </w:p>
-    <w:p>
-      <w:pPr/>
-      <w:r>
-        <w:rPr>
-          <w:lang w:val="pt_PT" w:bidi="pt_PT"/>
-        </w:rPr>
-      </w:r>
-    </w:p>
-    <w:p>
-      <w:pPr>
-        <w:pStyle w:val="Heading2"/>
-      </w:pPr>
-      <w:r>
-        <w:rPr>
-          <w:lang w:val="pt_PT" w:bidi="pt_PT"/>
-        </w:rPr>
-        <w:t>Ageu 1.9</w:t>
-      </w:r>
-      <w:r>
-        <w:rPr>
-          <w:lang w:val="pt_PT" w:bidi="pt_PT"/>
-        </w:rPr>
-      </w:r>
-    </w:p>
-    <w:p>
-      <w:pPr/>
-      <w:r>
-        <w:rPr>
-          <w:lang w:val="pt_PT" w:bidi="pt_PT"/>
-        </w:rPr>
-      </w:r>
-      <w:r>
-        <w:rPr>
-          <w:lang w:val="pt_PT" w:bidi="pt_PT"/>
-        </w:rPr>
-        <w:t>Eu soprei tudo para longe: O Senhor destruiu a colheita porque as prioridades do povo estavam erradas — eles pensavam apenas em si mesmos em vez de em Deus. • diz o Senhor Todo-Poderoso: A "fórmula Deus-como-orador", que muitas vezes encerra uma profecia (</w:t>
-      </w:r>
-      <w:hyperlink r:id="rId32">
-        <w:r>
-          <w:rPr>
-            <w:lang w:val="pt_PT" w:bidi="pt_PT"/>
-          </w:rPr>
-          <w:rPr>
-            <w:color w:val="0000EE"/>
-            <w:u w:val="single"/>
-          </w:rPr>
-          <w:t>1.13</w:t>
+      <w:hyperlink r:id="rId101">
+        <w:r>
+          <w:rPr>
+            <w:lang w:val="pt_PT" w:bidi="pt_PT"/>
+          </w:rPr>
+          <w:rPr>
+            <w:color w:val="0000EE"/>
+            <w:u w:val="single"/>
+          </w:rPr>
+          <w:t>Lc 1.32–33</w:t>
         </w:r>
       </w:hyperlink>
       <w:r>
@@ -1070,2679 +3699,7 @@
         </w:rPr>
         <w:t xml:space="preserve">; </w:t>
       </w:r>
-      <w:hyperlink r:id="rId33">
-        <w:r>
-          <w:rPr>
-            <w:lang w:val="pt_PT" w:bidi="pt_PT"/>
-          </w:rPr>
-          <w:rPr>
-            <w:color w:val="0000EE"/>
-            <w:u w:val="single"/>
-          </w:rPr>
-          <w:t>2.8</w:t>
-        </w:r>
-      </w:hyperlink>
-      <w:r>
-        <w:rPr>
-          <w:lang w:val="pt_PT" w:bidi="pt_PT"/>
-        </w:rPr>
-        <w:t xml:space="preserve">, </w:t>
-      </w:r>
-      <w:hyperlink r:id="rId34">
-        <w:r>
-          <w:rPr>
-            <w:lang w:val="pt_PT" w:bidi="pt_PT"/>
-          </w:rPr>
-          <w:rPr>
-            <w:color w:val="0000EE"/>
-            <w:u w:val="single"/>
-          </w:rPr>
-          <w:t>17</w:t>
-        </w:r>
-      </w:hyperlink>
-      <w:r>
-        <w:rPr>
-          <w:lang w:val="pt_PT" w:bidi="pt_PT"/>
-        </w:rPr>
-        <w:t xml:space="preserve">, </w:t>
-      </w:r>
-      <w:hyperlink r:id="rId35">
-        <w:r>
-          <w:rPr>
-            <w:lang w:val="pt_PT" w:bidi="pt_PT"/>
-          </w:rPr>
-          <w:rPr>
-            <w:color w:val="0000EE"/>
-            <w:u w:val="single"/>
-          </w:rPr>
-          <w:t>23</w:t>
-        </w:r>
-      </w:hyperlink>
-      <w:r>
-        <w:rPr>
-          <w:lang w:val="pt_PT" w:bidi="pt_PT"/>
-        </w:rPr>
-        <w:t>), confirmou a mensagem de Ageu como a palavra certa de Deus.</w:t>
-      </w:r>
-      <w:r>
-        <w:rPr>
-          <w:lang w:val="pt_PT" w:bidi="pt_PT"/>
-        </w:rPr>
-      </w:r>
-      <w:r>
-        <w:rPr>
-          <w:lang w:val="pt_PT" w:bidi="pt_PT"/>
-        </w:rPr>
-      </w:r>
-    </w:p>
-    <w:p>
-      <w:pPr/>
-      <w:r>
-        <w:rPr>
-          <w:lang w:val="pt_PT" w:bidi="pt_PT"/>
-        </w:rPr>
-      </w:r>
-    </w:p>
-    <w:p>
-      <w:pPr>
-        <w:pStyle w:val="Heading2"/>
-      </w:pPr>
-      <w:r>
-        <w:rPr>
-          <w:lang w:val="pt_PT" w:bidi="pt_PT"/>
-        </w:rPr>
-        <w:t>Ageu 1.11</w:t>
-      </w:r>
-      <w:r>
-        <w:rPr>
-          <w:lang w:val="pt_PT" w:bidi="pt_PT"/>
-        </w:rPr>
-      </w:r>
-    </w:p>
-    <w:p>
-      <w:pPr/>
-      <w:r>
-        <w:rPr>
-          <w:lang w:val="pt_PT" w:bidi="pt_PT"/>
-        </w:rPr>
-      </w:r>
-      <w:r>
-        <w:rPr>
-          <w:lang w:val="pt_PT" w:bidi="pt_PT"/>
-        </w:rPr>
-        <w:t>Eu fiz com que houvesse seca: O povo não reconheceu sua situação como um julgamento divino sobre suas prioridades equivocadas, então Ageu interpretou a situação à luz das maldições ligadas à aliança (</w:t>
-      </w:r>
-      <w:hyperlink r:id="rId36">
-        <w:r>
-          <w:rPr>
-            <w:lang w:val="pt_PT" w:bidi="pt_PT"/>
-          </w:rPr>
-          <w:rPr>
-            <w:color w:val="0000EE"/>
-            <w:u w:val="single"/>
-          </w:rPr>
-          <w:t>Dt 28.15–68</w:t>
-        </w:r>
-      </w:hyperlink>
-      <w:r>
-        <w:rPr>
-          <w:lang w:val="pt_PT" w:bidi="pt_PT"/>
-        </w:rPr>
-        <w:t xml:space="preserve">, especialmente vv. </w:t>
-      </w:r>
-      <w:hyperlink r:id="rId37">
-        <w:r>
-          <w:rPr>
-            <w:lang w:val="pt_PT" w:bidi="pt_PT"/>
-          </w:rPr>
-          <w:rPr>
-            <w:color w:val="0000EE"/>
-            <w:u w:val="single"/>
-          </w:rPr>
-          <w:t>22–24</w:t>
-        </w:r>
-      </w:hyperlink>
-      <w:r>
-        <w:rPr>
-          <w:lang w:val="pt_PT" w:bidi="pt_PT"/>
-        </w:rPr>
-        <w:t xml:space="preserve">, </w:t>
-      </w:r>
-      <w:hyperlink r:id="rId38">
-        <w:r>
-          <w:rPr>
-            <w:lang w:val="pt_PT" w:bidi="pt_PT"/>
-          </w:rPr>
-          <w:rPr>
-            <w:color w:val="0000EE"/>
-            <w:u w:val="single"/>
-          </w:rPr>
-          <w:t>38–40</w:t>
-        </w:r>
-      </w:hyperlink>
-      <w:r>
-        <w:rPr>
-          <w:lang w:val="pt_PT" w:bidi="pt_PT"/>
-        </w:rPr>
-        <w:t>). • Seca (hebraico khoreb) é um trocadilho com "ruínas" (</w:t>
-      </w:r>
-      <w:hyperlink r:id="rId24">
-        <w:r>
-          <w:rPr>
-            <w:lang w:val="pt_PT" w:bidi="pt_PT"/>
-          </w:rPr>
-          <w:rPr>
-            <w:color w:val="0000EE"/>
-            <w:u w:val="single"/>
-          </w:rPr>
-          <w:t>Ag 1.4</w:t>
-        </w:r>
-      </w:hyperlink>
-      <w:r>
-        <w:rPr>
-          <w:lang w:val="pt_PT" w:bidi="pt_PT"/>
-        </w:rPr>
-        <w:t xml:space="preserve">, </w:t>
-      </w:r>
-      <w:hyperlink r:id="rId39">
-        <w:r>
-          <w:rPr>
-            <w:lang w:val="pt_PT" w:bidi="pt_PT"/>
-          </w:rPr>
-          <w:rPr>
-            <w:color w:val="0000EE"/>
-            <w:u w:val="single"/>
-          </w:rPr>
-          <w:t>9</w:t>
-        </w:r>
-      </w:hyperlink>
-      <w:r>
-        <w:rPr>
-          <w:lang w:val="pt_PT" w:bidi="pt_PT"/>
-        </w:rPr>
-        <w:t>; hebraico khareb) — as experiências de Judá correspondiam à condição em que haviam deixado o Templo do Senhor.</w:t>
-      </w:r>
-      <w:r>
-        <w:rPr>
-          <w:lang w:val="pt_PT" w:bidi="pt_PT"/>
-        </w:rPr>
-      </w:r>
-      <w:r>
-        <w:rPr>
-          <w:lang w:val="pt_PT" w:bidi="pt_PT"/>
-        </w:rPr>
-      </w:r>
-    </w:p>
-    <w:p>
-      <w:pPr/>
-      <w:r>
-        <w:rPr>
-          <w:lang w:val="pt_PT" w:bidi="pt_PT"/>
-        </w:rPr>
-      </w:r>
-    </w:p>
-    <w:p>
-      <w:pPr>
-        <w:pStyle w:val="Heading2"/>
-      </w:pPr>
-      <w:r>
-        <w:rPr>
-          <w:lang w:val="pt_PT" w:bidi="pt_PT"/>
-        </w:rPr>
-        <w:t>Ageu 1.12</w:t>
-      </w:r>
-      <w:r>
-        <w:rPr>
-          <w:lang w:val="pt_PT" w:bidi="pt_PT"/>
-        </w:rPr>
-      </w:r>
-    </w:p>
-    <w:p>
-      <w:pPr/>
-      <w:r>
-        <w:rPr>
-          <w:lang w:val="pt_PT" w:bidi="pt_PT"/>
-        </w:rPr>
-      </w:r>
-      <w:r>
-        <w:rPr>
-          <w:lang w:val="pt_PT" w:bidi="pt_PT"/>
-        </w:rPr>
-        <w:t>O remanescente refere-se às pessoas que retornaram da Babilônia. Todos estavam unidos no projeto de reconstrução. • todos os que haviam voltado do cativeiro na Babilônia temeram a Deus: Eles responderam com reverência e adoração, reorganizando suas prioridades ao colocar os valores espirituais acima da prosperidade material.</w:t>
-      </w:r>
-      <w:r>
-        <w:rPr>
-          <w:lang w:val="pt_PT" w:bidi="pt_PT"/>
-        </w:rPr>
-      </w:r>
-      <w:r>
-        <w:rPr>
-          <w:lang w:val="pt_PT" w:bidi="pt_PT"/>
-        </w:rPr>
-      </w:r>
-    </w:p>
-    <w:p>
-      <w:pPr/>
-      <w:r>
-        <w:rPr>
-          <w:lang w:val="pt_PT" w:bidi="pt_PT"/>
-        </w:rPr>
-      </w:r>
-    </w:p>
-    <w:p>
-      <w:pPr>
-        <w:pStyle w:val="Heading2"/>
-      </w:pPr>
-      <w:r>
-        <w:rPr>
-          <w:lang w:val="pt_PT" w:bidi="pt_PT"/>
-        </w:rPr>
-        <w:t>Ageu 1.13</w:t>
-      </w:r>
-      <w:r>
-        <w:rPr>
-          <w:lang w:val="pt_PT" w:bidi="pt_PT"/>
-        </w:rPr>
-      </w:r>
-    </w:p>
-    <w:p>
-      <w:pPr/>
-      <w:r>
-        <w:rPr>
-          <w:lang w:val="pt_PT" w:bidi="pt_PT"/>
-        </w:rPr>
-      </w:r>
-      <w:r>
-        <w:rPr>
-          <w:lang w:val="pt_PT" w:bidi="pt_PT"/>
-        </w:rPr>
-        <w:t xml:space="preserve">O título incomum de Ageu como o mensageiro do Senhor (a mesma frase hebraica é frequentemente traduzida como </w:t>
-      </w:r>
-      <w:r>
-        <w:rPr>
-          <w:i/>
-          <w:lang w:val="pt_PT" w:bidi="pt_PT"/>
-        </w:rPr>
-        <w:t>anjo do</w:t>
-      </w:r>
-      <w:r>
-        <w:rPr>
-          <w:lang w:val="pt_PT" w:bidi="pt_PT"/>
-        </w:rPr>
-        <w:t xml:space="preserve"> Senhor) confere uma autoridade distintiva a Ageu como agente do Senhor. • Eu estarei com vocês: Isso afirmava a aliança de Deus com o povo de Judá, sua presença pessoal e seu apoio no projeto de construção (</w:t>
-      </w:r>
-      <w:hyperlink r:id="rId40">
-        <w:r>
-          <w:rPr>
-            <w:lang w:val="pt_PT" w:bidi="pt_PT"/>
-          </w:rPr>
-          <w:rPr>
-            <w:color w:val="0000EE"/>
-            <w:u w:val="single"/>
-          </w:rPr>
-          <w:t>2.4–5</w:t>
-        </w:r>
-      </w:hyperlink>
-      <w:r>
-        <w:rPr>
-          <w:lang w:val="pt_PT" w:bidi="pt_PT"/>
-        </w:rPr>
-        <w:t xml:space="preserve">; veja </w:t>
-      </w:r>
-      <w:hyperlink r:id="rId41">
-        <w:r>
-          <w:rPr>
-            <w:lang w:val="pt_PT" w:bidi="pt_PT"/>
-          </w:rPr>
-          <w:rPr>
-            <w:color w:val="0000EE"/>
-            <w:u w:val="single"/>
-          </w:rPr>
-          <w:t>Gn 26.3</w:t>
-        </w:r>
-      </w:hyperlink>
-      <w:r>
-        <w:rPr>
-          <w:lang w:val="pt_PT" w:bidi="pt_PT"/>
-        </w:rPr>
-        <w:t xml:space="preserve">; </w:t>
-      </w:r>
-      <w:hyperlink r:id="rId42">
-        <w:r>
-          <w:rPr>
-            <w:lang w:val="pt_PT" w:bidi="pt_PT"/>
-          </w:rPr>
-          <w:rPr>
-            <w:color w:val="0000EE"/>
-            <w:u w:val="single"/>
-          </w:rPr>
-          <w:t>Êx 3.12</w:t>
-        </w:r>
-      </w:hyperlink>
-      <w:r>
-        <w:rPr>
-          <w:lang w:val="pt_PT" w:bidi="pt_PT"/>
-        </w:rPr>
-        <w:t xml:space="preserve">; </w:t>
-      </w:r>
-      <w:hyperlink r:id="rId43">
-        <w:r>
-          <w:rPr>
-            <w:lang w:val="pt_PT" w:bidi="pt_PT"/>
-          </w:rPr>
-          <w:rPr>
-            <w:color w:val="0000EE"/>
-            <w:u w:val="single"/>
-          </w:rPr>
-          <w:t>Is 41.10</w:t>
-        </w:r>
-      </w:hyperlink>
-      <w:r>
-        <w:rPr>
-          <w:lang w:val="pt_PT" w:bidi="pt_PT"/>
-        </w:rPr>
-        <w:t xml:space="preserve">; </w:t>
-      </w:r>
-      <w:hyperlink r:id="rId44">
-        <w:r>
-          <w:rPr>
-            <w:lang w:val="pt_PT" w:bidi="pt_PT"/>
-          </w:rPr>
-          <w:rPr>
-            <w:color w:val="0000EE"/>
-            <w:u w:val="single"/>
-          </w:rPr>
-          <w:t>43.5</w:t>
-        </w:r>
-      </w:hyperlink>
-      <w:r>
-        <w:rPr>
-          <w:lang w:val="pt_PT" w:bidi="pt_PT"/>
-        </w:rPr>
-        <w:t xml:space="preserve">; </w:t>
-      </w:r>
-      <w:hyperlink r:id="rId45">
-        <w:r>
-          <w:rPr>
-            <w:lang w:val="pt_PT" w:bidi="pt_PT"/>
-          </w:rPr>
-          <w:rPr>
-            <w:color w:val="0000EE"/>
-            <w:u w:val="single"/>
-          </w:rPr>
-          <w:t>Jr 30.11</w:t>
-        </w:r>
-      </w:hyperlink>
-      <w:r>
-        <w:rPr>
-          <w:lang w:val="pt_PT" w:bidi="pt_PT"/>
-        </w:rPr>
-        <w:t>).</w:t>
-      </w:r>
-      <w:r>
-        <w:rPr>
-          <w:lang w:val="pt_PT" w:bidi="pt_PT"/>
-        </w:rPr>
-      </w:r>
-      <w:r>
-        <w:rPr>
-          <w:lang w:val="pt_PT" w:bidi="pt_PT"/>
-        </w:rPr>
-      </w:r>
-    </w:p>
-    <w:p>
-      <w:pPr/>
-      <w:r>
-        <w:rPr>
-          <w:lang w:val="pt_PT" w:bidi="pt_PT"/>
-        </w:rPr>
-      </w:r>
-    </w:p>
-    <w:p>
-      <w:pPr>
-        <w:pStyle w:val="Heading2"/>
-      </w:pPr>
-      <w:r>
-        <w:rPr>
-          <w:lang w:val="pt_PT" w:bidi="pt_PT"/>
-        </w:rPr>
-        <w:t>Ageu 1.14</w:t>
-      </w:r>
-      <w:r>
-        <w:rPr>
-          <w:lang w:val="pt_PT" w:bidi="pt_PT"/>
-        </w:rPr>
-      </w:r>
-    </w:p>
-    <w:p>
-      <w:pPr/>
-      <w:r>
-        <w:rPr>
-          <w:lang w:val="pt_PT" w:bidi="pt_PT"/>
-        </w:rPr>
-      </w:r>
-      <w:r>
-        <w:rPr>
-          <w:lang w:val="pt_PT" w:bidi="pt_PT"/>
-        </w:rPr>
-        <w:t xml:space="preserve">O Senhor despertou o entusiasmo (literalmente </w:t>
-      </w:r>
-      <w:r>
-        <w:rPr>
-          <w:i/>
-          <w:lang w:val="pt_PT" w:bidi="pt_PT"/>
-        </w:rPr>
-        <w:t>agitou o espírito</w:t>
-      </w:r>
-      <w:r>
-        <w:rPr>
-          <w:lang w:val="pt_PT" w:bidi="pt_PT"/>
-        </w:rPr>
-        <w:t xml:space="preserve">) do povo para cumprir seus propósitos (veja </w:t>
-      </w:r>
-      <w:hyperlink r:id="rId46">
-        <w:r>
-          <w:rPr>
-            <w:lang w:val="pt_PT" w:bidi="pt_PT"/>
-          </w:rPr>
-          <w:rPr>
-            <w:color w:val="0000EE"/>
-            <w:u w:val="single"/>
-          </w:rPr>
-          <w:t>Ed 1.1</w:t>
-        </w:r>
-      </w:hyperlink>
-      <w:r>
-        <w:rPr>
-          <w:lang w:val="pt_PT" w:bidi="pt_PT"/>
-        </w:rPr>
-        <w:t xml:space="preserve">; </w:t>
-      </w:r>
-      <w:hyperlink r:id="rId47">
-        <w:r>
-          <w:rPr>
-            <w:lang w:val="pt_PT" w:bidi="pt_PT"/>
-          </w:rPr>
-          <w:rPr>
-            <w:color w:val="0000EE"/>
-            <w:u w:val="single"/>
-          </w:rPr>
-          <w:t>Is 13.17</w:t>
-        </w:r>
-      </w:hyperlink>
-      <w:r>
-        <w:rPr>
-          <w:lang w:val="pt_PT" w:bidi="pt_PT"/>
-        </w:rPr>
-        <w:t xml:space="preserve">; </w:t>
-      </w:r>
-      <w:hyperlink r:id="rId48">
-        <w:r>
-          <w:rPr>
-            <w:lang w:val="pt_PT" w:bidi="pt_PT"/>
-          </w:rPr>
-          <w:rPr>
-            <w:color w:val="0000EE"/>
-            <w:u w:val="single"/>
-          </w:rPr>
-          <w:t>41.25</w:t>
-        </w:r>
-      </w:hyperlink>
-      <w:r>
-        <w:rPr>
-          <w:lang w:val="pt_PT" w:bidi="pt_PT"/>
-        </w:rPr>
-        <w:t xml:space="preserve">; </w:t>
-      </w:r>
-      <w:hyperlink r:id="rId49">
-        <w:r>
-          <w:rPr>
-            <w:lang w:val="pt_PT" w:bidi="pt_PT"/>
-          </w:rPr>
-          <w:rPr>
-            <w:color w:val="0000EE"/>
-            <w:u w:val="single"/>
-          </w:rPr>
-          <w:t>Jr 51.1</w:t>
-        </w:r>
-      </w:hyperlink>
-      <w:r>
-        <w:rPr>
-          <w:lang w:val="pt_PT" w:bidi="pt_PT"/>
-        </w:rPr>
-        <w:t>,</w:t>
-      </w:r>
-      <w:hyperlink r:id="rId50">
-        <w:r>
-          <w:rPr>
-            <w:lang w:val="pt_PT" w:bidi="pt_PT"/>
-          </w:rPr>
-          <w:rPr>
-            <w:color w:val="0000EE"/>
-            <w:u w:val="single"/>
-          </w:rPr>
-          <w:t>11</w:t>
-        </w:r>
-      </w:hyperlink>
-      <w:r>
-        <w:rPr>
-          <w:lang w:val="pt_PT" w:bidi="pt_PT"/>
-        </w:rPr>
-        <w:t>). A verdadeira adoração a Deus incita o serviço sacrificial por parte do povo de Deus.</w:t>
-      </w:r>
-      <w:r>
-        <w:rPr>
-          <w:lang w:val="pt_PT" w:bidi="pt_PT"/>
-        </w:rPr>
-      </w:r>
-      <w:r>
-        <w:rPr>
-          <w:lang w:val="pt_PT" w:bidi="pt_PT"/>
-        </w:rPr>
-      </w:r>
-    </w:p>
-    <w:p>
-      <w:pPr/>
-      <w:r>
-        <w:rPr>
-          <w:lang w:val="pt_PT" w:bidi="pt_PT"/>
-        </w:rPr>
-      </w:r>
-    </w:p>
-    <w:p>
-      <w:pPr>
-        <w:pStyle w:val="Heading2"/>
-      </w:pPr>
-      <w:r>
-        <w:rPr>
-          <w:lang w:val="pt_PT" w:bidi="pt_PT"/>
-        </w:rPr>
-        <w:t>Ageu 2.1</w:t>
-      </w:r>
-      <w:r>
-        <w:rPr>
-          <w:lang w:val="pt_PT" w:bidi="pt_PT"/>
-        </w:rPr>
-      </w:r>
-    </w:p>
-    <w:p>
-      <w:pPr/>
-      <w:r>
-        <w:rPr>
-          <w:lang w:val="pt_PT" w:bidi="pt_PT"/>
-        </w:rPr>
-      </w:r>
-      <w:r>
-        <w:rPr>
-          <w:lang w:val="pt_PT" w:bidi="pt_PT"/>
-        </w:rPr>
-        <w:t xml:space="preserve">Em 17 de outubro daquele mesmo ano: Este foi o último dia do Festival dos Tabernáculos, a celebração da colheita de verão (veja </w:t>
-      </w:r>
-      <w:hyperlink r:id="rId51">
-        <w:r>
-          <w:rPr>
-            <w:lang w:val="pt_PT" w:bidi="pt_PT"/>
-          </w:rPr>
-          <w:rPr>
-            <w:color w:val="0000EE"/>
-            <w:u w:val="single"/>
-          </w:rPr>
-          <w:t>Lv 23.34–43</w:t>
-        </w:r>
-      </w:hyperlink>
-      <w:r>
-        <w:rPr>
-          <w:lang w:val="pt_PT" w:bidi="pt_PT"/>
-        </w:rPr>
-        <w:t>). Centenas de anos antes, o Templo de Salomão havia sido dedicado durante este festival (</w:t>
-      </w:r>
-      <w:hyperlink r:id="rId52">
-        <w:r>
-          <w:rPr>
-            <w:lang w:val="pt_PT" w:bidi="pt_PT"/>
-          </w:rPr>
-          <w:rPr>
-            <w:color w:val="0000EE"/>
-            <w:u w:val="single"/>
-          </w:rPr>
-          <w:t>1Rs 8.2</w:t>
-        </w:r>
-      </w:hyperlink>
-      <w:r>
-        <w:rPr>
-          <w:lang w:val="pt_PT" w:bidi="pt_PT"/>
-        </w:rPr>
-        <w:t>). A mensagem de Ageu foi planejada para oferecer ao povo esperança e encorajamento em meio ao seu sofrimento e desânimo atuais.</w:t>
-      </w:r>
-      <w:r>
-        <w:rPr>
-          <w:lang w:val="pt_PT" w:bidi="pt_PT"/>
-        </w:rPr>
-      </w:r>
-      <w:r>
-        <w:rPr>
-          <w:lang w:val="pt_PT" w:bidi="pt_PT"/>
-        </w:rPr>
-      </w:r>
-    </w:p>
-    <w:p>
-      <w:pPr/>
-      <w:r>
-        <w:rPr>
-          <w:lang w:val="pt_PT" w:bidi="pt_PT"/>
-        </w:rPr>
-      </w:r>
-    </w:p>
-    <w:p>
-      <w:pPr>
-        <w:pStyle w:val="Heading2"/>
-      </w:pPr>
-      <w:r>
-        <w:rPr>
-          <w:lang w:val="pt_PT" w:bidi="pt_PT"/>
-        </w:rPr>
-        <w:t>Ageu 2.1–9</w:t>
-      </w:r>
-      <w:r>
-        <w:rPr>
-          <w:lang w:val="pt_PT" w:bidi="pt_PT"/>
-        </w:rPr>
-      </w:r>
-    </w:p>
-    <w:p>
-      <w:pPr/>
-      <w:r>
-        <w:rPr>
-          <w:lang w:val="pt_PT" w:bidi="pt_PT"/>
-        </w:rPr>
-      </w:r>
-      <w:r>
-        <w:rPr>
-          <w:lang w:val="pt_PT" w:bidi="pt_PT"/>
-        </w:rPr>
-        <w:t xml:space="preserve">A segunda mensagem de Ageu assegura à comunidade que Deus não esqueceu suas promessas, feitas por profetas anteriores, de abençoá-los e restaurá-los (Por exemplo, </w:t>
-      </w:r>
-      <w:hyperlink r:id="rId53">
-        <w:r>
-          <w:rPr>
-            <w:lang w:val="pt_PT" w:bidi="pt_PT"/>
-          </w:rPr>
-          <w:rPr>
-            <w:color w:val="0000EE"/>
-            <w:u w:val="single"/>
-          </w:rPr>
-          <w:t>Is 35</w:t>
-        </w:r>
-      </w:hyperlink>
-      <w:r>
-        <w:rPr>
-          <w:lang w:val="pt_PT" w:bidi="pt_PT"/>
-        </w:rPr>
-        <w:t xml:space="preserve">; </w:t>
-      </w:r>
-      <w:hyperlink r:id="rId54">
-        <w:r>
-          <w:rPr>
-            <w:lang w:val="pt_PT" w:bidi="pt_PT"/>
-          </w:rPr>
-          <w:rPr>
-            <w:color w:val="0000EE"/>
-            <w:u w:val="single"/>
-          </w:rPr>
-          <w:t>40.1–11</w:t>
-        </w:r>
-      </w:hyperlink>
-      <w:r>
-        <w:rPr>
-          <w:lang w:val="pt_PT" w:bidi="pt_PT"/>
-        </w:rPr>
-        <w:t xml:space="preserve">; </w:t>
-      </w:r>
-      <w:hyperlink r:id="rId55">
-        <w:r>
-          <w:rPr>
-            <w:lang w:val="pt_PT" w:bidi="pt_PT"/>
-          </w:rPr>
-          <w:rPr>
-            <w:color w:val="0000EE"/>
-            <w:u w:val="single"/>
-          </w:rPr>
-          <w:t>52.1–12</w:t>
-        </w:r>
-      </w:hyperlink>
-      <w:r>
-        <w:rPr>
-          <w:lang w:val="pt_PT" w:bidi="pt_PT"/>
-        </w:rPr>
-        <w:t xml:space="preserve">; </w:t>
-      </w:r>
-      <w:hyperlink r:id="rId56">
-        <w:r>
-          <w:rPr>
-            <w:lang w:val="pt_PT" w:bidi="pt_PT"/>
-          </w:rPr>
-          <w:rPr>
-            <w:color w:val="0000EE"/>
-            <w:u w:val="single"/>
-          </w:rPr>
-          <w:t>Jr 32.36–44</w:t>
-        </w:r>
-      </w:hyperlink>
-      <w:r>
-        <w:rPr>
-          <w:lang w:val="pt_PT" w:bidi="pt_PT"/>
-        </w:rPr>
-        <w:t xml:space="preserve">; </w:t>
-      </w:r>
-      <w:hyperlink r:id="rId57">
-        <w:r>
-          <w:rPr>
-            <w:lang w:val="pt_PT" w:bidi="pt_PT"/>
-          </w:rPr>
-          <w:rPr>
-            <w:color w:val="0000EE"/>
-            <w:u w:val="single"/>
-          </w:rPr>
-          <w:t>33.6–26</w:t>
-        </w:r>
-      </w:hyperlink>
-      <w:r>
-        <w:rPr>
-          <w:lang w:val="pt_PT" w:bidi="pt_PT"/>
-        </w:rPr>
-        <w:t>).</w:t>
-      </w:r>
-      <w:r>
-        <w:rPr>
-          <w:lang w:val="pt_PT" w:bidi="pt_PT"/>
-        </w:rPr>
-      </w:r>
-      <w:r>
-        <w:rPr>
-          <w:lang w:val="pt_PT" w:bidi="pt_PT"/>
-        </w:rPr>
-      </w:r>
-    </w:p>
-    <w:p>
-      <w:pPr/>
-      <w:r>
-        <w:rPr>
-          <w:lang w:val="pt_PT" w:bidi="pt_PT"/>
-        </w:rPr>
-      </w:r>
-    </w:p>
-    <w:p>
-      <w:pPr>
-        <w:pStyle w:val="Heading2"/>
-      </w:pPr>
-      <w:r>
-        <w:rPr>
-          <w:lang w:val="pt_PT" w:bidi="pt_PT"/>
-        </w:rPr>
-        <w:t>Ageu 2.3</w:t>
-      </w:r>
-      <w:r>
-        <w:rPr>
-          <w:lang w:val="pt_PT" w:bidi="pt_PT"/>
-        </w:rPr>
-      </w:r>
-    </w:p>
-    <w:p>
-      <w:pPr/>
-      <w:r>
-        <w:rPr>
-          <w:lang w:val="pt_PT" w:bidi="pt_PT"/>
-        </w:rPr>
-      </w:r>
-      <w:r>
-        <w:rPr>
-          <w:lang w:val="pt_PT" w:bidi="pt_PT"/>
-        </w:rPr>
-        <w:t>O antigo esplendor pertencia ao Templo de Salomão (</w:t>
-      </w:r>
-      <w:hyperlink r:id="rId58">
-        <w:r>
-          <w:rPr>
-            <w:lang w:val="pt_PT" w:bidi="pt_PT"/>
-          </w:rPr>
-          <w:rPr>
-            <w:color w:val="0000EE"/>
-            <w:u w:val="single"/>
-          </w:rPr>
-          <w:t>1Rs 6.38</w:t>
-        </w:r>
-      </w:hyperlink>
-      <w:r>
-        <w:rPr>
-          <w:lang w:val="pt_PT" w:bidi="pt_PT"/>
-        </w:rPr>
-        <w:t>), que algumas das pessoas mais velhas de Judá haviam visto em sua juventude antes de irem para o exílio na Babilônia. Eles choraram quando viram a nova fundação estabelecida (</w:t>
-      </w:r>
-      <w:hyperlink r:id="rId59">
-        <w:r>
-          <w:rPr>
-            <w:lang w:val="pt_PT" w:bidi="pt_PT"/>
-          </w:rPr>
-          <w:rPr>
-            <w:color w:val="0000EE"/>
-            <w:u w:val="single"/>
-          </w:rPr>
-          <w:t>Ed 3.12–13</w:t>
-        </w:r>
-      </w:hyperlink>
-      <w:r>
-        <w:rPr>
-          <w:lang w:val="pt_PT" w:bidi="pt_PT"/>
-        </w:rPr>
-        <w:t>), porque parecia insignificante em comparação.</w:t>
-      </w:r>
-      <w:r>
-        <w:rPr>
-          <w:lang w:val="pt_PT" w:bidi="pt_PT"/>
-        </w:rPr>
-      </w:r>
-      <w:r>
-        <w:rPr>
-          <w:lang w:val="pt_PT" w:bidi="pt_PT"/>
-        </w:rPr>
-      </w:r>
-    </w:p>
-    <w:p>
-      <w:pPr/>
-      <w:r>
-        <w:rPr>
-          <w:lang w:val="pt_PT" w:bidi="pt_PT"/>
-        </w:rPr>
-      </w:r>
-    </w:p>
-    <w:p>
-      <w:pPr>
-        <w:pStyle w:val="Heading2"/>
-      </w:pPr>
-      <w:r>
-        <w:rPr>
-          <w:lang w:val="pt_PT" w:bidi="pt_PT"/>
-        </w:rPr>
-        <w:t>Ageu 2.4</w:t>
-      </w:r>
-      <w:r>
-        <w:rPr>
-          <w:lang w:val="pt_PT" w:bidi="pt_PT"/>
-        </w:rPr>
-      </w:r>
-    </w:p>
-    <w:p>
-      <w:pPr/>
-      <w:r>
-        <w:rPr>
-          <w:lang w:val="pt_PT" w:bidi="pt_PT"/>
-        </w:rPr>
-      </w:r>
-      <w:r>
-        <w:rPr>
-          <w:lang w:val="pt_PT" w:bidi="pt_PT"/>
-        </w:rPr>
-        <w:t xml:space="preserve">No entanto tenham coragem!: Isso marca uma mudança de repreensão e desafio para encorajamento e afirmação (cf. </w:t>
-      </w:r>
-      <w:hyperlink r:id="rId60">
-        <w:r>
-          <w:rPr>
-            <w:lang w:val="pt_PT" w:bidi="pt_PT"/>
-          </w:rPr>
-          <w:rPr>
-            <w:color w:val="0000EE"/>
-            <w:u w:val="single"/>
-          </w:rPr>
-          <w:t>Js 1.6–7</w:t>
-        </w:r>
-      </w:hyperlink>
-      <w:r>
-        <w:rPr>
-          <w:lang w:val="pt_PT" w:bidi="pt_PT"/>
-        </w:rPr>
-        <w:t>).</w:t>
-      </w:r>
-      <w:r>
-        <w:rPr>
-          <w:lang w:val="pt_PT" w:bidi="pt_PT"/>
-        </w:rPr>
-      </w:r>
-      <w:r>
-        <w:rPr>
-          <w:lang w:val="pt_PT" w:bidi="pt_PT"/>
-        </w:rPr>
-      </w:r>
-    </w:p>
-    <w:p>
-      <w:pPr/>
-      <w:r>
-        <w:rPr>
-          <w:lang w:val="pt_PT" w:bidi="pt_PT"/>
-        </w:rPr>
-      </w:r>
-    </w:p>
-    <w:p>
-      <w:pPr>
-        <w:pStyle w:val="Heading2"/>
-      </w:pPr>
-      <w:r>
-        <w:rPr>
-          <w:lang w:val="pt_PT" w:bidi="pt_PT"/>
-        </w:rPr>
-        <w:t>Ageu 2.5</w:t>
-      </w:r>
-      <w:r>
-        <w:rPr>
-          <w:lang w:val="pt_PT" w:bidi="pt_PT"/>
-        </w:rPr>
-      </w:r>
-    </w:p>
-    <w:p>
-      <w:pPr/>
-      <w:r>
-        <w:rPr>
-          <w:lang w:val="pt_PT" w:bidi="pt_PT"/>
-        </w:rPr>
-      </w:r>
-      <w:r>
-        <w:rPr>
-          <w:lang w:val="pt_PT" w:bidi="pt_PT"/>
-        </w:rPr>
-        <w:t xml:space="preserve">Meu Espírito permanece entre vocês: Veja </w:t>
-      </w:r>
-      <w:hyperlink r:id="rId61">
-        <w:r>
-          <w:rPr>
-            <w:lang w:val="pt_PT" w:bidi="pt_PT"/>
-          </w:rPr>
-          <w:rPr>
-            <w:color w:val="0000EE"/>
-            <w:u w:val="single"/>
-          </w:rPr>
-          <w:t>Êxodo 29.46</w:t>
-        </w:r>
-      </w:hyperlink>
-      <w:r>
-        <w:rPr>
-          <w:lang w:val="pt_PT" w:bidi="pt_PT"/>
-        </w:rPr>
-        <w:t xml:space="preserve">; </w:t>
-      </w:r>
-      <w:hyperlink r:id="rId62">
-        <w:r>
-          <w:rPr>
-            <w:lang w:val="pt_PT" w:bidi="pt_PT"/>
-          </w:rPr>
-          <w:rPr>
-            <w:color w:val="0000EE"/>
-            <w:u w:val="single"/>
-          </w:rPr>
-          <w:t>Isaías 63.11</w:t>
-        </w:r>
-      </w:hyperlink>
-      <w:r>
-        <w:rPr>
-          <w:lang w:val="pt_PT" w:bidi="pt_PT"/>
-        </w:rPr>
-        <w:t xml:space="preserve">; </w:t>
-      </w:r>
-      <w:hyperlink r:id="rId63">
-        <w:r>
-          <w:rPr>
-            <w:lang w:val="pt_PT" w:bidi="pt_PT"/>
-          </w:rPr>
-          <w:rPr>
-            <w:color w:val="0000EE"/>
-            <w:u w:val="single"/>
-          </w:rPr>
-          <w:t>Ezequiel 36.26–27</w:t>
-        </w:r>
-      </w:hyperlink>
-      <w:r>
-        <w:rPr>
-          <w:lang w:val="pt_PT" w:bidi="pt_PT"/>
-        </w:rPr>
-        <w:t xml:space="preserve">. • Conforme a aliança que fiz (literalmente </w:t>
-      </w:r>
-      <w:r>
-        <w:rPr>
-          <w:i/>
-          <w:lang w:val="pt_PT" w:bidi="pt_PT"/>
-        </w:rPr>
-        <w:t>a palavra que cortei com vocês</w:t>
-      </w:r>
-      <w:r>
-        <w:rPr>
-          <w:lang w:val="pt_PT" w:bidi="pt_PT"/>
-        </w:rPr>
-        <w:t xml:space="preserve">): A frase “cortar uma aliança” é a expressão hebraica para fazer uma aliança (veja </w:t>
-      </w:r>
-      <w:hyperlink r:id="rId64">
-        <w:r>
-          <w:rPr>
-            <w:lang w:val="pt_PT" w:bidi="pt_PT"/>
-          </w:rPr>
-          <w:rPr>
-            <w:color w:val="0000EE"/>
-            <w:u w:val="single"/>
-          </w:rPr>
-          <w:t>Gn 15.18</w:t>
-        </w:r>
-      </w:hyperlink>
-      <w:r>
-        <w:rPr>
-          <w:lang w:val="pt_PT" w:bidi="pt_PT"/>
-        </w:rPr>
-        <w:t xml:space="preserve">; </w:t>
-      </w:r>
-      <w:hyperlink r:id="rId65">
-        <w:r>
-          <w:rPr>
-            <w:lang w:val="pt_PT" w:bidi="pt_PT"/>
-          </w:rPr>
-          <w:rPr>
-            <w:color w:val="0000EE"/>
-            <w:u w:val="single"/>
-          </w:rPr>
-          <w:t>Êx 34.27</w:t>
-        </w:r>
-      </w:hyperlink>
-      <w:r>
-        <w:rPr>
-          <w:lang w:val="pt_PT" w:bidi="pt_PT"/>
-        </w:rPr>
-        <w:t xml:space="preserve">). A expressão de Ageu, “cortar uma palavra,” é única no Antigo Testamento, usando uma linguagem que cria propositalmente uma conexão entre sua profecia e o relacionamento de aliança de Deus com seu povo. Ao fazer essa conexão, Ageu destacou a continuidade das ações de Deus ao resgatar seu povo, primeiro do Egito e depois da Babilônia (veja </w:t>
-      </w:r>
-      <w:hyperlink r:id="rId66">
-        <w:r>
-          <w:rPr>
-            <w:lang w:val="pt_PT" w:bidi="pt_PT"/>
-          </w:rPr>
-          <w:rPr>
-            <w:color w:val="0000EE"/>
-            <w:u w:val="single"/>
-          </w:rPr>
-          <w:t>Ez 20.33–38</w:t>
-        </w:r>
-      </w:hyperlink>
-      <w:r>
-        <w:rPr>
-          <w:lang w:val="pt_PT" w:bidi="pt_PT"/>
-        </w:rPr>
-        <w:t>).</w:t>
-      </w:r>
-      <w:r>
-        <w:rPr>
-          <w:lang w:val="pt_PT" w:bidi="pt_PT"/>
-        </w:rPr>
-      </w:r>
-      <w:r>
-        <w:rPr>
-          <w:lang w:val="pt_PT" w:bidi="pt_PT"/>
-        </w:rPr>
-      </w:r>
-    </w:p>
-    <w:p>
-      <w:pPr/>
-      <w:r>
-        <w:rPr>
-          <w:lang w:val="pt_PT" w:bidi="pt_PT"/>
-        </w:rPr>
-      </w:r>
-    </w:p>
-    <w:p>
-      <w:pPr>
-        <w:pStyle w:val="Heading2"/>
-      </w:pPr>
-      <w:r>
-        <w:rPr>
-          <w:lang w:val="pt_PT" w:bidi="pt_PT"/>
-        </w:rPr>
-        <w:t>Ageu 2.6–7</w:t>
-      </w:r>
-      <w:r>
-        <w:rPr>
-          <w:lang w:val="pt_PT" w:bidi="pt_PT"/>
-        </w:rPr>
-      </w:r>
-    </w:p>
-    <w:p>
-      <w:pPr/>
-      <w:r>
-        <w:rPr>
-          <w:lang w:val="pt_PT" w:bidi="pt_PT"/>
-        </w:rPr>
-      </w:r>
-      <w:r>
-        <w:rPr>
-          <w:lang w:val="pt_PT" w:bidi="pt_PT"/>
-        </w:rPr>
-        <w:t xml:space="preserve">Deus novamente abalará os céus e a terra no futuro dia do julgamento (veja </w:t>
-      </w:r>
-      <w:hyperlink r:id="rId67">
-        <w:r>
-          <w:rPr>
-            <w:lang w:val="pt_PT" w:bidi="pt_PT"/>
-          </w:rPr>
-          <w:rPr>
-            <w:color w:val="0000EE"/>
-            <w:u w:val="single"/>
-          </w:rPr>
-          <w:t>Is 2.19–21</w:t>
-        </w:r>
-      </w:hyperlink>
-      <w:r>
-        <w:rPr>
-          <w:lang w:val="pt_PT" w:bidi="pt_PT"/>
-        </w:rPr>
-        <w:t xml:space="preserve">; </w:t>
-      </w:r>
-      <w:hyperlink r:id="rId68">
-        <w:r>
-          <w:rPr>
-            <w:lang w:val="pt_PT" w:bidi="pt_PT"/>
-          </w:rPr>
-          <w:rPr>
-            <w:color w:val="0000EE"/>
-            <w:u w:val="single"/>
-          </w:rPr>
-          <w:t>30.28</w:t>
-        </w:r>
-      </w:hyperlink>
-      <w:r>
-        <w:rPr>
-          <w:lang w:val="pt_PT" w:bidi="pt_PT"/>
-        </w:rPr>
-        <w:t>). O abalo anterior foi o julgamento sobre o Egito na época do êxodo (</w:t>
-      </w:r>
-      <w:hyperlink r:id="rId69">
-        <w:r>
-          <w:rPr>
-            <w:lang w:val="pt_PT" w:bidi="pt_PT"/>
-          </w:rPr>
-          <w:rPr>
-            <w:color w:val="0000EE"/>
-            <w:u w:val="single"/>
-          </w:rPr>
-          <w:t>Ag 2.21–22</w:t>
-        </w:r>
-      </w:hyperlink>
-      <w:r>
-        <w:rPr>
-          <w:lang w:val="pt_PT" w:bidi="pt_PT"/>
-        </w:rPr>
-        <w:t xml:space="preserve">; </w:t>
-      </w:r>
-      <w:hyperlink r:id="rId70">
-        <w:r>
-          <w:rPr>
-            <w:lang w:val="pt_PT" w:bidi="pt_PT"/>
-          </w:rPr>
-          <w:rPr>
-            <w:color w:val="0000EE"/>
-            <w:u w:val="single"/>
-          </w:rPr>
-          <w:t>Êx 14.31</w:t>
-        </w:r>
-      </w:hyperlink>
-      <w:r>
-        <w:rPr>
-          <w:lang w:val="pt_PT" w:bidi="pt_PT"/>
-        </w:rPr>
-        <w:t>). O Novo Testamento relaciona em breve ao retorno de Jesus Cristo (</w:t>
-      </w:r>
-      <w:hyperlink r:id="rId71">
-        <w:r>
-          <w:rPr>
-            <w:lang w:val="pt_PT" w:bidi="pt_PT"/>
-          </w:rPr>
-          <w:rPr>
-            <w:color w:val="0000EE"/>
-            <w:u w:val="single"/>
-          </w:rPr>
-          <w:t>Hb 12.26–27</w:t>
-        </w:r>
-      </w:hyperlink>
-      <w:r>
-        <w:rPr>
-          <w:lang w:val="pt_PT" w:bidi="pt_PT"/>
-        </w:rPr>
-        <w:t xml:space="preserve">). Ageu provavelmente viu o julgamento final de Deus prefigurado em eventos que ocorreriam após seu tempo (por exemplo, a queda da Pérsia para a Grécia, a queda da Grécia para Roma; veja </w:t>
-      </w:r>
-      <w:hyperlink r:id="rId72">
-        <w:r>
-          <w:rPr>
-            <w:lang w:val="pt_PT" w:bidi="pt_PT"/>
-          </w:rPr>
-          <w:rPr>
-            <w:color w:val="0000EE"/>
-            <w:u w:val="single"/>
-          </w:rPr>
-          <w:t>Dn 2.39–45</w:t>
-        </w:r>
-      </w:hyperlink>
-      <w:r>
-        <w:rPr>
-          <w:lang w:val="pt_PT" w:bidi="pt_PT"/>
-        </w:rPr>
-        <w:t>).</w:t>
-      </w:r>
-      <w:r>
-        <w:rPr>
-          <w:lang w:val="pt_PT" w:bidi="pt_PT"/>
-        </w:rPr>
-      </w:r>
-      <w:r>
-        <w:rPr>
-          <w:lang w:val="pt_PT" w:bidi="pt_PT"/>
-        </w:rPr>
-      </w:r>
-    </w:p>
-    <w:p>
-      <w:pPr/>
-      <w:r>
-        <w:rPr>
-          <w:lang w:val="pt_PT" w:bidi="pt_PT"/>
-        </w:rPr>
-      </w:r>
-    </w:p>
-    <w:p>
-      <w:pPr>
-        <w:pStyle w:val="Heading2"/>
-      </w:pPr>
-      <w:r>
-        <w:rPr>
-          <w:lang w:val="pt_PT" w:bidi="pt_PT"/>
-        </w:rPr>
-        <w:t>Ageu 2.7</w:t>
-      </w:r>
-      <w:r>
-        <w:rPr>
-          <w:lang w:val="pt_PT" w:bidi="pt_PT"/>
-        </w:rPr>
-      </w:r>
-    </w:p>
-    <w:p>
-      <w:pPr/>
-      <w:r>
-        <w:rPr>
-          <w:lang w:val="pt_PT" w:bidi="pt_PT"/>
-        </w:rPr>
-      </w:r>
-      <w:r>
-        <w:rPr>
-          <w:lang w:val="pt_PT" w:bidi="pt_PT"/>
-        </w:rPr>
-        <w:t>Riquezas... serão trazidas ao Templo por todas as nações como tributo e homenagem ao Deus de Israel.</w:t>
-      </w:r>
-      <w:r>
-        <w:rPr>
-          <w:lang w:val="pt_PT" w:bidi="pt_PT"/>
-        </w:rPr>
-      </w:r>
-      <w:r>
-        <w:rPr>
-          <w:lang w:val="pt_PT" w:bidi="pt_PT"/>
-        </w:rPr>
-      </w:r>
-    </w:p>
-    <w:p>
-      <w:pPr/>
-      <w:r>
-        <w:rPr>
-          <w:lang w:val="pt_PT" w:bidi="pt_PT"/>
-        </w:rPr>
-      </w:r>
-    </w:p>
-    <w:p>
-      <w:pPr>
-        <w:pStyle w:val="Heading2"/>
-      </w:pPr>
-      <w:r>
-        <w:rPr>
-          <w:lang w:val="pt_PT" w:bidi="pt_PT"/>
-        </w:rPr>
-        <w:t>Ageu 2.9</w:t>
-      </w:r>
-      <w:r>
-        <w:rPr>
-          <w:lang w:val="pt_PT" w:bidi="pt_PT"/>
-        </w:rPr>
-      </w:r>
-    </w:p>
-    <w:p>
-      <w:pPr/>
-      <w:r>
-        <w:rPr>
-          <w:lang w:val="pt_PT" w:bidi="pt_PT"/>
-        </w:rPr>
-      </w:r>
-      <w:r>
-        <w:rPr>
-          <w:lang w:val="pt_PT" w:bidi="pt_PT"/>
-        </w:rPr>
-        <w:t xml:space="preserve">prosperidade e paz: Ageu pode estar se referindo à vinda do Messias ao seu Templo (veja </w:t>
-      </w:r>
-      <w:hyperlink r:id="rId73">
-        <w:r>
-          <w:rPr>
-            <w:lang w:val="pt_PT" w:bidi="pt_PT"/>
-          </w:rPr>
-          <w:rPr>
-            <w:color w:val="0000EE"/>
-            <w:u w:val="single"/>
-          </w:rPr>
-          <w:t>Ml 3.1</w:t>
-        </w:r>
-      </w:hyperlink>
-      <w:r>
-        <w:rPr>
-          <w:lang w:val="pt_PT" w:bidi="pt_PT"/>
-        </w:rPr>
-        <w:t>). Jesus foi apresentado no Templo do Senhor como um bebê (</w:t>
-      </w:r>
-      <w:hyperlink r:id="rId74">
-        <w:r>
-          <w:rPr>
-            <w:lang w:val="pt_PT" w:bidi="pt_PT"/>
-          </w:rPr>
-          <w:rPr>
-            <w:color w:val="0000EE"/>
-            <w:u w:val="single"/>
-          </w:rPr>
-          <w:t>Lc 2.22</w:t>
-        </w:r>
-      </w:hyperlink>
-      <w:r>
-        <w:rPr>
-          <w:lang w:val="pt_PT" w:bidi="pt_PT"/>
-        </w:rPr>
-        <w:t>), e ele ensinou lá como adulto (</w:t>
-      </w:r>
-      <w:hyperlink r:id="rId75">
-        <w:r>
-          <w:rPr>
-            <w:lang w:val="pt_PT" w:bidi="pt_PT"/>
-          </w:rPr>
-          <w:rPr>
-            <w:color w:val="0000EE"/>
-            <w:u w:val="single"/>
-          </w:rPr>
-          <w:t>Lc 19.45–47</w:t>
-        </w:r>
-      </w:hyperlink>
-      <w:r>
-        <w:rPr>
-          <w:lang w:val="pt_PT" w:bidi="pt_PT"/>
-        </w:rPr>
-        <w:t>). Jesus, a Palavra humana de Deus, é maior que o Templo (</w:t>
-      </w:r>
-      <w:hyperlink r:id="rId76">
-        <w:r>
-          <w:rPr>
-            <w:lang w:val="pt_PT" w:bidi="pt_PT"/>
-          </w:rPr>
-          <w:rPr>
-            <w:color w:val="0000EE"/>
-            <w:u w:val="single"/>
-          </w:rPr>
-          <w:t>Mt 12.6</w:t>
-        </w:r>
-      </w:hyperlink>
-      <w:r>
-        <w:rPr>
-          <w:lang w:val="pt_PT" w:bidi="pt_PT"/>
-        </w:rPr>
-        <w:t xml:space="preserve">; veja </w:t>
-      </w:r>
-      <w:hyperlink r:id="rId77">
-        <w:r>
-          <w:rPr>
-            <w:lang w:val="pt_PT" w:bidi="pt_PT"/>
-          </w:rPr>
-          <w:rPr>
-            <w:color w:val="0000EE"/>
-            <w:u w:val="single"/>
-          </w:rPr>
-          <w:t>Jo 2.13–22</w:t>
-        </w:r>
-      </w:hyperlink>
-      <w:r>
-        <w:rPr>
-          <w:lang w:val="pt_PT" w:bidi="pt_PT"/>
-        </w:rPr>
-        <w:t xml:space="preserve">). Embora tenha sido reconhecido por apenas alguns, a presença de Jesus no Templo superou em muito a glória no Tabernáculo no tempo de Moisés e no Templo de Salomão (cp. </w:t>
-      </w:r>
-      <w:hyperlink r:id="rId78">
-        <w:r>
-          <w:rPr>
-            <w:lang w:val="pt_PT" w:bidi="pt_PT"/>
-          </w:rPr>
-          <w:rPr>
-            <w:color w:val="0000EE"/>
-            <w:u w:val="single"/>
-          </w:rPr>
-          <w:t>Lc 2.29–32</w:t>
-        </w:r>
-      </w:hyperlink>
-      <w:r>
-        <w:rPr>
-          <w:lang w:val="pt_PT" w:bidi="pt_PT"/>
-        </w:rPr>
-        <w:t>). • paz ao meu povo: A bênção sacerdotal (</w:t>
-      </w:r>
-      <w:hyperlink r:id="rId79">
-        <w:r>
-          <w:rPr>
-            <w:lang w:val="pt_PT" w:bidi="pt_PT"/>
-          </w:rPr>
-          <w:rPr>
-            <w:color w:val="0000EE"/>
-            <w:u w:val="single"/>
-          </w:rPr>
-          <w:t>Nm 6.24–26</w:t>
-        </w:r>
-      </w:hyperlink>
-      <w:r>
-        <w:rPr>
-          <w:lang w:val="pt_PT" w:bidi="pt_PT"/>
-        </w:rPr>
-        <w:t>) era pronunciada como parte da liturgia do Templo. Nos últimos dias, Deus faria uma aliança de paz com Israel (</w:t>
-      </w:r>
-      <w:hyperlink r:id="rId80">
-        <w:r>
-          <w:rPr>
-            <w:lang w:val="pt_PT" w:bidi="pt_PT"/>
-          </w:rPr>
-          <w:rPr>
-            <w:color w:val="0000EE"/>
-            <w:u w:val="single"/>
-          </w:rPr>
-          <w:t>Ez 34.25</w:t>
-        </w:r>
-      </w:hyperlink>
-      <w:r>
-        <w:rPr>
-          <w:lang w:val="pt_PT" w:bidi="pt_PT"/>
-        </w:rPr>
-        <w:t xml:space="preserve">; </w:t>
-      </w:r>
-      <w:hyperlink r:id="rId81">
-        <w:r>
-          <w:rPr>
-            <w:lang w:val="pt_PT" w:bidi="pt_PT"/>
-          </w:rPr>
-          <w:rPr>
-            <w:color w:val="0000EE"/>
-            <w:u w:val="single"/>
-          </w:rPr>
-          <w:t>37.26</w:t>
-        </w:r>
-      </w:hyperlink>
-      <w:r>
-        <w:rPr>
-          <w:lang w:val="pt_PT" w:bidi="pt_PT"/>
-        </w:rPr>
-        <w:t xml:space="preserve">). O bom resultado da reconstrução do Templo era uma garantia dessa futura </w:t>
-      </w:r>
-      <w:r>
-        <w:rPr>
-          <w:i/>
-          <w:lang w:val="pt_PT" w:bidi="pt_PT"/>
-        </w:rPr>
-        <w:t>paz</w:t>
-      </w:r>
-      <w:r>
-        <w:rPr>
-          <w:lang w:val="pt_PT" w:bidi="pt_PT"/>
-        </w:rPr>
-        <w:t>.</w:t>
-      </w:r>
-      <w:r>
-        <w:rPr>
-          <w:lang w:val="pt_PT" w:bidi="pt_PT"/>
-        </w:rPr>
-      </w:r>
-      <w:r>
-        <w:rPr>
-          <w:lang w:val="pt_PT" w:bidi="pt_PT"/>
-        </w:rPr>
-      </w:r>
-    </w:p>
-    <w:p>
-      <w:pPr/>
-      <w:r>
-        <w:rPr>
-          <w:lang w:val="pt_PT" w:bidi="pt_PT"/>
-        </w:rPr>
-      </w:r>
-    </w:p>
-    <w:p>
-      <w:pPr>
-        <w:pStyle w:val="Heading2"/>
-      </w:pPr>
-      <w:r>
-        <w:rPr>
-          <w:lang w:val="pt_PT" w:bidi="pt_PT"/>
-        </w:rPr>
-        <w:t>Ageu 2.10–19</w:t>
-      </w:r>
-      <w:r>
-        <w:rPr>
-          <w:lang w:val="pt_PT" w:bidi="pt_PT"/>
-        </w:rPr>
-      </w:r>
-    </w:p>
-    <w:p>
-      <w:pPr/>
-      <w:r>
-        <w:rPr>
-          <w:lang w:val="pt_PT" w:bidi="pt_PT"/>
-        </w:rPr>
-      </w:r>
-      <w:r>
-        <w:rPr>
-          <w:lang w:val="pt_PT" w:bidi="pt_PT"/>
-        </w:rPr>
-        <w:t>O tema da terceira mensagem são as instruções da lei sobre pureza ritual. Essas instruções ainda estavam em vigor. Deus espera que seu povo seja santo, assim como Ele é santo (</w:t>
-      </w:r>
-      <w:hyperlink r:id="rId82">
-        <w:r>
-          <w:rPr>
-            <w:lang w:val="pt_PT" w:bidi="pt_PT"/>
-          </w:rPr>
-          <w:rPr>
-            <w:color w:val="0000EE"/>
-            <w:u w:val="single"/>
-          </w:rPr>
-          <w:t>Lv 11.44–45</w:t>
-        </w:r>
-      </w:hyperlink>
-      <w:r>
-        <w:rPr>
-          <w:lang w:val="pt_PT" w:bidi="pt_PT"/>
-        </w:rPr>
-        <w:t>).</w:t>
-      </w:r>
-      <w:r>
-        <w:rPr>
-          <w:lang w:val="pt_PT" w:bidi="pt_PT"/>
-        </w:rPr>
-      </w:r>
-      <w:r>
-        <w:rPr>
-          <w:lang w:val="pt_PT" w:bidi="pt_PT"/>
-        </w:rPr>
-      </w:r>
-    </w:p>
-    <w:p>
-      <w:pPr/>
-      <w:r>
-        <w:rPr>
-          <w:lang w:val="pt_PT" w:bidi="pt_PT"/>
-        </w:rPr>
-      </w:r>
-    </w:p>
-    <w:p>
-      <w:pPr>
-        <w:pStyle w:val="Heading2"/>
-      </w:pPr>
-      <w:r>
-        <w:rPr>
-          <w:lang w:val="pt_PT" w:bidi="pt_PT"/>
-        </w:rPr>
-        <w:t>Ageu 2.11</w:t>
-      </w:r>
-      <w:r>
-        <w:rPr>
-          <w:lang w:val="pt_PT" w:bidi="pt_PT"/>
-        </w:rPr>
-      </w:r>
-    </w:p>
-    <w:p>
-      <w:pPr/>
-      <w:r>
-        <w:rPr>
-          <w:lang w:val="pt_PT" w:bidi="pt_PT"/>
-        </w:rPr>
-      </w:r>
-      <w:r>
-        <w:rPr>
-          <w:lang w:val="pt_PT" w:bidi="pt_PT"/>
-        </w:rPr>
-        <w:t>Vá falar com os sacerdotes: O trabalho dos sacerdotes era ensinar e interpretar a lei (</w:t>
-      </w:r>
-      <w:hyperlink r:id="rId83">
-        <w:r>
-          <w:rPr>
-            <w:lang w:val="pt_PT" w:bidi="pt_PT"/>
-          </w:rPr>
-          <w:rPr>
-            <w:color w:val="0000EE"/>
-            <w:u w:val="single"/>
-          </w:rPr>
-          <w:t>Dt 33.10</w:t>
-        </w:r>
-      </w:hyperlink>
-      <w:r>
-        <w:rPr>
-          <w:lang w:val="pt_PT" w:bidi="pt_PT"/>
-        </w:rPr>
-        <w:t xml:space="preserve">; </w:t>
-      </w:r>
-      <w:hyperlink r:id="rId84">
-        <w:r>
-          <w:rPr>
-            <w:lang w:val="pt_PT" w:bidi="pt_PT"/>
-          </w:rPr>
-          <w:rPr>
-            <w:color w:val="0000EE"/>
-            <w:u w:val="single"/>
-          </w:rPr>
-          <w:t>Ml 2.7–9</w:t>
-        </w:r>
-      </w:hyperlink>
-      <w:r>
-        <w:rPr>
-          <w:lang w:val="pt_PT" w:bidi="pt_PT"/>
-        </w:rPr>
-        <w:t>), então a mensagem sobre pureza cerimonial era direcionada a eles.</w:t>
-      </w:r>
-      <w:r>
-        <w:rPr>
-          <w:lang w:val="pt_PT" w:bidi="pt_PT"/>
-        </w:rPr>
-      </w:r>
-      <w:r>
-        <w:rPr>
-          <w:lang w:val="pt_PT" w:bidi="pt_PT"/>
-        </w:rPr>
-      </w:r>
-    </w:p>
-    <w:p>
-      <w:pPr/>
-      <w:r>
-        <w:rPr>
-          <w:lang w:val="pt_PT" w:bidi="pt_PT"/>
-        </w:rPr>
-      </w:r>
-    </w:p>
-    <w:p>
-      <w:pPr>
-        <w:pStyle w:val="Heading2"/>
-      </w:pPr>
-      <w:r>
-        <w:rPr>
-          <w:lang w:val="pt_PT" w:bidi="pt_PT"/>
-        </w:rPr>
-        <w:t>Ageu 2.12</w:t>
-      </w:r>
-      <w:r>
-        <w:rPr>
-          <w:lang w:val="pt_PT" w:bidi="pt_PT"/>
-        </w:rPr>
-      </w:r>
-    </w:p>
-    <w:p>
-      <w:pPr/>
-      <w:r>
-        <w:rPr>
-          <w:lang w:val="pt_PT" w:bidi="pt_PT"/>
-        </w:rPr>
-      </w:r>
-      <w:r>
-        <w:rPr>
-          <w:lang w:val="pt_PT" w:bidi="pt_PT"/>
-        </w:rPr>
-        <w:t>estas coisas também ficarão puras? Esta pergunta refere-se à carne de um sacrifício sagrado e à maneira como a pureza e a impureza cerimonial poderiam ser transferidas (veja a nota temática “</w:t>
-      </w:r>
-      <w:r>
-        <w:rPr>
-          <w:lang w:val="pt_PT" w:bidi="pt_PT"/>
-        </w:rPr>
-        <w:t>Puro, impuro e sagrado</w:t>
-      </w:r>
-      <w:r>
-        <w:rPr>
-          <w:lang w:val="pt_PT" w:bidi="pt_PT"/>
-        </w:rPr>
-        <w:t xml:space="preserve">”). Levando na dobra da sua capa um pedaço da carne — a carne separada e preparada para a oferta — tornava a veste de alguém sagrada (cp. </w:t>
-      </w:r>
-      <w:hyperlink r:id="rId85">
-        <w:r>
-          <w:rPr>
-            <w:lang w:val="pt_PT" w:bidi="pt_PT"/>
-          </w:rPr>
-          <w:rPr>
-            <w:color w:val="0000EE"/>
-            <w:u w:val="single"/>
-          </w:rPr>
-          <w:t>Lv 6.18</w:t>
-        </w:r>
-      </w:hyperlink>
-      <w:r>
-        <w:rPr>
-          <w:lang w:val="pt_PT" w:bidi="pt_PT"/>
-        </w:rPr>
-        <w:t>). Esta santidade, no entanto, não poderia ser transmitida a um terceiro objeto.</w:t>
-      </w:r>
-      <w:r>
-        <w:rPr>
-          <w:lang w:val="pt_PT" w:bidi="pt_PT"/>
-        </w:rPr>
-      </w:r>
-      <w:r>
-        <w:rPr>
-          <w:lang w:val="pt_PT" w:bidi="pt_PT"/>
-        </w:rPr>
-      </w:r>
-    </w:p>
-    <w:p>
-      <w:pPr/>
-      <w:r>
-        <w:rPr>
-          <w:lang w:val="pt_PT" w:bidi="pt_PT"/>
-        </w:rPr>
-      </w:r>
-    </w:p>
-    <w:p>
-      <w:pPr>
-        <w:pStyle w:val="Heading2"/>
-      </w:pPr>
-      <w:r>
-        <w:rPr>
-          <w:lang w:val="pt_PT" w:bidi="pt_PT"/>
-        </w:rPr>
-        <w:t>Ageu 2.13</w:t>
-      </w:r>
-      <w:r>
-        <w:rPr>
-          <w:lang w:val="pt_PT" w:bidi="pt_PT"/>
-        </w:rPr>
-      </w:r>
-    </w:p>
-    <w:p>
-      <w:pPr/>
-      <w:r>
-        <w:rPr>
-          <w:lang w:val="pt_PT" w:bidi="pt_PT"/>
-        </w:rPr>
-      </w:r>
-      <w:r>
-        <w:rPr>
-          <w:lang w:val="pt_PT" w:bidi="pt_PT"/>
-        </w:rPr>
-        <w:t xml:space="preserve">A impureza cerimonial é transmitida muito mais facilmente do que a pureza cerimonial. Qualquer pessoa que tocasse um cadáver tornava-se contaminada e, portanto, impura. Qualquer coisa tocada por uma pessoa cerimonialmente impura também era considerada impura (veja </w:t>
-      </w:r>
-      <w:hyperlink r:id="rId86">
-        <w:r>
-          <w:rPr>
-            <w:lang w:val="pt_PT" w:bidi="pt_PT"/>
-          </w:rPr>
-          <w:rPr>
-            <w:color w:val="0000EE"/>
-            <w:u w:val="single"/>
-          </w:rPr>
-          <w:t>Nm 19.11–13</w:t>
-        </w:r>
-      </w:hyperlink>
-      <w:r>
-        <w:rPr>
-          <w:lang w:val="pt_PT" w:bidi="pt_PT"/>
-        </w:rPr>
-        <w:t xml:space="preserve">, </w:t>
-      </w:r>
-      <w:hyperlink r:id="rId87">
-        <w:r>
-          <w:rPr>
-            <w:lang w:val="pt_PT" w:bidi="pt_PT"/>
-          </w:rPr>
-          <w:rPr>
-            <w:color w:val="0000EE"/>
-            <w:u w:val="single"/>
-          </w:rPr>
-          <w:t>22</w:t>
-        </w:r>
-      </w:hyperlink>
-      <w:r>
-        <w:rPr>
-          <w:lang w:val="pt_PT" w:bidi="pt_PT"/>
-        </w:rPr>
-        <w:t xml:space="preserve">). Ageu aplica isso em </w:t>
-      </w:r>
-      <w:hyperlink r:id="rId88">
-        <w:r>
-          <w:rPr>
-            <w:lang w:val="pt_PT" w:bidi="pt_PT"/>
-          </w:rPr>
-          <w:rPr>
-            <w:color w:val="0000EE"/>
-            <w:u w:val="single"/>
-          </w:rPr>
-          <w:t>Ageu 2.14</w:t>
-        </w:r>
-      </w:hyperlink>
-      <w:r>
-        <w:rPr>
-          <w:lang w:val="pt_PT" w:bidi="pt_PT"/>
-        </w:rPr>
-        <w:t>.</w:t>
-      </w:r>
-      <w:r>
-        <w:rPr>
-          <w:lang w:val="pt_PT" w:bidi="pt_PT"/>
-        </w:rPr>
-      </w:r>
-      <w:r>
-        <w:rPr>
-          <w:lang w:val="pt_PT" w:bidi="pt_PT"/>
-        </w:rPr>
-      </w:r>
-    </w:p>
-    <w:p>
-      <w:pPr/>
-      <w:r>
-        <w:rPr>
-          <w:lang w:val="pt_PT" w:bidi="pt_PT"/>
-        </w:rPr>
-      </w:r>
-    </w:p>
-    <w:p>
-      <w:pPr>
-        <w:pStyle w:val="Heading2"/>
-      </w:pPr>
-      <w:r>
-        <w:rPr>
-          <w:lang w:val="pt_PT" w:bidi="pt_PT"/>
-        </w:rPr>
-        <w:t>Ageu 2.14</w:t>
-      </w:r>
-      <w:r>
-        <w:rPr>
-          <w:lang w:val="pt_PT" w:bidi="pt_PT"/>
-        </w:rPr>
-      </w:r>
-    </w:p>
-    <w:p>
-      <w:pPr/>
-      <w:r>
-        <w:rPr>
-          <w:lang w:val="pt_PT" w:bidi="pt_PT"/>
-        </w:rPr>
-      </w:r>
-      <w:r>
-        <w:rPr>
-          <w:lang w:val="pt_PT" w:bidi="pt_PT"/>
-        </w:rPr>
-        <w:t>É exatamente isso o que acontece com esse povo: simplesmente retornar do exílio para a terra que Deus prometeu a Israel não tornou o povo de Judá santo. Eles ainda estavam impuros, pois não estavam obedecendo às instruções da aliança de Deus com eles. Seu trabalho e até mesmo sua adoração estavam contaminados pela impureza; as ruínas do Templo do Senhor simbolizavam a desobediência do povo. A reconstrução do Templo era um sinal tangível de corações transformados e de uma obediência renovada à aliança de Deus.</w:t>
-      </w:r>
-      <w:r>
-        <w:rPr>
-          <w:lang w:val="pt_PT" w:bidi="pt_PT"/>
-        </w:rPr>
-      </w:r>
-      <w:r>
-        <w:rPr>
-          <w:lang w:val="pt_PT" w:bidi="pt_PT"/>
-        </w:rPr>
-      </w:r>
-    </w:p>
-    <w:p>
-      <w:pPr/>
-      <w:r>
-        <w:rPr>
-          <w:lang w:val="pt_PT" w:bidi="pt_PT"/>
-        </w:rPr>
-      </w:r>
-    </w:p>
-    <w:p>
-      <w:pPr>
-        <w:pStyle w:val="Heading2"/>
-      </w:pPr>
-      <w:r>
-        <w:rPr>
-          <w:lang w:val="pt_PT" w:bidi="pt_PT"/>
-        </w:rPr>
-        <w:t>Ageu 2.15</w:t>
-      </w:r>
-      <w:r>
-        <w:rPr>
-          <w:lang w:val="pt_PT" w:bidi="pt_PT"/>
-        </w:rPr>
-      </w:r>
-    </w:p>
-    <w:p>
-      <w:pPr/>
-      <w:r>
-        <w:rPr>
-          <w:lang w:val="pt_PT" w:bidi="pt_PT"/>
-        </w:rPr>
-      </w:r>
-      <w:r>
-        <w:rPr>
-          <w:lang w:val="pt_PT" w:bidi="pt_PT"/>
-        </w:rPr>
-        <w:t xml:space="preserve">Tudo o que aconteceu desde aquele dia (veja </w:t>
-      </w:r>
-      <w:r>
-        <w:rPr>
-          <w:lang w:val="pt_PT" w:bidi="pt_PT"/>
-        </w:rPr>
-        <w:t>nota de estudo em 1.5</w:t>
-      </w:r>
-      <w:r>
-        <w:rPr>
-          <w:lang w:val="pt_PT" w:bidi="pt_PT"/>
-        </w:rPr>
-        <w:t>): A bênção divina, seja espiritual ou material, depende da obediência do povo de Deus (</w:t>
-      </w:r>
-      <w:hyperlink r:id="rId89">
-        <w:r>
-          <w:rPr>
-            <w:lang w:val="pt_PT" w:bidi="pt_PT"/>
-          </w:rPr>
-          <w:rPr>
-            <w:color w:val="0000EE"/>
-            <w:u w:val="single"/>
-          </w:rPr>
-          <w:t>Dt 30.6–10</w:t>
-        </w:r>
-      </w:hyperlink>
-      <w:r>
-        <w:rPr>
-          <w:lang w:val="pt_PT" w:bidi="pt_PT"/>
-        </w:rPr>
-        <w:t xml:space="preserve">). Ageu chamou o povo a continuar na autoexaminação que leva ao arrependimento e no temor do Senhor que sua primeira mensagem iniciou (veja </w:t>
-      </w:r>
-      <w:hyperlink r:id="rId27">
-        <w:r>
-          <w:rPr>
-            <w:lang w:val="pt_PT" w:bidi="pt_PT"/>
-          </w:rPr>
-          <w:rPr>
-            <w:color w:val="0000EE"/>
-            <w:u w:val="single"/>
-          </w:rPr>
-          <w:t>Ag 1.7</w:t>
-        </w:r>
-      </w:hyperlink>
-      <w:r>
-        <w:rPr>
-          <w:lang w:val="pt_PT" w:bidi="pt_PT"/>
-        </w:rPr>
-        <w:t xml:space="preserve">, </w:t>
-      </w:r>
-      <w:hyperlink r:id="rId90">
-        <w:r>
-          <w:rPr>
-            <w:lang w:val="pt_PT" w:bidi="pt_PT"/>
-          </w:rPr>
-          <w:rPr>
-            <w:color w:val="0000EE"/>
-            <w:u w:val="single"/>
-          </w:rPr>
-          <w:t>12</w:t>
-        </w:r>
-      </w:hyperlink>
-      <w:r>
-        <w:rPr>
-          <w:lang w:val="pt_PT" w:bidi="pt_PT"/>
-        </w:rPr>
-        <w:t>).</w:t>
-      </w:r>
-      <w:r>
-        <w:rPr>
-          <w:lang w:val="pt_PT" w:bidi="pt_PT"/>
-        </w:rPr>
-      </w:r>
-      <w:r>
-        <w:rPr>
-          <w:lang w:val="pt_PT" w:bidi="pt_PT"/>
-        </w:rPr>
-      </w:r>
-    </w:p>
-    <w:p>
-      <w:pPr/>
-      <w:r>
-        <w:rPr>
-          <w:lang w:val="pt_PT" w:bidi="pt_PT"/>
-        </w:rPr>
-      </w:r>
-    </w:p>
-    <w:p>
-      <w:pPr>
-        <w:pStyle w:val="Heading2"/>
-      </w:pPr>
-      <w:r>
-        <w:rPr>
-          <w:lang w:val="pt_PT" w:bidi="pt_PT"/>
-        </w:rPr>
-        <w:t>Ageu 2.17</w:t>
-      </w:r>
-      <w:r>
-        <w:rPr>
-          <w:lang w:val="pt_PT" w:bidi="pt_PT"/>
-        </w:rPr>
-      </w:r>
-    </w:p>
-    <w:p>
-      <w:pPr/>
-      <w:r>
-        <w:rPr>
-          <w:lang w:val="pt_PT" w:bidi="pt_PT"/>
-        </w:rPr>
-      </w:r>
-      <w:r>
-        <w:rPr>
-          <w:lang w:val="pt_PT" w:bidi="pt_PT"/>
-        </w:rPr>
-        <w:t>Retorno frequentemente significa arrependimento. • vocês não voltaram para mim: O povo hebreu foi teimoso e rebelde desde o tempo de Moisés (</w:t>
-      </w:r>
-      <w:hyperlink r:id="rId91">
-        <w:r>
-          <w:rPr>
-            <w:lang w:val="pt_PT" w:bidi="pt_PT"/>
-          </w:rPr>
-          <w:rPr>
-            <w:color w:val="0000EE"/>
-            <w:u w:val="single"/>
-          </w:rPr>
-          <w:t>Dt 31.27</w:t>
-        </w:r>
-      </w:hyperlink>
-      <w:r>
-        <w:rPr>
-          <w:lang w:val="pt_PT" w:bidi="pt_PT"/>
-        </w:rPr>
-        <w:t>) até o tempo de Jesus (</w:t>
-      </w:r>
-      <w:hyperlink r:id="rId92">
-        <w:r>
-          <w:rPr>
-            <w:lang w:val="pt_PT" w:bidi="pt_PT"/>
-          </w:rPr>
-          <w:rPr>
-            <w:color w:val="0000EE"/>
-            <w:u w:val="single"/>
-          </w:rPr>
-          <w:t>Mt 17.17</w:t>
-        </w:r>
-      </w:hyperlink>
-      <w:r>
-        <w:rPr>
-          <w:lang w:val="pt_PT" w:bidi="pt_PT"/>
-        </w:rPr>
-        <w:t xml:space="preserve">). • com ventos muito quentes, com pragas nas plantas e com chuvas de pedra: O que aconteceu foi resultado da desobediência à aliança de Deus (veja </w:t>
-      </w:r>
-      <w:hyperlink r:id="rId93">
-        <w:r>
-          <w:rPr>
-            <w:lang w:val="pt_PT" w:bidi="pt_PT"/>
-          </w:rPr>
-          <w:rPr>
-            <w:color w:val="0000EE"/>
-            <w:u w:val="single"/>
-          </w:rPr>
-          <w:t>Dt 28.22</w:t>
-        </w:r>
-      </w:hyperlink>
-      <w:r>
-        <w:rPr>
-          <w:lang w:val="pt_PT" w:bidi="pt_PT"/>
-        </w:rPr>
-        <w:t>).</w:t>
-      </w:r>
-      <w:r>
-        <w:rPr>
-          <w:lang w:val="pt_PT" w:bidi="pt_PT"/>
-        </w:rPr>
-      </w:r>
-      <w:r>
-        <w:rPr>
-          <w:lang w:val="pt_PT" w:bidi="pt_PT"/>
-        </w:rPr>
-      </w:r>
-    </w:p>
-    <w:p>
-      <w:pPr/>
-      <w:r>
-        <w:rPr>
-          <w:lang w:val="pt_PT" w:bidi="pt_PT"/>
-        </w:rPr>
-      </w:r>
-    </w:p>
-    <w:p>
-      <w:pPr>
-        <w:pStyle w:val="Heading2"/>
-      </w:pPr>
-      <w:r>
-        <w:rPr>
-          <w:lang w:val="pt_PT" w:bidi="pt_PT"/>
-        </w:rPr>
-        <w:t>Ageu 2.18</w:t>
-      </w:r>
-      <w:r>
-        <w:rPr>
-          <w:lang w:val="pt_PT" w:bidi="pt_PT"/>
-        </w:rPr>
-      </w:r>
-    </w:p>
-    <w:p>
-      <w:pPr/>
-      <w:r>
-        <w:rPr>
-          <w:lang w:val="pt_PT" w:bidi="pt_PT"/>
-        </w:rPr>
-      </w:r>
-      <w:r>
-        <w:rPr>
-          <w:lang w:val="pt_PT" w:bidi="pt_PT"/>
-        </w:rPr>
-        <w:t xml:space="preserve">No dia vinte e quatro do nono mês: Ou </w:t>
-      </w:r>
-      <w:r>
-        <w:rPr>
-          <w:i/>
-          <w:lang w:val="pt_PT" w:bidi="pt_PT"/>
-        </w:rPr>
-        <w:t>Neste décimo oitavo dia de dezembro, pense no dia;</w:t>
-      </w:r>
-      <w:r>
-        <w:rPr>
-          <w:lang w:val="pt_PT" w:bidi="pt_PT"/>
-        </w:rPr>
-        <w:t xml:space="preserve"> literalmente </w:t>
-      </w:r>
-      <w:r>
-        <w:rPr>
-          <w:i/>
-          <w:lang w:val="pt_PT" w:bidi="pt_PT"/>
-        </w:rPr>
-        <w:t>Pense neste dia em diante, neste vigésimo quarto dia do nono mês.</w:t>
-      </w:r>
-      <w:r>
-        <w:rPr>
-          <w:lang w:val="pt_PT" w:bidi="pt_PT"/>
-        </w:rPr>
-        <w:t xml:space="preserve"> Alguns acreditam que a frase “este dia” refere-se à data da limpeza inicial dos escombros do local do Templo e à obtenção de materiais de construção (21 de setembro de 520 a.C.; veja </w:t>
-      </w:r>
-      <w:hyperlink r:id="rId94">
-        <w:r>
-          <w:rPr>
-            <w:lang w:val="pt_PT" w:bidi="pt_PT"/>
-          </w:rPr>
-          <w:rPr>
-            <w:color w:val="0000EE"/>
-            <w:u w:val="single"/>
-          </w:rPr>
-          <w:t>1.14–15</w:t>
-        </w:r>
-      </w:hyperlink>
-      <w:r>
-        <w:rPr>
-          <w:lang w:val="pt_PT" w:bidi="pt_PT"/>
-        </w:rPr>
-        <w:t>).</w:t>
-      </w:r>
-      <w:r>
-        <w:rPr>
-          <w:lang w:val="pt_PT" w:bidi="pt_PT"/>
-        </w:rPr>
-      </w:r>
-      <w:r>
-        <w:rPr>
-          <w:lang w:val="pt_PT" w:bidi="pt_PT"/>
-        </w:rPr>
-      </w:r>
-    </w:p>
-    <w:p>
-      <w:pPr/>
-      <w:r>
-        <w:rPr>
-          <w:lang w:val="pt_PT" w:bidi="pt_PT"/>
-        </w:rPr>
-      </w:r>
-    </w:p>
-    <w:p>
-      <w:pPr>
-        <w:pStyle w:val="Heading2"/>
-      </w:pPr>
-      <w:r>
-        <w:rPr>
-          <w:lang w:val="pt_PT" w:bidi="pt_PT"/>
-        </w:rPr>
-        <w:t>Ageu 2.19</w:t>
-      </w:r>
-      <w:r>
-        <w:rPr>
-          <w:lang w:val="pt_PT" w:bidi="pt_PT"/>
-        </w:rPr>
-      </w:r>
-    </w:p>
-    <w:p>
-      <w:pPr/>
-      <w:r>
-        <w:rPr>
-          <w:lang w:val="pt_PT" w:bidi="pt_PT"/>
-        </w:rPr>
-      </w:r>
-      <w:r>
-        <w:rPr>
-          <w:lang w:val="pt_PT" w:bidi="pt_PT"/>
-        </w:rPr>
-        <w:t xml:space="preserve">Estou fazendo uma promessa agora enquanto a semente ainda está no celeiro: A promessa de uma colheita abundante destaca a fidelidade de Deus ao seu povo da aliança. O Templo ainda não estava completo, mas Deus prometia estender suas bênçãos imediatamente. • De hoje em diante eu os abençoarei: Deus foi gracioso ao responder prontamente aos esforços de seu povo em direção à renovação espiritual e obediência (veja </w:t>
-      </w:r>
-      <w:hyperlink r:id="rId95">
-        <w:r>
-          <w:rPr>
-            <w:lang w:val="pt_PT" w:bidi="pt_PT"/>
-          </w:rPr>
-          <w:rPr>
-            <w:color w:val="0000EE"/>
-            <w:u w:val="single"/>
-          </w:rPr>
-          <w:t>Sl 111.4–5</w:t>
-        </w:r>
-      </w:hyperlink>
-      <w:r>
-        <w:rPr>
-          <w:lang w:val="pt_PT" w:bidi="pt_PT"/>
-        </w:rPr>
-        <w:t>).</w:t>
-      </w:r>
-      <w:r>
-        <w:rPr>
-          <w:lang w:val="pt_PT" w:bidi="pt_PT"/>
-        </w:rPr>
-      </w:r>
-      <w:r>
-        <w:rPr>
-          <w:lang w:val="pt_PT" w:bidi="pt_PT"/>
-        </w:rPr>
-      </w:r>
-    </w:p>
-    <w:p>
-      <w:pPr/>
-      <w:r>
-        <w:rPr>
-          <w:lang w:val="pt_PT" w:bidi="pt_PT"/>
-        </w:rPr>
-      </w:r>
-    </w:p>
-    <w:p>
-      <w:pPr>
-        <w:pStyle w:val="Heading2"/>
-      </w:pPr>
-      <w:r>
-        <w:rPr>
-          <w:lang w:val="pt_PT" w:bidi="pt_PT"/>
-        </w:rPr>
-        <w:t>Ageu 2.20–23</w:t>
-      </w:r>
-      <w:r>
-        <w:rPr>
-          <w:lang w:val="pt_PT" w:bidi="pt_PT"/>
-        </w:rPr>
-      </w:r>
-    </w:p>
-    <w:p>
-      <w:pPr/>
-      <w:r>
-        <w:rPr>
-          <w:lang w:val="pt_PT" w:bidi="pt_PT"/>
-        </w:rPr>
-      </w:r>
-      <w:r>
-        <w:rPr>
-          <w:lang w:val="pt_PT" w:bidi="pt_PT"/>
-        </w:rPr>
-        <w:t xml:space="preserve">A mensagem final de Ageu é possivelmente a mais importante; ela restabelece a proeminência do descendente de Davi na vida religiosa e política de Israel. A dinastia de Davi foi essencial para restaurar o povo hebreu após o exílio babilônico (veja </w:t>
-      </w:r>
-      <w:hyperlink r:id="rId96">
-        <w:r>
-          <w:rPr>
-            <w:lang w:val="pt_PT" w:bidi="pt_PT"/>
-          </w:rPr>
-          <w:rPr>
-            <w:color w:val="0000EE"/>
-            <w:u w:val="single"/>
-          </w:rPr>
-          <w:t>Jr 23.5</w:t>
-        </w:r>
-      </w:hyperlink>
-      <w:r>
-        <w:rPr>
-          <w:lang w:val="pt_PT" w:bidi="pt_PT"/>
-        </w:rPr>
-        <w:t xml:space="preserve">; </w:t>
-      </w:r>
-      <w:hyperlink r:id="rId97">
-        <w:r>
-          <w:rPr>
-            <w:lang w:val="pt_PT" w:bidi="pt_PT"/>
-          </w:rPr>
-          <w:rPr>
-            <w:color w:val="0000EE"/>
-            <w:u w:val="single"/>
-          </w:rPr>
-          <w:t>Ez 37.24</w:t>
-        </w:r>
-      </w:hyperlink>
-      <w:r>
-        <w:rPr>
-          <w:lang w:val="pt_PT" w:bidi="pt_PT"/>
-        </w:rPr>
-        <w:t>). Deus havia amaldiçoado o descendente de Davi, o Rei Jeoaquim, na época do Exílio (</w:t>
-      </w:r>
-      <w:hyperlink r:id="rId98">
-        <w:r>
-          <w:rPr>
-            <w:lang w:val="pt_PT" w:bidi="pt_PT"/>
-          </w:rPr>
-          <w:rPr>
-            <w:color w:val="0000EE"/>
-            <w:u w:val="single"/>
-          </w:rPr>
-          <w:t>Jr 22.24–30</w:t>
-        </w:r>
-      </w:hyperlink>
-      <w:r>
-        <w:rPr>
-          <w:lang w:val="pt_PT" w:bidi="pt_PT"/>
-        </w:rPr>
-        <w:t xml:space="preserve">), mas a última mensagem de Ageu reverte essa maldição e reinstaura a aliança com Davi (veja </w:t>
-      </w:r>
-      <w:hyperlink r:id="rId99">
-        <w:r>
-          <w:rPr>
-            <w:lang w:val="pt_PT" w:bidi="pt_PT"/>
-          </w:rPr>
-          <w:rPr>
-            <w:color w:val="0000EE"/>
-            <w:u w:val="single"/>
-          </w:rPr>
-          <w:t>2Sm 7.4–17</w:t>
-        </w:r>
-      </w:hyperlink>
-      <w:r>
-        <w:rPr>
-          <w:lang w:val="pt_PT" w:bidi="pt_PT"/>
-        </w:rPr>
-        <w:t>) como o meio pelo qual Deus cumprirá suas promessas de abençoar e restaurar Israel.</w:t>
-      </w:r>
-      <w:r>
-        <w:rPr>
-          <w:lang w:val="pt_PT" w:bidi="pt_PT"/>
-        </w:rPr>
-      </w:r>
-      <w:r>
-        <w:rPr>
-          <w:lang w:val="pt_PT" w:bidi="pt_PT"/>
-        </w:rPr>
-      </w:r>
-    </w:p>
-    <w:p>
-      <w:pPr/>
-      <w:r>
-        <w:rPr>
-          <w:lang w:val="pt_PT" w:bidi="pt_PT"/>
-        </w:rPr>
-      </w:r>
-    </w:p>
-    <w:p>
-      <w:pPr>
-        <w:pStyle w:val="Heading2"/>
-      </w:pPr>
-      <w:r>
-        <w:rPr>
-          <w:lang w:val="pt_PT" w:bidi="pt_PT"/>
-        </w:rPr>
-        <w:t>Ageu 2.21</w:t>
-      </w:r>
-      <w:r>
-        <w:rPr>
-          <w:lang w:val="pt_PT" w:bidi="pt_PT"/>
-        </w:rPr>
-      </w:r>
-    </w:p>
-    <w:p>
-      <w:pPr/>
-      <w:r>
-        <w:rPr>
-          <w:lang w:val="pt_PT" w:bidi="pt_PT"/>
-        </w:rPr>
-      </w:r>
-      <w:r>
-        <w:rPr>
-          <w:lang w:val="pt_PT" w:bidi="pt_PT"/>
-        </w:rPr>
-        <w:t>Zorobabel, o governador</w:t>
-      </w:r>
-      <w:r>
-        <w:rPr>
-          <w:i/>
-          <w:lang w:val="pt_PT" w:bidi="pt_PT"/>
-        </w:rPr>
-        <w:t>,</w:t>
-      </w:r>
-      <w:r>
-        <w:rPr>
-          <w:lang w:val="pt_PT" w:bidi="pt_PT"/>
-        </w:rPr>
-        <w:t xml:space="preserve"> era um descendente de Davi através de Jeoaquim (</w:t>
-      </w:r>
-      <w:hyperlink r:id="rId100">
-        <w:r>
-          <w:rPr>
-            <w:lang w:val="pt_PT" w:bidi="pt_PT"/>
-          </w:rPr>
-          <w:rPr>
-            <w:color w:val="0000EE"/>
-            <w:u w:val="single"/>
-          </w:rPr>
-          <w:t>1Cr 3.19</w:t>
-        </w:r>
-      </w:hyperlink>
-      <w:r>
-        <w:rPr>
-          <w:lang w:val="pt_PT" w:bidi="pt_PT"/>
-        </w:rPr>
-        <w:t>). A afirmação de Ageu assim anula a maldição sobre Jeoaquim (</w:t>
-      </w:r>
-      <w:hyperlink r:id="rId98">
-        <w:r>
-          <w:rPr>
-            <w:lang w:val="pt_PT" w:bidi="pt_PT"/>
-          </w:rPr>
-          <w:rPr>
-            <w:color w:val="0000EE"/>
-            <w:u w:val="single"/>
-          </w:rPr>
-          <w:t>Jr 22.24–30</w:t>
-        </w:r>
-      </w:hyperlink>
-      <w:r>
-        <w:rPr>
-          <w:lang w:val="pt_PT" w:bidi="pt_PT"/>
-        </w:rPr>
-        <w:t>). No entanto, Zorobabel desaparece abruptamente do registro bíblico. Ele possivelmente foi deposto como governador da Judeia ou até mesmo executado pelo Rei Dario, que estava tentando controlar seu recém-adquirido império. As expectativas atribuídas a Zorobabel, e seu status como descendente de Davi, podem tê-lo tornado uma ameaça política para Dario.</w:t>
-      </w:r>
-      <w:r>
-        <w:rPr>
-          <w:lang w:val="pt_PT" w:bidi="pt_PT"/>
-        </w:rPr>
-      </w:r>
-      <w:r>
-        <w:rPr>
-          <w:lang w:val="pt_PT" w:bidi="pt_PT"/>
-        </w:rPr>
-      </w:r>
-    </w:p>
-    <w:p>
-      <w:pPr/>
-      <w:r>
-        <w:rPr>
-          <w:lang w:val="pt_PT" w:bidi="pt_PT"/>
-        </w:rPr>
-      </w:r>
-    </w:p>
-    <w:p>
-      <w:pPr>
-        <w:pStyle w:val="Heading2"/>
-      </w:pPr>
-      <w:r>
-        <w:rPr>
-          <w:lang w:val="pt_PT" w:bidi="pt_PT"/>
-        </w:rPr>
-        <w:t>Ageu 2.22</w:t>
-      </w:r>
-      <w:r>
-        <w:rPr>
-          <w:lang w:val="pt_PT" w:bidi="pt_PT"/>
-        </w:rPr>
-      </w:r>
-    </w:p>
-    <w:p>
-      <w:pPr/>
-      <w:r>
-        <w:rPr>
-          <w:lang w:val="pt_PT" w:bidi="pt_PT"/>
-        </w:rPr>
-      </w:r>
-      <w:r>
-        <w:rPr>
-          <w:lang w:val="pt_PT" w:bidi="pt_PT"/>
-        </w:rPr>
-        <w:t xml:space="preserve">Vou destruir os carros de guerra e os que andam neles, e os cavalos também morrerão; os cavaleiros matarão uns aos outros: A linguagem do profeta lembraria Israel de sua libertação do exército egípcio (veja </w:t>
-      </w:r>
-      <w:hyperlink r:id="rId101">
-        <w:r>
-          <w:rPr>
-            <w:lang w:val="pt_PT" w:bidi="pt_PT"/>
-          </w:rPr>
-          <w:rPr>
-            <w:color w:val="0000EE"/>
-            <w:u w:val="single"/>
-          </w:rPr>
-          <w:t>Êx 15.1–21</w:t>
-        </w:r>
-      </w:hyperlink>
-      <w:r>
-        <w:rPr>
-          <w:lang w:val="pt_PT" w:bidi="pt_PT"/>
-        </w:rPr>
-        <w:t>). A ambiguidade da ameaça do julgamento de Deus torna incerto se Ageu está se referindo a eventos no futuro distante ou a algo mais imediato envolvendo o Império Persa (por exemplo, as guerras greco-persas durante os reinados de Dario I e Xerxes ou a posterior Guerra do Peloponeso).</w:t>
-      </w:r>
-      <w:r>
-        <w:rPr>
-          <w:lang w:val="pt_PT" w:bidi="pt_PT"/>
-        </w:rPr>
-      </w:r>
-      <w:r>
-        <w:rPr>
-          <w:lang w:val="pt_PT" w:bidi="pt_PT"/>
-        </w:rPr>
-      </w:r>
-    </w:p>
-    <w:p>
-      <w:pPr/>
-      <w:r>
-        <w:rPr>
-          <w:lang w:val="pt_PT" w:bidi="pt_PT"/>
-        </w:rPr>
-      </w:r>
-    </w:p>
-    <w:p>
-      <w:pPr>
-        <w:pStyle w:val="Heading2"/>
-      </w:pPr>
-      <w:r>
-        <w:rPr>
-          <w:lang w:val="pt_PT" w:bidi="pt_PT"/>
-        </w:rPr>
-        <w:t>Ageu 2.23</w:t>
-      </w:r>
-      <w:r>
-        <w:rPr>
-          <w:lang w:val="pt_PT" w:bidi="pt_PT"/>
-        </w:rPr>
-      </w:r>
-    </w:p>
-    <w:p>
-      <w:pPr/>
-      <w:r>
-        <w:rPr>
-          <w:lang w:val="pt_PT" w:bidi="pt_PT"/>
-        </w:rPr>
-      </w:r>
-      <w:r>
-        <w:rPr>
-          <w:lang w:val="pt_PT" w:bidi="pt_PT"/>
-        </w:rPr>
-        <w:t xml:space="preserve">O anel de sinete era um símbolo de realeza. Uma pedra gravada em um anel de dedo de ouro ou prata era usada para selar ou endossar documentos oficiais. A imagem no texto original enfatiza a autoridade divina investida em Zorobabel e assegura ao povo o envolvimento contínuo de Deus no processo político (apesar das falhas dos monarcas hebreus). A designação de Zorobabel como o </w:t>
-      </w:r>
-      <w:r>
-        <w:rPr>
-          <w:i/>
-          <w:lang w:val="pt_PT" w:bidi="pt_PT"/>
-        </w:rPr>
-        <w:t>selo</w:t>
-      </w:r>
-      <w:r>
-        <w:rPr>
-          <w:lang w:val="pt_PT" w:bidi="pt_PT"/>
-        </w:rPr>
-        <w:t xml:space="preserve"> do Senhor sem dúvida reacendeu as expectativas para o Messias, já que Zorobabel era descendente do Rei Davi. No entanto, a declaração aponta, em última análise, além de Zorobabel (veja </w:t>
-      </w:r>
-      <w:r>
-        <w:rPr>
-          <w:lang w:val="pt_PT" w:bidi="pt_PT"/>
-        </w:rPr>
-        <w:t>nota de estudo em 2.21</w:t>
-      </w:r>
-      <w:r>
-        <w:rPr>
-          <w:lang w:val="pt_PT" w:bidi="pt_PT"/>
-        </w:rPr>
-        <w:t xml:space="preserve">) para um de seus descendentes (veja </w:t>
-      </w:r>
       <w:hyperlink r:id="rId102">
-        <w:r>
-          <w:rPr>
-            <w:lang w:val="pt_PT" w:bidi="pt_PT"/>
-          </w:rPr>
-          <w:rPr>
-            <w:color w:val="0000EE"/>
-            <w:u w:val="single"/>
-          </w:rPr>
-          <w:t>Mt 1.12</w:t>
-        </w:r>
-      </w:hyperlink>
-      <w:r>
-        <w:rPr>
-          <w:lang w:val="pt_PT" w:bidi="pt_PT"/>
-        </w:rPr>
-        <w:t xml:space="preserve">; </w:t>
-      </w:r>
-      <w:hyperlink r:id="rId103">
-        <w:r>
-          <w:rPr>
-            <w:lang w:val="pt_PT" w:bidi="pt_PT"/>
-          </w:rPr>
-          <w:rPr>
-            <w:color w:val="0000EE"/>
-            <w:u w:val="single"/>
-          </w:rPr>
-          <w:t>Lc 1.32–33</w:t>
-        </w:r>
-      </w:hyperlink>
-      <w:r>
-        <w:rPr>
-          <w:lang w:val="pt_PT" w:bidi="pt_PT"/>
-        </w:rPr>
-        <w:t xml:space="preserve">; </w:t>
-      </w:r>
-      <w:hyperlink r:id="rId104">
         <w:r>
           <w:rPr>
             <w:lang w:val="pt_PT" w:bidi="pt_PT"/>

--- a/por/docx/37.content.docx
+++ b/por/docx/37.content.docx
@@ -163,13 +163,6 @@
         <w:rPr>
           <w:lang w:val="pt_PT" w:bidi="pt_PT"/>
         </w:rPr>
-      </w:r>
-      <w:r>
-        <w:rPr>
-          <w:i/>
-          <w:lang w:val="pt_PT" w:bidi="pt_PT"/>
-        </w:rPr>
-        <w:t>Ageu 1.1, Ageu 1.1–15, Ageu 1.2, Ageu 1.4, Ageu 1.5, Ageu 1.6, Ageu 1.8, Ageu 1.9, Ageu 1.11, Ageu 1.12, Ageu 1.13, Ageu 1.14, Ageu 2.1, Ageu 2.1–9, Ageu 2.3, Ageu 2.4, Ageu 2.5, Ageu 2.6–7, Ageu 2.7, Ageu 2.9, Ageu 2.10–19, Ageu 2.11, Ageu 2.12, Ageu 2.13, Ageu 2.14, Ageu 2.15, Ageu 2.17, Ageu 2.18, Ageu 2.19, Ageu 2.20–23, Ageu 2.21, Ageu 2.22, Ageu 2.23</w:t>
       </w:r>
       <w:r>
         <w:rPr>

--- a/por/docx/37.content.docx
+++ b/por/docx/37.content.docx
@@ -150,19 +150,6 @@
           <w:lang w:val="pt_PT" w:bidi="pt_PT"/>
         </w:rPr>
         <w:t>HAG</w:t>
-      </w:r>
-      <w:r>
-        <w:rPr>
-          <w:lang w:val="pt_PT" w:bidi="pt_PT"/>
-        </w:rPr>
-      </w:r>
-    </w:p>
-    <w:p>
-      <w:pPr/>
-      <w:r>
-        <w:rPr>
-          <w:lang w:val="pt_PT" w:bidi="pt_PT"/>
-        </w:rPr>
       </w:r>
       <w:r>
         <w:rPr>

--- a/por/docx/37.content.docx
+++ b/por/docx/37.content.docx
@@ -19,7 +19,7 @@
         <w:rPr>
           <w:lang w:val="pt_PT" w:bidi="pt_PT"/>
         </w:rPr>
-        <w:t>Resource: Notas de Estudo (Tyndale)</w:t>
+        <w:t>Resource: Tyndale Open Study Notes</w:t>
       </w:r>
       <w:r>
         <w:rPr>
@@ -112,7 +112,7 @@
         <w:rPr>
           <w:lang w:val="pt_PT" w:bidi="pt_PT"/>
         </w:rPr>
-        <w:t>Notas de Estudo (Tyndale)</w:t>
+        <w:t>Tyndale Open Study Notes</w:t>
       </w:r>
     </w:p>
     <w:p>

--- a/por/docx/37.content.docx
+++ b/por/docx/37.content.docx
@@ -19,7 +19,7 @@
         <w:rPr>
           <w:lang w:val="pt_PT" w:bidi="pt_PT"/>
         </w:rPr>
-        <w:t>Resource: Tyndale Open Study Notes</w:t>
+        <w:t>Resource: Aquifer Open Study Notes</w:t>
       </w:r>
       <w:r>
         <w:rPr>
@@ -112,7 +112,7 @@
         <w:rPr>
           <w:lang w:val="pt_PT" w:bidi="pt_PT"/>
         </w:rPr>
-        <w:t>Tyndale Open Study Notes</w:t>
+        <w:t>Aquifer Open Study Notes</w:t>
       </w:r>
     </w:p>
     <w:p>

--- a/por/docx/37.content.docx
+++ b/por/docx/37.content.docx
@@ -246,108 +246,72 @@
         </w:rPr>
         <w:t xml:space="preserve">) identifica o autor, o público, a data e a ocasião que motivou a profecia. • No segundo ano: O Rei Dario I (Histaspes) governou a Pérsia de 521 a 486 a.C., no início do Império Persa (539–331 a.C.). As mensagens de Ageu estão entre as profecias mais precisamente datadas do Antigo Testamento. • Profeta (hebraico nabi’) designa Ageu como um representante de Deus que fala com a autoridade de Deus, que o enviou. • Zorobabel liderou um grupo de hebreus de volta à Palestina após o exílio babilônico e foi o governador de Judá nomeado pelos persas na época do ministério de Ageu (veja </w:t>
       </w:r>
-      <w:hyperlink r:id="rId13">
-        <w:r>
-          <w:rPr>
-            <w:lang w:val="pt_PT" w:bidi="pt_PT"/>
-          </w:rPr>
-          <w:rPr>
-            <w:color w:val="0000EE"/>
-            <w:u w:val="single"/>
-          </w:rPr>
-          <w:t>Ed 2.1–2</w:t>
-        </w:r>
-      </w:hyperlink>
+      <w:r>
+        <w:rPr>
+          <w:lang w:val="pt_PT" w:bidi="pt_PT"/>
+        </w:rPr>
+        <w:t>Ed 2.1–2</w:t>
+      </w:r>
       <w:r>
         <w:rPr>
           <w:lang w:val="pt_PT" w:bidi="pt_PT"/>
         </w:rPr>
         <w:t xml:space="preserve">; </w:t>
       </w:r>
-      <w:hyperlink r:id="rId14">
-        <w:r>
-          <w:rPr>
-            <w:lang w:val="pt_PT" w:bidi="pt_PT"/>
-          </w:rPr>
-          <w:rPr>
-            <w:color w:val="0000EE"/>
-            <w:u w:val="single"/>
-          </w:rPr>
-          <w:t>3.2</w:t>
-        </w:r>
-      </w:hyperlink>
+      <w:r>
+        <w:rPr>
+          <w:lang w:val="pt_PT" w:bidi="pt_PT"/>
+        </w:rPr>
+        <w:t>3.2</w:t>
+      </w:r>
       <w:r>
         <w:rPr>
           <w:lang w:val="pt_PT" w:bidi="pt_PT"/>
         </w:rPr>
         <w:t xml:space="preserve">; </w:t>
       </w:r>
-      <w:hyperlink r:id="rId15">
-        <w:r>
-          <w:rPr>
-            <w:lang w:val="pt_PT" w:bidi="pt_PT"/>
-          </w:rPr>
-          <w:rPr>
-            <w:color w:val="0000EE"/>
-            <w:u w:val="single"/>
-          </w:rPr>
-          <w:t>Ne 7.7</w:t>
-        </w:r>
-      </w:hyperlink>
+      <w:r>
+        <w:rPr>
+          <w:lang w:val="pt_PT" w:bidi="pt_PT"/>
+        </w:rPr>
+        <w:t>Ne 7.7</w:t>
+      </w:r>
       <w:r>
         <w:rPr>
           <w:lang w:val="pt_PT" w:bidi="pt_PT"/>
         </w:rPr>
         <w:t>). • Jesua era o sumo sacerdote naquela época. Sob sua supervisão, o altar foi reconstruído e o Segundo Templo foi dedicado (</w:t>
       </w:r>
-      <w:hyperlink r:id="rId14">
-        <w:r>
-          <w:rPr>
-            <w:lang w:val="pt_PT" w:bidi="pt_PT"/>
-          </w:rPr>
-          <w:rPr>
-            <w:color w:val="0000EE"/>
-            <w:u w:val="single"/>
-          </w:rPr>
-          <w:t>Ed 3.2</w:t>
-        </w:r>
-      </w:hyperlink>
+      <w:r>
+        <w:rPr>
+          <w:lang w:val="pt_PT" w:bidi="pt_PT"/>
+        </w:rPr>
+        <w:t>Ed 3.2</w:t>
+      </w:r>
       <w:r>
         <w:rPr>
           <w:lang w:val="pt_PT" w:bidi="pt_PT"/>
         </w:rPr>
         <w:t xml:space="preserve">; </w:t>
       </w:r>
-      <w:hyperlink r:id="rId16">
-        <w:r>
-          <w:rPr>
-            <w:lang w:val="pt_PT" w:bidi="pt_PT"/>
-          </w:rPr>
-          <w:rPr>
-            <w:color w:val="0000EE"/>
-            <w:u w:val="single"/>
-          </w:rPr>
-          <w:t>5.2</w:t>
-        </w:r>
-      </w:hyperlink>
+      <w:r>
+        <w:rPr>
+          <w:lang w:val="pt_PT" w:bidi="pt_PT"/>
+        </w:rPr>
+        <w:t>5.2</w:t>
+      </w:r>
       <w:r>
         <w:rPr>
           <w:lang w:val="pt_PT" w:bidi="pt_PT"/>
         </w:rPr>
         <w:t xml:space="preserve">; </w:t>
       </w:r>
-      <w:hyperlink r:id="rId17">
-        <w:r>
-          <w:rPr>
-            <w:lang w:val="pt_PT" w:bidi="pt_PT"/>
-          </w:rPr>
-          <w:rPr>
-            <w:color w:val="0000EE"/>
-            <w:u w:val="single"/>
-          </w:rPr>
-          <w:t>6.15</w:t>
-        </w:r>
-      </w:hyperlink>
+      <w:r>
+        <w:rPr>
+          <w:lang w:val="pt_PT" w:bidi="pt_PT"/>
+        </w:rPr>
+        <w:t>6.15</w:t>
+      </w:r>
       <w:r>
         <w:rPr>
           <w:lang w:val="pt_PT" w:bidi="pt_PT"/>
@@ -450,108 +414,72 @@
         </w:rPr>
         <w:t>Senhor Todo-Poderoso (ou Senhor dos Exércitos Celestiais, presente no texto original): A expressão favorita de Ageu e Zacarias para Deus destaca o poder invencível por trás da palavra de Deus. O Senhor pode convocar um número infinito de tropas celestiais para cumprir sua vontade a qualquer momento (</w:t>
       </w:r>
-      <w:hyperlink r:id="rId18">
-        <w:r>
-          <w:rPr>
-            <w:lang w:val="pt_PT" w:bidi="pt_PT"/>
-          </w:rPr>
-          <w:rPr>
-            <w:color w:val="0000EE"/>
-            <w:u w:val="single"/>
-          </w:rPr>
-          <w:t>2Rs 6.17</w:t>
-        </w:r>
-      </w:hyperlink>
+      <w:r>
+        <w:rPr>
+          <w:lang w:val="pt_PT" w:bidi="pt_PT"/>
+        </w:rPr>
+        <w:t>2Rs 6.17</w:t>
+      </w:r>
       <w:r>
         <w:rPr>
           <w:lang w:val="pt_PT" w:bidi="pt_PT"/>
         </w:rPr>
         <w:t xml:space="preserve">; </w:t>
       </w:r>
-      <w:hyperlink r:id="rId19">
-        <w:r>
-          <w:rPr>
-            <w:lang w:val="pt_PT" w:bidi="pt_PT"/>
-          </w:rPr>
-          <w:rPr>
-            <w:color w:val="0000EE"/>
-            <w:u w:val="single"/>
-          </w:rPr>
-          <w:t>Mt 26.53</w:t>
-        </w:r>
-      </w:hyperlink>
+      <w:r>
+        <w:rPr>
+          <w:lang w:val="pt_PT" w:bidi="pt_PT"/>
+        </w:rPr>
+        <w:t>Mt 26.53</w:t>
+      </w:r>
       <w:r>
         <w:rPr>
           <w:lang w:val="pt_PT" w:bidi="pt_PT"/>
         </w:rPr>
         <w:t>). Esse pensamento tinha a intenção de encorajar os judeus, que se sentiam impotentes e insignificantes. • Ainda não chegou o tempo: As colheitas ruins devido à seca e à peste tinham enfraquecido tanto a economia de Judá (</w:t>
       </w:r>
-      <w:hyperlink r:id="rId20">
-        <w:r>
-          <w:rPr>
-            <w:lang w:val="pt_PT" w:bidi="pt_PT"/>
-          </w:rPr>
-          <w:rPr>
-            <w:color w:val="0000EE"/>
-            <w:u w:val="single"/>
-          </w:rPr>
-          <w:t>Ag 1.6</w:t>
-        </w:r>
-      </w:hyperlink>
+      <w:r>
+        <w:rPr>
+          <w:lang w:val="pt_PT" w:bidi="pt_PT"/>
+        </w:rPr>
+        <w:t>Ag 1.6</w:t>
+      </w:r>
       <w:r>
         <w:rPr>
           <w:lang w:val="pt_PT" w:bidi="pt_PT"/>
         </w:rPr>
         <w:t xml:space="preserve">, </w:t>
       </w:r>
-      <w:hyperlink r:id="rId21">
-        <w:r>
-          <w:rPr>
-            <w:lang w:val="pt_PT" w:bidi="pt_PT"/>
-          </w:rPr>
-          <w:rPr>
-            <w:color w:val="0000EE"/>
-            <w:u w:val="single"/>
-          </w:rPr>
-          <w:t>9–11</w:t>
-        </w:r>
-      </w:hyperlink>
+      <w:r>
+        <w:rPr>
+          <w:lang w:val="pt_PT" w:bidi="pt_PT"/>
+        </w:rPr>
+        <w:t>9–11</w:t>
+      </w:r>
       <w:r>
         <w:rPr>
           <w:lang w:val="pt_PT" w:bidi="pt_PT"/>
         </w:rPr>
         <w:t>) que o povo achava que não podia se dar ao luxo de reconstruir o Templo. Ageu os convenceu de que não podiam se dar ao luxo de deixar o Templo em ruínas, pois Deus não os abençoaria e prosperaria se não reconstruíssem a casa do Senhor (</w:t>
       </w:r>
-      <w:hyperlink r:id="rId22">
-        <w:r>
-          <w:rPr>
-            <w:lang w:val="pt_PT" w:bidi="pt_PT"/>
-          </w:rPr>
-          <w:rPr>
-            <w:color w:val="0000EE"/>
-            <w:u w:val="single"/>
-          </w:rPr>
-          <w:t>1.4</w:t>
-        </w:r>
-      </w:hyperlink>
+      <w:r>
+        <w:rPr>
+          <w:lang w:val="pt_PT" w:bidi="pt_PT"/>
+        </w:rPr>
+        <w:t>1.4</w:t>
+      </w:r>
       <w:r>
         <w:rPr>
           <w:lang w:val="pt_PT" w:bidi="pt_PT"/>
         </w:rPr>
         <w:t xml:space="preserve">, </w:t>
       </w:r>
-      <w:hyperlink r:id="rId23">
-        <w:r>
-          <w:rPr>
-            <w:lang w:val="pt_PT" w:bidi="pt_PT"/>
-          </w:rPr>
-          <w:rPr>
-            <w:color w:val="0000EE"/>
-            <w:u w:val="single"/>
-          </w:rPr>
-          <w:t>7–8</w:t>
-        </w:r>
-      </w:hyperlink>
+      <w:r>
+        <w:rPr>
+          <w:lang w:val="pt_PT" w:bidi="pt_PT"/>
+        </w:rPr>
+        <w:t>7–8</w:t>
+      </w:r>
       <w:r>
         <w:rPr>
           <w:lang w:val="pt_PT" w:bidi="pt_PT"/>
@@ -606,18 +534,12 @@
         </w:rPr>
         <w:t xml:space="preserve">Será que? Perguntas retóricas na literatura profética pedem concordância em vez de uma resposta (veja </w:t>
       </w:r>
-      <w:hyperlink r:id="rId24">
-        <w:r>
-          <w:rPr>
-            <w:lang w:val="pt_PT" w:bidi="pt_PT"/>
-          </w:rPr>
-          <w:rPr>
-            <w:color w:val="0000EE"/>
-            <w:u w:val="single"/>
-          </w:rPr>
-          <w:t>2.3</w:t>
-        </w:r>
-      </w:hyperlink>
+      <w:r>
+        <w:rPr>
+          <w:lang w:val="pt_PT" w:bidi="pt_PT"/>
+        </w:rPr>
+        <w:t>2.3</w:t>
+      </w:r>
       <w:r>
         <w:rPr>
           <w:lang w:val="pt_PT" w:bidi="pt_PT"/>
@@ -724,90 +646,60 @@
         </w:rPr>
         <w:t xml:space="preserve"> é o lugar onde o pensamento, o sentimento e a vontade ocorrem. Portanto, este comando (também </w:t>
       </w:r>
-      <w:hyperlink r:id="rId25">
-        <w:r>
-          <w:rPr>
-            <w:lang w:val="pt_PT" w:bidi="pt_PT"/>
-          </w:rPr>
-          <w:rPr>
-            <w:color w:val="0000EE"/>
-            <w:u w:val="single"/>
-          </w:rPr>
-          <w:t>1.7</w:t>
-        </w:r>
-      </w:hyperlink>
+      <w:r>
+        <w:rPr>
+          <w:lang w:val="pt_PT" w:bidi="pt_PT"/>
+        </w:rPr>
+        <w:t>1.7</w:t>
+      </w:r>
       <w:r>
         <w:rPr>
           <w:lang w:val="pt_PT" w:bidi="pt_PT"/>
         </w:rPr>
         <w:t xml:space="preserve">; </w:t>
       </w:r>
-      <w:hyperlink r:id="rId26">
-        <w:r>
-          <w:rPr>
-            <w:lang w:val="pt_PT" w:bidi="pt_PT"/>
-          </w:rPr>
-          <w:rPr>
-            <w:color w:val="0000EE"/>
-            <w:u w:val="single"/>
-          </w:rPr>
-          <w:t>2.15</w:t>
-        </w:r>
-      </w:hyperlink>
+      <w:r>
+        <w:rPr>
+          <w:lang w:val="pt_PT" w:bidi="pt_PT"/>
+        </w:rPr>
+        <w:t>2.15</w:t>
+      </w:r>
       <w:r>
         <w:rPr>
           <w:lang w:val="pt_PT" w:bidi="pt_PT"/>
         </w:rPr>
         <w:t xml:space="preserve">, </w:t>
       </w:r>
-      <w:hyperlink r:id="rId27">
-        <w:r>
-          <w:rPr>
-            <w:lang w:val="pt_PT" w:bidi="pt_PT"/>
-          </w:rPr>
-          <w:rPr>
-            <w:color w:val="0000EE"/>
-            <w:u w:val="single"/>
-          </w:rPr>
-          <w:t>18</w:t>
-        </w:r>
-      </w:hyperlink>
+      <w:r>
+        <w:rPr>
+          <w:lang w:val="pt_PT" w:bidi="pt_PT"/>
+        </w:rPr>
+        <w:t>18</w:t>
+      </w:r>
       <w:r>
         <w:rPr>
           <w:lang w:val="pt_PT" w:bidi="pt_PT"/>
         </w:rPr>
         <w:t xml:space="preserve">) convoca o povo a pensar cuidadosamente e tirar as conclusões adequadas sobre a conexão entre o que está acontecendo com eles (seca e pobreza, </w:t>
       </w:r>
-      <w:hyperlink r:id="rId20">
-        <w:r>
-          <w:rPr>
-            <w:lang w:val="pt_PT" w:bidi="pt_PT"/>
-          </w:rPr>
-          <w:rPr>
-            <w:color w:val="0000EE"/>
-            <w:u w:val="single"/>
-          </w:rPr>
-          <w:t>1.6</w:t>
-        </w:r>
-      </w:hyperlink>
+      <w:r>
+        <w:rPr>
+          <w:lang w:val="pt_PT" w:bidi="pt_PT"/>
+        </w:rPr>
+        <w:t>1.6</w:t>
+      </w:r>
       <w:r>
         <w:rPr>
           <w:lang w:val="pt_PT" w:bidi="pt_PT"/>
         </w:rPr>
         <w:t>) e sua falha em restaurar a adoração adequada ao Senhor (</w:t>
       </w:r>
-      <w:hyperlink r:id="rId28">
-        <w:r>
-          <w:rPr>
-            <w:lang w:val="pt_PT" w:bidi="pt_PT"/>
-          </w:rPr>
-          <w:rPr>
-            <w:color w:val="0000EE"/>
-            <w:u w:val="single"/>
-          </w:rPr>
-          <w:t>1.8–9</w:t>
-        </w:r>
-      </w:hyperlink>
+      <w:r>
+        <w:rPr>
+          <w:lang w:val="pt_PT" w:bidi="pt_PT"/>
+        </w:rPr>
+        <w:t>1.8–9</w:t>
+      </w:r>
       <w:r>
         <w:rPr>
           <w:lang w:val="pt_PT" w:bidi="pt_PT"/>
@@ -923,18 +815,12 @@
         </w:rPr>
         <w:t>Agora, vão até as montanhas: Os bosques ao redor de Jerusalém eram insuficientes para atender às demandas do projeto do Templo. Esses suprimentos teriam sido importados do Líbano e da Síria ao norte. • O desafio de reconstruir minha casa destaca a importância da adoração na vida da comunidade e a necessidade de um santuário adequado para que a adoração ao Senhor ocorra de acordo com a lei. A terra experimentaria bênção e prosperidade quando o Templo do Senhor — sua morada — fosse reconstruído (</w:t>
       </w:r>
-      <w:hyperlink r:id="rId29">
-        <w:r>
-          <w:rPr>
-            <w:lang w:val="pt_PT" w:bidi="pt_PT"/>
-          </w:rPr>
-          <w:rPr>
-            <w:color w:val="0000EE"/>
-            <w:u w:val="single"/>
-          </w:rPr>
-          <w:t>2.4</w:t>
-        </w:r>
-      </w:hyperlink>
+      <w:r>
+        <w:rPr>
+          <w:lang w:val="pt_PT" w:bidi="pt_PT"/>
+        </w:rPr>
+        <w:t>2.4</w:t>
+      </w:r>
       <w:r>
         <w:rPr>
           <w:lang w:val="pt_PT" w:bidi="pt_PT"/>
@@ -989,72 +875,48 @@
         </w:rPr>
         <w:t>Eu soprei tudo para longe: O Senhor destruiu a colheita porque as prioridades do povo estavam erradas — eles pensavam apenas em si mesmos em vez de em Deus. • diz o Senhor Todo-Poderoso: A "fórmula Deus-como-orador", que muitas vezes encerra uma profecia (</w:t>
       </w:r>
-      <w:hyperlink r:id="rId30">
-        <w:r>
-          <w:rPr>
-            <w:lang w:val="pt_PT" w:bidi="pt_PT"/>
-          </w:rPr>
-          <w:rPr>
-            <w:color w:val="0000EE"/>
-            <w:u w:val="single"/>
-          </w:rPr>
-          <w:t>1.13</w:t>
-        </w:r>
-      </w:hyperlink>
+      <w:r>
+        <w:rPr>
+          <w:lang w:val="pt_PT" w:bidi="pt_PT"/>
+        </w:rPr>
+        <w:t>1.13</w:t>
+      </w:r>
       <w:r>
         <w:rPr>
           <w:lang w:val="pt_PT" w:bidi="pt_PT"/>
         </w:rPr>
         <w:t xml:space="preserve">; </w:t>
       </w:r>
-      <w:hyperlink r:id="rId31">
-        <w:r>
-          <w:rPr>
-            <w:lang w:val="pt_PT" w:bidi="pt_PT"/>
-          </w:rPr>
-          <w:rPr>
-            <w:color w:val="0000EE"/>
-            <w:u w:val="single"/>
-          </w:rPr>
-          <w:t>2.8</w:t>
-        </w:r>
-      </w:hyperlink>
+      <w:r>
+        <w:rPr>
+          <w:lang w:val="pt_PT" w:bidi="pt_PT"/>
+        </w:rPr>
+        <w:t>2.8</w:t>
+      </w:r>
       <w:r>
         <w:rPr>
           <w:lang w:val="pt_PT" w:bidi="pt_PT"/>
         </w:rPr>
         <w:t xml:space="preserve">, </w:t>
       </w:r>
-      <w:hyperlink r:id="rId32">
-        <w:r>
-          <w:rPr>
-            <w:lang w:val="pt_PT" w:bidi="pt_PT"/>
-          </w:rPr>
-          <w:rPr>
-            <w:color w:val="0000EE"/>
-            <w:u w:val="single"/>
-          </w:rPr>
-          <w:t>17</w:t>
-        </w:r>
-      </w:hyperlink>
+      <w:r>
+        <w:rPr>
+          <w:lang w:val="pt_PT" w:bidi="pt_PT"/>
+        </w:rPr>
+        <w:t>17</w:t>
+      </w:r>
       <w:r>
         <w:rPr>
           <w:lang w:val="pt_PT" w:bidi="pt_PT"/>
         </w:rPr>
         <w:t xml:space="preserve">, </w:t>
       </w:r>
-      <w:hyperlink r:id="rId33">
-        <w:r>
-          <w:rPr>
-            <w:lang w:val="pt_PT" w:bidi="pt_PT"/>
-          </w:rPr>
-          <w:rPr>
-            <w:color w:val="0000EE"/>
-            <w:u w:val="single"/>
-          </w:rPr>
-          <w:t>23</w:t>
-        </w:r>
-      </w:hyperlink>
+      <w:r>
+        <w:rPr>
+          <w:lang w:val="pt_PT" w:bidi="pt_PT"/>
+        </w:rPr>
+        <w:t>23</w:t>
+      </w:r>
       <w:r>
         <w:rPr>
           <w:lang w:val="pt_PT" w:bidi="pt_PT"/>
@@ -1109,90 +971,60 @@
         </w:rPr>
         <w:t>Eu fiz com que houvesse seca: O povo não reconheceu sua situação como um julgamento divino sobre suas prioridades equivocadas, então Ageu interpretou a situação à luz das maldições ligadas à aliança (</w:t>
       </w:r>
-      <w:hyperlink r:id="rId34">
-        <w:r>
-          <w:rPr>
-            <w:lang w:val="pt_PT" w:bidi="pt_PT"/>
-          </w:rPr>
-          <w:rPr>
-            <w:color w:val="0000EE"/>
-            <w:u w:val="single"/>
-          </w:rPr>
-          <w:t>Dt 28.15–68</w:t>
-        </w:r>
-      </w:hyperlink>
+      <w:r>
+        <w:rPr>
+          <w:lang w:val="pt_PT" w:bidi="pt_PT"/>
+        </w:rPr>
+        <w:t>Dt 28.15–68</w:t>
+      </w:r>
       <w:r>
         <w:rPr>
           <w:lang w:val="pt_PT" w:bidi="pt_PT"/>
         </w:rPr>
         <w:t xml:space="preserve">, especialmente vv. </w:t>
       </w:r>
-      <w:hyperlink r:id="rId35">
-        <w:r>
-          <w:rPr>
-            <w:lang w:val="pt_PT" w:bidi="pt_PT"/>
-          </w:rPr>
-          <w:rPr>
-            <w:color w:val="0000EE"/>
-            <w:u w:val="single"/>
-          </w:rPr>
-          <w:t>22–24</w:t>
-        </w:r>
-      </w:hyperlink>
+      <w:r>
+        <w:rPr>
+          <w:lang w:val="pt_PT" w:bidi="pt_PT"/>
+        </w:rPr>
+        <w:t>22–24</w:t>
+      </w:r>
       <w:r>
         <w:rPr>
           <w:lang w:val="pt_PT" w:bidi="pt_PT"/>
         </w:rPr>
         <w:t xml:space="preserve">, </w:t>
       </w:r>
-      <w:hyperlink r:id="rId36">
-        <w:r>
-          <w:rPr>
-            <w:lang w:val="pt_PT" w:bidi="pt_PT"/>
-          </w:rPr>
-          <w:rPr>
-            <w:color w:val="0000EE"/>
-            <w:u w:val="single"/>
-          </w:rPr>
-          <w:t>38–40</w:t>
-        </w:r>
-      </w:hyperlink>
+      <w:r>
+        <w:rPr>
+          <w:lang w:val="pt_PT" w:bidi="pt_PT"/>
+        </w:rPr>
+        <w:t>38–40</w:t>
+      </w:r>
       <w:r>
         <w:rPr>
           <w:lang w:val="pt_PT" w:bidi="pt_PT"/>
         </w:rPr>
         <w:t>). • Seca (hebraico khoreb) é um trocadilho com "ruínas" (</w:t>
       </w:r>
-      <w:hyperlink r:id="rId22">
-        <w:r>
-          <w:rPr>
-            <w:lang w:val="pt_PT" w:bidi="pt_PT"/>
-          </w:rPr>
-          <w:rPr>
-            <w:color w:val="0000EE"/>
-            <w:u w:val="single"/>
-          </w:rPr>
-          <w:t>Ag 1.4</w:t>
-        </w:r>
-      </w:hyperlink>
+      <w:r>
+        <w:rPr>
+          <w:lang w:val="pt_PT" w:bidi="pt_PT"/>
+        </w:rPr>
+        <w:t>Ag 1.4</w:t>
+      </w:r>
       <w:r>
         <w:rPr>
           <w:lang w:val="pt_PT" w:bidi="pt_PT"/>
         </w:rPr>
         <w:t xml:space="preserve">, </w:t>
       </w:r>
-      <w:hyperlink r:id="rId37">
-        <w:r>
-          <w:rPr>
-            <w:lang w:val="pt_PT" w:bidi="pt_PT"/>
-          </w:rPr>
-          <w:rPr>
-            <w:color w:val="0000EE"/>
-            <w:u w:val="single"/>
-          </w:rPr>
-          <w:t>9</w:t>
-        </w:r>
-      </w:hyperlink>
+      <w:r>
+        <w:rPr>
+          <w:lang w:val="pt_PT" w:bidi="pt_PT"/>
+        </w:rPr>
+        <w:t>9</w:t>
+      </w:r>
       <w:r>
         <w:rPr>
           <w:lang w:val="pt_PT" w:bidi="pt_PT"/>
@@ -1308,108 +1140,72 @@
         </w:rPr>
         <w:t xml:space="preserve"> Senhor) confere uma autoridade distintiva a Ageu como agente do Senhor. • Eu estarei com vocês: Isso afirmava a aliança de Deus com o povo de Judá, sua presença pessoal e seu apoio no projeto de construção (</w:t>
       </w:r>
-      <w:hyperlink r:id="rId38">
-        <w:r>
-          <w:rPr>
-            <w:lang w:val="pt_PT" w:bidi="pt_PT"/>
-          </w:rPr>
-          <w:rPr>
-            <w:color w:val="0000EE"/>
-            <w:u w:val="single"/>
-          </w:rPr>
-          <w:t>2.4–5</w:t>
-        </w:r>
-      </w:hyperlink>
+      <w:r>
+        <w:rPr>
+          <w:lang w:val="pt_PT" w:bidi="pt_PT"/>
+        </w:rPr>
+        <w:t>2.4–5</w:t>
+      </w:r>
       <w:r>
         <w:rPr>
           <w:lang w:val="pt_PT" w:bidi="pt_PT"/>
         </w:rPr>
         <w:t xml:space="preserve">; veja </w:t>
       </w:r>
-      <w:hyperlink r:id="rId39">
-        <w:r>
-          <w:rPr>
-            <w:lang w:val="pt_PT" w:bidi="pt_PT"/>
-          </w:rPr>
-          <w:rPr>
-            <w:color w:val="0000EE"/>
-            <w:u w:val="single"/>
-          </w:rPr>
-          <w:t>Gn 26.3</w:t>
-        </w:r>
-      </w:hyperlink>
+      <w:r>
+        <w:rPr>
+          <w:lang w:val="pt_PT" w:bidi="pt_PT"/>
+        </w:rPr>
+        <w:t>Gn 26.3</w:t>
+      </w:r>
       <w:r>
         <w:rPr>
           <w:lang w:val="pt_PT" w:bidi="pt_PT"/>
         </w:rPr>
         <w:t xml:space="preserve">; </w:t>
       </w:r>
-      <w:hyperlink r:id="rId40">
-        <w:r>
-          <w:rPr>
-            <w:lang w:val="pt_PT" w:bidi="pt_PT"/>
-          </w:rPr>
-          <w:rPr>
-            <w:color w:val="0000EE"/>
-            <w:u w:val="single"/>
-          </w:rPr>
-          <w:t>Êx 3.12</w:t>
-        </w:r>
-      </w:hyperlink>
+      <w:r>
+        <w:rPr>
+          <w:lang w:val="pt_PT" w:bidi="pt_PT"/>
+        </w:rPr>
+        <w:t>Êx 3.12</w:t>
+      </w:r>
       <w:r>
         <w:rPr>
           <w:lang w:val="pt_PT" w:bidi="pt_PT"/>
         </w:rPr>
         <w:t xml:space="preserve">; </w:t>
       </w:r>
-      <w:hyperlink r:id="rId41">
-        <w:r>
-          <w:rPr>
-            <w:lang w:val="pt_PT" w:bidi="pt_PT"/>
-          </w:rPr>
-          <w:rPr>
-            <w:color w:val="0000EE"/>
-            <w:u w:val="single"/>
-          </w:rPr>
-          <w:t>Is 41.10</w:t>
-        </w:r>
-      </w:hyperlink>
+      <w:r>
+        <w:rPr>
+          <w:lang w:val="pt_PT" w:bidi="pt_PT"/>
+        </w:rPr>
+        <w:t>Is 41.10</w:t>
+      </w:r>
       <w:r>
         <w:rPr>
           <w:lang w:val="pt_PT" w:bidi="pt_PT"/>
         </w:rPr>
         <w:t xml:space="preserve">; </w:t>
       </w:r>
-      <w:hyperlink r:id="rId42">
-        <w:r>
-          <w:rPr>
-            <w:lang w:val="pt_PT" w:bidi="pt_PT"/>
-          </w:rPr>
-          <w:rPr>
-            <w:color w:val="0000EE"/>
-            <w:u w:val="single"/>
-          </w:rPr>
-          <w:t>43.5</w:t>
-        </w:r>
-      </w:hyperlink>
+      <w:r>
+        <w:rPr>
+          <w:lang w:val="pt_PT" w:bidi="pt_PT"/>
+        </w:rPr>
+        <w:t>43.5</w:t>
+      </w:r>
       <w:r>
         <w:rPr>
           <w:lang w:val="pt_PT" w:bidi="pt_PT"/>
         </w:rPr>
         <w:t xml:space="preserve">; </w:t>
       </w:r>
-      <w:hyperlink r:id="rId43">
-        <w:r>
-          <w:rPr>
-            <w:lang w:val="pt_PT" w:bidi="pt_PT"/>
-          </w:rPr>
-          <w:rPr>
-            <w:color w:val="0000EE"/>
-            <w:u w:val="single"/>
-          </w:rPr>
-          <w:t>Jr 30.11</w:t>
-        </w:r>
-      </w:hyperlink>
+      <w:r>
+        <w:rPr>
+          <w:lang w:val="pt_PT" w:bidi="pt_PT"/>
+        </w:rPr>
+        <w:t>Jr 30.11</w:t>
+      </w:r>
       <w:r>
         <w:rPr>
           <w:lang w:val="pt_PT" w:bidi="pt_PT"/>
@@ -1477,90 +1273,60 @@
         </w:rPr>
         <w:t xml:space="preserve">) do povo para cumprir seus propósitos (veja </w:t>
       </w:r>
-      <w:hyperlink r:id="rId44">
-        <w:r>
-          <w:rPr>
-            <w:lang w:val="pt_PT" w:bidi="pt_PT"/>
-          </w:rPr>
-          <w:rPr>
-            <w:color w:val="0000EE"/>
-            <w:u w:val="single"/>
-          </w:rPr>
-          <w:t>Ed 1.1</w:t>
-        </w:r>
-      </w:hyperlink>
+      <w:r>
+        <w:rPr>
+          <w:lang w:val="pt_PT" w:bidi="pt_PT"/>
+        </w:rPr>
+        <w:t>Ed 1.1</w:t>
+      </w:r>
       <w:r>
         <w:rPr>
           <w:lang w:val="pt_PT" w:bidi="pt_PT"/>
         </w:rPr>
         <w:t xml:space="preserve">; </w:t>
       </w:r>
-      <w:hyperlink r:id="rId45">
-        <w:r>
-          <w:rPr>
-            <w:lang w:val="pt_PT" w:bidi="pt_PT"/>
-          </w:rPr>
-          <w:rPr>
-            <w:color w:val="0000EE"/>
-            <w:u w:val="single"/>
-          </w:rPr>
-          <w:t>Is 13.17</w:t>
-        </w:r>
-      </w:hyperlink>
+      <w:r>
+        <w:rPr>
+          <w:lang w:val="pt_PT" w:bidi="pt_PT"/>
+        </w:rPr>
+        <w:t>Is 13.17</w:t>
+      </w:r>
       <w:r>
         <w:rPr>
           <w:lang w:val="pt_PT" w:bidi="pt_PT"/>
         </w:rPr>
         <w:t xml:space="preserve">; </w:t>
       </w:r>
-      <w:hyperlink r:id="rId46">
-        <w:r>
-          <w:rPr>
-            <w:lang w:val="pt_PT" w:bidi="pt_PT"/>
-          </w:rPr>
-          <w:rPr>
-            <w:color w:val="0000EE"/>
-            <w:u w:val="single"/>
-          </w:rPr>
-          <w:t>41.25</w:t>
-        </w:r>
-      </w:hyperlink>
+      <w:r>
+        <w:rPr>
+          <w:lang w:val="pt_PT" w:bidi="pt_PT"/>
+        </w:rPr>
+        <w:t>41.25</w:t>
+      </w:r>
       <w:r>
         <w:rPr>
           <w:lang w:val="pt_PT" w:bidi="pt_PT"/>
         </w:rPr>
         <w:t xml:space="preserve">; </w:t>
       </w:r>
-      <w:hyperlink r:id="rId47">
-        <w:r>
-          <w:rPr>
-            <w:lang w:val="pt_PT" w:bidi="pt_PT"/>
-          </w:rPr>
-          <w:rPr>
-            <w:color w:val="0000EE"/>
-            <w:u w:val="single"/>
-          </w:rPr>
-          <w:t>Jr 51.1</w:t>
-        </w:r>
-      </w:hyperlink>
+      <w:r>
+        <w:rPr>
+          <w:lang w:val="pt_PT" w:bidi="pt_PT"/>
+        </w:rPr>
+        <w:t>Jr 51.1</w:t>
+      </w:r>
       <w:r>
         <w:rPr>
           <w:lang w:val="pt_PT" w:bidi="pt_PT"/>
         </w:rPr>
         <w:t>,</w:t>
       </w:r>
-      <w:hyperlink r:id="rId48">
-        <w:r>
-          <w:rPr>
-            <w:lang w:val="pt_PT" w:bidi="pt_PT"/>
-          </w:rPr>
-          <w:rPr>
-            <w:color w:val="0000EE"/>
-            <w:u w:val="single"/>
-          </w:rPr>
-          <w:t>11</w:t>
-        </w:r>
-      </w:hyperlink>
+      <w:r>
+        <w:rPr>
+          <w:lang w:val="pt_PT" w:bidi="pt_PT"/>
+        </w:rPr>
+        <w:t>11</w:t>
+      </w:r>
       <w:r>
         <w:rPr>
           <w:lang w:val="pt_PT" w:bidi="pt_PT"/>
@@ -1615,36 +1381,24 @@
         </w:rPr>
         <w:t xml:space="preserve">Em 17 de outubro daquele mesmo ano: Este foi o último dia do Festival dos Tabernáculos, a celebração da colheita de verão (veja </w:t>
       </w:r>
-      <w:hyperlink r:id="rId49">
-        <w:r>
-          <w:rPr>
-            <w:lang w:val="pt_PT" w:bidi="pt_PT"/>
-          </w:rPr>
-          <w:rPr>
-            <w:color w:val="0000EE"/>
-            <w:u w:val="single"/>
-          </w:rPr>
-          <w:t>Lv 23.34–43</w:t>
-        </w:r>
-      </w:hyperlink>
+      <w:r>
+        <w:rPr>
+          <w:lang w:val="pt_PT" w:bidi="pt_PT"/>
+        </w:rPr>
+        <w:t>Lv 23.34–43</w:t>
+      </w:r>
       <w:r>
         <w:rPr>
           <w:lang w:val="pt_PT" w:bidi="pt_PT"/>
         </w:rPr>
         <w:t>). Centenas de anos antes, o Templo de Salomão havia sido dedicado durante este festival (</w:t>
       </w:r>
-      <w:hyperlink r:id="rId50">
-        <w:r>
-          <w:rPr>
-            <w:lang w:val="pt_PT" w:bidi="pt_PT"/>
-          </w:rPr>
-          <w:rPr>
-            <w:color w:val="0000EE"/>
-            <w:u w:val="single"/>
-          </w:rPr>
-          <w:t>1Rs 8.2</w:t>
-        </w:r>
-      </w:hyperlink>
+      <w:r>
+        <w:rPr>
+          <w:lang w:val="pt_PT" w:bidi="pt_PT"/>
+        </w:rPr>
+        <w:t>1Rs 8.2</w:t>
+      </w:r>
       <w:r>
         <w:rPr>
           <w:lang w:val="pt_PT" w:bidi="pt_PT"/>
@@ -1699,90 +1453,60 @@
         </w:rPr>
         <w:t xml:space="preserve">A segunda mensagem de Ageu assegura à comunidade que Deus não esqueceu suas promessas, feitas por profetas anteriores, de abençoá-los e restaurá-los (Por exemplo, </w:t>
       </w:r>
-      <w:hyperlink r:id="rId51">
-        <w:r>
-          <w:rPr>
-            <w:lang w:val="pt_PT" w:bidi="pt_PT"/>
-          </w:rPr>
-          <w:rPr>
-            <w:color w:val="0000EE"/>
-            <w:u w:val="single"/>
-          </w:rPr>
-          <w:t>Is 35</w:t>
-        </w:r>
-      </w:hyperlink>
+      <w:r>
+        <w:rPr>
+          <w:lang w:val="pt_PT" w:bidi="pt_PT"/>
+        </w:rPr>
+        <w:t>Is 35</w:t>
+      </w:r>
       <w:r>
         <w:rPr>
           <w:lang w:val="pt_PT" w:bidi="pt_PT"/>
         </w:rPr>
         <w:t xml:space="preserve">; </w:t>
       </w:r>
-      <w:hyperlink r:id="rId52">
-        <w:r>
-          <w:rPr>
-            <w:lang w:val="pt_PT" w:bidi="pt_PT"/>
-          </w:rPr>
-          <w:rPr>
-            <w:color w:val="0000EE"/>
-            <w:u w:val="single"/>
-          </w:rPr>
-          <w:t>40.1–11</w:t>
-        </w:r>
-      </w:hyperlink>
+      <w:r>
+        <w:rPr>
+          <w:lang w:val="pt_PT" w:bidi="pt_PT"/>
+        </w:rPr>
+        <w:t>40.1–11</w:t>
+      </w:r>
       <w:r>
         <w:rPr>
           <w:lang w:val="pt_PT" w:bidi="pt_PT"/>
         </w:rPr>
         <w:t xml:space="preserve">; </w:t>
       </w:r>
-      <w:hyperlink r:id="rId53">
-        <w:r>
-          <w:rPr>
-            <w:lang w:val="pt_PT" w:bidi="pt_PT"/>
-          </w:rPr>
-          <w:rPr>
-            <w:color w:val="0000EE"/>
-            <w:u w:val="single"/>
-          </w:rPr>
-          <w:t>52.1–12</w:t>
-        </w:r>
-      </w:hyperlink>
+      <w:r>
+        <w:rPr>
+          <w:lang w:val="pt_PT" w:bidi="pt_PT"/>
+        </w:rPr>
+        <w:t>52.1–12</w:t>
+      </w:r>
       <w:r>
         <w:rPr>
           <w:lang w:val="pt_PT" w:bidi="pt_PT"/>
         </w:rPr>
         <w:t xml:space="preserve">; </w:t>
       </w:r>
-      <w:hyperlink r:id="rId54">
-        <w:r>
-          <w:rPr>
-            <w:lang w:val="pt_PT" w:bidi="pt_PT"/>
-          </w:rPr>
-          <w:rPr>
-            <w:color w:val="0000EE"/>
-            <w:u w:val="single"/>
-          </w:rPr>
-          <w:t>Jr 32.36–44</w:t>
-        </w:r>
-      </w:hyperlink>
+      <w:r>
+        <w:rPr>
+          <w:lang w:val="pt_PT" w:bidi="pt_PT"/>
+        </w:rPr>
+        <w:t>Jr 32.36–44</w:t>
+      </w:r>
       <w:r>
         <w:rPr>
           <w:lang w:val="pt_PT" w:bidi="pt_PT"/>
         </w:rPr>
         <w:t xml:space="preserve">; </w:t>
       </w:r>
-      <w:hyperlink r:id="rId55">
-        <w:r>
-          <w:rPr>
-            <w:lang w:val="pt_PT" w:bidi="pt_PT"/>
-          </w:rPr>
-          <w:rPr>
-            <w:color w:val="0000EE"/>
-            <w:u w:val="single"/>
-          </w:rPr>
-          <w:t>33.6–26</w:t>
-        </w:r>
-      </w:hyperlink>
+      <w:r>
+        <w:rPr>
+          <w:lang w:val="pt_PT" w:bidi="pt_PT"/>
+        </w:rPr>
+        <w:t>33.6–26</w:t>
+      </w:r>
       <w:r>
         <w:rPr>
           <w:lang w:val="pt_PT" w:bidi="pt_PT"/>
@@ -1837,36 +1561,24 @@
         </w:rPr>
         <w:t>O antigo esplendor pertencia ao Templo de Salomão (</w:t>
       </w:r>
-      <w:hyperlink r:id="rId56">
-        <w:r>
-          <w:rPr>
-            <w:lang w:val="pt_PT" w:bidi="pt_PT"/>
-          </w:rPr>
-          <w:rPr>
-            <w:color w:val="0000EE"/>
-            <w:u w:val="single"/>
-          </w:rPr>
-          <w:t>1Rs 6.38</w:t>
-        </w:r>
-      </w:hyperlink>
+      <w:r>
+        <w:rPr>
+          <w:lang w:val="pt_PT" w:bidi="pt_PT"/>
+        </w:rPr>
+        <w:t>1Rs 6.38</w:t>
+      </w:r>
       <w:r>
         <w:rPr>
           <w:lang w:val="pt_PT" w:bidi="pt_PT"/>
         </w:rPr>
         <w:t>), que algumas das pessoas mais velhas de Judá haviam visto em sua juventude antes de irem para o exílio na Babilônia. Eles choraram quando viram a nova fundação estabelecida (</w:t>
       </w:r>
-      <w:hyperlink r:id="rId57">
-        <w:r>
-          <w:rPr>
-            <w:lang w:val="pt_PT" w:bidi="pt_PT"/>
-          </w:rPr>
-          <w:rPr>
-            <w:color w:val="0000EE"/>
-            <w:u w:val="single"/>
-          </w:rPr>
-          <w:t>Ed 3.12–13</w:t>
-        </w:r>
-      </w:hyperlink>
+      <w:r>
+        <w:rPr>
+          <w:lang w:val="pt_PT" w:bidi="pt_PT"/>
+        </w:rPr>
+        <w:t>Ed 3.12–13</w:t>
+      </w:r>
       <w:r>
         <w:rPr>
           <w:lang w:val="pt_PT" w:bidi="pt_PT"/>
@@ -1921,18 +1633,12 @@
         </w:rPr>
         <w:t xml:space="preserve">No entanto tenham coragem!: Isso marca uma mudança de repreensão e desafio para encorajamento e afirmação (cf. </w:t>
       </w:r>
-      <w:hyperlink r:id="rId58">
-        <w:r>
-          <w:rPr>
-            <w:lang w:val="pt_PT" w:bidi="pt_PT"/>
-          </w:rPr>
-          <w:rPr>
-            <w:color w:val="0000EE"/>
-            <w:u w:val="single"/>
-          </w:rPr>
-          <w:t>Js 1.6–7</w:t>
-        </w:r>
-      </w:hyperlink>
+      <w:r>
+        <w:rPr>
+          <w:lang w:val="pt_PT" w:bidi="pt_PT"/>
+        </w:rPr>
+        <w:t>Js 1.6–7</w:t>
+      </w:r>
       <w:r>
         <w:rPr>
           <w:lang w:val="pt_PT" w:bidi="pt_PT"/>
@@ -1987,54 +1693,36 @@
         </w:rPr>
         <w:t xml:space="preserve">Meu Espírito permanece entre vocês: Veja </w:t>
       </w:r>
-      <w:hyperlink r:id="rId59">
-        <w:r>
-          <w:rPr>
-            <w:lang w:val="pt_PT" w:bidi="pt_PT"/>
-          </w:rPr>
-          <w:rPr>
-            <w:color w:val="0000EE"/>
-            <w:u w:val="single"/>
-          </w:rPr>
-          <w:t>Êxodo 29.46</w:t>
-        </w:r>
-      </w:hyperlink>
+      <w:r>
+        <w:rPr>
+          <w:lang w:val="pt_PT" w:bidi="pt_PT"/>
+        </w:rPr>
+        <w:t>Êxodo 29.46</w:t>
+      </w:r>
       <w:r>
         <w:rPr>
           <w:lang w:val="pt_PT" w:bidi="pt_PT"/>
         </w:rPr>
         <w:t xml:space="preserve">; </w:t>
       </w:r>
-      <w:hyperlink r:id="rId60">
-        <w:r>
-          <w:rPr>
-            <w:lang w:val="pt_PT" w:bidi="pt_PT"/>
-          </w:rPr>
-          <w:rPr>
-            <w:color w:val="0000EE"/>
-            <w:u w:val="single"/>
-          </w:rPr>
-          <w:t>Isaías 63.11</w:t>
-        </w:r>
-      </w:hyperlink>
+      <w:r>
+        <w:rPr>
+          <w:lang w:val="pt_PT" w:bidi="pt_PT"/>
+        </w:rPr>
+        <w:t>Isaías 63.11</w:t>
+      </w:r>
       <w:r>
         <w:rPr>
           <w:lang w:val="pt_PT" w:bidi="pt_PT"/>
         </w:rPr>
         <w:t xml:space="preserve">; </w:t>
       </w:r>
-      <w:hyperlink r:id="rId61">
-        <w:r>
-          <w:rPr>
-            <w:lang w:val="pt_PT" w:bidi="pt_PT"/>
-          </w:rPr>
-          <w:rPr>
-            <w:color w:val="0000EE"/>
-            <w:u w:val="single"/>
-          </w:rPr>
-          <w:t>Ezequiel 36.26–27</w:t>
-        </w:r>
-      </w:hyperlink>
+      <w:r>
+        <w:rPr>
+          <w:lang w:val="pt_PT" w:bidi="pt_PT"/>
+        </w:rPr>
+        <w:t>Ezequiel 36.26–27</w:t>
+      </w:r>
       <w:r>
         <w:rPr>
           <w:lang w:val="pt_PT" w:bidi="pt_PT"/>
@@ -2054,54 +1742,36 @@
         </w:rPr>
         <w:t xml:space="preserve">): A frase “cortar uma aliança” é a expressão hebraica para fazer uma aliança (veja </w:t>
       </w:r>
-      <w:hyperlink r:id="rId62">
-        <w:r>
-          <w:rPr>
-            <w:lang w:val="pt_PT" w:bidi="pt_PT"/>
-          </w:rPr>
-          <w:rPr>
-            <w:color w:val="0000EE"/>
-            <w:u w:val="single"/>
-          </w:rPr>
-          <w:t>Gn 15.18</w:t>
-        </w:r>
-      </w:hyperlink>
+      <w:r>
+        <w:rPr>
+          <w:lang w:val="pt_PT" w:bidi="pt_PT"/>
+        </w:rPr>
+        <w:t>Gn 15.18</w:t>
+      </w:r>
       <w:r>
         <w:rPr>
           <w:lang w:val="pt_PT" w:bidi="pt_PT"/>
         </w:rPr>
         <w:t xml:space="preserve">; </w:t>
       </w:r>
-      <w:hyperlink r:id="rId63">
-        <w:r>
-          <w:rPr>
-            <w:lang w:val="pt_PT" w:bidi="pt_PT"/>
-          </w:rPr>
-          <w:rPr>
-            <w:color w:val="0000EE"/>
-            <w:u w:val="single"/>
-          </w:rPr>
-          <w:t>Êx 34.27</w:t>
-        </w:r>
-      </w:hyperlink>
+      <w:r>
+        <w:rPr>
+          <w:lang w:val="pt_PT" w:bidi="pt_PT"/>
+        </w:rPr>
+        <w:t>Êx 34.27</w:t>
+      </w:r>
       <w:r>
         <w:rPr>
           <w:lang w:val="pt_PT" w:bidi="pt_PT"/>
         </w:rPr>
         <w:t xml:space="preserve">). A expressão de Ageu, “cortar uma palavra,” é única no Antigo Testamento, usando uma linguagem que cria propositalmente uma conexão entre sua profecia e o relacionamento de aliança de Deus com seu povo. Ao fazer essa conexão, Ageu destacou a continuidade das ações de Deus ao resgatar seu povo, primeiro do Egito e depois da Babilônia (veja </w:t>
       </w:r>
-      <w:hyperlink r:id="rId64">
-        <w:r>
-          <w:rPr>
-            <w:lang w:val="pt_PT" w:bidi="pt_PT"/>
-          </w:rPr>
-          <w:rPr>
-            <w:color w:val="0000EE"/>
-            <w:u w:val="single"/>
-          </w:rPr>
-          <w:t>Ez 20.33–38</w:t>
-        </w:r>
-      </w:hyperlink>
+      <w:r>
+        <w:rPr>
+          <w:lang w:val="pt_PT" w:bidi="pt_PT"/>
+        </w:rPr>
+        <w:t>Ez 20.33–38</w:t>
+      </w:r>
       <w:r>
         <w:rPr>
           <w:lang w:val="pt_PT" w:bidi="pt_PT"/>
@@ -2156,108 +1826,72 @@
         </w:rPr>
         <w:t xml:space="preserve">Deus novamente abalará os céus e a terra no futuro dia do julgamento (veja </w:t>
       </w:r>
-      <w:hyperlink r:id="rId65">
-        <w:r>
-          <w:rPr>
-            <w:lang w:val="pt_PT" w:bidi="pt_PT"/>
-          </w:rPr>
-          <w:rPr>
-            <w:color w:val="0000EE"/>
-            <w:u w:val="single"/>
-          </w:rPr>
-          <w:t>Is 2.19–21</w:t>
-        </w:r>
-      </w:hyperlink>
+      <w:r>
+        <w:rPr>
+          <w:lang w:val="pt_PT" w:bidi="pt_PT"/>
+        </w:rPr>
+        <w:t>Is 2.19–21</w:t>
+      </w:r>
       <w:r>
         <w:rPr>
           <w:lang w:val="pt_PT" w:bidi="pt_PT"/>
         </w:rPr>
         <w:t xml:space="preserve">; </w:t>
       </w:r>
-      <w:hyperlink r:id="rId66">
-        <w:r>
-          <w:rPr>
-            <w:lang w:val="pt_PT" w:bidi="pt_PT"/>
-          </w:rPr>
-          <w:rPr>
-            <w:color w:val="0000EE"/>
-            <w:u w:val="single"/>
-          </w:rPr>
-          <w:t>30.28</w:t>
-        </w:r>
-      </w:hyperlink>
+      <w:r>
+        <w:rPr>
+          <w:lang w:val="pt_PT" w:bidi="pt_PT"/>
+        </w:rPr>
+        <w:t>30.28</w:t>
+      </w:r>
       <w:r>
         <w:rPr>
           <w:lang w:val="pt_PT" w:bidi="pt_PT"/>
         </w:rPr>
         <w:t>). O abalo anterior foi o julgamento sobre o Egito na época do êxodo (</w:t>
       </w:r>
-      <w:hyperlink r:id="rId67">
-        <w:r>
-          <w:rPr>
-            <w:lang w:val="pt_PT" w:bidi="pt_PT"/>
-          </w:rPr>
-          <w:rPr>
-            <w:color w:val="0000EE"/>
-            <w:u w:val="single"/>
-          </w:rPr>
-          <w:t>Ag 2.21–22</w:t>
-        </w:r>
-      </w:hyperlink>
+      <w:r>
+        <w:rPr>
+          <w:lang w:val="pt_PT" w:bidi="pt_PT"/>
+        </w:rPr>
+        <w:t>Ag 2.21–22</w:t>
+      </w:r>
       <w:r>
         <w:rPr>
           <w:lang w:val="pt_PT" w:bidi="pt_PT"/>
         </w:rPr>
         <w:t xml:space="preserve">; </w:t>
       </w:r>
-      <w:hyperlink r:id="rId68">
-        <w:r>
-          <w:rPr>
-            <w:lang w:val="pt_PT" w:bidi="pt_PT"/>
-          </w:rPr>
-          <w:rPr>
-            <w:color w:val="0000EE"/>
-            <w:u w:val="single"/>
-          </w:rPr>
-          <w:t>Êx 14.31</w:t>
-        </w:r>
-      </w:hyperlink>
+      <w:r>
+        <w:rPr>
+          <w:lang w:val="pt_PT" w:bidi="pt_PT"/>
+        </w:rPr>
+        <w:t>Êx 14.31</w:t>
+      </w:r>
       <w:r>
         <w:rPr>
           <w:lang w:val="pt_PT" w:bidi="pt_PT"/>
         </w:rPr>
         <w:t>). O Novo Testamento relaciona em breve ao retorno de Jesus Cristo (</w:t>
       </w:r>
-      <w:hyperlink r:id="rId69">
-        <w:r>
-          <w:rPr>
-            <w:lang w:val="pt_PT" w:bidi="pt_PT"/>
-          </w:rPr>
-          <w:rPr>
-            <w:color w:val="0000EE"/>
-            <w:u w:val="single"/>
-          </w:rPr>
-          <w:t>Hb 12.26–27</w:t>
-        </w:r>
-      </w:hyperlink>
+      <w:r>
+        <w:rPr>
+          <w:lang w:val="pt_PT" w:bidi="pt_PT"/>
+        </w:rPr>
+        <w:t>Hb 12.26–27</w:t>
+      </w:r>
       <w:r>
         <w:rPr>
           <w:lang w:val="pt_PT" w:bidi="pt_PT"/>
         </w:rPr>
         <w:t xml:space="preserve">). Ageu provavelmente viu o julgamento final de Deus prefigurado em eventos que ocorreriam após seu tempo (por exemplo, a queda da Pérsia para a Grécia, a queda da Grécia para Roma; veja </w:t>
       </w:r>
-      <w:hyperlink r:id="rId70">
-        <w:r>
-          <w:rPr>
-            <w:lang w:val="pt_PT" w:bidi="pt_PT"/>
-          </w:rPr>
-          <w:rPr>
-            <w:color w:val="0000EE"/>
-            <w:u w:val="single"/>
-          </w:rPr>
-          <w:t>Dn 2.39–45</w:t>
-        </w:r>
-      </w:hyperlink>
+      <w:r>
+        <w:rPr>
+          <w:lang w:val="pt_PT" w:bidi="pt_PT"/>
+        </w:rPr>
+        <w:t>Dn 2.39–45</w:t>
+      </w:r>
       <w:r>
         <w:rPr>
           <w:lang w:val="pt_PT" w:bidi="pt_PT"/>
@@ -2360,162 +1994,108 @@
         </w:rPr>
         <w:t xml:space="preserve">prosperidade e paz: Ageu pode estar se referindo à vinda do Messias ao seu Templo (veja </w:t>
       </w:r>
-      <w:hyperlink r:id="rId71">
-        <w:r>
-          <w:rPr>
-            <w:lang w:val="pt_PT" w:bidi="pt_PT"/>
-          </w:rPr>
-          <w:rPr>
-            <w:color w:val="0000EE"/>
-            <w:u w:val="single"/>
-          </w:rPr>
-          <w:t>Ml 3.1</w:t>
-        </w:r>
-      </w:hyperlink>
+      <w:r>
+        <w:rPr>
+          <w:lang w:val="pt_PT" w:bidi="pt_PT"/>
+        </w:rPr>
+        <w:t>Ml 3.1</w:t>
+      </w:r>
       <w:r>
         <w:rPr>
           <w:lang w:val="pt_PT" w:bidi="pt_PT"/>
         </w:rPr>
         <w:t>). Jesus foi apresentado no Templo do Senhor como um bebê (</w:t>
       </w:r>
-      <w:hyperlink r:id="rId72">
-        <w:r>
-          <w:rPr>
-            <w:lang w:val="pt_PT" w:bidi="pt_PT"/>
-          </w:rPr>
-          <w:rPr>
-            <w:color w:val="0000EE"/>
-            <w:u w:val="single"/>
-          </w:rPr>
-          <w:t>Lc 2.22</w:t>
-        </w:r>
-      </w:hyperlink>
+      <w:r>
+        <w:rPr>
+          <w:lang w:val="pt_PT" w:bidi="pt_PT"/>
+        </w:rPr>
+        <w:t>Lc 2.22</w:t>
+      </w:r>
       <w:r>
         <w:rPr>
           <w:lang w:val="pt_PT" w:bidi="pt_PT"/>
         </w:rPr>
         <w:t>), e ele ensinou lá como adulto (</w:t>
       </w:r>
-      <w:hyperlink r:id="rId73">
-        <w:r>
-          <w:rPr>
-            <w:lang w:val="pt_PT" w:bidi="pt_PT"/>
-          </w:rPr>
-          <w:rPr>
-            <w:color w:val="0000EE"/>
-            <w:u w:val="single"/>
-          </w:rPr>
-          <w:t>Lc 19.45–47</w:t>
-        </w:r>
-      </w:hyperlink>
+      <w:r>
+        <w:rPr>
+          <w:lang w:val="pt_PT" w:bidi="pt_PT"/>
+        </w:rPr>
+        <w:t>Lc 19.45–47</w:t>
+      </w:r>
       <w:r>
         <w:rPr>
           <w:lang w:val="pt_PT" w:bidi="pt_PT"/>
         </w:rPr>
         <w:t>). Jesus, a Palavra humana de Deus, é maior que o Templo (</w:t>
       </w:r>
-      <w:hyperlink r:id="rId74">
-        <w:r>
-          <w:rPr>
-            <w:lang w:val="pt_PT" w:bidi="pt_PT"/>
-          </w:rPr>
-          <w:rPr>
-            <w:color w:val="0000EE"/>
-            <w:u w:val="single"/>
-          </w:rPr>
-          <w:t>Mt 12.6</w:t>
-        </w:r>
-      </w:hyperlink>
+      <w:r>
+        <w:rPr>
+          <w:lang w:val="pt_PT" w:bidi="pt_PT"/>
+        </w:rPr>
+        <w:t>Mt 12.6</w:t>
+      </w:r>
       <w:r>
         <w:rPr>
           <w:lang w:val="pt_PT" w:bidi="pt_PT"/>
         </w:rPr>
         <w:t xml:space="preserve">; veja </w:t>
       </w:r>
-      <w:hyperlink r:id="rId75">
-        <w:r>
-          <w:rPr>
-            <w:lang w:val="pt_PT" w:bidi="pt_PT"/>
-          </w:rPr>
-          <w:rPr>
-            <w:color w:val="0000EE"/>
-            <w:u w:val="single"/>
-          </w:rPr>
-          <w:t>Jo 2.13–22</w:t>
-        </w:r>
-      </w:hyperlink>
+      <w:r>
+        <w:rPr>
+          <w:lang w:val="pt_PT" w:bidi="pt_PT"/>
+        </w:rPr>
+        <w:t>Jo 2.13–22</w:t>
+      </w:r>
       <w:r>
         <w:rPr>
           <w:lang w:val="pt_PT" w:bidi="pt_PT"/>
         </w:rPr>
         <w:t xml:space="preserve">). Embora tenha sido reconhecido por apenas alguns, a presença de Jesus no Templo superou em muito a glória no Tabernáculo no tempo de Moisés e no Templo de Salomão (cp. </w:t>
       </w:r>
-      <w:hyperlink r:id="rId76">
-        <w:r>
-          <w:rPr>
-            <w:lang w:val="pt_PT" w:bidi="pt_PT"/>
-          </w:rPr>
-          <w:rPr>
-            <w:color w:val="0000EE"/>
-            <w:u w:val="single"/>
-          </w:rPr>
-          <w:t>Lc 2.29–32</w:t>
-        </w:r>
-      </w:hyperlink>
+      <w:r>
+        <w:rPr>
+          <w:lang w:val="pt_PT" w:bidi="pt_PT"/>
+        </w:rPr>
+        <w:t>Lc 2.29–32</w:t>
+      </w:r>
       <w:r>
         <w:rPr>
           <w:lang w:val="pt_PT" w:bidi="pt_PT"/>
         </w:rPr>
         <w:t>). • paz ao meu povo: A bênção sacerdotal (</w:t>
       </w:r>
-      <w:hyperlink r:id="rId77">
-        <w:r>
-          <w:rPr>
-            <w:lang w:val="pt_PT" w:bidi="pt_PT"/>
-          </w:rPr>
-          <w:rPr>
-            <w:color w:val="0000EE"/>
-            <w:u w:val="single"/>
-          </w:rPr>
-          <w:t>Nm 6.24–26</w:t>
-        </w:r>
-      </w:hyperlink>
+      <w:r>
+        <w:rPr>
+          <w:lang w:val="pt_PT" w:bidi="pt_PT"/>
+        </w:rPr>
+        <w:t>Nm 6.24–26</w:t>
+      </w:r>
       <w:r>
         <w:rPr>
           <w:lang w:val="pt_PT" w:bidi="pt_PT"/>
         </w:rPr>
         <w:t>) era pronunciada como parte da liturgia do Templo. Nos últimos dias, Deus faria uma aliança de paz com Israel (</w:t>
       </w:r>
-      <w:hyperlink r:id="rId78">
-        <w:r>
-          <w:rPr>
-            <w:lang w:val="pt_PT" w:bidi="pt_PT"/>
-          </w:rPr>
-          <w:rPr>
-            <w:color w:val="0000EE"/>
-            <w:u w:val="single"/>
-          </w:rPr>
-          <w:t>Ez 34.25</w:t>
-        </w:r>
-      </w:hyperlink>
+      <w:r>
+        <w:rPr>
+          <w:lang w:val="pt_PT" w:bidi="pt_PT"/>
+        </w:rPr>
+        <w:t>Ez 34.25</w:t>
+      </w:r>
       <w:r>
         <w:rPr>
           <w:lang w:val="pt_PT" w:bidi="pt_PT"/>
         </w:rPr>
         <w:t xml:space="preserve">; </w:t>
       </w:r>
-      <w:hyperlink r:id="rId79">
-        <w:r>
-          <w:rPr>
-            <w:lang w:val="pt_PT" w:bidi="pt_PT"/>
-          </w:rPr>
-          <w:rPr>
-            <w:color w:val="0000EE"/>
-            <w:u w:val="single"/>
-          </w:rPr>
-          <w:t>37.26</w:t>
-        </w:r>
-      </w:hyperlink>
+      <w:r>
+        <w:rPr>
+          <w:lang w:val="pt_PT" w:bidi="pt_PT"/>
+        </w:rPr>
+        <w:t>37.26</w:t>
+      </w:r>
       <w:r>
         <w:rPr>
           <w:lang w:val="pt_PT" w:bidi="pt_PT"/>
@@ -2583,18 +2163,12 @@
         </w:rPr>
         <w:t>O tema da terceira mensagem são as instruções da lei sobre pureza ritual. Essas instruções ainda estavam em vigor. Deus espera que seu povo seja santo, assim como Ele é santo (</w:t>
       </w:r>
-      <w:hyperlink r:id="rId80">
-        <w:r>
-          <w:rPr>
-            <w:lang w:val="pt_PT" w:bidi="pt_PT"/>
-          </w:rPr>
-          <w:rPr>
-            <w:color w:val="0000EE"/>
-            <w:u w:val="single"/>
-          </w:rPr>
-          <w:t>Lv 11.44–45</w:t>
-        </w:r>
-      </w:hyperlink>
+      <w:r>
+        <w:rPr>
+          <w:lang w:val="pt_PT" w:bidi="pt_PT"/>
+        </w:rPr>
+        <w:t>Lv 11.44–45</w:t>
+      </w:r>
       <w:r>
         <w:rPr>
           <w:lang w:val="pt_PT" w:bidi="pt_PT"/>
@@ -2649,36 +2223,24 @@
         </w:rPr>
         <w:t>Vá falar com os sacerdotes: O trabalho dos sacerdotes era ensinar e interpretar a lei (</w:t>
       </w:r>
-      <w:hyperlink r:id="rId81">
-        <w:r>
-          <w:rPr>
-            <w:lang w:val="pt_PT" w:bidi="pt_PT"/>
-          </w:rPr>
-          <w:rPr>
-            <w:color w:val="0000EE"/>
-            <w:u w:val="single"/>
-          </w:rPr>
-          <w:t>Dt 33.10</w:t>
-        </w:r>
-      </w:hyperlink>
+      <w:r>
+        <w:rPr>
+          <w:lang w:val="pt_PT" w:bidi="pt_PT"/>
+        </w:rPr>
+        <w:t>Dt 33.10</w:t>
+      </w:r>
       <w:r>
         <w:rPr>
           <w:lang w:val="pt_PT" w:bidi="pt_PT"/>
         </w:rPr>
         <w:t xml:space="preserve">; </w:t>
       </w:r>
-      <w:hyperlink r:id="rId82">
-        <w:r>
-          <w:rPr>
-            <w:lang w:val="pt_PT" w:bidi="pt_PT"/>
-          </w:rPr>
-          <w:rPr>
-            <w:color w:val="0000EE"/>
-            <w:u w:val="single"/>
-          </w:rPr>
-          <w:t>Ml 2.7–9</w:t>
-        </w:r>
-      </w:hyperlink>
+      <w:r>
+        <w:rPr>
+          <w:lang w:val="pt_PT" w:bidi="pt_PT"/>
+        </w:rPr>
+        <w:t>Ml 2.7–9</w:t>
+      </w:r>
       <w:r>
         <w:rPr>
           <w:lang w:val="pt_PT" w:bidi="pt_PT"/>
@@ -2745,18 +2307,12 @@
         </w:rPr>
         <w:t xml:space="preserve">”). Levando na dobra da sua capa um pedaço da carne — a carne separada e preparada para a oferta — tornava a veste de alguém sagrada (cp. </w:t>
       </w:r>
-      <w:hyperlink r:id="rId83">
-        <w:r>
-          <w:rPr>
-            <w:lang w:val="pt_PT" w:bidi="pt_PT"/>
-          </w:rPr>
-          <w:rPr>
-            <w:color w:val="0000EE"/>
-            <w:u w:val="single"/>
-          </w:rPr>
-          <w:t>Lv 6.18</w:t>
-        </w:r>
-      </w:hyperlink>
+      <w:r>
+        <w:rPr>
+          <w:lang w:val="pt_PT" w:bidi="pt_PT"/>
+        </w:rPr>
+        <w:t>Lv 6.18</w:t>
+      </w:r>
       <w:r>
         <w:rPr>
           <w:lang w:val="pt_PT" w:bidi="pt_PT"/>
@@ -2811,54 +2367,36 @@
         </w:rPr>
         <w:t xml:space="preserve">A impureza cerimonial é transmitida muito mais facilmente do que a pureza cerimonial. Qualquer pessoa que tocasse um cadáver tornava-se contaminada e, portanto, impura. Qualquer coisa tocada por uma pessoa cerimonialmente impura também era considerada impura (veja </w:t>
       </w:r>
-      <w:hyperlink r:id="rId84">
-        <w:r>
-          <w:rPr>
-            <w:lang w:val="pt_PT" w:bidi="pt_PT"/>
-          </w:rPr>
-          <w:rPr>
-            <w:color w:val="0000EE"/>
-            <w:u w:val="single"/>
-          </w:rPr>
-          <w:t>Nm 19.11–13</w:t>
-        </w:r>
-      </w:hyperlink>
+      <w:r>
+        <w:rPr>
+          <w:lang w:val="pt_PT" w:bidi="pt_PT"/>
+        </w:rPr>
+        <w:t>Nm 19.11–13</w:t>
+      </w:r>
       <w:r>
         <w:rPr>
           <w:lang w:val="pt_PT" w:bidi="pt_PT"/>
         </w:rPr>
         <w:t xml:space="preserve">, </w:t>
       </w:r>
-      <w:hyperlink r:id="rId85">
-        <w:r>
-          <w:rPr>
-            <w:lang w:val="pt_PT" w:bidi="pt_PT"/>
-          </w:rPr>
-          <w:rPr>
-            <w:color w:val="0000EE"/>
-            <w:u w:val="single"/>
-          </w:rPr>
-          <w:t>22</w:t>
-        </w:r>
-      </w:hyperlink>
+      <w:r>
+        <w:rPr>
+          <w:lang w:val="pt_PT" w:bidi="pt_PT"/>
+        </w:rPr>
+        <w:t>22</w:t>
+      </w:r>
       <w:r>
         <w:rPr>
           <w:lang w:val="pt_PT" w:bidi="pt_PT"/>
         </w:rPr>
         <w:t xml:space="preserve">). Ageu aplica isso em </w:t>
       </w:r>
-      <w:hyperlink r:id="rId86">
-        <w:r>
-          <w:rPr>
-            <w:lang w:val="pt_PT" w:bidi="pt_PT"/>
-          </w:rPr>
-          <w:rPr>
-            <w:color w:val="0000EE"/>
-            <w:u w:val="single"/>
-          </w:rPr>
-          <w:t>Ageu 2.14</w:t>
-        </w:r>
-      </w:hyperlink>
+      <w:r>
+        <w:rPr>
+          <w:lang w:val="pt_PT" w:bidi="pt_PT"/>
+        </w:rPr>
+        <w:t>Ageu 2.14</w:t>
+      </w:r>
       <w:r>
         <w:rPr>
           <w:lang w:val="pt_PT" w:bidi="pt_PT"/>
@@ -2973,54 +2511,36 @@
         </w:rPr>
         <w:t>): A bênção divina, seja espiritual ou material, depende da obediência do povo de Deus (</w:t>
       </w:r>
-      <w:hyperlink r:id="rId87">
-        <w:r>
-          <w:rPr>
-            <w:lang w:val="pt_PT" w:bidi="pt_PT"/>
-          </w:rPr>
-          <w:rPr>
-            <w:color w:val="0000EE"/>
-            <w:u w:val="single"/>
-          </w:rPr>
-          <w:t>Dt 30.6–10</w:t>
-        </w:r>
-      </w:hyperlink>
+      <w:r>
+        <w:rPr>
+          <w:lang w:val="pt_PT" w:bidi="pt_PT"/>
+        </w:rPr>
+        <w:t>Dt 30.6–10</w:t>
+      </w:r>
       <w:r>
         <w:rPr>
           <w:lang w:val="pt_PT" w:bidi="pt_PT"/>
         </w:rPr>
         <w:t xml:space="preserve">). Ageu chamou o povo a continuar na autoexaminação que leva ao arrependimento e no temor do Senhor que sua primeira mensagem iniciou (veja </w:t>
       </w:r>
-      <w:hyperlink r:id="rId25">
-        <w:r>
-          <w:rPr>
-            <w:lang w:val="pt_PT" w:bidi="pt_PT"/>
-          </w:rPr>
-          <w:rPr>
-            <w:color w:val="0000EE"/>
-            <w:u w:val="single"/>
-          </w:rPr>
-          <w:t>Ag 1.7</w:t>
-        </w:r>
-      </w:hyperlink>
+      <w:r>
+        <w:rPr>
+          <w:lang w:val="pt_PT" w:bidi="pt_PT"/>
+        </w:rPr>
+        <w:t>Ag 1.7</w:t>
+      </w:r>
       <w:r>
         <w:rPr>
           <w:lang w:val="pt_PT" w:bidi="pt_PT"/>
         </w:rPr>
         <w:t xml:space="preserve">, </w:t>
       </w:r>
-      <w:hyperlink r:id="rId88">
-        <w:r>
-          <w:rPr>
-            <w:lang w:val="pt_PT" w:bidi="pt_PT"/>
-          </w:rPr>
-          <w:rPr>
-            <w:color w:val="0000EE"/>
-            <w:u w:val="single"/>
-          </w:rPr>
-          <w:t>12</w:t>
-        </w:r>
-      </w:hyperlink>
+      <w:r>
+        <w:rPr>
+          <w:lang w:val="pt_PT" w:bidi="pt_PT"/>
+        </w:rPr>
+        <w:t>12</w:t>
+      </w:r>
       <w:r>
         <w:rPr>
           <w:lang w:val="pt_PT" w:bidi="pt_PT"/>
@@ -3075,54 +2595,36 @@
         </w:rPr>
         <w:t>Retorno frequentemente significa arrependimento. • vocês não voltaram para mim: O povo hebreu foi teimoso e rebelde desde o tempo de Moisés (</w:t>
       </w:r>
-      <w:hyperlink r:id="rId89">
-        <w:r>
-          <w:rPr>
-            <w:lang w:val="pt_PT" w:bidi="pt_PT"/>
-          </w:rPr>
-          <w:rPr>
-            <w:color w:val="0000EE"/>
-            <w:u w:val="single"/>
-          </w:rPr>
-          <w:t>Dt 31.27</w:t>
-        </w:r>
-      </w:hyperlink>
+      <w:r>
+        <w:rPr>
+          <w:lang w:val="pt_PT" w:bidi="pt_PT"/>
+        </w:rPr>
+        <w:t>Dt 31.27</w:t>
+      </w:r>
       <w:r>
         <w:rPr>
           <w:lang w:val="pt_PT" w:bidi="pt_PT"/>
         </w:rPr>
         <w:t>) até o tempo de Jesus (</w:t>
       </w:r>
-      <w:hyperlink r:id="rId90">
-        <w:r>
-          <w:rPr>
-            <w:lang w:val="pt_PT" w:bidi="pt_PT"/>
-          </w:rPr>
-          <w:rPr>
-            <w:color w:val="0000EE"/>
-            <w:u w:val="single"/>
-          </w:rPr>
-          <w:t>Mt 17.17</w:t>
-        </w:r>
-      </w:hyperlink>
+      <w:r>
+        <w:rPr>
+          <w:lang w:val="pt_PT" w:bidi="pt_PT"/>
+        </w:rPr>
+        <w:t>Mt 17.17</w:t>
+      </w:r>
       <w:r>
         <w:rPr>
           <w:lang w:val="pt_PT" w:bidi="pt_PT"/>
         </w:rPr>
         <w:t xml:space="preserve">). • com ventos muito quentes, com pragas nas plantas e com chuvas de pedra: O que aconteceu foi resultado da desobediência à aliança de Deus (veja </w:t>
       </w:r>
-      <w:hyperlink r:id="rId91">
-        <w:r>
-          <w:rPr>
-            <w:lang w:val="pt_PT" w:bidi="pt_PT"/>
-          </w:rPr>
-          <w:rPr>
-            <w:color w:val="0000EE"/>
-            <w:u w:val="single"/>
-          </w:rPr>
-          <w:t>Dt 28.22</w:t>
-        </w:r>
-      </w:hyperlink>
+      <w:r>
+        <w:rPr>
+          <w:lang w:val="pt_PT" w:bidi="pt_PT"/>
+        </w:rPr>
+        <w:t>Dt 28.22</w:t>
+      </w:r>
       <w:r>
         <w:rPr>
           <w:lang w:val="pt_PT" w:bidi="pt_PT"/>
@@ -3203,18 +2705,12 @@
         </w:rPr>
         <w:t xml:space="preserve"> Alguns acreditam que a frase “este dia” refere-se à data da limpeza inicial dos escombros do local do Templo e à obtenção de materiais de construção (21 de setembro de 520 a.C.; veja </w:t>
       </w:r>
-      <w:hyperlink r:id="rId92">
-        <w:r>
-          <w:rPr>
-            <w:lang w:val="pt_PT" w:bidi="pt_PT"/>
-          </w:rPr>
-          <w:rPr>
-            <w:color w:val="0000EE"/>
-            <w:u w:val="single"/>
-          </w:rPr>
-          <w:t>1.14–15</w:t>
-        </w:r>
-      </w:hyperlink>
+      <w:r>
+        <w:rPr>
+          <w:lang w:val="pt_PT" w:bidi="pt_PT"/>
+        </w:rPr>
+        <w:t>1.14–15</w:t>
+      </w:r>
       <w:r>
         <w:rPr>
           <w:lang w:val="pt_PT" w:bidi="pt_PT"/>
@@ -3269,18 +2765,12 @@
         </w:rPr>
         <w:t xml:space="preserve">Estou fazendo uma promessa agora enquanto a semente ainda está no celeiro: A promessa de uma colheita abundante destaca a fidelidade de Deus ao seu povo da aliança. O Templo ainda não estava completo, mas Deus prometia estender suas bênçãos imediatamente. • De hoje em diante eu os abençoarei: Deus foi gracioso ao responder prontamente aos esforços de seu povo em direção à renovação espiritual e obediência (veja </w:t>
       </w:r>
-      <w:hyperlink r:id="rId93">
-        <w:r>
-          <w:rPr>
-            <w:lang w:val="pt_PT" w:bidi="pt_PT"/>
-          </w:rPr>
-          <w:rPr>
-            <w:color w:val="0000EE"/>
-            <w:u w:val="single"/>
-          </w:rPr>
-          <w:t>Sl 111.4–5</w:t>
-        </w:r>
-      </w:hyperlink>
+      <w:r>
+        <w:rPr>
+          <w:lang w:val="pt_PT" w:bidi="pt_PT"/>
+        </w:rPr>
+        <w:t>Sl 111.4–5</w:t>
+      </w:r>
       <w:r>
         <w:rPr>
           <w:lang w:val="pt_PT" w:bidi="pt_PT"/>
@@ -3335,72 +2825,48 @@
         </w:rPr>
         <w:t xml:space="preserve">A mensagem final de Ageu é possivelmente a mais importante; ela restabelece a proeminência do descendente de Davi na vida religiosa e política de Israel. A dinastia de Davi foi essencial para restaurar o povo hebreu após o exílio babilônico (veja </w:t>
       </w:r>
-      <w:hyperlink r:id="rId94">
-        <w:r>
-          <w:rPr>
-            <w:lang w:val="pt_PT" w:bidi="pt_PT"/>
-          </w:rPr>
-          <w:rPr>
-            <w:color w:val="0000EE"/>
-            <w:u w:val="single"/>
-          </w:rPr>
-          <w:t>Jr 23.5</w:t>
-        </w:r>
-      </w:hyperlink>
+      <w:r>
+        <w:rPr>
+          <w:lang w:val="pt_PT" w:bidi="pt_PT"/>
+        </w:rPr>
+        <w:t>Jr 23.5</w:t>
+      </w:r>
       <w:r>
         <w:rPr>
           <w:lang w:val="pt_PT" w:bidi="pt_PT"/>
         </w:rPr>
         <w:t xml:space="preserve">; </w:t>
       </w:r>
-      <w:hyperlink r:id="rId95">
-        <w:r>
-          <w:rPr>
-            <w:lang w:val="pt_PT" w:bidi="pt_PT"/>
-          </w:rPr>
-          <w:rPr>
-            <w:color w:val="0000EE"/>
-            <w:u w:val="single"/>
-          </w:rPr>
-          <w:t>Ez 37.24</w:t>
-        </w:r>
-      </w:hyperlink>
+      <w:r>
+        <w:rPr>
+          <w:lang w:val="pt_PT" w:bidi="pt_PT"/>
+        </w:rPr>
+        <w:t>Ez 37.24</w:t>
+      </w:r>
       <w:r>
         <w:rPr>
           <w:lang w:val="pt_PT" w:bidi="pt_PT"/>
         </w:rPr>
         <w:t>). Deus havia amaldiçoado o descendente de Davi, o Rei Jeoaquim, na época do Exílio (</w:t>
       </w:r>
-      <w:hyperlink r:id="rId96">
-        <w:r>
-          <w:rPr>
-            <w:lang w:val="pt_PT" w:bidi="pt_PT"/>
-          </w:rPr>
-          <w:rPr>
-            <w:color w:val="0000EE"/>
-            <w:u w:val="single"/>
-          </w:rPr>
-          <w:t>Jr 22.24–30</w:t>
-        </w:r>
-      </w:hyperlink>
+      <w:r>
+        <w:rPr>
+          <w:lang w:val="pt_PT" w:bidi="pt_PT"/>
+        </w:rPr>
+        <w:t>Jr 22.24–30</w:t>
+      </w:r>
       <w:r>
         <w:rPr>
           <w:lang w:val="pt_PT" w:bidi="pt_PT"/>
         </w:rPr>
         <w:t xml:space="preserve">), mas a última mensagem de Ageu reverte essa maldição e reinstaura a aliança com Davi (veja </w:t>
       </w:r>
-      <w:hyperlink r:id="rId97">
-        <w:r>
-          <w:rPr>
-            <w:lang w:val="pt_PT" w:bidi="pt_PT"/>
-          </w:rPr>
-          <w:rPr>
-            <w:color w:val="0000EE"/>
-            <w:u w:val="single"/>
-          </w:rPr>
-          <w:t>2Sm 7.4–17</w:t>
-        </w:r>
-      </w:hyperlink>
+      <w:r>
+        <w:rPr>
+          <w:lang w:val="pt_PT" w:bidi="pt_PT"/>
+        </w:rPr>
+        <w:t>2Sm 7.4–17</w:t>
+      </w:r>
       <w:r>
         <w:rPr>
           <w:lang w:val="pt_PT" w:bidi="pt_PT"/>
@@ -3468,36 +2934,24 @@
         </w:rPr>
         <w:t xml:space="preserve"> era um descendente de Davi através de Jeoaquim (</w:t>
       </w:r>
-      <w:hyperlink r:id="rId98">
-        <w:r>
-          <w:rPr>
-            <w:lang w:val="pt_PT" w:bidi="pt_PT"/>
-          </w:rPr>
-          <w:rPr>
-            <w:color w:val="0000EE"/>
-            <w:u w:val="single"/>
-          </w:rPr>
-          <w:t>1Cr 3.19</w:t>
-        </w:r>
-      </w:hyperlink>
+      <w:r>
+        <w:rPr>
+          <w:lang w:val="pt_PT" w:bidi="pt_PT"/>
+        </w:rPr>
+        <w:t>1Cr 3.19</w:t>
+      </w:r>
       <w:r>
         <w:rPr>
           <w:lang w:val="pt_PT" w:bidi="pt_PT"/>
         </w:rPr>
         <w:t>). A afirmação de Ageu assim anula a maldição sobre Jeoaquim (</w:t>
       </w:r>
-      <w:hyperlink r:id="rId96">
-        <w:r>
-          <w:rPr>
-            <w:lang w:val="pt_PT" w:bidi="pt_PT"/>
-          </w:rPr>
-          <w:rPr>
-            <w:color w:val="0000EE"/>
-            <w:u w:val="single"/>
-          </w:rPr>
-          <w:t>Jr 22.24–30</w:t>
-        </w:r>
-      </w:hyperlink>
+      <w:r>
+        <w:rPr>
+          <w:lang w:val="pt_PT" w:bidi="pt_PT"/>
+        </w:rPr>
+        <w:t>Jr 22.24–30</w:t>
+      </w:r>
       <w:r>
         <w:rPr>
           <w:lang w:val="pt_PT" w:bidi="pt_PT"/>
@@ -3552,18 +3006,12 @@
         </w:rPr>
         <w:t xml:space="preserve">Vou destruir os carros de guerra e os que andam neles, e os cavalos também morrerão; os cavaleiros matarão uns aos outros: A linguagem do profeta lembraria Israel de sua libertação do exército egípcio (veja </w:t>
       </w:r>
-      <w:hyperlink r:id="rId99">
-        <w:r>
-          <w:rPr>
-            <w:lang w:val="pt_PT" w:bidi="pt_PT"/>
-          </w:rPr>
-          <w:rPr>
-            <w:color w:val="0000EE"/>
-            <w:u w:val="single"/>
-          </w:rPr>
-          <w:t>Êx 15.1–21</w:t>
-        </w:r>
-      </w:hyperlink>
+      <w:r>
+        <w:rPr>
+          <w:lang w:val="pt_PT" w:bidi="pt_PT"/>
+        </w:rPr>
+        <w:t>Êx 15.1–21</w:t>
+      </w:r>
       <w:r>
         <w:rPr>
           <w:lang w:val="pt_PT" w:bidi="pt_PT"/>
@@ -3643,54 +3091,36 @@
         </w:rPr>
         <w:t xml:space="preserve">) para um de seus descendentes (veja </w:t>
       </w:r>
-      <w:hyperlink r:id="rId100">
-        <w:r>
-          <w:rPr>
-            <w:lang w:val="pt_PT" w:bidi="pt_PT"/>
-          </w:rPr>
-          <w:rPr>
-            <w:color w:val="0000EE"/>
-            <w:u w:val="single"/>
-          </w:rPr>
-          <w:t>Mt 1.12</w:t>
-        </w:r>
-      </w:hyperlink>
+      <w:r>
+        <w:rPr>
+          <w:lang w:val="pt_PT" w:bidi="pt_PT"/>
+        </w:rPr>
+        <w:t>Mt 1.12</w:t>
+      </w:r>
       <w:r>
         <w:rPr>
           <w:lang w:val="pt_PT" w:bidi="pt_PT"/>
         </w:rPr>
         <w:t xml:space="preserve">; </w:t>
       </w:r>
-      <w:hyperlink r:id="rId101">
-        <w:r>
-          <w:rPr>
-            <w:lang w:val="pt_PT" w:bidi="pt_PT"/>
-          </w:rPr>
-          <w:rPr>
-            <w:color w:val="0000EE"/>
-            <w:u w:val="single"/>
-          </w:rPr>
-          <w:t>Lc 1.32–33</w:t>
-        </w:r>
-      </w:hyperlink>
+      <w:r>
+        <w:rPr>
+          <w:lang w:val="pt_PT" w:bidi="pt_PT"/>
+        </w:rPr>
+        <w:t>Lc 1.32–33</w:t>
+      </w:r>
       <w:r>
         <w:rPr>
           <w:lang w:val="pt_PT" w:bidi="pt_PT"/>
         </w:rPr>
         <w:t xml:space="preserve">; </w:t>
       </w:r>
-      <w:hyperlink r:id="rId102">
-        <w:r>
-          <w:rPr>
-            <w:lang w:val="pt_PT" w:bidi="pt_PT"/>
-          </w:rPr>
-          <w:rPr>
-            <w:color w:val="0000EE"/>
-            <w:u w:val="single"/>
-          </w:rPr>
-          <w:t>3.27</w:t>
-        </w:r>
-      </w:hyperlink>
+      <w:r>
+        <w:rPr>
+          <w:lang w:val="pt_PT" w:bidi="pt_PT"/>
+        </w:rPr>
+        <w:t>3.27</w:t>
+      </w:r>
       <w:r>
         <w:rPr>
           <w:lang w:val="pt_PT" w:bidi="pt_PT"/>
